--- a/煤科投稿/煤科论文5.12.docx
+++ b/煤科投稿/煤科论文5.12.docx
@@ -8,7 +8,15 @@
         <w:spacing w:before="240" w:after="240"/>
       </w:pPr>
       <w:r>
-        <w:t>多场景覆岩扰动约束下采区规划方法及工程应</w:t>
+        <w:t>多</w:t>
+      </w:r>
+      <w:proofErr w:type="gramStart"/>
+      <w:r>
+        <w:t>场景覆岩扰动</w:t>
+      </w:r>
+      <w:proofErr w:type="gramEnd"/>
+      <w:r>
+        <w:t>约束下采区规划方法及工程应</w:t>
       </w:r>
       <w:r>
         <w:t>用</w:t>
@@ -35,7 +43,21 @@
         <w:rPr>
           <w:rFonts w:hint="eastAsia"/>
         </w:rPr>
-        <w:t>刘浩天</w:t>
+        <w:t>刘</w:t>
+      </w:r>
+      <w:proofErr w:type="gramStart"/>
+      <w:r>
+        <w:rPr>
+          <w:rFonts w:hint="eastAsia"/>
+        </w:rPr>
+        <w:t>浩</w:t>
+      </w:r>
+      <w:proofErr w:type="gramEnd"/>
+      <w:r>
+        <w:rPr>
+          <w:rFonts w:hint="eastAsia"/>
+        </w:rPr>
+        <w:t>天</w:t>
       </w:r>
       <w:r>
         <w:rPr>
@@ -94,7 +116,63 @@
         <w:t>摘要：</w:t>
       </w:r>
       <w:r>
-        <w:t>传统采区规划多依据采区边界、煤层赋存、煤柱留设和工作面参数进行工作面划分，地表沉陷、含水层扰动和上行开采安全性等问题通常在方案形成后进行校核。对于厚煤层、软弱覆岩及含水层条件复杂的采区，若覆岩扰动影响未在规划阶段提前考虑，后续校核可能导致工作面边界、煤柱宽度或推进方向反复调整。针对这一问题，提出一种多场景覆岩扰动约束下的采区规划方法。该方法首先根据采区边界、煤柱留设和保护要求确定工作面有效布置域，并利用钻孔煤厚资料刻画煤层厚度空间变化；在此基础上，构建覆岩综合扰动指数（</w:t>
+        <w:t>传统采区规划多依据采区边界、煤层赋存、</w:t>
+      </w:r>
+      <w:proofErr w:type="gramStart"/>
+      <w:r>
+        <w:t>煤柱留设和</w:t>
+      </w:r>
+      <w:proofErr w:type="gramEnd"/>
+      <w:r>
+        <w:t>工作面参数进行工作面划分，地表沉陷、含水层扰动和上行开采安全性等问题通常在方案形成后进行校核。对于厚煤层、</w:t>
+      </w:r>
+      <w:proofErr w:type="gramStart"/>
+      <w:r>
+        <w:t>软弱覆岩及</w:t>
+      </w:r>
+      <w:proofErr w:type="gramEnd"/>
+      <w:r>
+        <w:t>含水层条件复杂的采区，</w:t>
+      </w:r>
+      <w:proofErr w:type="gramStart"/>
+      <w:r>
+        <w:t>若覆岩扰动</w:t>
+      </w:r>
+      <w:proofErr w:type="gramEnd"/>
+      <w:r>
+        <w:t>影响未在规划阶段提前考虑，后续校核可能导致工作面边界、煤柱宽度或推进方向反复调整。针对这一问题，提出一种多</w:t>
+      </w:r>
+      <w:proofErr w:type="gramStart"/>
+      <w:r>
+        <w:t>场景覆岩扰动</w:t>
+      </w:r>
+      <w:proofErr w:type="gramEnd"/>
+      <w:r>
+        <w:t>约束下的采区规划方法。该方法首先根据采区边界、</w:t>
+      </w:r>
+      <w:proofErr w:type="gramStart"/>
+      <w:r>
+        <w:t>煤柱留设和</w:t>
+      </w:r>
+      <w:proofErr w:type="gramEnd"/>
+      <w:r>
+        <w:t>保护要求确定工作面有效布置域，并利用钻孔</w:t>
+      </w:r>
+      <w:proofErr w:type="gramStart"/>
+      <w:r>
+        <w:t>煤厚资料</w:t>
+      </w:r>
+      <w:proofErr w:type="gramEnd"/>
+      <w:r>
+        <w:t>刻画煤层厚度空间变化；在此基础上，构建</w:t>
+      </w:r>
+      <w:proofErr w:type="gramStart"/>
+      <w:r>
+        <w:t>覆岩综合</w:t>
+      </w:r>
+      <w:proofErr w:type="gramEnd"/>
+      <w:r>
+        <w:t>扰动指数（</w:t>
       </w:r>
       <w:r>
         <w:t>ODI</w:t>
@@ -112,7 +190,23 @@
         <w:t xml:space="preserve">1 </w:t>
       </w:r>
       <w:r>
-        <w:t>之间的空间评价指标，用于识别覆岩扰动较强区域并参与工作面布置方案比选。以敏东矿区为例，构建</w:t>
+        <w:t>之间的空间评价指标，用于</w:t>
+      </w:r>
+      <w:proofErr w:type="gramStart"/>
+      <w:r>
+        <w:t>识别覆岩扰动</w:t>
+      </w:r>
+      <w:proofErr w:type="gramEnd"/>
+      <w:r>
+        <w:t>较强区域并参与工作面布置方案比选。</w:t>
+      </w:r>
+      <w:proofErr w:type="gramStart"/>
+      <w:r>
+        <w:t>以敏东矿区</w:t>
+      </w:r>
+      <w:proofErr w:type="gramEnd"/>
+      <w:r>
+        <w:t>为例，构建</w:t>
       </w:r>
       <w:r>
         <w:t xml:space="preserve"> 80×56 </w:t>
@@ -220,7 +314,15 @@
         <w:t xml:space="preserve"> ODI </w:t>
       </w:r>
       <w:r>
-        <w:t>引入采区规划，可在工作面布置阶段提前识别覆岩扰动较强区域，减少后续安全校核导致的方案反复调整，为复杂地质条件下采区规划和风险前置控制提供参考</w:t>
+        <w:t>引入采区规划，可在工作面布置阶段提前</w:t>
+      </w:r>
+      <w:proofErr w:type="gramStart"/>
+      <w:r>
+        <w:t>识别覆岩扰动</w:t>
+      </w:r>
+      <w:proofErr w:type="gramEnd"/>
+      <w:r>
+        <w:t>较强区域，减少后续安全校核导致的方案反复调整，为复杂地质条件下采区规划和风险前置控制提供参考</w:t>
       </w:r>
       <w:r>
         <w:t>。</w:t>
@@ -234,7 +336,15 @@
         <w:t>关键词：</w:t>
       </w:r>
       <w:r>
-        <w:t>采区规划；工作面布置；覆岩综合扰动指数；多场景约束；方案比选</w:t>
+        <w:t>采区规划；工作面布置；</w:t>
+      </w:r>
+      <w:proofErr w:type="gramStart"/>
+      <w:r>
+        <w:t>覆岩综合</w:t>
+      </w:r>
+      <w:proofErr w:type="gramEnd"/>
+      <w:r>
+        <w:t>扰动指数；多场景约束；方案比选</w:t>
       </w:r>
     </w:p>
     <w:p>
@@ -367,7 +477,23 @@
         <w:t xml:space="preserve">Abstract: </w:t>
       </w:r>
       <w:r>
-        <w:t>Traditional mining district planning usually determines working face layouts based on mining district boundaries, coal seam occurrence, coal pillar design, and working face parameters, while surface subsidence, aquifer disturbance, and upward mining safety are generally checked after the planning scheme has been formed. For mining districts with thick coal seams, weak overburden, and complex aquifer conditions, if overburden disturbance is not considered in advance during the planning stage, subsequent safety checks may lead to repeated adjustments of working face boundaries, coal pillar widths, or mining directions. To address this problem, a mining district planning method under multi-scenario overburden disturbance constraints is proposed. The method first determines the effective layout domain of working faces according to the mining district boundary, coal pillar design, and protection requirements, and then characterizes the spatial variation of coal seam thickness using borehole coal thickness data. On this basis, an overburden disturbance index (ODI) is constructed. The ODI takes displacement response, stress response, and fracture development response as its indicator basis, and adjusts their weights for engineering scenarios such as surface subsidence, aquifer disturbance, and upward mining. A spatial evaluation index ranging from 0 to 1 is then formed to identify areas with relatively strong overburden disturbance and to support the comparison of working face layout schemes. Taking the Mindong mining area as an example, an 80×56-grid ODI layer was constructed. The results show that the mean ODI of the study area is 0.4669, indicating an overall moderate disturbance level. The P90 value is 0.7474, suggesting that about 10% of the area has relatively high disturbance. The area with ODI greater than 0.70 accounts for 15.89%, which should be preferentially avoided or further checked during working face layout. The comparison of candidate schemes shows that the resource-</w:t>
+        <w:t xml:space="preserve">Traditional mining district planning usually determines working face layouts based on mining district boundaries, coal seam occurrence, coal pillar design, and working face parameters, while surface subsidence, aquifer disturbance, and upward mining safety are generally checked after the planning scheme has been formed. For mining districts with thick coal seams, weak overburden, and complex aquifer conditions, if overburden disturbance is not considered in advance during the planning stage, subsequent safety checks may lead to repeated adjustments of working face boundaries, coal pillar widths, or mining directions. To address this problem, a mining district planning method under multi-scenario overburden disturbance constraints is proposed. The method first determines the effective layout domain of working faces according to the mining district boundary, coal pillar design, and protection requirements, and then characterizes the spatial variation of coal seam thickness using borehole coal thickness data. On this basis, an overburden disturbance index (ODI) is constructed. The ODI takes displacement response, stress response, and </w:t>
+      </w:r>
+      <w:proofErr w:type="gramStart"/>
+      <w:r>
+        <w:t>fracture</w:t>
+      </w:r>
+      <w:proofErr w:type="gramEnd"/>
+      <w:r>
+        <w:t xml:space="preserve"> development response as its indicator basis, and adjusts their weights for engineering scenarios such as surface subsidence, aquifer disturbance, and upward mining. A spatial evaluation index ranging from 0 to 1 is then formed to identify areas with relatively strong overburden disturbance and to support the comparison of working face layout schemes. Taking the </w:t>
+      </w:r>
+      <w:proofErr w:type="spellStart"/>
+      <w:r>
+        <w:t>Mindong</w:t>
+      </w:r>
+      <w:proofErr w:type="spellEnd"/>
+      <w:r>
+        <w:t xml:space="preserve"> mining area as an example, an 80×56-grid ODI layer was constructed. The results show that the mean ODI of the study area is 0.4669, indicating an overall moderate disturbance level. The P90 value is 0.7474, suggesting that about 10% of the area has relatively high disturbance. The area with ODI greater than 0.70 accounts for 15.89%, which should be preferentially avoided or further checked during working face layout. The comparison of candidate schemes shows that the resource-</w:t>
       </w:r>
       <w:r>
         <w:lastRenderedPageBreak/>
@@ -406,7 +532,15 @@
         <w:br/>
       </w:r>
       <w:r>
-        <w:t>通信作者：刘浩天（</w:t>
+        <w:t>通信作者：刘</w:t>
+      </w:r>
+      <w:proofErr w:type="gramStart"/>
+      <w:r>
+        <w:t>浩</w:t>
+      </w:r>
+      <w:proofErr w:type="gramEnd"/>
+      <w:r>
+        <w:t>天（</w:t>
       </w:r>
       <w:r>
         <w:t>2001—</w:t>
@@ -455,7 +589,23 @@
         <w:ind w:firstLine="420"/>
       </w:pPr>
       <w:r>
-        <w:t>采区规划是煤矿开采设计中的关键环节，直接影响工作面布置、煤柱留设、资源回收和生产接续。现有采区规划通常依据采区边界、煤层赋存、煤柱参数、工作面宽度、推进长度和巷道布置等条件确定工作面数量、位置及推进方向。对于断层、陷落柱、风化带、采空区等边界清晰的地质因素，一般可在设计阶段通过避让、留设煤柱或调整边界等方式处理。但在实际开采过程中，仍可能出现地表沉陷、导水裂隙带发育过高、含水层受扰及上覆岩层稳定性降低等问题，增加突水、冒顶、片帮等灾害风险。因此，如何在采区规划阶段提前考虑覆岩扰动影响，是复杂地质条件下工作面布置需要解决的问题。</w:t>
+        <w:t>采区规划是煤矿开采设计中的关键环节，直接影响工作面布置、煤柱留设、资源回收和生产接续。现有采区规划通常依据采区边界、煤层赋存、煤柱参数、工作面宽度、推进长度和巷道布置等条件确定工作面数量、位置及推进方向。对于断层、陷落柱、风化带、采空区等边界清晰的地质因素，一般可在设计阶段通过避让、</w:t>
+      </w:r>
+      <w:proofErr w:type="gramStart"/>
+      <w:r>
+        <w:t>留设煤柱</w:t>
+      </w:r>
+      <w:proofErr w:type="gramEnd"/>
+      <w:r>
+        <w:t>或调整边界等方式处理。但在实际开采过程中，仍可能出现地表沉陷、导水裂隙带发育过高、含水层受扰及上覆岩层稳定性降低等问题，增加突水、冒顶、片帮等灾害风险。因此，如何在采区规划阶段提前</w:t>
+      </w:r>
+      <w:proofErr w:type="gramStart"/>
+      <w:r>
+        <w:t>考虑覆岩扰动</w:t>
+      </w:r>
+      <w:proofErr w:type="gramEnd"/>
+      <w:r>
+        <w:t>影响，是复杂地质条件下工作面布置需要解决的问题。</w:t>
       </w:r>
     </w:p>
     <w:p>
@@ -464,7 +614,23 @@
         <w:ind w:firstLine="420"/>
       </w:pPr>
       <w:r>
-        <w:t>围绕采区地质条件精细表征和采动影响评价，已有研究从三维地质建模、透明地质、地表沉陷预计、导水裂隙带高度判定、含水层保护评价、煤柱稳定性分析和工作面布置优化等方面开展了大量工作，为采区设计定量化提供了重要基础。然而，现有成果多侧重于地质条件表达、单项采动影响分析或既有方案校核。实际采区规划中，地表沉陷、含水层扰动和上行开采安全性等问题往往在工作面方案形成后再分别评价；一旦校核结果表明原方案存在不利影响，就需要重新调整工作面边界、煤柱宽度或推进方向，导致规划过程反复。</w:t>
+        <w:t>围绕采区地质条件精细表征</w:t>
+      </w:r>
+      <w:proofErr w:type="gramStart"/>
+      <w:r>
+        <w:t>和采动影响</w:t>
+      </w:r>
+      <w:proofErr w:type="gramEnd"/>
+      <w:r>
+        <w:t>评价，已有研究从三维地质建模、透明地质、地表沉陷预计、导水裂隙带高度判定、含水层保护评价、煤柱稳定性分析和工作面布置优化等方面开展了大量工作，为采区设计定量化提供了重要基础。然而，现有成果多侧重于地质条件表达、</w:t>
+      </w:r>
+      <w:proofErr w:type="gramStart"/>
+      <w:r>
+        <w:t>单项采动影响</w:t>
+      </w:r>
+      <w:proofErr w:type="gramEnd"/>
+      <w:r>
+        <w:t>分析或既有方案校核。实际采区规划中，地表沉陷、含水层扰动和上行开采安全性等问题往往在工作面方案形成后再分别评价；一旦校核结果表明原方案存在不利影响，就需要重新调整工作面边界、煤柱宽度或推进方向，导致规划过程反复。</w:t>
       </w:r>
     </w:p>
     <w:p>
@@ -473,10 +639,26 @@
         <w:ind w:firstLine="420"/>
       </w:pPr>
       <w:r>
-        <w:t>从规划需求看，复杂条件下采区设计并不只是缺少某一类沉陷、水害或稳定性评价方法，更关键的是如何将不同类型的覆岩扰动评价结果转化为能够指导工作面布置和方案比选的约束条件。若仅针对单一问题设置控制指标，难以同时反映地表沉陷、含水层扰动和上行开采等多种工程场景；若只在方案形成后进行综合评价，又难以对</w:t>
-      </w:r>
-      <w:r>
-        <w:t>工作面初始布置产生直接约束。因此，需要构建一种能够在规划阶段统一表达多场景覆岩扰动影响，并参与候选方案筛选与比较的方法。</w:t>
+        <w:t>从规划需求看，复杂条件下采区设计并不只是缺少某一类沉陷、水害或稳定性评价方法，更关键的是如何将不同类型</w:t>
+      </w:r>
+      <w:proofErr w:type="gramStart"/>
+      <w:r>
+        <w:t>的覆岩扰动</w:t>
+      </w:r>
+      <w:proofErr w:type="gramEnd"/>
+      <w:r>
+        <w:t>评价结果转化为能够指导工作面布置和方案比选的约束条件。若仅针对单一问题设置控制指标，难以同时反映地表沉陷、含水层扰动和上行开采等多种工程场景；若只在方案形成后进行综合评价，又难以对</w:t>
+      </w:r>
+      <w:r>
+        <w:t>工作面初始布置产生直接约束。因此，需要构建一种能够在规划阶段统一表达多</w:t>
+      </w:r>
+      <w:proofErr w:type="gramStart"/>
+      <w:r>
+        <w:t>场景覆岩扰动</w:t>
+      </w:r>
+      <w:proofErr w:type="gramEnd"/>
+      <w:r>
+        <w:t>影响，并参与候选方案筛选与比较的方法。</w:t>
       </w:r>
     </w:p>
     <w:p>
@@ -485,13 +667,61 @@
         <w:ind w:firstLine="420"/>
       </w:pPr>
       <w:r>
-        <w:t>基于此，本文提出多场景覆岩扰动约束下的采区规划方法。该方法以采区边界、钻孔煤厚、煤柱参数、工作面设计参数和覆岩扰动评价结果为基础，首先确定工作面有效布置域，并计算煤层厚度空间分布；然后构建覆岩综合扰动指数（</w:t>
+        <w:t>基于此，本文提出多</w:t>
+      </w:r>
+      <w:proofErr w:type="gramStart"/>
+      <w:r>
+        <w:t>场景覆岩扰动</w:t>
+      </w:r>
+      <w:proofErr w:type="gramEnd"/>
+      <w:r>
+        <w:t>约束下的采区规划方法。该方法以采区边界、钻孔煤厚、煤柱参数、工作面设计参数和</w:t>
+      </w:r>
+      <w:proofErr w:type="gramStart"/>
+      <w:r>
+        <w:t>覆岩</w:t>
+      </w:r>
+      <w:proofErr w:type="gramEnd"/>
+      <w:r>
+        <w:t>扰动评价结果为基础，首先确定工作面有效布置域，并计算煤层厚度空间分布；然后构建</w:t>
+      </w:r>
+      <w:proofErr w:type="gramStart"/>
+      <w:r>
+        <w:t>覆岩综合</w:t>
+      </w:r>
+      <w:proofErr w:type="gramEnd"/>
+      <w:r>
+        <w:t>扰动指数（</w:t>
       </w:r>
       <w:r>
         <w:t>ODI</w:t>
       </w:r>
       <w:r>
-        <w:t>），将位移响应、应力响应和裂隙发育响应统一为可空间表达的扰动评价指标，并面向地表沉陷、含水层扰动和上行开采等场景进行权重调配；最后在有效布置域内形成候选工作面方案，并从工程效率、资源覆盖和扰动控制等方面进行方案比选。以敏东矿区为工程对象开展应用，验证该方法在复杂地质条件下采区方案比选和覆岩扰动前置识别中的适用性。</w:t>
+        <w:t>），将位移响应、应力响应和裂隙发育响应统一为</w:t>
+      </w:r>
+      <w:proofErr w:type="gramStart"/>
+      <w:r>
+        <w:t>可空间</w:t>
+      </w:r>
+      <w:proofErr w:type="gramEnd"/>
+      <w:r>
+        <w:t>表达的扰动评价指标，并面向地表沉陷、含水层扰动和上行开采等场景进行权重调配；最后在有效布置域内形成候选工作面方案，并从工程效率、资源覆盖和扰动控制等方面进行方案比选。</w:t>
+      </w:r>
+      <w:proofErr w:type="gramStart"/>
+      <w:r>
+        <w:t>以敏东矿区</w:t>
+      </w:r>
+      <w:proofErr w:type="gramEnd"/>
+      <w:r>
+        <w:t>为工程对象开展应用，验证该方法在复杂地质条件下采区方案比选和</w:t>
+      </w:r>
+      <w:proofErr w:type="gramStart"/>
+      <w:r>
+        <w:t>覆岩</w:t>
+      </w:r>
+      <w:proofErr w:type="gramEnd"/>
+      <w:r>
+        <w:t>扰动前置识别中的适用性。</w:t>
       </w:r>
     </w:p>
     <w:p>
@@ -522,13 +752,45 @@
         <w:ind w:firstLine="420"/>
       </w:pPr>
       <w:r>
-        <w:t>基于多场景覆岩扰动约束的采区规划决策系统技术框图如图</w:t>
+        <w:t>基于多</w:t>
+      </w:r>
+      <w:proofErr w:type="gramStart"/>
+      <w:r>
+        <w:t>场景覆岩扰动</w:t>
+      </w:r>
+      <w:proofErr w:type="gramEnd"/>
+      <w:r>
+        <w:t>约束的采区规划决策系统技术框图如图</w:t>
       </w:r>
       <w:r>
         <w:t xml:space="preserve"> 1 </w:t>
       </w:r>
       <w:r>
-        <w:t>所示。该系统面向煤矿采区设计阶段的工作面布置问题，主要用于在工作面划分之前，对采区有效布置域、煤层资源条件和覆岩扰动影响进行统一分析，并在此基础上形成和比较不同工作面布置方案。系统的核心功能不是单纯绘制工作面边界，而是将采区地质资料、工程约束条件和覆岩扰动评价结果转化为可参与规划计算的空间图层和评价指标，为工作面方案初选提供依据。</w:t>
+        <w:t>所示。该系统面向煤矿采区设计阶段的工作面布置问题，主要用于在工作面划分之前，对采区有效布置域、煤层资源条件和</w:t>
+      </w:r>
+      <w:proofErr w:type="gramStart"/>
+      <w:r>
+        <w:t>覆岩</w:t>
+      </w:r>
+      <w:proofErr w:type="gramEnd"/>
+      <w:r>
+        <w:t>扰动影响进行统一分析，并在此基础上形成和比较不同工作面布置方案。系统的核心功能不是单纯绘制工作面边界，而是将采区地质资料、工程约束条件和</w:t>
+      </w:r>
+      <w:proofErr w:type="gramStart"/>
+      <w:r>
+        <w:t>覆岩</w:t>
+      </w:r>
+      <w:proofErr w:type="gramEnd"/>
+      <w:r>
+        <w:t>扰动评价结果转化为可参与规划计算的</w:t>
+      </w:r>
+      <w:proofErr w:type="gramStart"/>
+      <w:r>
+        <w:t>空间图层和</w:t>
+      </w:r>
+      <w:proofErr w:type="gramEnd"/>
+      <w:r>
+        <w:t>评价指标，为工作面方案初选提供依据。</w:t>
       </w:r>
     </w:p>
     <w:p>
@@ -537,17 +799,62 @@
         <w:ind w:firstLine="420"/>
       </w:pPr>
       <w:r>
-        <w:t>系统主要由规划数据输入、采区空间处理、覆岩扰动评价、工作面方案形成和方案综合评价</w:t>
+        <w:t>系统主要由规划数据输入、采区空间处理、</w:t>
+      </w:r>
+      <w:proofErr w:type="gramStart"/>
+      <w:r>
+        <w:t>覆岩扰动</w:t>
+      </w:r>
+      <w:proofErr w:type="gramEnd"/>
+      <w:r>
+        <w:t>评价、工作面方案形成和方案综合评价</w:t>
       </w:r>
       <w:r>
         <w:t xml:space="preserve"> 5 </w:t>
       </w:r>
-      <w:r>
-        <w:t>个部分组成。规划数据输入部分包括采区边界、钻孔煤厚、煤柱参数、工作面宽度、推进长度、构造限制范围、覆岩结构和含水层条件等资料；采</w:t>
+      <w:proofErr w:type="gramStart"/>
+      <w:r>
+        <w:t>个</w:t>
+      </w:r>
+      <w:proofErr w:type="gramEnd"/>
+      <w:r>
+        <w:t>部分组成。规划数据输入部分包括采区边界、钻孔煤厚、煤柱参数、工作面宽度、推进长度、构造限制范围、</w:t>
+      </w:r>
+      <w:proofErr w:type="gramStart"/>
+      <w:r>
+        <w:t>覆岩结构</w:t>
+      </w:r>
+      <w:proofErr w:type="gramEnd"/>
+      <w:r>
+        <w:t>和含水层条件等资料；采</w:t>
       </w:r>
       <w:r>
         <w:lastRenderedPageBreak/>
-        <w:t>区空间处理部分用于确定工作面有效布置域，并计算煤层厚度空间分布；覆岩扰动评价部分用于综合地表沉陷、含水层扰动和上行开采影响，形成覆岩综合扰动指数图层；工作面方案形成部分在有效布置域内，按照工作面宽度、推进长度、煤柱留设和几何形态要求生成候选方案；方案综合评价部分则从工程效率、资源覆盖和扰动控制等方面对不同候选方案进行比较。</w:t>
+        <w:t>区空间处理部分用于确定工作面有效布置域，并计算煤层厚度空间分布；</w:t>
+      </w:r>
+      <w:proofErr w:type="gramStart"/>
+      <w:r>
+        <w:t>覆岩扰动</w:t>
+      </w:r>
+      <w:proofErr w:type="gramEnd"/>
+      <w:r>
+        <w:t>评价部分用于综合地表沉陷、含水层扰动和上行开采影响，形成</w:t>
+      </w:r>
+      <w:proofErr w:type="gramStart"/>
+      <w:r>
+        <w:t>覆岩综合</w:t>
+      </w:r>
+      <w:proofErr w:type="gramEnd"/>
+      <w:r>
+        <w:t>扰动指数图层；工作面方案形成部分在有效布置域内，按照工作面宽度、推进长度、</w:t>
+      </w:r>
+      <w:proofErr w:type="gramStart"/>
+      <w:r>
+        <w:t>煤柱留设和</w:t>
+      </w:r>
+      <w:proofErr w:type="gramEnd"/>
+      <w:r>
+        <w:t>几何形态要求生成候选方案；方案综合评价部分则从工程效率、资源覆盖和扰动控制等方面对不同候选方案进行比较。</w:t>
       </w:r>
     </w:p>
     <w:p>
@@ -592,7 +899,31 @@
         <w:t>”</w:t>
       </w:r>
       <w:r>
-        <w:t>。首先，根据采区边界、煤柱留设和明确的地质限制因素确定工作面有效布置域；其次，利用钻孔煤厚资料分析采区内资源条件的空间差异；然后，结合多场景覆岩扰动评价结果识别扰动较强区域；最后，在上述条件共同约束下形成候选工作面方案，并输出不同规划偏好下的评价结果。通过这一过程，</w:t>
+        <w:t>。首先，根据采区边界、</w:t>
+      </w:r>
+      <w:proofErr w:type="gramStart"/>
+      <w:r>
+        <w:t>煤柱留设和</w:t>
+      </w:r>
+      <w:proofErr w:type="gramEnd"/>
+      <w:r>
+        <w:t>明确的地质限制因素确定工作面有效布置域；其次，利用钻孔</w:t>
+      </w:r>
+      <w:proofErr w:type="gramStart"/>
+      <w:r>
+        <w:t>煤厚资料</w:t>
+      </w:r>
+      <w:proofErr w:type="gramEnd"/>
+      <w:r>
+        <w:t>分析采区内资源条件的空间差异；然后，结合多</w:t>
+      </w:r>
+      <w:proofErr w:type="gramStart"/>
+      <w:r>
+        <w:t>场景覆岩扰动</w:t>
+      </w:r>
+      <w:proofErr w:type="gramEnd"/>
+      <w:r>
+        <w:t>评价结果识别扰动较强区域；最后，在上述条件共同约束下形成候选工作面方案，并输出不同规划偏好下的评价结果。通过这一过程，</w:t>
       </w:r>
       <w:r>
         <w:t>工作面方案不再只依据边界形态、煤柱参数和资源覆盖程度确定，而是在形成阶段同步考虑地表沉陷、含水层扰动和上覆岩层稳定性等因素。</w:t>
@@ -604,7 +935,55 @@
         <w:ind w:firstLine="420"/>
       </w:pPr>
       <w:r>
-        <w:t>系统输出结果主要包括工作面有效布置域、煤层厚度分布图层、覆岩综合扰动指数图层以及候选工作面布置方案及其评价指标。其中，工作面有效布置域用于明确方案生成的空间范围，煤层厚度分布图层用于反映资源条件，覆岩综合扰动指数图层用于识别扰动较强区域，候选方案及其评价指标用于比较不同方案在资源回收、生产组织和扰动控制方面的差异。该系统不替代后续地表沉陷预计、导水裂隙带高度判定和含水层保护评价，而是将这些可能影响工作面布置的因素提前引入采区规划阶段，为后续重点复核和方案优化提供依据。</w:t>
+        <w:t>系统输出结果主要包括工作面有效布置域、煤层厚度分布图层、</w:t>
+      </w:r>
+      <w:proofErr w:type="gramStart"/>
+      <w:r>
+        <w:t>覆岩综合</w:t>
+      </w:r>
+      <w:proofErr w:type="gramEnd"/>
+      <w:r>
+        <w:t>扰动</w:t>
+      </w:r>
+      <w:proofErr w:type="gramStart"/>
+      <w:r>
+        <w:t>指数图层以及</w:t>
+      </w:r>
+      <w:proofErr w:type="gramEnd"/>
+      <w:r>
+        <w:t>候选工作面布置方案及其评价指标。其中，工作面有效布置</w:t>
+      </w:r>
+      <w:proofErr w:type="gramStart"/>
+      <w:r>
+        <w:t>域用于</w:t>
+      </w:r>
+      <w:proofErr w:type="gramEnd"/>
+      <w:r>
+        <w:t>明确方案生成的空间范围，煤层厚度分布</w:t>
+      </w:r>
+      <w:proofErr w:type="gramStart"/>
+      <w:r>
+        <w:t>图层用于</w:t>
+      </w:r>
+      <w:proofErr w:type="gramEnd"/>
+      <w:r>
+        <w:t>反映资源条件，</w:t>
+      </w:r>
+      <w:proofErr w:type="gramStart"/>
+      <w:r>
+        <w:t>覆岩综合</w:t>
+      </w:r>
+      <w:proofErr w:type="gramEnd"/>
+      <w:r>
+        <w:t>扰动指数</w:t>
+      </w:r>
+      <w:proofErr w:type="gramStart"/>
+      <w:r>
+        <w:t>图层用于</w:t>
+      </w:r>
+      <w:proofErr w:type="gramEnd"/>
+      <w:r>
+        <w:t>识别扰动较强区域，候选方案及其评价指标用于比较不同方案在资源回收、生产组织和扰动控制方面的差异。该系统不替代后续地表沉陷预计、导水裂隙带高度判定和含水层保护评价，而是将这些可能影响工作面布置的因素提前引入采区规划阶段，为后续重点复核和方案优化提供依据。</w:t>
       </w:r>
     </w:p>
     <w:p>
@@ -625,18 +1004,16 @@
     <w:p>
       <w:pPr>
         <w:pStyle w:val="100"/>
+        <w:keepNext/>
         <w:ind w:firstLineChars="0" w:firstLine="0"/>
         <w:jc w:val="center"/>
-        <w:rPr>
-          <w:rFonts w:hint="eastAsia"/>
-        </w:rPr>
       </w:pPr>
       <w:r>
         <w:rPr>
           <w:noProof/>
         </w:rPr>
         <w:drawing>
-          <wp:inline distT="0" distB="0" distL="0" distR="0" wp14:anchorId="4FAC5F3F" wp14:editId="4FF2052A">
+          <wp:inline distT="0" distB="0" distL="0" distR="0" wp14:anchorId="4FAC5F3F" wp14:editId="6BAC9DDB">
             <wp:extent cx="5778000" cy="3113112"/>
             <wp:effectExtent l="0" t="0" r="0" b="0"/>
             <wp:docPr id="1462127567" name="图片 22"/>
@@ -688,6 +1065,88 @@
     <w:p>
       <w:pPr>
         <w:pStyle w:val="14"/>
+      </w:pPr>
+      <w:r>
+        <w:rPr>
+          <w:rFonts w:hint="eastAsia"/>
+        </w:rPr>
+        <w:t>图</w:t>
+      </w:r>
+      <w:r>
+        <w:fldChar w:fldCharType="begin"/>
+      </w:r>
+      <w:r>
+        <w:instrText xml:space="preserve"> </w:instrText>
+      </w:r>
+      <w:r>
+        <w:rPr>
+          <w:rFonts w:hint="eastAsia"/>
+        </w:rPr>
+        <w:instrText xml:space="preserve">SEQ </w:instrText>
+      </w:r>
+      <w:r>
+        <w:rPr>
+          <w:rFonts w:hint="eastAsia"/>
+        </w:rPr>
+        <w:instrText>图</w:instrText>
+      </w:r>
+      <w:r>
+        <w:rPr>
+          <w:rFonts w:hint="eastAsia"/>
+        </w:rPr>
+        <w:instrText xml:space="preserve"> \* ARABIC</w:instrText>
+      </w:r>
+      <w:r>
+        <w:instrText xml:space="preserve"> </w:instrText>
+      </w:r>
+      <w:r>
+        <w:fldChar w:fldCharType="separate"/>
+      </w:r>
+      <w:r>
+        <w:rPr>
+          <w:noProof/>
+        </w:rPr>
+        <w:t>1</w:t>
+      </w:r>
+      <w:r>
+        <w:fldChar w:fldCharType="end"/>
+      </w:r>
+      <w:r>
+        <w:rPr>
+          <w:rFonts w:hint="eastAsia"/>
+        </w:rPr>
+        <w:t xml:space="preserve"> </w:t>
+      </w:r>
+      <w:r>
+        <w:t>采区规划决策系统技术框</w:t>
+      </w:r>
+      <w:r>
+        <w:rPr>
+          <w:rFonts w:hint="eastAsia"/>
+        </w:rPr>
+        <w:t>架</w:t>
+      </w:r>
+      <w:r>
+        <w:t>图</w:t>
+      </w:r>
+    </w:p>
+    <w:p>
+      <w:pPr>
+        <w:pStyle w:val="14"/>
+        <w:rPr>
+          <w:rFonts w:hint="eastAsia"/>
+        </w:rPr>
+      </w:pPr>
+      <w:r>
+        <w:t xml:space="preserve">Fig.1 </w:t>
+      </w:r>
+      <w:r>
+        <w:t>Technical framework of the mining district planning decision system</w:t>
+      </w:r>
+    </w:p>
+    <w:p>
+      <w:pPr>
+        <w:pStyle w:val="14"/>
         <w:sectPr>
           <w:type w:val="continuous"/>
           <w:pgSz w:w="11906" w:h="16838"/>
@@ -696,31 +1155,6 @@
           <w:docGrid w:linePitch="598"/>
         </w:sectPr>
       </w:pPr>
-      <w:r>
-        <w:t>图</w:t>
-      </w:r>
-      <w:r>
-        <w:t xml:space="preserve">1 </w:t>
-      </w:r>
-      <w:r>
-        <w:t>采区规划决策系统技术框</w:t>
-      </w:r>
-      <w:r>
-        <w:rPr>
-          <w:rFonts w:hint="eastAsia"/>
-        </w:rPr>
-        <w:t>架</w:t>
-      </w:r>
-      <w:r>
-        <w:t>图</w:t>
-      </w:r>
-      <w:r>
-        <w:br/>
-        <w:t xml:space="preserve">Fig.1 </w:t>
-      </w:r>
-      <w:r>
-        <w:t>Technical framework of the mining district planning decision system</w:t>
-      </w:r>
     </w:p>
     <w:p>
       <w:pPr>
@@ -739,7 +1173,31 @@
         <w:ind w:firstLine="420"/>
       </w:pPr>
       <w:r>
-        <w:t>本系统服务于采区规划阶段，数据来源主要包括矿井地质资料、采区设计图件、钻孔资料、覆岩扰动评价结果和工作面规划参数。与井下实时监测系统不同，该系统不以连续传感器数据采集为主，而是将分散在平面图、剖面图、钻孔表和计算结果中的资料整理为可计算、可叠加和可统计的空间图层，为工作面有效布置域提取、煤厚分布计算、</w:t>
+        <w:t>本系统服务于采区规划阶段，数据来源主要包括矿井地质资料、采区设计图件、钻孔资料、</w:t>
+      </w:r>
+      <w:proofErr w:type="gramStart"/>
+      <w:r>
+        <w:t>覆岩扰动</w:t>
+      </w:r>
+      <w:proofErr w:type="gramEnd"/>
+      <w:r>
+        <w:t>评价结果和工作面规划参数。与井下实时监测系统不同，该系统不以连续传感器数据采集为主，而是将分散在平面图、剖面图、钻孔表和计算结果中的资料整理为可计算、可叠加和</w:t>
+      </w:r>
+      <w:proofErr w:type="gramStart"/>
+      <w:r>
+        <w:t>可</w:t>
+      </w:r>
+      <w:proofErr w:type="gramEnd"/>
+      <w:r>
+        <w:t>统计的空间图层，为工作面有效布置域提取、</w:t>
+      </w:r>
+      <w:proofErr w:type="gramStart"/>
+      <w:r>
+        <w:t>煤厚分布</w:t>
+      </w:r>
+      <w:proofErr w:type="gramEnd"/>
+      <w:r>
+        <w:t>计算、</w:t>
       </w:r>
       <w:r>
         <w:t xml:space="preserve">ODI </w:t>
@@ -754,16 +1212,53 @@
         <w:ind w:firstLine="420"/>
       </w:pPr>
       <w:r>
-        <w:t>根据数据在系统中的作用，数据系统由基础地质数据、工程约束数据、覆岩扰动数据和规划参数数据</w:t>
+        <w:t>根据数据在系统中的作用，数据系统由基础地质数据、工程约束数据、</w:t>
+      </w:r>
+      <w:proofErr w:type="gramStart"/>
+      <w:r>
+        <w:t>覆岩扰动</w:t>
+      </w:r>
+      <w:proofErr w:type="gramEnd"/>
+      <w:r>
+        <w:t>数据和规划参数数据</w:t>
       </w:r>
       <w:r>
         <w:t xml:space="preserve"> 4 </w:t>
       </w:r>
-      <w:r>
-        <w:t>个部分组成。基础地质数据用于描述</w:t>
-      </w:r>
-      <w:r>
-        <w:t>煤层赋存、覆岩结构和水文地质条件；工程约束数据用于确定工作面有效布置域；覆岩扰动数据用于表征地表沉陷、含水层扰动和上行开采等场景下的覆岩响应；规划参数数据用于控制候选工作面方案的形成和筛选过程。</w:t>
+      <w:proofErr w:type="gramStart"/>
+      <w:r>
+        <w:t>个</w:t>
+      </w:r>
+      <w:proofErr w:type="gramEnd"/>
+      <w:r>
+        <w:t>部分组成。基础地质数据用于描述</w:t>
+      </w:r>
+      <w:r>
+        <w:t>煤层赋存、</w:t>
+      </w:r>
+      <w:proofErr w:type="gramStart"/>
+      <w:r>
+        <w:t>覆岩结构</w:t>
+      </w:r>
+      <w:proofErr w:type="gramEnd"/>
+      <w:r>
+        <w:t>和水文地质条件；工程约束数据用于确定工作面有效布置域；</w:t>
+      </w:r>
+      <w:proofErr w:type="gramStart"/>
+      <w:r>
+        <w:t>覆岩扰动</w:t>
+      </w:r>
+      <w:proofErr w:type="gramEnd"/>
+      <w:r>
+        <w:t>数据用于表征地表沉陷、含水层扰动和上行开采等场景下</w:t>
+      </w:r>
+      <w:proofErr w:type="gramStart"/>
+      <w:r>
+        <w:t>的覆岩响应</w:t>
+      </w:r>
+      <w:proofErr w:type="gramEnd"/>
+      <w:r>
+        <w:t>；规划参数数据用于控制候选工作面方案的形成和筛选过程。</w:t>
       </w:r>
     </w:p>
     <w:p>
@@ -783,7 +1278,31 @@
         <w:ind w:firstLine="420"/>
       </w:pPr>
       <w:r>
-        <w:t>基础地质数据是工作面布置和资源评价的基础，主要包括钻孔位置、煤层厚度、煤层顶底板标高、岩性分层、覆岩结构、含水层位置和隔水层厚度等内容。其中，钻孔煤厚资料用于刻画采区内煤层厚度的空间变化。由于钻孔数据通常为离散点，难以直接反映整个采区煤厚的连续分布，系</w:t>
+        <w:t>基础地质数据是工作面布置和资源评价的基础，主要包括钻孔位置、煤层厚度、煤层顶底板标高、岩性分层、</w:t>
+      </w:r>
+      <w:proofErr w:type="gramStart"/>
+      <w:r>
+        <w:t>覆岩结构</w:t>
+      </w:r>
+      <w:proofErr w:type="gramEnd"/>
+      <w:r>
+        <w:t>、含水层位置和隔水层厚度等内容。其中，钻孔</w:t>
+      </w:r>
+      <w:proofErr w:type="gramStart"/>
+      <w:r>
+        <w:t>煤厚资料</w:t>
+      </w:r>
+      <w:proofErr w:type="gramEnd"/>
+      <w:r>
+        <w:t>用于刻画采区内煤层厚度的空间变化。由于钻孔数据通常为离散点，难以直接反映整个</w:t>
+      </w:r>
+      <w:proofErr w:type="gramStart"/>
+      <w:r>
+        <w:t>采区煤厚的</w:t>
+      </w:r>
+      <w:proofErr w:type="gramEnd"/>
+      <w:r>
+        <w:t>连续分布，系</w:t>
       </w:r>
       <w:r>
         <w:lastRenderedPageBreak/>
@@ -795,8 +1314,29 @@
         <w:pStyle w:val="100"/>
         <w:ind w:firstLine="420"/>
       </w:pPr>
-      <w:r>
-        <w:t>煤厚分布图层用于识别煤层厚度较大、资源条件较好的区域，并为后续候选方案的资源覆盖评价提供依据。覆岩结构、含水层位置和隔水层厚度等数据则主要服务于覆岩扰动评价。对于厚煤层、软弱覆岩、隔水层厚度较小或含水层距离煤层较近的区域，开采后更容易出现导水裂隙带发育过高、含水层受扰或上覆岩层稳定性降低等问题，因此需要在采区规划阶段作为基础约束条件予以考虑。</w:t>
+      <w:proofErr w:type="gramStart"/>
+      <w:r>
+        <w:t>煤厚分布图层用于</w:t>
+      </w:r>
+      <w:proofErr w:type="gramEnd"/>
+      <w:r>
+        <w:t>识别煤层厚度较大、资源条件较好的区域，并为后续候选方案的资源覆盖评价提供依据。</w:t>
+      </w:r>
+      <w:proofErr w:type="gramStart"/>
+      <w:r>
+        <w:t>覆岩结构</w:t>
+      </w:r>
+      <w:proofErr w:type="gramEnd"/>
+      <w:r>
+        <w:t>、含水层位置和隔水层厚度等数据则主要服务</w:t>
+      </w:r>
+      <w:proofErr w:type="gramStart"/>
+      <w:r>
+        <w:t>于覆岩</w:t>
+      </w:r>
+      <w:proofErr w:type="gramEnd"/>
+      <w:r>
+        <w:t>扰动评价。对于厚煤层、软弱覆岩、隔水层厚度较小或含水层距离煤层较近的区域，开采后更容易出现导水裂隙带发育过高、含水层受扰或上覆岩层稳定性降低等问题，因此需要在采区规划阶段作为基础约束条件予以考虑。</w:t>
       </w:r>
     </w:p>
     <w:p>
@@ -816,7 +1356,23 @@
         <w:ind w:firstLine="420"/>
       </w:pPr>
       <w:r>
-        <w:t>工程约束数据用于确定工作面能否布置及其可布置范围，主要包括采区边界、边界煤柱、区段煤柱、保护煤柱、断层、陷落柱、风化带、采空区及局部不可采范围等内容。采区边界限定工作面布置的基本空间范围，煤柱留设进一步压缩可采空间，断层、陷落柱、风化带和采空区等限制因素则需要在布置阶段进行避让。</w:t>
+        <w:t>工程约束数据用于确定工作面能否布置及其可布置范围，主要包括采区边界、边界煤柱、区段煤柱、保护煤柱、断层、陷落柱、风化带、采空区及局部不可</w:t>
+      </w:r>
+      <w:proofErr w:type="gramStart"/>
+      <w:r>
+        <w:t>采范围</w:t>
+      </w:r>
+      <w:proofErr w:type="gramEnd"/>
+      <w:r>
+        <w:t>等内容。采区边界限定工作面布置的基本空间范围，</w:t>
+      </w:r>
+      <w:proofErr w:type="gramStart"/>
+      <w:r>
+        <w:t>煤柱留设进一步</w:t>
+      </w:r>
+      <w:proofErr w:type="gramEnd"/>
+      <w:r>
+        <w:t>压缩可采空间，断层、陷落柱、风化带和采空区等限制因素则需要在布置阶段进行避让。</w:t>
       </w:r>
     </w:p>
     <w:p>
@@ -825,7 +1381,15 @@
         <w:ind w:firstLine="420"/>
       </w:pPr>
       <w:r>
-        <w:t>系统处理该类数据时，先将采区边界、保护对象和限制因素进行空间化表达，再根据煤柱留设和保护要求，对原始采区范围进行内缩、裁剪和约束叠加，得到工作面有效布置域。候选工作面方案均在该范围内生成，以避免出现越界布置、煤柱不足、压覆限制区或局部不可实施等问题，使后续方案评价建立在满足基本采矿要求的基础上。当前稿件中这一部分已经包含</w:t>
+        <w:t>系统处理该类数据时，先将采区边界、保护对象和限制因素进行空间化表达，再根据</w:t>
+      </w:r>
+      <w:proofErr w:type="gramStart"/>
+      <w:r>
+        <w:t>煤柱留设和</w:t>
+      </w:r>
+      <w:proofErr w:type="gramEnd"/>
+      <w:r>
+        <w:t>保护要求，对原始采区范围进行内缩、裁剪和约束叠加，得到工作面有效布置域。候选工作面方案均在该范围内生成，以避免出现越界布置、煤柱不足、压覆限制区或局部不可实施等问题，使后续方案评价建立在满足基本采矿要求的基础上。当前稿件中这一部分已经包含</w:t>
       </w:r>
       <w:r>
         <w:t>“</w:t>
@@ -877,8 +1441,13 @@
       <w:r>
         <w:t xml:space="preserve">1.2.3 </w:t>
       </w:r>
-      <w:r>
-        <w:t>覆岩扰动数据</w:t>
+      <w:proofErr w:type="gramStart"/>
+      <w:r>
+        <w:t>覆岩扰动</w:t>
+      </w:r>
+      <w:proofErr w:type="gramEnd"/>
+      <w:r>
+        <w:t>数据</w:t>
       </w:r>
     </w:p>
     <w:p>
@@ -886,14 +1455,35 @@
         <w:pStyle w:val="100"/>
         <w:ind w:firstLine="420"/>
       </w:pPr>
-      <w:r>
-        <w:t>覆岩扰动数据用于描述工作面开采后可能产生的覆岩响应，是本文系统区别于常规工作面布置方法的关键输入。该类数据主要包括地表沉陷、含水层扰动和上行开采影响</w:t>
+      <w:proofErr w:type="gramStart"/>
+      <w:r>
+        <w:t>覆岩扰动</w:t>
+      </w:r>
+      <w:proofErr w:type="gramEnd"/>
+      <w:r>
+        <w:t>数据用于描述工作面开采后可能产生</w:t>
+      </w:r>
+      <w:proofErr w:type="gramStart"/>
+      <w:r>
+        <w:t>的覆岩响应</w:t>
+      </w:r>
+      <w:proofErr w:type="gramEnd"/>
+      <w:r>
+        <w:t>，是本文系统区别于常规工作面布置方法的关键输入。该类数据主要包括地表沉陷、含水层扰动和上行开采影响</w:t>
       </w:r>
       <w:r>
         <w:t xml:space="preserve"> 3 </w:t>
       </w:r>
       <w:r>
-        <w:t>类场景结果。地表沉陷数据用于反映开采后覆岩移动和地表变形情况；含水层扰动数据用于反映导水裂隙带发育、隔水层保护和含水层受扰风险；上行开采影响数据用于反映上覆岩层在重复扰动条件下的稳定性变化。</w:t>
+        <w:t>类场景结果。地表沉陷数据用于反映开采</w:t>
+      </w:r>
+      <w:proofErr w:type="gramStart"/>
+      <w:r>
+        <w:t>后覆岩</w:t>
+      </w:r>
+      <w:proofErr w:type="gramEnd"/>
+      <w:r>
+        <w:t>移动和地表变形情况；含水层扰动数据用于反映导水裂隙带发育、隔水层保护和含水层受扰风险；上行开采影响数据用于反映上覆岩层在重复扰动条件下的稳定性变化。</w:t>
       </w:r>
     </w:p>
     <w:p>
@@ -902,10 +1492,34 @@
         <w:ind w:firstLine="420"/>
       </w:pPr>
       <w:r>
-        <w:t>上述扰动影响虽然通常在开采过程中或开采之后显现，但其强弱与工作面位置、采高、煤层厚度、覆岩结构、含水层赋存和煤柱留设等规划阶段因素密切相关。由于不同场景的评价对象、单位和取值范围不同，难以直接用于工作面方案比较，系统需对各类扰动结果进行归一化处理，并</w:t>
-      </w:r>
-      <w:r>
-        <w:t>通过权重组织形成覆岩综合扰动指数。</w:t>
+        <w:t>上述扰动影响虽然通常在开采过程中或开采之后显现，但其强弱与工作面位置、采高、煤层厚度、</w:t>
+      </w:r>
+      <w:proofErr w:type="gramStart"/>
+      <w:r>
+        <w:t>覆岩结构</w:t>
+      </w:r>
+      <w:proofErr w:type="gramEnd"/>
+      <w:r>
+        <w:t>、含水层赋存和</w:t>
+      </w:r>
+      <w:proofErr w:type="gramStart"/>
+      <w:r>
+        <w:t>煤柱留设等</w:t>
+      </w:r>
+      <w:proofErr w:type="gramEnd"/>
+      <w:r>
+        <w:t>规划阶段因素密切相关。由于不同场景的评价对象、单位和取值范围不同，难以直接用于工作面方案比较，系统需对各类扰动结果进行归一化处理，并</w:t>
+      </w:r>
+      <w:r>
+        <w:t>通过权重组织形成</w:t>
+      </w:r>
+      <w:proofErr w:type="gramStart"/>
+      <w:r>
+        <w:t>覆岩综合</w:t>
+      </w:r>
+      <w:proofErr w:type="gramEnd"/>
+      <w:r>
+        <w:t>扰动指数。</w:t>
       </w:r>
       <w:r>
         <w:t xml:space="preserve">ODI </w:t>
@@ -923,7 +1537,23 @@
         <w:t>1</w:t>
       </w:r>
       <w:r>
-        <w:t>，数值越大，表明该位置覆岩扰动越强，在工作面布置时越需要避让或重点复核。通过将覆岩扰动结果转化为空间图层，系统能够统计不同候选方案覆盖范围内的扰动水平，为方案比选提供依据。</w:t>
+        <w:t>，数值越大，表明该</w:t>
+      </w:r>
+      <w:proofErr w:type="gramStart"/>
+      <w:r>
+        <w:t>位置覆岩扰动</w:t>
+      </w:r>
+      <w:proofErr w:type="gramEnd"/>
+      <w:r>
+        <w:t>越强，在工作面布置时越需要避让或重点复核。通过</w:t>
+      </w:r>
+      <w:proofErr w:type="gramStart"/>
+      <w:r>
+        <w:t>将覆岩扰动</w:t>
+      </w:r>
+      <w:proofErr w:type="gramEnd"/>
+      <w:r>
+        <w:t>结果转化为空间图层，系统能够统计不同候选方案覆盖范围内的扰动水平，为方案比选提供依据。</w:t>
       </w:r>
     </w:p>
     <w:p>
@@ -952,7 +1582,15 @@
         <w:ind w:firstLine="420"/>
       </w:pPr>
       <w:r>
-        <w:t>系统根据规划参数在有效布置域内生成候选工作面方案，并剔除不满足几何条件和采矿要求的方案。随后，系统结合煤厚分布图层和</w:t>
+        <w:t>系统根据规划参数在有效布置域内生成候选工作面方案，并剔除不满足几何条件和采矿要求的方案。随后，系统结合</w:t>
+      </w:r>
+      <w:proofErr w:type="gramStart"/>
+      <w:r>
+        <w:t>煤厚分布图层</w:t>
+      </w:r>
+      <w:proofErr w:type="gramEnd"/>
+      <w:r>
+        <w:t>和</w:t>
       </w:r>
       <w:r>
         <w:t xml:space="preserve"> ODI </w:t>
@@ -984,7 +1622,39 @@
         <w:ind w:firstLine="420"/>
       </w:pPr>
       <w:r>
-        <w:t>本系统软件主要用于采区规划阶段的工作面方案生成与评价。软件以基础地质数据、工程约束数据、覆岩扰动数据和规划参数数据为输入，通过数据预处理、空间图层计算、候选方案生成和方案评价输出，实现覆岩扰动约束下的采区规划辅助决策。与传统采区规划流程相比，本文系统将覆岩扰动评价结果前置到工作面布置阶段，使方案形成过程同时受资源条件、工程边界和扰动风险约束，其流程对比如图</w:t>
+        <w:t>本系统软件主要用于采区规划阶段的工作面方案生成与评价。软件以基础地质数据、工程约束数据、</w:t>
+      </w:r>
+      <w:proofErr w:type="gramStart"/>
+      <w:r>
+        <w:t>覆岩扰动</w:t>
+      </w:r>
+      <w:proofErr w:type="gramEnd"/>
+      <w:r>
+        <w:t>数据和规划参数数据为输入，通过数据预处理、</w:t>
+      </w:r>
+      <w:proofErr w:type="gramStart"/>
+      <w:r>
+        <w:t>空间图层计算</w:t>
+      </w:r>
+      <w:proofErr w:type="gramEnd"/>
+      <w:r>
+        <w:t>、候选方案生成和方案评价输出，</w:t>
+      </w:r>
+      <w:proofErr w:type="gramStart"/>
+      <w:r>
+        <w:t>实现覆岩扰动</w:t>
+      </w:r>
+      <w:proofErr w:type="gramEnd"/>
+      <w:r>
+        <w:t>约束下的采区规划辅助决策。与传统采区规划流程相比，本文系统</w:t>
+      </w:r>
+      <w:proofErr w:type="gramStart"/>
+      <w:r>
+        <w:t>将覆岩扰动</w:t>
+      </w:r>
+      <w:proofErr w:type="gramEnd"/>
+      <w:r>
+        <w:t>评价结果前置到工作面布置阶段，使方案形成过程同时受资源条件、工程边界和扰动风险约束，其流程对比如图</w:t>
       </w:r>
       <w:r>
         <w:t xml:space="preserve"> 2 </w:t>
@@ -1004,8 +1674,37 @@
       <w:r>
         <w:t xml:space="preserve"> 4 </w:t>
       </w:r>
-      <w:r>
-        <w:t>个主要环节。首先，对采区边界、钻孔煤厚、煤柱参数、断层、陷落柱、采空区、含水层条件和工作面设计参数等数据进行统一整理，包括坐标统一、边界检查、格式转换和异常数据处理。对于采区边界、煤柱留设及局部限制因素，软件通过边界内缩、约束区扣除和几何检查，得到工作面有效布置域；对于钻孔煤厚资料，采用空间插值方法形成煤层厚度分布图层；对于地表沉陷、含水层扰动和上行开采影响等结果，进行归一化处理和权重组织，形成</w:t>
+      <w:proofErr w:type="gramStart"/>
+      <w:r>
+        <w:t>个</w:t>
+      </w:r>
+      <w:proofErr w:type="gramEnd"/>
+      <w:r>
+        <w:t>主要环节。首先，对采区边界、钻孔煤厚、煤柱参数、断层、陷落柱、采空区、含水层条件和工作面设计参数等数据进行统一整理，包括坐标统一、边界检查、格式转换和异常数据处理。对于采区边界、</w:t>
+      </w:r>
+      <w:proofErr w:type="gramStart"/>
+      <w:r>
+        <w:t>煤柱留设及</w:t>
+      </w:r>
+      <w:proofErr w:type="gramEnd"/>
+      <w:r>
+        <w:t>局部限制因素，软件通过边界内缩、</w:t>
+      </w:r>
+      <w:proofErr w:type="gramStart"/>
+      <w:r>
+        <w:t>约束区</w:t>
+      </w:r>
+      <w:proofErr w:type="gramEnd"/>
+      <w:r>
+        <w:t>扣除和几何检查，得到工作面有效布置域；对于</w:t>
+      </w:r>
+      <w:proofErr w:type="gramStart"/>
+      <w:r>
+        <w:t>钻孔煤厚资料</w:t>
+      </w:r>
+      <w:proofErr w:type="gramEnd"/>
+      <w:r>
+        <w:t>，采用空间插值方法形成煤层厚度分布图层；对于地表沉陷、含水层扰动和上行开采影响等结果，进行归一化处理和权重组织，形成</w:t>
       </w:r>
       <w:r>
         <w:t xml:space="preserve"> ODI </w:t>
@@ -1020,7 +1719,15 @@
         <w:ind w:firstLine="420"/>
       </w:pPr>
       <w:r>
-        <w:t>其次，软件在有效布置域内生成候选工作面方案。候选方案生成时，需要同时满足工作面宽度、推进长度、煤柱留设和几何形态等要求。对于</w:t>
+        <w:t>其次，软件在有效布置域内生成候选工作面方案。候选方案生成时，需要同时满足工作面宽度、推进长度、</w:t>
+      </w:r>
+      <w:proofErr w:type="gramStart"/>
+      <w:r>
+        <w:t>煤柱留设和</w:t>
+      </w:r>
+      <w:proofErr w:type="gramEnd"/>
+      <w:r>
+        <w:t>几何形态等要求。对于</w:t>
       </w:r>
       <w:r>
         <w:lastRenderedPageBreak/>
@@ -1039,7 +1746,15 @@
         <w:t xml:space="preserve"> 3 </w:t>
       </w:r>
       <w:r>
-        <w:t>类。其中，工程效率指标反映工作面形态规整性、推进连续性和生产组织便利性；资源覆盖指标反映方案覆盖面积、覆盖率和煤厚资源利用情况；扰动控制指标反映方案范围内</w:t>
+        <w:t>类。其中，工程效率指标反映工作面形态规整性、推进连续性和生产组织便利性；资源覆盖指标反映方案覆盖面积、覆盖率和</w:t>
+      </w:r>
+      <w:proofErr w:type="gramStart"/>
+      <w:r>
+        <w:t>煤厚资源</w:t>
+      </w:r>
+      <w:proofErr w:type="gramEnd"/>
+      <w:r>
+        <w:t>利用情况；扰动控制指标反映方案范围内</w:t>
       </w:r>
       <w:r>
         <w:t xml:space="preserve"> ODI </w:t>
@@ -1052,15 +1767,42 @@
       <w:pPr>
         <w:pStyle w:val="100"/>
         <w:ind w:firstLine="420"/>
-      </w:pPr>
-      <w:r>
-        <w:t>最后，软件对不同候选方案进行排序和结果表达。输出内容包括工作面布置图、煤厚资源统计、</w:t>
+        <w:rPr>
+          <w:rFonts w:hint="eastAsia"/>
+        </w:rPr>
+      </w:pPr>
+      <w:r>
+        <w:t>最后，软件对不同候选方案进行排序和结果表达。输出内容包括工作面布置图、</w:t>
+      </w:r>
+      <w:proofErr w:type="gramStart"/>
+      <w:r>
+        <w:t>煤厚资源</w:t>
+      </w:r>
+      <w:proofErr w:type="gramEnd"/>
+      <w:r>
+        <w:t>统计、</w:t>
       </w:r>
       <w:r>
         <w:t xml:space="preserve">ODI </w:t>
       </w:r>
       <w:r>
-        <w:t>覆盖统计、方案评价指标和推荐方案类型等。该过程使采区规划不再仅依赖人工经验和单一指标判断，而是能够在统一空间图层基础上同步比较资源利用、生产组织和覆岩扰动控制效果，为复杂地质条件下采区规划方案初选提供支撑。</w:t>
+        <w:t>覆盖统计、方案评价指标和推荐方案类型等。该过程使采区规划不再仅依赖人工经验和单一指标判断，而是能够在统一空间</w:t>
+      </w:r>
+      <w:proofErr w:type="gramStart"/>
+      <w:r>
+        <w:t>图层基础</w:t>
+      </w:r>
+      <w:proofErr w:type="gramEnd"/>
+      <w:r>
+        <w:t>上同步比较资源利用、生产组织和</w:t>
+      </w:r>
+      <w:proofErr w:type="gramStart"/>
+      <w:r>
+        <w:t>覆岩</w:t>
+      </w:r>
+      <w:proofErr w:type="gramEnd"/>
+      <w:r>
+        <w:t>扰动控制效果，为复杂地质条件下采区规划方案初选提供支撑。</w:t>
       </w:r>
     </w:p>
     <w:p>
@@ -1070,13 +1812,23 @@
       <w:r>
         <w:t xml:space="preserve">2 </w:t>
       </w:r>
+      <w:proofErr w:type="gramStart"/>
       <w:r>
         <w:rPr>
           <w:rFonts w:eastAsia="宋体"/>
           <w:b/>
           <w:sz w:val="21"/>
         </w:rPr>
-        <w:t>覆岩扰动约束下采区协同规划模型</w:t>
+        <w:t>覆岩扰动</w:t>
+      </w:r>
+      <w:proofErr w:type="gramEnd"/>
+      <w:r>
+        <w:rPr>
+          <w:rFonts w:eastAsia="宋体"/>
+          <w:b/>
+          <w:sz w:val="21"/>
+        </w:rPr>
+        <w:t>约束下采区协同规划模型</w:t>
       </w:r>
     </w:p>
     <w:p>
@@ -1096,7 +1848,23 @@
         <w:ind w:firstLine="420"/>
       </w:pPr>
       <w:r>
-        <w:t>采区规划是对采区边界、工作面布置、煤柱留设、开采顺序及生产接续关系进行综合确定的过程。其结果不仅影响资源回收率和生产效率，也会改变采动扰动在覆岩中的传递路径与空间分布。工作面尺度、煤柱宽度、推进长度和布置方向等参数发生变化时，采空区上覆岩层的变形范围、应力集中位置和裂隙发育程度也会随之改变。因此，覆岩扰动可作为评价采区规划方案安全性与合理性的重要依据。</w:t>
+        <w:t>采区规划是对采区边界、工作面布置、煤柱留设、开采顺序及生产接续关系进行综合确定的过程。其结果不仅影响资源回收率和生产效率，也会</w:t>
+      </w:r>
+      <w:proofErr w:type="gramStart"/>
+      <w:r>
+        <w:t>改变采动扰动</w:t>
+      </w:r>
+      <w:proofErr w:type="gramEnd"/>
+      <w:r>
+        <w:t>在覆岩中的传递路径与空间分布。工作面尺度、煤柱宽度、推进长度和布置方向等参数发生变化时，采空区上覆岩层的变形范围、应力集中位置和裂隙发育程度也会随之改变。因此，</w:t>
+      </w:r>
+      <w:proofErr w:type="gramStart"/>
+      <w:r>
+        <w:t>覆岩扰动</w:t>
+      </w:r>
+      <w:proofErr w:type="gramEnd"/>
+      <w:r>
+        <w:t>可作为评价采区规划方案安全性与合理性的重要依据。</w:t>
       </w:r>
     </w:p>
     <w:p>
@@ -1105,7 +1873,23 @@
         <w:ind w:firstLine="420"/>
       </w:pPr>
       <w:r>
-        <w:t>采煤引起的覆岩扰动主要表现为位移、应力和裂隙发育等多场响应。工作面回采后，采空区上方岩层发生弯曲下沉，煤壁和煤柱附近产生应力集中，裂隙带随采动推进向上发育。当采区内存在多个工作面时，不同工作面引起的扰动效应会在空间上相互叠加，使局部区域形成较高扰动强度。若扰动强度超过一定范围，可能导致关键层破断、裂隙带上延或含水层隔水结构削弱，从而影响采区布置方案的安全边界。</w:t>
+        <w:t>采煤引起</w:t>
+      </w:r>
+      <w:proofErr w:type="gramStart"/>
+      <w:r>
+        <w:t>的覆岩扰动</w:t>
+      </w:r>
+      <w:proofErr w:type="gramEnd"/>
+      <w:r>
+        <w:t>主要表现为位移、应力和裂隙发育等多场响应。工作面回采后，采空区上方岩层发生弯曲下沉，煤壁和煤柱附近产生应力集中，裂隙带随</w:t>
+      </w:r>
+      <w:proofErr w:type="gramStart"/>
+      <w:r>
+        <w:t>采动推进</w:t>
+      </w:r>
+      <w:proofErr w:type="gramEnd"/>
+      <w:r>
+        <w:t>向上发育。当采区内存在多个工作面时，不同工作面引起的扰动效应会在空间上相互叠加，使局部区域形成较高扰动强度。若扰动强度超过一定范围，可能导致关键层破断、裂隙带上延或含水层隔水结构削弱，从而影响采区布置方案的安全边界。</w:t>
       </w:r>
     </w:p>
     <w:p>
@@ -1114,13 +1898,45 @@
         <w:ind w:firstLine="420"/>
       </w:pPr>
       <w:r>
-        <w:t>为将上述覆岩响应转化为可用于规划计算的约束条件，本文采用覆岩综合扰动指数（</w:t>
+        <w:t>为将</w:t>
+      </w:r>
+      <w:proofErr w:type="gramStart"/>
+      <w:r>
+        <w:t>上述覆岩响应</w:t>
+      </w:r>
+      <w:proofErr w:type="gramEnd"/>
+      <w:r>
+        <w:t>转化为可用于规划计算的约束条件，本文采用</w:t>
+      </w:r>
+      <w:proofErr w:type="gramStart"/>
+      <w:r>
+        <w:t>覆岩综合</w:t>
+      </w:r>
+      <w:proofErr w:type="gramEnd"/>
+      <w:r>
+        <w:t>扰动指数（</w:t>
       </w:r>
       <w:r>
         <w:t>ODI</w:t>
       </w:r>
       <w:r>
-        <w:t>）表征采动作用下覆岩系统的综合扰动程度。</w:t>
+        <w:t>）表征</w:t>
+      </w:r>
+      <w:proofErr w:type="gramStart"/>
+      <w:r>
+        <w:t>采动作</w:t>
+      </w:r>
+      <w:proofErr w:type="gramEnd"/>
+      <w:r>
+        <w:t>用下</w:t>
+      </w:r>
+      <w:proofErr w:type="gramStart"/>
+      <w:r>
+        <w:t>覆岩系统</w:t>
+      </w:r>
+      <w:proofErr w:type="gramEnd"/>
+      <w:r>
+        <w:t>的综合扰动程度。</w:t>
       </w:r>
       <w:r>
         <w:t xml:space="preserve">ODI </w:t>
@@ -1129,7 +1945,23 @@
         <w:t>以</w:t>
       </w:r>
       <w:r>
-        <w:t>位移响应、应力响应和裂隙发育响应为指标基础，并面向地表沉陷、含水层扰动和上行开采等工程场景进行权重调配。其基本思想是将不同类型、不同量纲的覆岩响应结果转化为同一评价尺度，从而实现不同区域和不同规划方案之间的比较。</w:t>
+        <w:t>位移响应、应力响应和裂隙发育响应为指标基础，并面向地表沉陷、含水层扰动和上行开采等工程场景进行权重调配。其基本思想是将不同类型、不同量纲</w:t>
+      </w:r>
+      <w:proofErr w:type="gramStart"/>
+      <w:r>
+        <w:t>的覆岩响应</w:t>
+      </w:r>
+      <w:proofErr w:type="gramEnd"/>
+      <w:r>
+        <w:t>结果转化为同</w:t>
+      </w:r>
+      <w:proofErr w:type="gramStart"/>
+      <w:r>
+        <w:t>一评价</w:t>
+      </w:r>
+      <w:proofErr w:type="gramEnd"/>
+      <w:r>
+        <w:t>尺度，从而实现不同区域和不同规划方案之间的比较。</w:t>
       </w:r>
     </w:p>
     <w:p>
@@ -1138,7 +1970,23 @@
         <w:ind w:firstLine="420"/>
       </w:pPr>
       <w:r>
-        <w:t>在指标构成上，位移类指标主要反映覆岩弯曲下沉和变形位置变化，应力类指标主要反映采动后覆岩应力集中及其空间转移，裂隙类指标主要反映裂隙带高度、贯通风险和破坏范围。对于含水层保护场景，裂隙发育对扰动评价的影响更为直接；对于地表沉陷控制场景，位移响应具有更强的表征作用；对于上行开采或关键层稳定性评价，应力响应和结构完整性是主要关注对象。因此，在不同工程场景下，可在统一</w:t>
+        <w:t>在指标构成上，位移类指标主要</w:t>
+      </w:r>
+      <w:proofErr w:type="gramStart"/>
+      <w:r>
+        <w:t>反映覆岩弯曲</w:t>
+      </w:r>
+      <w:proofErr w:type="gramEnd"/>
+      <w:r>
+        <w:t>下沉和变形位置变化，应力类指标主要反映</w:t>
+      </w:r>
+      <w:proofErr w:type="gramStart"/>
+      <w:r>
+        <w:t>采动后覆岩</w:t>
+      </w:r>
+      <w:proofErr w:type="gramEnd"/>
+      <w:r>
+        <w:t>应力集中及其空间转移，裂隙类指标主要反映裂隙带高度、贯通风险和破坏范围。对于含水层保护场景，裂隙发育对扰动评价的影响更为直接；对于地表沉陷控制场景，位移响应具有更强的表征作用；对于上行开采或关键层稳定性评价，应力响应和结构完整性是主要关注对象。因此，在不同工程场景下，可在统一</w:t>
       </w:r>
       <w:r>
         <w:t xml:space="preserve"> ODI </w:t>
@@ -1167,7 +2015,15 @@
         </m:r>
       </m:oMath>
       <w:r>
-        <w:t>类工程场景下的覆岩综合扰动指数为</w:t>
+        <w:t>类工程场景下的</w:t>
+      </w:r>
+      <w:proofErr w:type="gramStart"/>
+      <w:r>
+        <w:t>覆岩综合</w:t>
+      </w:r>
+      <w:proofErr w:type="gramEnd"/>
+      <w:r>
+        <w:t>扰动指数为</w:t>
       </w:r>
       <w:r>
         <w:t xml:space="preserve"> </w:t>
@@ -1269,8 +2125,13 @@
           <m:t>j</m:t>
         </m:r>
       </m:oMath>
-      <w:r>
-        <w:t>个归一化指标为</w:t>
+      <w:proofErr w:type="gramStart"/>
+      <w:r>
+        <w:t>个</w:t>
+      </w:r>
+      <w:proofErr w:type="gramEnd"/>
+      <w:r>
+        <w:t>归一化指标为</w:t>
       </w:r>
       <w:r>
         <w:t xml:space="preserve"> </w:t>
@@ -1949,8 +2810,13 @@
           <m:t>j</m:t>
         </m:r>
       </m:oMath>
-      <w:r>
-        <w:t>个指标的类别内权重；</w:t>
+      <w:proofErr w:type="gramStart"/>
+      <w:r>
+        <w:t>个</w:t>
+      </w:r>
+      <w:proofErr w:type="gramEnd"/>
+      <w:r>
+        <w:t>指标的类别内权重；</w:t>
       </w:r>
       <m:oMath>
         <m:sSub>
@@ -2016,7 +2882,23 @@
         <w:t xml:space="preserve">ODI </w:t>
       </w:r>
       <w:r>
-        <w:t>并非单一扰动指标，而是由位移、应力和裂隙发育等多类覆岩响应共同构成的综合评价结果。通过该指标，可以将采区范围内不同位置的覆岩扰动程度进行量化表达，并进一步形成扰动分区。</w:t>
+        <w:t>并非单一扰动指标，而是由位移、应力和裂隙发育等</w:t>
+      </w:r>
+      <w:proofErr w:type="gramStart"/>
+      <w:r>
+        <w:t>多类覆岩响应</w:t>
+      </w:r>
+      <w:proofErr w:type="gramEnd"/>
+      <w:r>
+        <w:t>共同构成的综合评价结果。通过该指标，可以将采区范围内不同位置</w:t>
+      </w:r>
+      <w:proofErr w:type="gramStart"/>
+      <w:r>
+        <w:t>的覆岩扰动</w:t>
+      </w:r>
+      <w:proofErr w:type="gramEnd"/>
+      <w:r>
+        <w:t>程度进行量化表达，并进一步形成扰动分区。</w:t>
       </w:r>
     </w:p>
     <w:p>
@@ -2031,7 +2913,31 @@
         <w:t xml:space="preserve">ODI </w:t>
       </w:r>
       <w:r>
-        <w:t>的作用主要体现在两个方面：一是作为区域扰动评价指标，用于识别高扰动区、含水层敏感区和关键层控制区；二是作为方案筛选约束，用于判断不同工作面布置、煤柱留设和开采参数组合下的扰动控制效果。由此，采区规划问题可转化为在资源边界、工程边界和扰动约束共同作用下的多目标决策问题，即在保证方案可实施的基础上，协调资源回收、工程效率和覆岩扰动控制之间的关系。</w:t>
+        <w:t>的作用主要体现在两个方面：一是作为区域扰动评价指标，用于</w:t>
+      </w:r>
+      <w:proofErr w:type="gramStart"/>
+      <w:r>
+        <w:t>识别高</w:t>
+      </w:r>
+      <w:proofErr w:type="gramEnd"/>
+      <w:r>
+        <w:t>扰动区、含水层敏感区和关键层控制区；二是作为方案筛选约束，用于判断不同工作面布置、</w:t>
+      </w:r>
+      <w:proofErr w:type="gramStart"/>
+      <w:r>
+        <w:t>煤柱留设和</w:t>
+      </w:r>
+      <w:proofErr w:type="gramEnd"/>
+      <w:r>
+        <w:t>开采参数组合下的扰动控制效果。由此，采区规划问题可转化为在资源边界、工程边界和扰动约束共同作用下的多目标决策问题，即在保证方案可实施的基础上，协调资源回收、工程效率和</w:t>
+      </w:r>
+      <w:proofErr w:type="gramStart"/>
+      <w:r>
+        <w:t>覆岩</w:t>
+      </w:r>
+      <w:proofErr w:type="gramEnd"/>
+      <w:r>
+        <w:t>扰动控制之间的关系。</w:t>
       </w:r>
     </w:p>
     <w:p>
@@ -2041,8 +2947,13 @@
       <w:r>
         <w:t xml:space="preserve">2.2 </w:t>
       </w:r>
-      <w:r>
-        <w:t>数据场构建</w:t>
+      <w:proofErr w:type="gramStart"/>
+      <w:r>
+        <w:t>数据场</w:t>
+      </w:r>
+      <w:proofErr w:type="gramEnd"/>
+      <w:r>
+        <w:t>构建</w:t>
       </w:r>
     </w:p>
     <w:p>
@@ -2050,12 +2961,41 @@
         <w:pStyle w:val="100"/>
         <w:ind w:firstLine="420"/>
       </w:pPr>
-      <w:r>
-        <w:t>覆岩扰动约束下的采区协同规划，需要将地质条件、开采参数、覆岩响应指标和规划控制参</w:t>
+      <w:proofErr w:type="gramStart"/>
+      <w:r>
+        <w:t>覆岩扰动</w:t>
+      </w:r>
+      <w:proofErr w:type="gramEnd"/>
+      <w:r>
+        <w:t>约束下的采区协同规划，需要将地质条件、开采参数、</w:t>
+      </w:r>
+      <w:proofErr w:type="gramStart"/>
+      <w:r>
+        <w:t>覆岩响应</w:t>
+      </w:r>
+      <w:proofErr w:type="gramEnd"/>
+      <w:r>
+        <w:t>指标和规划控制参</w:t>
       </w:r>
       <w:r>
         <w:lastRenderedPageBreak/>
-        <w:t>数统一到同一空间范围内。为此，本文以采区有效布置域为基础，构建覆岩扰动数据场。该数据场由地质参数、开采参数和扰动响应结果共同组成，用于支撑后续</w:t>
+        <w:t>数统一到同一空间范围内。为此，本文以采区有效布置域为基础，</w:t>
+      </w:r>
+      <w:proofErr w:type="gramStart"/>
+      <w:r>
+        <w:t>构建覆岩扰动</w:t>
+      </w:r>
+      <w:proofErr w:type="gramEnd"/>
+      <w:r>
+        <w:t>数据场。该</w:t>
+      </w:r>
+      <w:proofErr w:type="gramStart"/>
+      <w:r>
+        <w:t>数据场</w:t>
+      </w:r>
+      <w:proofErr w:type="gramEnd"/>
+      <w:r>
+        <w:t>由地质参数、开采参数和扰动响应结果共同组成，用于支撑后续</w:t>
       </w:r>
       <w:r>
         <w:t xml:space="preserve"> ODI </w:t>
@@ -2142,7 +3082,15 @@
         </m:sSub>
       </m:oMath>
       <w:r>
-        <w:t>，地质构造、水害威胁或其他限制因素形成的不可采范围为</w:t>
+        <w:t>，地质构造、水害威胁或其他限制因素形成的不可</w:t>
+      </w:r>
+      <w:proofErr w:type="gramStart"/>
+      <w:r>
+        <w:t>采范围</w:t>
+      </w:r>
+      <w:proofErr w:type="gramEnd"/>
+      <w:r>
+        <w:t>为</w:t>
       </w:r>
       <w:r>
         <w:t xml:space="preserve"> </w:t>
@@ -2387,6 +3335,9 @@
             </m:mr>
           </m:m>
           <m:r>
+            <m:rPr>
+              <m:sty m:val="p"/>
+            </m:rPr>
             <w:br/>
           </m:r>
         </m:oMath>
@@ -2440,7 +3391,15 @@
         <w:t>2</w:t>
       </w:r>
       <w:r>
-        <w:t>），可将采区边界、保护煤柱、含水层控制区和其他不可采区域统一纳入空间约束，为后续规划计算提供边界条件。</w:t>
+        <w:t>），可将采区边界、保护煤柱、含水层控制区和其他不可</w:t>
+      </w:r>
+      <w:proofErr w:type="gramStart"/>
+      <w:r>
+        <w:t>采区域</w:t>
+      </w:r>
+      <w:proofErr w:type="gramEnd"/>
+      <w:r>
+        <w:t>统一纳入空间约束，为后续规划计算提供边界条件。</w:t>
       </w:r>
     </w:p>
     <w:p>
@@ -2449,7 +3408,15 @@
         <w:ind w:firstLine="420"/>
       </w:pPr>
       <w:r>
-        <w:t>其次，在有效布置域内组织地质与开采基础参数。地质参数主要包括煤层埋深、煤层厚度、关键层厚度、关键层弹性模量、煤层与目标关键层间距、含水层位置及隔水层厚度等；开采参数主要包括采高、工作面宽度、推进长度、煤柱宽度、顶板垮落角和布置方向等。这些参数既是覆岩扰动评价的输入，也是采区规划方案生成的基础控制条件。</w:t>
+        <w:t>其次，在有效布置域内组织地质与开采基础参数。地质参数主要包括煤层埋深、煤层厚度、关键层厚度、关键层弹性模量、煤层与目标关键层间距、含水层位置及隔水层厚度等；开采参数主要包括采高、工作面宽度、推进长度、煤柱宽度、顶板垮落角和布置方向等。这些参数</w:t>
+      </w:r>
+      <w:proofErr w:type="gramStart"/>
+      <w:r>
+        <w:t>既是覆岩扰动</w:t>
+      </w:r>
+      <w:proofErr w:type="gramEnd"/>
+      <w:r>
+        <w:t>评价的输入，也是采区规划方案生成的基础控制条件。</w:t>
       </w:r>
     </w:p>
     <w:p>
@@ -2471,8 +3438,21 @@
           <m:t>i</m:t>
         </m:r>
       </m:oMath>
-      <w:r>
-        <w:t>个评价单元，提取对应位置的地质参数和开采参数，并计算或读取位移、应力和裂隙发育等覆岩响应指标。由此可形成如下数据结构：</w:t>
+      <w:proofErr w:type="gramStart"/>
+      <w:r>
+        <w:t>个</w:t>
+      </w:r>
+      <w:proofErr w:type="gramEnd"/>
+      <w:r>
+        <w:t>评价单元，提取对应位置的地质参数和开采参数，并计算或读取位移、应力和裂隙发育</w:t>
+      </w:r>
+      <w:proofErr w:type="gramStart"/>
+      <w:r>
+        <w:t>等覆岩</w:t>
+      </w:r>
+      <w:proofErr w:type="gramEnd"/>
+      <w:r>
+        <w:t>响应指标。由此可形成如下数据结构：</w:t>
       </w:r>
     </w:p>
     <w:p>
@@ -2639,6 +3619,9 @@
             </m:mr>
           </m:m>
           <m:r>
+            <m:rPr>
+              <m:sty m:val="p"/>
+            </m:rPr>
             <w:br/>
           </m:r>
         </m:oMath>
@@ -2696,8 +3679,13 @@
           <m:t>i</m:t>
         </m:r>
       </m:oMath>
-      <w:r>
-        <w:t>个评价单元的数据集合；</w:t>
+      <w:proofErr w:type="gramStart"/>
+      <w:r>
+        <w:t>个</w:t>
+      </w:r>
+      <w:proofErr w:type="gramEnd"/>
+      <w:r>
+        <w:t>评价单元的数据集合；</w:t>
       </w:r>
       <m:oMath>
         <m:sSub>
@@ -2795,8 +3783,13 @@
       <w:r>
         <w:t xml:space="preserve"> </w:t>
       </w:r>
-      <w:r>
-        <w:t>为覆岩响应指标集。</w:t>
+      <w:proofErr w:type="gramStart"/>
+      <w:r>
+        <w:t>为覆岩</w:t>
+      </w:r>
+      <w:proofErr w:type="gramEnd"/>
+      <w:r>
+        <w:t>响应指标集。</w:t>
       </w:r>
     </w:p>
     <w:p>
@@ -2805,7 +3798,15 @@
         <w:ind w:firstLine="420"/>
       </w:pPr>
       <w:r>
-        <w:t>其中，覆岩响应指标集</w:t>
+        <w:t>其中，</w:t>
+      </w:r>
+      <w:proofErr w:type="gramStart"/>
+      <w:r>
+        <w:t>覆岩响应</w:t>
+      </w:r>
+      <w:proofErr w:type="gramEnd"/>
+      <w:r>
+        <w:t>指标集</w:t>
       </w:r>
       <w:r>
         <w:t xml:space="preserve"> </w:t>
@@ -3005,6 +4006,9 @@
             </m:mr>
           </m:m>
           <m:r>
+            <m:rPr>
+              <m:sty m:val="p"/>
+            </m:rPr>
             <w:br/>
           </m:r>
         </m:oMath>
@@ -3062,8 +4066,16 @@
           <m:t>i</m:t>
         </m:r>
       </m:oMath>
-      <w:r>
-        <w:t>个评价单元的位移响应指标集，主要用于表征关键层下沉及变形位置变化；</w:t>
+      <w:proofErr w:type="gramStart"/>
+      <w:r>
+        <w:t>个</w:t>
+      </w:r>
+      <w:proofErr w:type="gramEnd"/>
+      <w:r>
+        <w:t>评价单元的位移响应指标</w:t>
+      </w:r>
+      <w:r>
+        <w:t>集，主要用于表征关键层下沉及变形位置变化；</w:t>
       </w:r>
       <m:oMath>
         <m:sSub>
@@ -3129,10 +4141,23 @@
         <w:t xml:space="preserve"> </w:t>
       </w:r>
       <w:r>
-        <w:t>为裂隙发育指标集，主要用于表征裂隙带发育高度、贯通风险和破坏范围。通过该方式，不同来源、不同量纲的覆岩响应结</w:t>
-      </w:r>
-      <w:r>
-        <w:t>果能够统一到同一评价单元中。</w:t>
+        <w:t>为裂隙发育指标集，主要用于表征裂隙带发育高度、贯通风险和破坏范围。通过该方式，不同来源、不同量纲</w:t>
+      </w:r>
+      <w:proofErr w:type="gramStart"/>
+      <w:r>
+        <w:t>的覆岩响应</w:t>
+      </w:r>
+      <w:proofErr w:type="gramEnd"/>
+      <w:r>
+        <w:t>结果能够统一到同</w:t>
+      </w:r>
+      <w:proofErr w:type="gramStart"/>
+      <w:r>
+        <w:t>一评价</w:t>
+      </w:r>
+      <w:proofErr w:type="gramEnd"/>
+      <w:r>
+        <w:t>单元中。</w:t>
       </w:r>
     </w:p>
     <w:p>
@@ -3141,13 +4166,29 @@
         <w:ind w:firstLine="420"/>
       </w:pPr>
       <w:r>
-        <w:t>在完成数据组织后，对各类指标进行方向统一和归一化处理。对于数值增大表示扰动增强的指标，如关键层最大下沉量、应力集中系数、裂隙带发育高度和贯通系数等，按正向指标处理；对于反映位置偏移或结构形态变化的指标，则根据其工程含义进行方向调整。处理后的指标用于</w:t>
+        <w:t>在完成数据组织后，对各类指标进行方向统一和归一化处理。对于数值增大表示扰动增强的指标，如关键</w:t>
+      </w:r>
+      <w:proofErr w:type="gramStart"/>
+      <w:r>
+        <w:t>层最大</w:t>
+      </w:r>
+      <w:proofErr w:type="gramEnd"/>
+      <w:r>
+        <w:t>下沉量、应力集中系数、裂隙带发育高度和贯通系数等，按正向指标处理；对于反映位置偏移或结构形态变化的指标，则根据其工程含义进行方向调整。处理后的指标用于</w:t>
       </w:r>
       <w:r>
         <w:t xml:space="preserve"> ODI </w:t>
       </w:r>
       <w:r>
-        <w:t>计算，使不同响应类型能够在统一尺度下参与综合评价。</w:t>
+        <w:t>计算，使</w:t>
+      </w:r>
+      <w:proofErr w:type="gramStart"/>
+      <w:r>
+        <w:t>不同响应</w:t>
+      </w:r>
+      <w:proofErr w:type="gramEnd"/>
+      <w:r>
+        <w:t>类型能够在统一尺度下参与综合评价。</w:t>
       </w:r>
     </w:p>
     <w:p>
@@ -3156,13 +4197,45 @@
         <w:ind w:firstLine="420"/>
       </w:pPr>
       <w:r>
-        <w:t>最终形成的覆岩扰动数据场包括两类结果：一类是评价单元尺度下的参数与响应数据，用于计算各单元</w:t>
+        <w:t>最终形成的</w:t>
+      </w:r>
+      <w:proofErr w:type="gramStart"/>
+      <w:r>
+        <w:t>覆岩扰动数据场</w:t>
+      </w:r>
+      <w:proofErr w:type="gramEnd"/>
+      <w:r>
+        <w:t>包括两类结果：一类是评价单元尺度下的参数与响应数据，用于计算各单元</w:t>
       </w:r>
       <w:r>
         <w:t xml:space="preserve"> ODI</w:t>
       </w:r>
       <w:r>
-        <w:t>；另一类是采区尺度下的扰动空间分布结果，用于识别高扰动区、含水层敏感区和规划避让区。该数据场向后续采区规划提供扰动约束，使工作面布置、煤柱留设和方案比选能够在同一空间评价基础上进行。</w:t>
+        <w:t>；另一类是采区尺度下的扰动空间分布结果，用于</w:t>
+      </w:r>
+      <w:proofErr w:type="gramStart"/>
+      <w:r>
+        <w:t>识别高</w:t>
+      </w:r>
+      <w:proofErr w:type="gramEnd"/>
+      <w:r>
+        <w:t>扰动区、含水层敏感区和规划避让区。该</w:t>
+      </w:r>
+      <w:proofErr w:type="gramStart"/>
+      <w:r>
+        <w:t>数据场</w:t>
+      </w:r>
+      <w:proofErr w:type="gramEnd"/>
+      <w:r>
+        <w:t>向后续采区规划提供扰动约束，使工作面布置、</w:t>
+      </w:r>
+      <w:proofErr w:type="gramStart"/>
+      <w:r>
+        <w:t>煤柱留设和</w:t>
+      </w:r>
+      <w:proofErr w:type="gramEnd"/>
+      <w:r>
+        <w:t>方案比选能够在同一空间评价基础上进行。</w:t>
       </w:r>
     </w:p>
     <w:p>
@@ -3596,7 +4669,23 @@
                 <w:rFonts w:eastAsia="宋体"/>
                 <w:sz w:val="18"/>
               </w:rPr>
-              <w:t>采动应力、覆岩破坏特征、上行开采条件</w:t>
+              <w:t>采动应力、</w:t>
+            </w:r>
+            <w:proofErr w:type="gramStart"/>
+            <w:r>
+              <w:rPr>
+                <w:rFonts w:eastAsia="宋体"/>
+                <w:sz w:val="18"/>
+              </w:rPr>
+              <w:t>覆岩破坏</w:t>
+            </w:r>
+            <w:proofErr w:type="gramEnd"/>
+            <w:r>
+              <w:rPr>
+                <w:rFonts w:eastAsia="宋体"/>
+                <w:sz w:val="18"/>
+              </w:rPr>
+              <w:t>特征、上行开采条件</w:t>
             </w:r>
           </w:p>
         </w:tc>
@@ -3728,7 +4817,23 @@
                 <w:rFonts w:eastAsia="宋体"/>
                 <w:sz w:val="18"/>
               </w:rPr>
-              <w:t>形成候选方案级风险统计指标</w:t>
+              <w:t>形成候选</w:t>
+            </w:r>
+            <w:proofErr w:type="gramStart"/>
+            <w:r>
+              <w:rPr>
+                <w:rFonts w:eastAsia="宋体"/>
+                <w:sz w:val="18"/>
+              </w:rPr>
+              <w:t>方案级风险</w:t>
+            </w:r>
+            <w:proofErr w:type="gramEnd"/>
+            <w:r>
+              <w:rPr>
+                <w:rFonts w:eastAsia="宋体"/>
+                <w:sz w:val="18"/>
+              </w:rPr>
+              <w:t>统计指标</w:t>
             </w:r>
           </w:p>
         </w:tc>
@@ -3741,8 +4846,13 @@
       <w:r>
         <w:t xml:space="preserve">2.3 </w:t>
       </w:r>
-      <w:r>
-        <w:t>覆岩扰动特征提取与</w:t>
+      <w:proofErr w:type="gramStart"/>
+      <w:r>
+        <w:t>覆岩扰动</w:t>
+      </w:r>
+      <w:proofErr w:type="gramEnd"/>
+      <w:r>
+        <w:t>特征提取与</w:t>
       </w:r>
       <w:r>
         <w:t xml:space="preserve"> ODI </w:t>
@@ -3757,13 +4867,237 @@
         <w:ind w:firstLine="420"/>
       </w:pPr>
       <w:r>
-        <w:t>在完成覆岩扰动数据场构建后，需要进一步从评价单元中提取能够表征覆岩扰动强度的响应指标。结合采动覆岩响应机理，本文从位移响应、应力响应和裂隙发育</w:t>
+        <w:t>在完成</w:t>
+      </w:r>
+      <w:proofErr w:type="gramStart"/>
+      <w:r>
+        <w:t>覆岩扰动数据场</w:t>
+      </w:r>
+      <w:proofErr w:type="gramEnd"/>
+      <w:r>
+        <w:t>构建后，需要进一步从评价单元中提取能够</w:t>
+      </w:r>
+      <w:proofErr w:type="gramStart"/>
+      <w:r>
+        <w:t>表征覆岩扰动</w:t>
+      </w:r>
+      <w:proofErr w:type="gramEnd"/>
+      <w:r>
+        <w:t>强度的响应指标。结合</w:t>
+      </w:r>
+      <w:proofErr w:type="gramStart"/>
+      <w:r>
+        <w:t>采动覆岩</w:t>
+      </w:r>
+      <w:proofErr w:type="gramEnd"/>
+      <w:r>
+        <w:t>响应机理，本文从位移响应、应力响应和裂隙发育</w:t>
       </w:r>
       <w:r>
         <w:t xml:space="preserve"> 3 </w:t>
       </w:r>
-      <w:r>
-        <w:t>个方面构建扰动评价指标。其中，位移响应主要反映覆岩弯曲下沉及变形位置变化，应力响应主要反映采动后覆岩内部应力集中和峰值位置转移，裂隙发育主要反映裂隙带发育高度、贯通风险及破坏范围。</w:t>
+      <w:proofErr w:type="gramStart"/>
+      <w:r>
+        <w:t>个</w:t>
+      </w:r>
+      <w:proofErr w:type="gramEnd"/>
+      <w:r>
+        <w:t>方面构建扰动评价指标。</w:t>
+      </w:r>
+    </w:p>
+    <w:p>
+      <w:pPr>
+        <w:pStyle w:val="100"/>
+        <w:ind w:firstLineChars="0" w:firstLine="0"/>
+        <w:sectPr>
+          <w:type w:val="continuous"/>
+          <w:pgSz w:w="11906" w:h="16838"/>
+          <w:pgMar w:top="1418" w:right="1134" w:bottom="1134" w:left="1134" w:header="720" w:footer="720" w:gutter="0"/>
+          <w:cols w:num="2" w:space="720"/>
+          <w:docGrid w:linePitch="598"/>
+        </w:sectPr>
+      </w:pPr>
+    </w:p>
+    <w:p>
+      <w:pPr>
+        <w:pStyle w:val="100"/>
+        <w:keepNext/>
+        <w:ind w:firstLineChars="0" w:firstLine="0"/>
+        <w:jc w:val="center"/>
+      </w:pPr>
+      <w:r>
+        <w:rPr>
+          <w:rFonts w:hint="eastAsia"/>
+          <w:noProof/>
+        </w:rPr>
+        <w:lastRenderedPageBreak/>
+        <w:drawing>
+          <wp:inline distT="0" distB="0" distL="0" distR="0" wp14:anchorId="005457F7" wp14:editId="742EACCF">
+            <wp:extent cx="5778000" cy="3645103"/>
+            <wp:effectExtent l="0" t="0" r="0" b="0"/>
+            <wp:docPr id="1860328696" name="图片 2"/>
+            <wp:cNvGraphicFramePr>
+              <a:graphicFrameLocks xmlns:a="http://schemas.openxmlformats.org/drawingml/2006/main" noChangeAspect="1"/>
+            </wp:cNvGraphicFramePr>
+            <a:graphic xmlns:a="http://schemas.openxmlformats.org/drawingml/2006/main">
+              <a:graphicData uri="http://schemas.openxmlformats.org/drawingml/2006/picture">
+                <pic:pic xmlns:pic="http://schemas.openxmlformats.org/drawingml/2006/picture">
+                  <pic:nvPicPr>
+                    <pic:cNvPr id="1860328696" name="图片 1860328696"/>
+                    <pic:cNvPicPr/>
+                  </pic:nvPicPr>
+                  <pic:blipFill>
+                    <a:blip r:embed="rId12">
+                      <a:extLst>
+                        <a:ext uri="{28A0092B-C50C-407E-A947-70E740481C1C}">
+                          <a14:useLocalDpi xmlns:a14="http://schemas.microsoft.com/office/drawing/2010/main" val="0"/>
+                        </a:ext>
+                      </a:extLst>
+                    </a:blip>
+                    <a:stretch>
+                      <a:fillRect/>
+                    </a:stretch>
+                  </pic:blipFill>
+                  <pic:spPr>
+                    <a:xfrm>
+                      <a:off x="0" y="0"/>
+                      <a:ext cx="5778000" cy="3645103"/>
+                    </a:xfrm>
+                    <a:prstGeom prst="rect">
+                      <a:avLst/>
+                    </a:prstGeom>
+                  </pic:spPr>
+                </pic:pic>
+              </a:graphicData>
+            </a:graphic>
+          </wp:inline>
+        </w:drawing>
+      </w:r>
+    </w:p>
+    <w:p>
+      <w:pPr>
+        <w:pStyle w:val="14"/>
+      </w:pPr>
+      <w:r>
+        <w:rPr>
+          <w:rFonts w:hint="eastAsia"/>
+        </w:rPr>
+        <w:t>图</w:t>
+      </w:r>
+      <w:r>
+        <w:fldChar w:fldCharType="begin"/>
+      </w:r>
+      <w:r>
+        <w:instrText xml:space="preserve"> </w:instrText>
+      </w:r>
+      <w:r>
+        <w:rPr>
+          <w:rFonts w:hint="eastAsia"/>
+        </w:rPr>
+        <w:instrText xml:space="preserve">SEQ </w:instrText>
+      </w:r>
+      <w:r>
+        <w:rPr>
+          <w:rFonts w:hint="eastAsia"/>
+        </w:rPr>
+        <w:instrText>图</w:instrText>
+      </w:r>
+      <w:r>
+        <w:rPr>
+          <w:rFonts w:hint="eastAsia"/>
+        </w:rPr>
+        <w:instrText xml:space="preserve"> \* ARABIC</w:instrText>
+      </w:r>
+      <w:r>
+        <w:instrText xml:space="preserve"> </w:instrText>
+      </w:r>
+      <w:r>
+        <w:fldChar w:fldCharType="separate"/>
+      </w:r>
+      <w:r>
+        <w:rPr>
+          <w:noProof/>
+        </w:rPr>
+        <w:t>2</w:t>
+      </w:r>
+      <w:r>
+        <w:fldChar w:fldCharType="end"/>
+      </w:r>
+      <w:r>
+        <w:rPr>
+          <w:rFonts w:hint="eastAsia"/>
+        </w:rPr>
+        <w:t xml:space="preserve"> </w:t>
+      </w:r>
+      <w:proofErr w:type="gramStart"/>
+      <w:r>
+        <w:t>覆岩扰动</w:t>
+      </w:r>
+      <w:proofErr w:type="gramEnd"/>
+      <w:r>
+        <w:t>响应指标体系结构框架</w:t>
+      </w:r>
+    </w:p>
+    <w:p>
+      <w:pPr>
+        <w:pStyle w:val="14"/>
+        <w:rPr>
+          <w:rFonts w:hint="eastAsia"/>
+        </w:rPr>
+      </w:pPr>
+      <w:r>
+        <w:t>Fig.</w:t>
+      </w:r>
+      <w:r>
+        <w:rPr>
+          <w:rFonts w:hint="eastAsia"/>
+        </w:rPr>
+        <w:t>2</w:t>
+      </w:r>
+      <w:r>
+        <w:t xml:space="preserve"> Structural framework of the overburden disturbance response indicator system</w:t>
+      </w:r>
+    </w:p>
+    <w:p>
+      <w:pPr>
+        <w:pStyle w:val="100"/>
+        <w:ind w:firstLineChars="0" w:firstLine="0"/>
+        <w:jc w:val="center"/>
+        <w:rPr>
+          <w:rFonts w:hint="eastAsia"/>
+        </w:rPr>
+        <w:sectPr>
+          <w:type w:val="continuous"/>
+          <w:pgSz w:w="11906" w:h="16838"/>
+          <w:pgMar w:top="1418" w:right="1134" w:bottom="1134" w:left="1134" w:header="720" w:footer="720" w:gutter="0"/>
+          <w:cols w:space="720"/>
+          <w:docGrid w:linePitch="598"/>
+        </w:sectPr>
+      </w:pPr>
+    </w:p>
+    <w:p>
+      <w:pPr>
+        <w:pStyle w:val="100"/>
+        <w:ind w:firstLine="420"/>
+      </w:pPr>
+      <w:r>
+        <w:t>其中，位移响应主要</w:t>
+      </w:r>
+      <w:proofErr w:type="gramStart"/>
+      <w:r>
+        <w:t>反映覆岩弯曲</w:t>
+      </w:r>
+      <w:proofErr w:type="gramEnd"/>
+      <w:r>
+        <w:t>下沉及变形位置变化，应力响应主要反映</w:t>
+      </w:r>
+      <w:proofErr w:type="gramStart"/>
+      <w:r>
+        <w:t>采动后覆岩内部</w:t>
+      </w:r>
+      <w:proofErr w:type="gramEnd"/>
+      <w:r>
+        <w:t>应力集中和峰值位置转移，裂隙发育主要反映裂隙带发育高度、贯通风险及破坏范围。</w:t>
       </w:r>
     </w:p>
     <w:p>
@@ -3785,8 +5119,13 @@
           <m:t>i</m:t>
         </m:r>
       </m:oMath>
-      <w:r>
-        <w:t>个评价单元的扰动响应指标集为</w:t>
+      <w:proofErr w:type="gramStart"/>
+      <w:r>
+        <w:t>个</w:t>
+      </w:r>
+      <w:proofErr w:type="gramEnd"/>
+      <w:r>
+        <w:t>评价单元的扰动响应指标集为</w:t>
       </w:r>
       <w:r>
         <w:t xml:space="preserve"> </w:t>
@@ -3985,9 +5324,6 @@
               </m:e>
             </m:mr>
           </m:m>
-          <m:r>
-            <w:br/>
-          </m:r>
         </m:oMath>
       </m:oMathPara>
     </w:p>
@@ -4043,8 +5379,13 @@
           <m:t>i</m:t>
         </m:r>
       </m:oMath>
-      <w:r>
-        <w:t>个评价单元的位移响应指标集；</w:t>
+      <w:proofErr w:type="gramStart"/>
+      <w:r>
+        <w:t>个</w:t>
+      </w:r>
+      <w:proofErr w:type="gramEnd"/>
+      <w:r>
+        <w:t>评价单元的位移响应指标集；</w:t>
       </w:r>
       <m:oMath>
         <m:sSub>
@@ -4119,11 +5460,39 @@
         <w:ind w:firstLine="420"/>
       </w:pPr>
       <w:r>
-        <w:t>位移响应指标用于表征关键层及其上覆岩体在采动作用下的变形程度。本文选取关键层最大</w:t>
-      </w:r>
-      <w:r>
-        <w:lastRenderedPageBreak/>
-        <w:t>下沉量和最大下沉位置变化幅度作为位移类指标。前者反映覆岩变形幅值，后者反映覆岩变形中心的空间偏移程度。第</w:t>
+        <w:t>位移响应指标用于表征关键层及其上覆岩体在</w:t>
+      </w:r>
+      <w:proofErr w:type="gramStart"/>
+      <w:r>
+        <w:t>采动作</w:t>
+      </w:r>
+      <w:proofErr w:type="gramEnd"/>
+      <w:r>
+        <w:t>用下的变形程度。本文选取关键</w:t>
+      </w:r>
+      <w:proofErr w:type="gramStart"/>
+      <w:r>
+        <w:t>层最大</w:t>
+      </w:r>
+      <w:proofErr w:type="gramEnd"/>
+      <w:r>
+        <w:t>下沉量和最大下沉位置变化幅度作为位移类指标。前者</w:t>
+      </w:r>
+      <w:proofErr w:type="gramStart"/>
+      <w:r>
+        <w:t>反映覆岩变形</w:t>
+      </w:r>
+      <w:proofErr w:type="gramEnd"/>
+      <w:r>
+        <w:t>幅值，后者</w:t>
+      </w:r>
+      <w:proofErr w:type="gramStart"/>
+      <w:r>
+        <w:t>反映覆岩变形</w:t>
+      </w:r>
+      <w:proofErr w:type="gramEnd"/>
+      <w:r>
+        <w:t>中心的空间偏移程度。第</w:t>
       </w:r>
       <w:r>
         <w:t xml:space="preserve"> </w:t>
@@ -4136,8 +5505,13 @@
           <m:t>i</m:t>
         </m:r>
       </m:oMath>
-      <w:r>
-        <w:t>个评价单元的位移响应指标集可表示为：</w:t>
+      <w:proofErr w:type="gramStart"/>
+      <w:r>
+        <w:t>个</w:t>
+      </w:r>
+      <w:proofErr w:type="gramEnd"/>
+      <w:r>
+        <w:t>评价单元的位移响应指标集可表示为：</w:t>
       </w:r>
     </w:p>
     <w:p>
@@ -4272,9 +5646,6 @@
               </m:e>
             </m:mr>
           </m:m>
-          <m:r>
-            <w:br/>
-          </m:r>
         </m:oMath>
       </m:oMathPara>
     </w:p>
@@ -4330,8 +5701,21 @@
           <m:t>i</m:t>
         </m:r>
       </m:oMath>
-      <w:r>
-        <w:t>个评价单元的关键层最大下沉量；</w:t>
+      <w:proofErr w:type="gramStart"/>
+      <w:r>
+        <w:t>个</w:t>
+      </w:r>
+      <w:proofErr w:type="gramEnd"/>
+      <w:r>
+        <w:t>评价单元的关键</w:t>
+      </w:r>
+      <w:proofErr w:type="gramStart"/>
+      <w:r>
+        <w:t>层最大</w:t>
+      </w:r>
+      <w:proofErr w:type="gramEnd"/>
+      <w:r>
+        <w:t>下沉量；</w:t>
       </w:r>
       <m:oMath>
         <m:sSub>
@@ -4373,7 +5757,23 @@
         <w:ind w:firstLine="420"/>
       </w:pPr>
       <w:r>
-        <w:t>应力响应指标用于表征采动后覆岩结构内部的受力变化。工作面回采后，采空区边界、煤壁和煤柱附近通常形成应力集中区，其分布位置和集中程度直接影响覆岩稳定性。本文选取应力集中系数、峰值应力位置变化幅度和应力集中面积百分比作为应力类指标。第</w:t>
+        <w:t>应力响应指标用于表征</w:t>
+      </w:r>
+      <w:proofErr w:type="gramStart"/>
+      <w:r>
+        <w:t>采动后覆岩结构</w:t>
+      </w:r>
+      <w:proofErr w:type="gramEnd"/>
+      <w:r>
+        <w:t>内部的受力变化。工作面回采后，采空区边界、煤壁和煤柱附近通常形成应力集中区，其分布位置和集中程度直接</w:t>
+      </w:r>
+      <w:proofErr w:type="gramStart"/>
+      <w:r>
+        <w:t>影响覆岩稳定性</w:t>
+      </w:r>
+      <w:proofErr w:type="gramEnd"/>
+      <w:r>
+        <w:t>。本文选取应力集中系数、峰值应力位置变化幅度和应力集中面积百分比作为应力类指标。第</w:t>
       </w:r>
       <w:r>
         <w:t xml:space="preserve"> </w:t>
@@ -4386,8 +5786,13 @@
           <m:t>i</m:t>
         </m:r>
       </m:oMath>
-      <w:r>
-        <w:t>个评价单元的应力响应指标集可表示为：</w:t>
+      <w:proofErr w:type="gramStart"/>
+      <w:r>
+        <w:t>个</w:t>
+      </w:r>
+      <w:proofErr w:type="gramEnd"/>
+      <w:r>
+        <w:t>评价单元的应力响应指标集可表示为：</w:t>
       </w:r>
     </w:p>
     <w:p>
@@ -4553,9 +5958,6 @@
               </m:e>
             </m:mr>
           </m:m>
-          <m:r>
-            <w:br/>
-          </m:r>
         </m:oMath>
       </m:oMathPara>
     </w:p>
@@ -4611,8 +6013,13 @@
           <m:t>i</m:t>
         </m:r>
       </m:oMath>
-      <w:r>
-        <w:t>个评价单元的应力集中系数；</w:t>
+      <w:proofErr w:type="gramStart"/>
+      <w:r>
+        <w:t>个</w:t>
+      </w:r>
+      <w:proofErr w:type="gramEnd"/>
+      <w:r>
+        <w:t>评价单元的应力集中系数；</w:t>
       </w:r>
       <m:oMath>
         <m:sSub>
@@ -4687,7 +6094,15 @@
         <w:ind w:firstLine="420"/>
       </w:pPr>
       <w:r>
-        <w:t>裂隙发育指标用于表征覆岩结构破坏和导水通道形成程度。对于含水层扰动评价而言，裂隙带是否接近或贯通含水层是判断扰动风险的重要依据。本文选取导水裂隙带发育高度、贯通系数和裂隙发育面积作为裂隙类指标。第</w:t>
+        <w:t>裂隙发育指标用于表征</w:t>
+      </w:r>
+      <w:proofErr w:type="gramStart"/>
+      <w:r>
+        <w:t>覆岩结构</w:t>
+      </w:r>
+      <w:proofErr w:type="gramEnd"/>
+      <w:r>
+        <w:t>破坏和导水通道形成程度。对于含水层扰动评价而言，裂隙带是否接近或贯通含水层是判断扰动风险的重要依据。本文选取导水裂隙带发育高度、贯通系数和裂隙发育面积作为裂隙类指标。第</w:t>
       </w:r>
       <w:r>
         <w:t xml:space="preserve"> </w:t>
@@ -4700,8 +6115,13 @@
           <m:t>i</m:t>
         </m:r>
       </m:oMath>
-      <w:r>
-        <w:t>个评价单元的裂隙发育指标集可表示为：</w:t>
+      <w:proofErr w:type="gramStart"/>
+      <w:r>
+        <w:t>个</w:t>
+      </w:r>
+      <w:proofErr w:type="gramEnd"/>
+      <w:r>
+        <w:t>评价单元的裂隙发育指标集可表示为：</w:t>
       </w:r>
     </w:p>
     <w:p>
@@ -4867,9 +6287,6 @@
               </m:e>
             </m:mr>
           </m:m>
-          <m:r>
-            <w:br/>
-          </m:r>
         </m:oMath>
       </m:oMathPara>
     </w:p>
@@ -4925,8 +6342,13 @@
           <m:t>i</m:t>
         </m:r>
       </m:oMath>
-      <w:r>
-        <w:t>个评价单元的导水裂隙带发育高度；</w:t>
+      <w:proofErr w:type="gramStart"/>
+      <w:r>
+        <w:t>个</w:t>
+      </w:r>
+      <w:proofErr w:type="gramEnd"/>
+      <w:r>
+        <w:t>评价单元的导水裂隙带发育高度；</w:t>
       </w:r>
       <m:oMath>
         <m:sSub>
@@ -5001,7 +6423,15 @@
         <w:ind w:firstLine="420"/>
       </w:pPr>
       <w:r>
-        <w:t>由于上述指标量纲不同，且数值范围差异较大，需先进行无量纲化处理。对于数值越大表示扰动越强的正向指标，采用极差标准化方法：</w:t>
+        <w:t>由于上述指标量纲不同，且数值范围差异较大，需先进行无</w:t>
+      </w:r>
+      <w:proofErr w:type="gramStart"/>
+      <w:r>
+        <w:t>量纲化</w:t>
+      </w:r>
+      <w:proofErr w:type="gramEnd"/>
+      <w:r>
+        <w:t>处理。对于数值越大表示扰动越强的正向指标，采用极差标准化方法：</w:t>
       </w:r>
     </w:p>
     <w:p>
@@ -5235,9 +6665,6 @@
               </m:e>
             </m:mr>
           </m:m>
-          <m:r>
-            <w:br/>
-          </m:r>
         </m:oMath>
       </m:oMathPara>
     </w:p>
@@ -5293,8 +6720,13 @@
           <m:t>i</m:t>
         </m:r>
       </m:oMath>
-      <w:r>
-        <w:t>个评价单元中第</w:t>
+      <w:proofErr w:type="gramStart"/>
+      <w:r>
+        <w:t>个</w:t>
+      </w:r>
+      <w:proofErr w:type="gramEnd"/>
+      <w:r>
+        <w:t>评价单元中第</w:t>
       </w:r>
       <w:r>
         <w:t xml:space="preserve"> </w:t>
@@ -5321,8 +6753,13 @@
           <m:t>j</m:t>
         </m:r>
       </m:oMath>
-      <w:r>
-        <w:t>个原始指标值；</w:t>
+      <w:proofErr w:type="gramStart"/>
+      <w:r>
+        <w:t>个</w:t>
+      </w:r>
+      <w:proofErr w:type="gramEnd"/>
+      <w:r>
+        <w:t>原始指标值；</w:t>
       </w:r>
       <m:oMath>
         <m:sSubSup>
@@ -5458,16 +6895,14 @@
         <w:ind w:firstLine="420"/>
       </w:pPr>
       <w:r>
+        <w:lastRenderedPageBreak/>
         <w:t xml:space="preserve">ODI </w:t>
       </w:r>
       <w:r>
         <w:t>的权重体系由类别权重和类别内指标权重组成。类别权重用于表征位移、应力和裂隙</w:t>
       </w:r>
       <w:r>
-        <w:t xml:space="preserve"> </w:t>
-      </w:r>
-      <w:r>
-        <w:t xml:space="preserve">3 </w:t>
+        <w:t xml:space="preserve"> 3 </w:t>
       </w:r>
       <w:r>
         <w:t>类响应在综合扰动评价中的总体贡献；类别内指标权重用于表征同一响应类别中不同指标的相对重要性。设第</w:t>
@@ -5544,8 +6979,13 @@
           <m:t>j</m:t>
         </m:r>
       </m:oMath>
-      <w:r>
-        <w:t>个指标的类别内权重为</w:t>
+      <w:proofErr w:type="gramStart"/>
+      <w:r>
+        <w:t>个</w:t>
+      </w:r>
+      <w:proofErr w:type="gramEnd"/>
+      <w:r>
+        <w:t>指标的类别内权重为</w:t>
       </w:r>
       <w:r>
         <w:t xml:space="preserve"> </w:t>
@@ -5592,7 +7032,15 @@
         </m:r>
       </m:oMath>
       <w:r>
-        <w:t>个评价单元的覆岩综合扰动指数可表示为：</w:t>
+        <w:t>个评价单元的</w:t>
+      </w:r>
+      <w:proofErr w:type="gramStart"/>
+      <w:r>
+        <w:t>覆岩综合</w:t>
+      </w:r>
+      <w:proofErr w:type="gramEnd"/>
+      <w:r>
+        <w:t>扰动指数可表示为：</w:t>
       </w:r>
     </w:p>
     <w:p>
@@ -5832,6 +7280,9 @@
             </m:mr>
           </m:m>
           <m:r>
+            <m:rPr>
+              <m:sty m:val="p"/>
+            </m:rPr>
             <w:br/>
           </m:r>
         </m:oMath>
@@ -5895,8 +7346,21 @@
           <m:t>i</m:t>
         </m:r>
       </m:oMath>
-      <w:r>
-        <w:t>个评价单元的覆岩综合扰动指数；</w:t>
+      <w:proofErr w:type="gramStart"/>
+      <w:r>
+        <w:t>个</w:t>
+      </w:r>
+      <w:proofErr w:type="gramEnd"/>
+      <w:r>
+        <w:t>评价单元的</w:t>
+      </w:r>
+      <w:proofErr w:type="gramStart"/>
+      <w:r>
+        <w:t>覆岩综合</w:t>
+      </w:r>
+      <w:proofErr w:type="gramEnd"/>
+      <w:r>
+        <w:t>扰动指数；</w:t>
       </w:r>
       <m:oMath>
         <m:sSub>
@@ -5949,13 +7413,29 @@
         <w:t xml:space="preserve">ODI </w:t>
       </w:r>
       <w:r>
-        <w:t>值越大，表明该评价单元覆岩扰动程度越强；</w:t>
+        <w:t>值越大，表明该评价</w:t>
+      </w:r>
+      <w:proofErr w:type="gramStart"/>
+      <w:r>
+        <w:t>单元覆岩扰动</w:t>
+      </w:r>
+      <w:proofErr w:type="gramEnd"/>
+      <w:r>
+        <w:t>程度越强；</w:t>
       </w:r>
       <w:r>
         <w:t xml:space="preserve">ODI </w:t>
       </w:r>
       <w:r>
-        <w:t>值越小，表明覆岩结构受采动影响相对较弱。</w:t>
+        <w:t>值越小，表明</w:t>
+      </w:r>
+      <w:proofErr w:type="gramStart"/>
+      <w:r>
+        <w:t>覆岩结构受采动</w:t>
+      </w:r>
+      <w:proofErr w:type="gramEnd"/>
+      <w:r>
+        <w:t>影响相对较弱。</w:t>
       </w:r>
     </w:p>
     <w:p>
@@ -5964,7 +7444,15 @@
         <w:ind w:firstLine="420"/>
       </w:pPr>
       <w:r>
-        <w:t>对于不同工程场景，覆岩扰动的主控响应并不完全相同。地表沉陷控制更关注位移响应，含水层扰动与突水风险更关注裂隙发育，上行开采可行性则更关注应力响应和结构承载状态。因此，在保持类别内指标权重相对稳定的基础上，可通过调整位移、应力和裂隙</w:t>
+        <w:t>对于不同工程场景，</w:t>
+      </w:r>
+      <w:proofErr w:type="gramStart"/>
+      <w:r>
+        <w:t>覆岩扰动</w:t>
+      </w:r>
+      <w:proofErr w:type="gramEnd"/>
+      <w:r>
+        <w:t>的主控响应并不完全相同。地表沉陷控制更关注位移响应，含水层扰动与突水风险更关注裂隙发育，上行开采可行性则更关注应力响应和结构承载状态。因此，在保持类别内指标权重相对稳定的基础上，可通过调整位移、应力和裂隙</w:t>
       </w:r>
       <w:r>
         <w:t xml:space="preserve"> 3 </w:t>
@@ -6078,8 +7566,13 @@
           <m:t>i</m:t>
         </m:r>
       </m:oMath>
-      <w:r>
-        <w:t>个评价单元在第</w:t>
+      <w:proofErr w:type="gramStart"/>
+      <w:r>
+        <w:t>个</w:t>
+      </w:r>
+      <w:proofErr w:type="gramEnd"/>
+      <w:r>
+        <w:t>评价单元在第</w:t>
       </w:r>
       <w:r>
         <w:t xml:space="preserve"> </w:t>
@@ -6093,7 +7586,15 @@
         </m:r>
       </m:oMath>
       <w:r>
-        <w:t>类工程场景下的覆岩综合扰动指数可表示为：</w:t>
+        <w:t>类工程场景下的</w:t>
+      </w:r>
+      <w:proofErr w:type="gramStart"/>
+      <w:r>
+        <w:t>覆岩综合</w:t>
+      </w:r>
+      <w:proofErr w:type="gramEnd"/>
+      <w:r>
+        <w:t>扰动指数可表示为：</w:t>
       </w:r>
     </w:p>
     <w:p>
@@ -6371,6 +7872,9 @@
             </m:mr>
           </m:m>
           <m:r>
+            <m:rPr>
+              <m:sty m:val="p"/>
+            </m:rPr>
             <w:br/>
           </m:r>
         </m:oMath>
@@ -6453,8 +7957,13 @@
           <m:t>i</m:t>
         </m:r>
       </m:oMath>
-      <w:r>
-        <w:t>个评价单元在第</w:t>
+      <w:proofErr w:type="gramStart"/>
+      <w:r>
+        <w:t>个</w:t>
+      </w:r>
+      <w:proofErr w:type="gramEnd"/>
+      <w:r>
+        <w:t>评价单元在第</w:t>
       </w:r>
       <w:r>
         <w:t xml:space="preserve"> </w:t>
@@ -6468,7 +7977,15 @@
         </m:r>
       </m:oMath>
       <w:r>
-        <w:t>类工程场景下的覆岩综合扰动指数。通过式（</w:t>
+        <w:t>类工程场景下的</w:t>
+      </w:r>
+      <w:proofErr w:type="gramStart"/>
+      <w:r>
+        <w:t>覆岩综合</w:t>
+      </w:r>
+      <w:proofErr w:type="gramEnd"/>
+      <w:r>
+        <w:t>扰动指数。通过式（</w:t>
       </w:r>
       <w:r>
         <w:t>11</w:t>
@@ -6489,7 +8006,15 @@
         <w:t xml:space="preserve"> ODI </w:t>
       </w:r>
       <w:r>
-        <w:t>后，可进一步形成采区尺度的覆岩扰动分布。根据</w:t>
+        <w:t>后，可进一步形成采区尺度</w:t>
+      </w:r>
+      <w:proofErr w:type="gramStart"/>
+      <w:r>
+        <w:t>的覆岩扰动</w:t>
+      </w:r>
+      <w:proofErr w:type="gramEnd"/>
+      <w:r>
+        <w:t>分布。根据</w:t>
       </w:r>
       <w:r>
         <w:t xml:space="preserve"> ODI </w:t>
@@ -6521,11 +8046,42 @@
         <w:t xml:space="preserve"> ODI </w:t>
       </w:r>
       <w:r>
-        <w:t>计算与扰动分区后，需要将覆岩扰动结果进一步引入采区规划方案的综合判别过程。采区规划方案的优劣并不由单一指标决定，而是同时受工程效率、资源回收和覆岩扰动控制等因素影响。不同目标之间存在一定冲突：</w:t>
-      </w:r>
-      <w:r>
-        <w:lastRenderedPageBreak/>
-        <w:t>提高工作面尺度和减少煤柱留设通常有利于提升资源回收率和生产效率，但可能扩大覆岩扰动范围；加强扰动控制则需要避让高扰动区或增加隔离煤柱，可能降低部分资源回收效果。因此，本文采用条件化层级融合方法，对候选方案进行约束筛选、目标融合和综合判别。</w:t>
+        <w:t>计算与扰动分区后，需要</w:t>
+      </w:r>
+      <w:proofErr w:type="gramStart"/>
+      <w:r>
+        <w:t>将覆岩扰动</w:t>
+      </w:r>
+      <w:proofErr w:type="gramEnd"/>
+      <w:r>
+        <w:t>结果进一步引入采区规划方案的综合判别过程。采区规划方案的优劣并不由单一指标</w:t>
+      </w:r>
+      <w:r>
+        <w:t>决定，而是同时受工程效率、资源回收和</w:t>
+      </w:r>
+      <w:proofErr w:type="gramStart"/>
+      <w:r>
+        <w:t>覆岩</w:t>
+      </w:r>
+      <w:proofErr w:type="gramEnd"/>
+      <w:r>
+        <w:t>扰动控制等因素影响。不同目标之间存在一定冲突：提高工作面尺度和减少</w:t>
+      </w:r>
+      <w:proofErr w:type="gramStart"/>
+      <w:r>
+        <w:t>煤柱留设通常</w:t>
+      </w:r>
+      <w:proofErr w:type="gramEnd"/>
+      <w:r>
+        <w:t>有利于提升资源回收率和生产效率，但可能</w:t>
+      </w:r>
+      <w:proofErr w:type="gramStart"/>
+      <w:r>
+        <w:t>扩大覆岩扰动</w:t>
+      </w:r>
+      <w:proofErr w:type="gramEnd"/>
+      <w:r>
+        <w:t>范围；加强扰动控制则需要避让高扰动区或增加隔离煤柱，可能降低部分资源回收效果。因此，本文采用条件化层级融合方法，对候选方案进行约束筛选、目标融合和综合判别。</w:t>
       </w:r>
     </w:p>
     <w:p>
@@ -6539,20 +8095,57 @@
       <w:r>
         <w:t xml:space="preserve"> 3 </w:t>
       </w:r>
-      <w:r>
-        <w:t>个层次。约束层用于剔除不满足有效布置域、工程参数边界和</w:t>
+      <w:proofErr w:type="gramStart"/>
+      <w:r>
+        <w:t>个</w:t>
+      </w:r>
+      <w:proofErr w:type="gramEnd"/>
+      <w:r>
+        <w:t>层次。约束</w:t>
+      </w:r>
+      <w:proofErr w:type="gramStart"/>
+      <w:r>
+        <w:t>层用于</w:t>
+      </w:r>
+      <w:proofErr w:type="gramEnd"/>
+      <w:r>
+        <w:t>剔除不满足有效布置域、工程参数边界和</w:t>
       </w:r>
       <w:r>
         <w:t xml:space="preserve"> ODI </w:t>
       </w:r>
       <w:r>
-        <w:t>阈值要求的候选方案；目标层用于对工程效率、资源回收和扰动控制</w:t>
+        <w:t>阈值要求的候选方案；目标</w:t>
+      </w:r>
+      <w:proofErr w:type="gramStart"/>
+      <w:r>
+        <w:t>层用于</w:t>
+      </w:r>
+      <w:proofErr w:type="gramEnd"/>
+      <w:r>
+        <w:t>对工程效率、资源回收和扰动控制</w:t>
       </w:r>
       <w:r>
         <w:t xml:space="preserve"> 3 </w:t>
       </w:r>
       <w:r>
-        <w:t>类指标进行无量纲化表达；判别层用于对满足约束条件的方案进行综合评分和排序推荐。通过该过程，</w:t>
+        <w:t>类指标进行无</w:t>
+      </w:r>
+      <w:proofErr w:type="gramStart"/>
+      <w:r>
+        <w:t>量纲化表达</w:t>
+      </w:r>
+      <w:proofErr w:type="gramEnd"/>
+      <w:r>
+        <w:t>；判别</w:t>
+      </w:r>
+      <w:proofErr w:type="gramStart"/>
+      <w:r>
+        <w:t>层用于</w:t>
+      </w:r>
+      <w:proofErr w:type="gramEnd"/>
+      <w:r>
+        <w:t>对满足约束条件的方案进行综合评分和排序推荐。通过该过程，</w:t>
       </w:r>
       <w:r>
         <w:t xml:space="preserve">ODI </w:t>
@@ -6580,8 +8173,13 @@
           <m:t>m</m:t>
         </m:r>
       </m:oMath>
-      <w:r>
-        <w:t>个候选采区规划方案为</w:t>
+      <w:proofErr w:type="gramStart"/>
+      <w:r>
+        <w:t>个</w:t>
+      </w:r>
+      <w:proofErr w:type="gramEnd"/>
+      <w:r>
+        <w:t>候选采区规划方案为</w:t>
       </w:r>
       <w:r>
         <w:t xml:space="preserve"> </w:t>
@@ -6877,6 +8475,9 @@
             </m:mr>
           </m:m>
           <m:r>
+            <m:rPr>
+              <m:sty m:val="p"/>
+            </m:rPr>
             <w:br/>
           </m:r>
         </m:oMath>
@@ -6934,8 +8535,13 @@
           <m:t>m</m:t>
         </m:r>
       </m:oMath>
-      <w:r>
-        <w:t>个方案中的工作面数量；</w:t>
+      <w:proofErr w:type="gramStart"/>
+      <w:r>
+        <w:t>个</w:t>
+      </w:r>
+      <w:proofErr w:type="gramEnd"/>
+      <w:r>
+        <w:t>方案中的工作面数量；</w:t>
       </w:r>
       <m:oMath>
         <m:sSub>
@@ -7112,7 +8718,15 @@
         <w:ind w:firstLine="420"/>
       </w:pPr>
       <w:r>
-        <w:t>在约束层，首先判断候选方案是否满足有效布置域和基本工程条件。工作面布置范围应位于有效布置域内，并避开保护区、限制区和不可采区域；工作面宽度、推进长度和煤柱宽度应满足矿井生产组织及安全要求；同时，方案对应的覆岩扰动水平不应超过设定控制阈值。其基本约束可表示为：</w:t>
+        <w:t>在约束层，首先判断候选方案是否满足有效布置域和基本工程条件。工作面布置范围应位于有效布置域内，并避开保护区、限制区和不可采区域；工作面宽度、推进长度和煤柱宽度应满足矿井生产组织及安全要求；同时，方案对应</w:t>
+      </w:r>
+      <w:proofErr w:type="gramStart"/>
+      <w:r>
+        <w:t>的覆岩扰动</w:t>
+      </w:r>
+      <w:proofErr w:type="gramEnd"/>
+      <w:r>
+        <w:t>水平不应超过设定控制阈值。其基本约束可表示为：</w:t>
       </w:r>
     </w:p>
     <w:p>
@@ -7558,6 +9172,9 @@
             </m:mr>
           </m:m>
           <m:r>
+            <m:rPr>
+              <m:sty m:val="p"/>
+            </m:rPr>
             <w:br/>
           </m:r>
         </m:oMath>
@@ -7855,8 +9472,13 @@
           <m:t>m</m:t>
         </m:r>
       </m:oMath>
-      <w:r>
-        <w:t>个候选方案对应的扰动评价值；</w:t>
+      <w:proofErr w:type="gramStart"/>
+      <w:r>
+        <w:t>个</w:t>
+      </w:r>
+      <w:proofErr w:type="gramEnd"/>
+      <w:r>
+        <w:t>候选方案对应的扰动评价值；</w:t>
       </w:r>
       <m:oMath>
         <m:r>
@@ -7894,8 +9516,13 @@
       <w:r>
         <w:t xml:space="preserve"> </w:t>
       </w:r>
-      <w:r>
-        <w:t>为覆岩扰动控制阈值。不满足式（</w:t>
+      <w:proofErr w:type="gramStart"/>
+      <w:r>
+        <w:t>为覆岩</w:t>
+      </w:r>
+      <w:proofErr w:type="gramEnd"/>
+      <w:r>
+        <w:t>扰动控制阈值。不满足式（</w:t>
       </w:r>
       <w:r>
         <w:t>13</w:t>
@@ -7910,7 +9537,15 @@
         <w:ind w:firstLine="420"/>
       </w:pPr>
       <w:r>
-        <w:t>在目标层，对满足约束条件的候选方案进行指标量化。本文选取工程效率、资源回收和覆岩扰动控制</w:t>
+        <w:t>在目标层，对满足约束条件的候选方案进行指标量化。本文选取工程效率、资源回收和</w:t>
+      </w:r>
+      <w:proofErr w:type="gramStart"/>
+      <w:r>
+        <w:t>覆岩</w:t>
+      </w:r>
+      <w:proofErr w:type="gramEnd"/>
+      <w:r>
+        <w:t>扰动控制</w:t>
       </w:r>
       <w:r>
         <w:t xml:space="preserve"> 3 </w:t>
@@ -8182,6 +9817,9 @@
             </m:mr>
           </m:m>
           <m:r>
+            <m:rPr>
+              <m:sty m:val="p"/>
+            </m:rPr>
             <w:br/>
           </m:r>
         </m:oMath>
@@ -8193,6 +9831,7 @@
         <w:ind w:firstLine="420"/>
       </w:pPr>
       <w:r>
+        <w:lastRenderedPageBreak/>
         <w:t>式中，</w:t>
       </w:r>
       <m:oMath>
@@ -8263,10 +9902,7 @@
         <w:t xml:space="preserve"> </w:t>
       </w:r>
       <w:r>
-        <w:t>为工程效率目标，主要反映工作面形态规整性、推进连续性和生产组织便利</w:t>
-      </w:r>
-      <w:r>
-        <w:t>性；</w:t>
+        <w:t>为工程效率目标，主要反映工作面形态规整性、推进连续性和生产组织便利性；</w:t>
       </w:r>
       <m:oMath>
         <m:sSub>
@@ -8405,8 +10041,13 @@
       <w:r>
         <w:t xml:space="preserve"> </w:t>
       </w:r>
-      <w:r>
-        <w:t>为覆岩扰动控制目标，主要反映方案范围内</w:t>
+      <w:proofErr w:type="gramStart"/>
+      <w:r>
+        <w:t>为覆岩</w:t>
+      </w:r>
+      <w:proofErr w:type="gramEnd"/>
+      <w:r>
+        <w:t>扰动控制目标，主要反映方案范围内</w:t>
       </w:r>
       <w:r>
         <w:t xml:space="preserve"> ODI </w:t>
@@ -8433,7 +10074,23 @@
         <w:t xml:space="preserve"> 3 </w:t>
       </w:r>
       <w:r>
-        <w:t>类目标的量纲和取值方向不同，需先进行无量纲化处理。对于工程效率和资源回收目标，其数值越大表示方案越优；对于覆岩扰动目标，其扰动程度越低表示方案越优，因此需进行方向转换，使其转化为扰动控制得分。处理后得到：</w:t>
+        <w:t>类目标的量纲和取值方向不同，需先进行无</w:t>
+      </w:r>
+      <w:proofErr w:type="gramStart"/>
+      <w:r>
+        <w:t>量纲化</w:t>
+      </w:r>
+      <w:proofErr w:type="gramEnd"/>
+      <w:r>
+        <w:t>处理。对于工程效率和资源回收目标，其数值越大表示方案越优；</w:t>
+      </w:r>
+      <w:proofErr w:type="gramStart"/>
+      <w:r>
+        <w:t>对于覆岩扰动</w:t>
+      </w:r>
+      <w:proofErr w:type="gramEnd"/>
+      <w:r>
+        <w:t>目标，其扰动程度越低表示方案越优，因此需进行方向转换，使其转化为扰动控制得分。处理后得到：</w:t>
       </w:r>
     </w:p>
     <w:p>
@@ -8699,6 +10356,9 @@
             </m:mr>
           </m:m>
           <m:r>
+            <m:rPr>
+              <m:sty m:val="p"/>
+            </m:rPr>
             <w:br/>
           </m:r>
         </m:oMath>
@@ -8917,7 +10577,15 @@
         </m:r>
       </m:oMath>
       <w:r>
-        <w:t>分别为工程效率、资源回收和覆岩扰动控制的无量纲评分值，取值越大表示方案在对应目标上越优。</w:t>
+        <w:t>分别为工程效率、资源回收和</w:t>
+      </w:r>
+      <w:proofErr w:type="gramStart"/>
+      <w:r>
+        <w:t>覆岩</w:t>
+      </w:r>
+      <w:proofErr w:type="gramEnd"/>
+      <w:r>
+        <w:t>扰动控制的无量纲评分值，取值越大表示方案在对应目标上越优。</w:t>
       </w:r>
     </w:p>
     <w:p>
@@ -9267,6 +10935,9 @@
             </m:mr>
           </m:m>
           <m:r>
+            <m:rPr>
+              <m:sty m:val="p"/>
+            </m:rPr>
             <w:br/>
           </m:r>
         </m:oMath>
@@ -9396,9 +11067,6 @@
               </m:e>
             </m:mr>
           </m:m>
-          <m:r>
-            <w:br/>
-          </m:r>
         </m:oMath>
       </m:oMathPara>
     </w:p>
@@ -9454,8 +11122,13 @@
           <m:t>m</m:t>
         </m:r>
       </m:oMath>
-      <w:r>
-        <w:t>个候选方案的综合得分；</w:t>
+      <w:proofErr w:type="gramStart"/>
+      <w:r>
+        <w:t>个</w:t>
+      </w:r>
+      <w:proofErr w:type="gramEnd"/>
+      <w:r>
+        <w:t>候选方案的综合得分；</w:t>
       </w:r>
       <m:oMath>
         <m:sSub>
@@ -9548,7 +11221,15 @@
         <w:t xml:space="preserve"> </w:t>
       </w:r>
       <w:r>
-        <w:t>分别为工程效率、资源回收和覆岩扰动控制目标的权重。通过调整权重组合，可形成效率优先、回收优先、扰动控制优先和综合均衡等不同偏好下的规划结果。</w:t>
+        <w:t>分别为工程效率、资源回收和</w:t>
+      </w:r>
+      <w:proofErr w:type="gramStart"/>
+      <w:r>
+        <w:t>覆岩</w:t>
+      </w:r>
+      <w:proofErr w:type="gramEnd"/>
+      <w:r>
+        <w:t>扰动控制目标的权重。通过调整权重组合，可形成效率优先、回收优先、扰动控制优先和综合均衡等不同偏好下的规划结果。</w:t>
       </w:r>
     </w:p>
     <w:p>
@@ -9608,15 +11289,200 @@
         <w:t xml:space="preserve">ODI </w:t>
       </w:r>
       <w:r>
-        <w:t>评价结果能够从单独的扰动分区结果转化为采区规划方案判别依据，使工作面布置、煤柱留设和开采边界调整具有统一的量化基础。</w:t>
-      </w:r>
+        <w:t>评价结果能够从单独的扰动分区结果转化为采区规划方案判别依据，使工作面布置、</w:t>
+      </w:r>
+      <w:proofErr w:type="gramStart"/>
+      <w:r>
+        <w:t>煤柱留设和</w:t>
+      </w:r>
+      <w:proofErr w:type="gramEnd"/>
+      <w:r>
+        <w:t>开采边界调整具有统一的量化基础。</w:t>
+      </w:r>
+    </w:p>
+    <w:p>
+      <w:pPr>
+        <w:pStyle w:val="100"/>
+        <w:ind w:firstLineChars="0" w:firstLine="0"/>
+        <w:sectPr>
+          <w:type w:val="continuous"/>
+          <w:pgSz w:w="11906" w:h="16838"/>
+          <w:pgMar w:top="1418" w:right="1134" w:bottom="1134" w:left="1134" w:header="720" w:footer="720" w:gutter="0"/>
+          <w:cols w:num="2" w:space="720"/>
+          <w:docGrid w:linePitch="598"/>
+        </w:sectPr>
+      </w:pPr>
+    </w:p>
+    <w:p>
+      <w:pPr>
+        <w:pStyle w:val="100"/>
+        <w:keepNext/>
+        <w:ind w:firstLineChars="0" w:firstLine="0"/>
+        <w:jc w:val="center"/>
+      </w:pPr>
+      <w:r>
+        <w:rPr>
+          <w:rFonts w:hint="eastAsia"/>
+          <w:noProof/>
+        </w:rPr>
+        <w:drawing>
+          <wp:inline distT="0" distB="0" distL="0" distR="0" wp14:anchorId="232234FA" wp14:editId="51A15FAF">
+            <wp:extent cx="5778000" cy="2806716"/>
+            <wp:effectExtent l="0" t="0" r="0" b="0"/>
+            <wp:docPr id="1042900024" name="图片 3"/>
+            <wp:cNvGraphicFramePr>
+              <a:graphicFrameLocks xmlns:a="http://schemas.openxmlformats.org/drawingml/2006/main" noChangeAspect="1"/>
+            </wp:cNvGraphicFramePr>
+            <a:graphic xmlns:a="http://schemas.openxmlformats.org/drawingml/2006/main">
+              <a:graphicData uri="http://schemas.openxmlformats.org/drawingml/2006/picture">
+                <pic:pic xmlns:pic="http://schemas.openxmlformats.org/drawingml/2006/picture">
+                  <pic:nvPicPr>
+                    <pic:cNvPr id="1042900024" name="图片 1042900024"/>
+                    <pic:cNvPicPr/>
+                  </pic:nvPicPr>
+                  <pic:blipFill>
+                    <a:blip r:embed="rId13">
+                      <a:extLst>
+                        <a:ext uri="{28A0092B-C50C-407E-A947-70E740481C1C}">
+                          <a14:useLocalDpi xmlns:a14="http://schemas.microsoft.com/office/drawing/2010/main" val="0"/>
+                        </a:ext>
+                      </a:extLst>
+                    </a:blip>
+                    <a:stretch>
+                      <a:fillRect/>
+                    </a:stretch>
+                  </pic:blipFill>
+                  <pic:spPr>
+                    <a:xfrm>
+                      <a:off x="0" y="0"/>
+                      <a:ext cx="5778000" cy="2806716"/>
+                    </a:xfrm>
+                    <a:prstGeom prst="rect">
+                      <a:avLst/>
+                    </a:prstGeom>
+                  </pic:spPr>
+                </pic:pic>
+              </a:graphicData>
+            </a:graphic>
+          </wp:inline>
+        </w:drawing>
+      </w:r>
+    </w:p>
+    <w:p>
+      <w:pPr>
+        <w:pStyle w:val="14"/>
+      </w:pPr>
+      <w:r>
+        <w:rPr>
+          <w:rFonts w:hint="eastAsia"/>
+        </w:rPr>
+        <w:t>图</w:t>
+      </w:r>
+      <w:r>
+        <w:fldChar w:fldCharType="begin"/>
+      </w:r>
+      <w:r>
+        <w:instrText xml:space="preserve"> </w:instrText>
+      </w:r>
+      <w:r>
+        <w:rPr>
+          <w:rFonts w:hint="eastAsia"/>
+        </w:rPr>
+        <w:instrText xml:space="preserve">SEQ </w:instrText>
+      </w:r>
+      <w:r>
+        <w:rPr>
+          <w:rFonts w:hint="eastAsia"/>
+        </w:rPr>
+        <w:instrText>图</w:instrText>
+      </w:r>
+      <w:r>
+        <w:rPr>
+          <w:rFonts w:hint="eastAsia"/>
+        </w:rPr>
+        <w:instrText xml:space="preserve"> \* ARABIC</w:instrText>
+      </w:r>
+      <w:r>
+        <w:instrText xml:space="preserve"> </w:instrText>
+      </w:r>
+      <w:r>
+        <w:fldChar w:fldCharType="separate"/>
+      </w:r>
+      <w:r>
+        <w:rPr>
+          <w:noProof/>
+        </w:rPr>
+        <w:t>3</w:t>
+      </w:r>
+      <w:r>
+        <w:fldChar w:fldCharType="end"/>
+      </w:r>
+      <w:r>
+        <w:rPr>
+          <w:rFonts w:hint="eastAsia"/>
+        </w:rPr>
+        <w:t xml:space="preserve"> </w:t>
+      </w:r>
+      <w:proofErr w:type="gramStart"/>
+      <w:r>
+        <w:t>覆岩扰动</w:t>
+      </w:r>
+      <w:proofErr w:type="gramEnd"/>
+      <w:r>
+        <w:t>约束下采区规划方案判别流程</w:t>
+      </w:r>
+    </w:p>
+    <w:p>
+      <w:pPr>
+        <w:pStyle w:val="14"/>
+        <w:rPr>
+          <w:rFonts w:hint="eastAsia"/>
+        </w:rPr>
+      </w:pPr>
+      <w:r>
+        <w:t>Fig.</w:t>
+      </w:r>
+      <w:r>
+        <w:rPr>
+          <w:rFonts w:hint="eastAsia"/>
+        </w:rPr>
+        <w:t>3</w:t>
+      </w:r>
+      <w:r>
+        <w:t xml:space="preserve"> Decision process of mining district planning schemes under overburden disturbance constraints</w:t>
+      </w:r>
+    </w:p>
+    <w:p>
+      <w:pPr>
+        <w:pStyle w:val="100"/>
+        <w:ind w:firstLineChars="0" w:firstLine="0"/>
+        <w:jc w:val="center"/>
+        <w:rPr>
+          <w:rFonts w:hint="eastAsia"/>
+        </w:rPr>
+      </w:pPr>
+    </w:p>
+    <w:p>
+      <w:pPr>
+        <w:pStyle w:val="100"/>
+        <w:ind w:firstLineChars="0" w:firstLine="0"/>
+        <w:rPr>
+          <w:rFonts w:hint="eastAsia"/>
+        </w:rPr>
+        <w:sectPr>
+          <w:type w:val="continuous"/>
+          <w:pgSz w:w="11906" w:h="16838"/>
+          <w:pgMar w:top="1418" w:right="1134" w:bottom="1134" w:left="1134" w:header="720" w:footer="720" w:gutter="0"/>
+          <w:cols w:space="720"/>
+          <w:docGrid w:linePitch="598"/>
+        </w:sectPr>
+      </w:pPr>
     </w:p>
     <w:p>
       <w:pPr>
         <w:pStyle w:val="11"/>
       </w:pPr>
       <w:r>
-        <w:lastRenderedPageBreak/>
         <w:t xml:space="preserve">3 </w:t>
       </w:r>
       <w:r>
@@ -9629,7 +11495,46 @@
         <w:ind w:firstLine="420"/>
       </w:pPr>
       <w:r>
-        <w:t>为验证覆岩扰动约束下采区协同规划方法的工程适用性，选取敏东一矿南一盘区西翼采区作为应用对象。系统以采区边界、保护区及限制区范围、煤层赋存条件、关键层参数、含水层位置、工作面布置方向、工作面宽度范围、边界煤柱和区段煤柱留设范围等作为输入，在统一空间域内完成覆岩扰动评价、采区规划方案生成和协同调控分析。考虑到研究区采区规划与含水层保护关系较为密切，本文以含水层扰动场景作为主要评价场景，将</w:t>
+        <w:t>为</w:t>
+      </w:r>
+      <w:proofErr w:type="gramStart"/>
+      <w:r>
+        <w:t>验证覆岩扰动</w:t>
+      </w:r>
+      <w:proofErr w:type="gramEnd"/>
+      <w:r>
+        <w:t>约束下采区协同规划方法的工程适用性，</w:t>
+      </w:r>
+      <w:proofErr w:type="gramStart"/>
+      <w:r>
+        <w:t>选取敏东一矿</w:t>
+      </w:r>
+      <w:proofErr w:type="gramEnd"/>
+      <w:r>
+        <w:t>南一盘区西翼采区作为应用对象。系统以采区边界、保护区及限制区</w:t>
+      </w:r>
+      <w:r>
+        <w:t>范围、煤层赋存条件、关键层参数、含水层位置、工作面布置方向、工作面宽度范围、边界煤柱和区段煤柱</w:t>
+      </w:r>
+      <w:proofErr w:type="gramStart"/>
+      <w:r>
+        <w:t>留设范围</w:t>
+      </w:r>
+      <w:proofErr w:type="gramEnd"/>
+      <w:r>
+        <w:t>等作为输入，在统一空间域内</w:t>
+      </w:r>
+      <w:proofErr w:type="gramStart"/>
+      <w:r>
+        <w:t>完成覆岩扰动</w:t>
+      </w:r>
+      <w:proofErr w:type="gramEnd"/>
+      <w:r>
+        <w:t>评价、采区规划方案生成和协同调控分析。考虑到研究区采区规划与含水层保护关</w:t>
+      </w:r>
+      <w:r>
+        <w:lastRenderedPageBreak/>
+        <w:t>系较为密切，本文以含水层扰动场景作为主要评价场景，将</w:t>
       </w:r>
       <w:r>
         <w:t xml:space="preserve"> ODI </w:t>
@@ -9650,7 +11555,10 @@
         <w:t xml:space="preserve"> ODI </w:t>
       </w:r>
       <w:r>
-        <w:t>计算。含水层扰动场景下，裂隙发育与隔水层破坏程度是主要控制因素，因此在</w:t>
+        <w:t>计算。含水层扰动场景下，裂隙发育与隔水层破坏</w:t>
+      </w:r>
+      <w:r>
+        <w:t>程度是主要控制因素，因此在</w:t>
       </w:r>
       <w:r>
         <w:t xml:space="preserve"> ODI </w:t>
@@ -9671,38 +11579,182 @@
         <w:t>分布结果，如图</w:t>
       </w:r>
       <w:r>
-        <w:t xml:space="preserve"> X </w:t>
+        <w:rPr>
+          <w:rFonts w:hint="eastAsia"/>
+        </w:rPr>
+        <w:t>4</w:t>
       </w:r>
       <w:r>
         <w:t>所示。</w:t>
+      </w:r>
+    </w:p>
+    <w:p>
+      <w:pPr>
+        <w:pStyle w:val="100"/>
+        <w:keepNext/>
+        <w:ind w:firstLineChars="0" w:firstLine="0"/>
+        <w:jc w:val="center"/>
+        <w:sectPr>
+          <w:type w:val="continuous"/>
+          <w:pgSz w:w="11906" w:h="16838"/>
+          <w:pgMar w:top="1418" w:right="1134" w:bottom="1134" w:left="1134" w:header="720" w:footer="720" w:gutter="0"/>
+          <w:cols w:num="2" w:space="720"/>
+          <w:docGrid w:linePitch="598"/>
+        </w:sectPr>
+      </w:pPr>
+    </w:p>
+    <w:p>
+      <w:pPr>
+        <w:pStyle w:val="100"/>
+        <w:keepNext/>
+        <w:ind w:firstLineChars="0" w:firstLine="0"/>
+        <w:jc w:val="center"/>
+      </w:pPr>
+      <w:r>
+        <w:rPr>
+          <w:rFonts w:hint="eastAsia"/>
+          <w:noProof/>
+        </w:rPr>
+        <w:drawing>
+          <wp:inline distT="0" distB="0" distL="0" distR="0" wp14:anchorId="22EA3D07" wp14:editId="4AD99ABB">
+            <wp:extent cx="5778000" cy="1523868"/>
+            <wp:effectExtent l="0" t="0" r="0" b="0"/>
+            <wp:docPr id="959290853" name="图片 4"/>
+            <wp:cNvGraphicFramePr>
+              <a:graphicFrameLocks xmlns:a="http://schemas.openxmlformats.org/drawingml/2006/main" noChangeAspect="1"/>
+            </wp:cNvGraphicFramePr>
+            <a:graphic xmlns:a="http://schemas.openxmlformats.org/drawingml/2006/main">
+              <a:graphicData uri="http://schemas.openxmlformats.org/drawingml/2006/picture">
+                <pic:pic xmlns:pic="http://schemas.openxmlformats.org/drawingml/2006/picture">
+                  <pic:nvPicPr>
+                    <pic:cNvPr id="959290853" name="图片 959290853"/>
+                    <pic:cNvPicPr/>
+                  </pic:nvPicPr>
+                  <pic:blipFill>
+                    <a:blip r:embed="rId14" cstate="print">
+                      <a:extLst>
+                        <a:ext uri="{28A0092B-C50C-407E-A947-70E740481C1C}">
+                          <a14:useLocalDpi xmlns:a14="http://schemas.microsoft.com/office/drawing/2010/main" val="0"/>
+                        </a:ext>
+                      </a:extLst>
+                    </a:blip>
+                    <a:stretch>
+                      <a:fillRect/>
+                    </a:stretch>
+                  </pic:blipFill>
+                  <pic:spPr>
+                    <a:xfrm>
+                      <a:off x="0" y="0"/>
+                      <a:ext cx="5778000" cy="1523868"/>
+                    </a:xfrm>
+                    <a:prstGeom prst="rect">
+                      <a:avLst/>
+                    </a:prstGeom>
+                  </pic:spPr>
+                </pic:pic>
+              </a:graphicData>
+            </a:graphic>
+          </wp:inline>
+        </w:drawing>
+      </w:r>
+    </w:p>
+    <w:p>
+      <w:pPr>
+        <w:pStyle w:val="14"/>
+      </w:pPr>
+      <w:r>
+        <w:rPr>
+          <w:rFonts w:hint="eastAsia"/>
+        </w:rPr>
+        <w:t>图</w:t>
+      </w:r>
+      <w:r>
+        <w:fldChar w:fldCharType="begin"/>
+      </w:r>
+      <w:r>
+        <w:instrText xml:space="preserve"> </w:instrText>
+      </w:r>
+      <w:r>
+        <w:rPr>
+          <w:rFonts w:hint="eastAsia"/>
+        </w:rPr>
+        <w:instrText xml:space="preserve">SEQ </w:instrText>
+      </w:r>
+      <w:r>
+        <w:rPr>
+          <w:rFonts w:hint="eastAsia"/>
+        </w:rPr>
+        <w:instrText>图</w:instrText>
+      </w:r>
+      <w:r>
+        <w:rPr>
+          <w:rFonts w:hint="eastAsia"/>
+        </w:rPr>
+        <w:instrText xml:space="preserve"> \* ARABIC</w:instrText>
+      </w:r>
+      <w:r>
+        <w:instrText xml:space="preserve"> </w:instrText>
+      </w:r>
+      <w:r>
+        <w:fldChar w:fldCharType="separate"/>
+      </w:r>
+      <w:r>
+        <w:rPr>
+          <w:noProof/>
+        </w:rPr>
+        <w:t>4</w:t>
+      </w:r>
+      <w:r>
+        <w:fldChar w:fldCharType="end"/>
+      </w:r>
+      <w:r>
+        <w:rPr>
+          <w:rFonts w:hint="eastAsia"/>
+        </w:rPr>
+        <w:t xml:space="preserve"> </w:t>
+      </w:r>
+      <w:r>
+        <w:t>含水层扰动场景下</w:t>
+      </w:r>
+      <w:r>
+        <w:t xml:space="preserve"> ODI </w:t>
+      </w:r>
+      <w:r>
+        <w:t>空间分布</w:t>
+      </w:r>
+    </w:p>
+    <w:p>
+      <w:pPr>
+        <w:pStyle w:val="14"/>
+        <w:rPr>
+          <w:rFonts w:hint="eastAsia"/>
+        </w:rPr>
+      </w:pPr>
+      <w:r>
+        <w:t>Fig.</w:t>
+      </w:r>
+      <w:r>
+        <w:rPr>
+          <w:rFonts w:hint="eastAsia"/>
+        </w:rPr>
+        <w:t>4</w:t>
+      </w:r>
+      <w:r>
+        <w:t xml:space="preserve"> Spatial distribution of ODI under the aquifer disturbance scenario</w:t>
       </w:r>
     </w:p>
     <w:p>
       <w:pPr>
         <w:pStyle w:val="100"/>
         <w:ind w:firstLine="420"/>
-      </w:pPr>
-      <w:r>
-        <w:t>由图</w:t>
-      </w:r>
-      <w:r>
-        <w:t xml:space="preserve"> X </w:t>
-      </w:r>
-      <w:r>
-        <w:t>可见，研究区</w:t>
-      </w:r>
-      <w:r>
-        <w:t xml:space="preserve"> ODI </w:t>
-      </w:r>
-      <w:r>
-        <w:t>值呈现明显的空间分异特征。整体上，低值区和中低值区占比较大，说明大部分区域覆岩扰动处于相对可控状态；局部区域出现较高</w:t>
-      </w:r>
-      <w:r>
-        <w:t xml:space="preserve"> ODI </w:t>
-      </w:r>
-      <w:r>
-        <w:t>值，表明该区域覆岩结构受采动影响较强，裂隙发育或隔水层削弱程度相对明显。该结果说明，含水层扰动并非在采区范围内均匀分布，而是受煤层赋存、覆岩结构、含水层位置和工作面布置条件共同控制，具有明显的局部集中性。</w:t>
-      </w:r>
+        <w:sectPr>
+          <w:type w:val="continuous"/>
+          <w:pgSz w:w="11906" w:h="16838"/>
+          <w:pgMar w:top="1418" w:right="1134" w:bottom="1134" w:left="1134" w:header="720" w:footer="720" w:gutter="0"/>
+          <w:cols w:space="720"/>
+          <w:docGrid w:linePitch="598"/>
+        </w:sectPr>
+      </w:pPr>
     </w:p>
     <w:p>
       <w:pPr>
@@ -9710,79 +11762,60 @@
         <w:ind w:firstLine="420"/>
       </w:pPr>
       <w:r>
-        <w:t>根据</w:t>
+        <w:t>由图</w:t>
+      </w:r>
+      <w:r>
+        <w:rPr>
+          <w:rFonts w:hint="eastAsia"/>
+        </w:rPr>
+        <w:t>4</w:t>
+      </w:r>
+      <w:r>
+        <w:t>可见，研究区</w:t>
       </w:r>
       <w:r>
         <w:t xml:space="preserve"> ODI </w:t>
       </w:r>
       <w:r>
-        <w:t>数值大小，将含水层扰动程度划分为轻微扰动、较弱扰动、中等扰动、较强扰动和强扰动</w:t>
-      </w:r>
-      <w:r>
-        <w:t xml:space="preserve"> 5 </w:t>
-      </w:r>
-      <w:r>
-        <w:t>个等级，分级标准见表</w:t>
-      </w:r>
-      <w:r>
-        <w:t xml:space="preserve"> X</w:t>
-      </w:r>
-      <w:r>
-        <w:t>。学位论文中将</w:t>
-      </w:r>
-      <w:r>
-        <w:t xml:space="preserve"> ODI</w:t>
-      </w:r>
-      <w:r>
-        <w:t>＜</w:t>
-      </w:r>
-      <w:r>
-        <w:t xml:space="preserve">0.40 </w:t>
-      </w:r>
-      <w:r>
-        <w:t>判定为轻微扰动，</w:t>
-      </w:r>
-      <w:r>
-        <w:t>0.40≤ODI</w:t>
-      </w:r>
-      <w:r>
-        <w:t>＜</w:t>
-      </w:r>
-      <w:r>
-        <w:t xml:space="preserve">0.65 </w:t>
-      </w:r>
-      <w:r>
-        <w:t>判定为较弱扰动，</w:t>
-      </w:r>
-      <w:r>
-        <w:t>0.65≤ODI</w:t>
-      </w:r>
-      <w:r>
-        <w:t>＜</w:t>
-      </w:r>
-      <w:r>
-        <w:t xml:space="preserve">0.85 </w:t>
-      </w:r>
-      <w:r>
-        <w:t>判定为中等扰动，</w:t>
-      </w:r>
-      <w:r>
-        <w:t>0.85≤ODI</w:t>
-      </w:r>
-      <w:r>
-        <w:t>＜</w:t>
-      </w:r>
-      <w:r>
-        <w:t xml:space="preserve">0.90 </w:t>
-      </w:r>
-      <w:r>
-        <w:t>判定为较强扰动，</w:t>
-      </w:r>
-      <w:r>
-        <w:t xml:space="preserve">ODI≥0.90 </w:t>
-      </w:r>
-      <w:r>
-        <w:t>判定为强扰动；其中较强扰动和强扰动对应裂隙带发育充分、覆岩破坏高度增大及含水层扰动风险升高等工程含义。</w:t>
+        <w:t>值呈现明显的空间分异特征。整体上，低值区和中低值区</w:t>
+      </w:r>
+      <w:proofErr w:type="gramStart"/>
+      <w:r>
+        <w:t>占比较</w:t>
+      </w:r>
+      <w:proofErr w:type="gramEnd"/>
+      <w:r>
+        <w:t>大，说明大部分</w:t>
+      </w:r>
+      <w:proofErr w:type="gramStart"/>
+      <w:r>
+        <w:t>区域覆岩扰动</w:t>
+      </w:r>
+      <w:proofErr w:type="gramEnd"/>
+      <w:r>
+        <w:t>处于相对可控状态；局部区域出现较高</w:t>
+      </w:r>
+      <w:r>
+        <w:t xml:space="preserve"> ODI </w:t>
+      </w:r>
+      <w:r>
+        <w:t>值，表明该区域</w:t>
+      </w:r>
+      <w:proofErr w:type="gramStart"/>
+      <w:r>
+        <w:t>覆岩结构受采动</w:t>
+      </w:r>
+      <w:proofErr w:type="gramEnd"/>
+      <w:r>
+        <w:t>影响较强，裂隙发育或隔水层削弱程度相对明显。该结果说明，含水层扰动并非在采区范围内均匀分布，而是受煤层赋存、</w:t>
+      </w:r>
+      <w:proofErr w:type="gramStart"/>
+      <w:r>
+        <w:t>覆岩结构</w:t>
+      </w:r>
+      <w:proofErr w:type="gramEnd"/>
+      <w:r>
+        <w:t>、含水层位置和工作面布置条件共同控制，具有明显的局部集中性。</w:t>
       </w:r>
     </w:p>
     <w:p>
@@ -9791,28 +11824,95 @@
         <w:ind w:firstLine="420"/>
       </w:pPr>
       <w:r>
-        <w:t>按照上述标准对</w:t>
+        <w:t>根据</w:t>
       </w:r>
       <w:r>
         <w:t xml:space="preserve"> ODI </w:t>
       </w:r>
       <w:r>
-        <w:t>分布结果进行重分类，得到含水层扰动等级分区图，如图</w:t>
-      </w:r>
-      <w:r>
-        <w:t xml:space="preserve"> X </w:t>
-      </w:r>
-      <w:r>
-        <w:t>所示。由图</w:t>
-      </w:r>
-      <w:r>
-        <w:t xml:space="preserve"> X </w:t>
-      </w:r>
-      <w:r>
-        <w:t>可知，研究区以轻微扰动、较弱扰动和中等扰动区为主，较强扰动区和强扰动区分布范围相对有限，但其对采区规划的约束作用更为突出。对</w:t>
-      </w:r>
-      <w:r>
-        <w:t>于较强扰动区和强扰动区，若直接布置工作面或缩小煤柱留设，可能增加裂隙带向含水层方向发展的风险。因此，在后续方案生成和筛选中，将高等级扰动区作为限制区域或重点控制区域，并结合工作面边界和煤柱参数进行约束判定。</w:t>
+        <w:t>数值大小，将含水层扰动程度划</w:t>
+      </w:r>
+      <w:r>
+        <w:t>分为轻微扰动、较弱扰动、中等扰动、较强扰动和强扰动</w:t>
+      </w:r>
+      <w:r>
+        <w:t xml:space="preserve"> 5 </w:t>
+      </w:r>
+      <w:proofErr w:type="gramStart"/>
+      <w:r>
+        <w:t>个</w:t>
+      </w:r>
+      <w:proofErr w:type="gramEnd"/>
+      <w:r>
+        <w:t>等级，分级标准见表</w:t>
+      </w:r>
+      <w:r>
+        <w:t xml:space="preserve"> X</w:t>
+      </w:r>
+      <w:r>
+        <w:t>。学位论文中将</w:t>
+      </w:r>
+      <w:r>
+        <w:t xml:space="preserve"> ODI</w:t>
+      </w:r>
+      <w:r>
+        <w:t>＜</w:t>
+      </w:r>
+      <w:r>
+        <w:t xml:space="preserve">0.40 </w:t>
+      </w:r>
+      <w:r>
+        <w:t>判定为轻微扰动，</w:t>
+      </w:r>
+      <w:r>
+        <w:t>0.40≤ODI</w:t>
+      </w:r>
+      <w:r>
+        <w:t>＜</w:t>
+      </w:r>
+      <w:r>
+        <w:t xml:space="preserve">0.65 </w:t>
+      </w:r>
+      <w:r>
+        <w:t>判定为较弱扰动，</w:t>
+      </w:r>
+      <w:r>
+        <w:t>0.65≤ODI</w:t>
+      </w:r>
+      <w:r>
+        <w:t>＜</w:t>
+      </w:r>
+      <w:r>
+        <w:t xml:space="preserve">0.85 </w:t>
+      </w:r>
+      <w:r>
+        <w:t>判定为中等扰动，</w:t>
+      </w:r>
+      <w:r>
+        <w:t>0.85≤ODI</w:t>
+      </w:r>
+      <w:r>
+        <w:t>＜</w:t>
+      </w:r>
+      <w:r>
+        <w:t xml:space="preserve">0.90 </w:t>
+      </w:r>
+      <w:r>
+        <w:t>判定为较强扰动，</w:t>
+      </w:r>
+      <w:r>
+        <w:t xml:space="preserve">ODI≥0.90 </w:t>
+      </w:r>
+      <w:r>
+        <w:t>判定为强扰动；其中较强扰动和强扰动对应裂隙带发育充分、</w:t>
+      </w:r>
+      <w:proofErr w:type="gramStart"/>
+      <w:r>
+        <w:t>覆岩破坏</w:t>
+      </w:r>
+      <w:proofErr w:type="gramEnd"/>
+      <w:r>
+        <w:t>高度增大及含水层扰动风险升高等工程含义。</w:t>
       </w:r>
     </w:p>
     <w:p>
@@ -9821,59 +11921,182 @@
         <w:ind w:firstLine="420"/>
       </w:pPr>
       <w:r>
-        <w:t>在含水层扰动分区基础上，系统进一步开展采区规划方案计算。候选方案生成过程中，首先依据有效布置域、工作面布置方向、工作面宽度范围、边界煤柱和区段煤柱留设要求形成初始方案集；随后对候选方案进行几何可实施性、煤柱隔离条件和</w:t>
+        <w:t>按照上述标准对</w:t>
       </w:r>
       <w:r>
         <w:t xml:space="preserve"> ODI </w:t>
       </w:r>
       <w:r>
-        <w:t>阈值约束筛选；最后对满足约束条件的方案进行工程效率、资源回收和覆岩扰动控制评价。该过程与学位论文第</w:t>
-      </w:r>
-      <w:r>
-        <w:t xml:space="preserve"> 6 </w:t>
-      </w:r>
-      <w:r>
-        <w:t>章中</w:t>
-      </w:r>
-      <w:r>
-        <w:t>“</w:t>
-      </w:r>
-      <w:r>
-        <w:t>以含水层扰动场景</w:t>
-      </w:r>
-      <w:r>
-        <w:t xml:space="preserve"> ODI </w:t>
-      </w:r>
-      <w:r>
-        <w:t>分布作为约束输入，在统一空间域与采样口径下完成候选方案生成、筛选与对照</w:t>
-      </w:r>
-      <w:r>
-        <w:t>”</w:t>
-      </w:r>
-      <w:r>
-        <w:t>的案例流程一致。</w:t>
+        <w:t>分布结果进行重分类，得到含水层扰动等级分区图，如图</w:t>
+      </w:r>
+      <w:r>
+        <w:t xml:space="preserve"> X </w:t>
+      </w:r>
+      <w:r>
+        <w:t>所示。</w:t>
+      </w:r>
+    </w:p>
+    <w:p>
+      <w:pPr>
+        <w:pStyle w:val="100"/>
+        <w:keepNext/>
+        <w:ind w:firstLineChars="0" w:firstLine="0"/>
+        <w:jc w:val="center"/>
+        <w:sectPr>
+          <w:type w:val="continuous"/>
+          <w:pgSz w:w="11906" w:h="16838"/>
+          <w:pgMar w:top="1418" w:right="1134" w:bottom="1134" w:left="1134" w:header="720" w:footer="720" w:gutter="0"/>
+          <w:cols w:num="2" w:space="720"/>
+          <w:docGrid w:linePitch="598"/>
+        </w:sectPr>
+      </w:pPr>
+    </w:p>
+    <w:p>
+      <w:pPr>
+        <w:pStyle w:val="100"/>
+        <w:keepNext/>
+        <w:ind w:firstLineChars="0" w:firstLine="0"/>
+        <w:jc w:val="center"/>
+      </w:pPr>
+      <w:r>
+        <w:rPr>
+          <w:rFonts w:hint="eastAsia"/>
+          <w:noProof/>
+        </w:rPr>
+        <w:drawing>
+          <wp:inline distT="0" distB="0" distL="0" distR="0" wp14:anchorId="3A19B126" wp14:editId="1D6D1EEF">
+            <wp:extent cx="5778000" cy="1392992"/>
+            <wp:effectExtent l="0" t="0" r="0" b="0"/>
+            <wp:docPr id="1087745370" name="图片 5"/>
+            <wp:cNvGraphicFramePr>
+              <a:graphicFrameLocks xmlns:a="http://schemas.openxmlformats.org/drawingml/2006/main" noChangeAspect="1"/>
+            </wp:cNvGraphicFramePr>
+            <a:graphic xmlns:a="http://schemas.openxmlformats.org/drawingml/2006/main">
+              <a:graphicData uri="http://schemas.openxmlformats.org/drawingml/2006/picture">
+                <pic:pic xmlns:pic="http://schemas.openxmlformats.org/drawingml/2006/picture">
+                  <pic:nvPicPr>
+                    <pic:cNvPr id="1087745370" name="图片 1087745370"/>
+                    <pic:cNvPicPr/>
+                  </pic:nvPicPr>
+                  <pic:blipFill>
+                    <a:blip r:embed="rId15" cstate="print">
+                      <a:extLst>
+                        <a:ext uri="{28A0092B-C50C-407E-A947-70E740481C1C}">
+                          <a14:useLocalDpi xmlns:a14="http://schemas.microsoft.com/office/drawing/2010/main" val="0"/>
+                        </a:ext>
+                      </a:extLst>
+                    </a:blip>
+                    <a:stretch>
+                      <a:fillRect/>
+                    </a:stretch>
+                  </pic:blipFill>
+                  <pic:spPr>
+                    <a:xfrm>
+                      <a:off x="0" y="0"/>
+                      <a:ext cx="5778000" cy="1392992"/>
+                    </a:xfrm>
+                    <a:prstGeom prst="rect">
+                      <a:avLst/>
+                    </a:prstGeom>
+                  </pic:spPr>
+                </pic:pic>
+              </a:graphicData>
+            </a:graphic>
+          </wp:inline>
+        </w:drawing>
+      </w:r>
+    </w:p>
+    <w:p>
+      <w:pPr>
+        <w:pStyle w:val="14"/>
+      </w:pPr>
+      <w:r>
+        <w:rPr>
+          <w:rFonts w:hint="eastAsia"/>
+        </w:rPr>
+        <w:t>图</w:t>
+      </w:r>
+      <w:r>
+        <w:fldChar w:fldCharType="begin"/>
+      </w:r>
+      <w:r>
+        <w:instrText xml:space="preserve"> </w:instrText>
+      </w:r>
+      <w:r>
+        <w:rPr>
+          <w:rFonts w:hint="eastAsia"/>
+        </w:rPr>
+        <w:instrText xml:space="preserve">SEQ </w:instrText>
+      </w:r>
+      <w:r>
+        <w:rPr>
+          <w:rFonts w:hint="eastAsia"/>
+        </w:rPr>
+        <w:instrText>图</w:instrText>
+      </w:r>
+      <w:r>
+        <w:rPr>
+          <w:rFonts w:hint="eastAsia"/>
+        </w:rPr>
+        <w:instrText xml:space="preserve"> \* ARABIC</w:instrText>
+      </w:r>
+      <w:r>
+        <w:instrText xml:space="preserve"> </w:instrText>
+      </w:r>
+      <w:r>
+        <w:fldChar w:fldCharType="separate"/>
+      </w:r>
+      <w:r>
+        <w:rPr>
+          <w:noProof/>
+        </w:rPr>
+        <w:t>5</w:t>
+      </w:r>
+      <w:r>
+        <w:fldChar w:fldCharType="end"/>
+      </w:r>
+      <w:r>
+        <w:rPr>
+          <w:rFonts w:hint="eastAsia"/>
+        </w:rPr>
+        <w:t xml:space="preserve"> </w:t>
+      </w:r>
+      <w:r>
+        <w:t>含水层扰动等级分区结果</w:t>
+      </w:r>
+    </w:p>
+    <w:p>
+      <w:pPr>
+        <w:pStyle w:val="14"/>
+        <w:rPr>
+          <w:rFonts w:hint="eastAsia"/>
+        </w:rPr>
+      </w:pPr>
+      <w:r>
+        <w:t>Fig.</w:t>
+      </w:r>
+      <w:r>
+        <w:rPr>
+          <w:rFonts w:hint="eastAsia"/>
+        </w:rPr>
+        <w:t>5</w:t>
+      </w:r>
+      <w:r>
+        <w:t xml:space="preserve"> Zoning results of aquifer disturbance levels</w:t>
       </w:r>
     </w:p>
     <w:p>
       <w:pPr>
         <w:pStyle w:val="100"/>
         <w:ind w:firstLine="420"/>
-      </w:pPr>
-      <w:r>
-        <w:t>不同目标偏好下的采区规划结果见图</w:t>
-      </w:r>
-      <w:r>
-        <w:t xml:space="preserve"> X </w:t>
-      </w:r>
-      <w:r>
-        <w:t>和表</w:t>
-      </w:r>
-      <w:r>
-        <w:t xml:space="preserve"> X</w:t>
-      </w:r>
-      <w:r>
-        <w:t>。工程效率最优方案侧重工作面布置规整性、推进长度和生产组织连续性，方案整体形态较为规则，便于后续采掘组织，但局部工作面可能接近中高扰动区域。资源回收最优方案侧重提高有效采出范围和减少残留可采区，对采区空间利用较充分，但在含水层扰动约束较强的区域，可能需要通过边界调整或煤柱加宽降低风险。覆岩扰动控制最优方案优先避让较强扰动区和强扰动区，与高等级扰动区重叠范围较小，含水层保护效果较好，但部分区域资源回收水平和工作面规整性可能受到影响。权重调节方案则在工程效率、资源回收和覆岩扰动控制之间进行折中，适用于需要兼顾安全控制与资源利用的规划情形。</w:t>
-      </w:r>
+        <w:sectPr>
+          <w:type w:val="continuous"/>
+          <w:pgSz w:w="11906" w:h="16838"/>
+          <w:pgMar w:top="1418" w:right="1134" w:bottom="1134" w:left="1134" w:header="720" w:footer="720" w:gutter="0"/>
+          <w:cols w:space="720"/>
+          <w:docGrid w:linePitch="598"/>
+        </w:sectPr>
+      </w:pPr>
     </w:p>
     <w:p>
       <w:pPr>
@@ -9881,19 +12104,13 @@
         <w:ind w:firstLine="420"/>
       </w:pPr>
       <w:r>
-        <w:t>从表</w:t>
+        <w:t>由图</w:t>
       </w:r>
       <w:r>
         <w:t xml:space="preserve"> X </w:t>
       </w:r>
       <w:r>
-        <w:t>可以看出，不同方案在各评价指标上表现出明显差异。工程效率最优方案在工作面形态和推进组织方面占优；资源回收最优方案在有效采出面积和资源利用程度方面占优；覆岩扰动控制最优方案在</w:t>
-      </w:r>
-      <w:r>
-        <w:t xml:space="preserve"> ODI </w:t>
-      </w:r>
-      <w:r>
-        <w:t>均值、高扰动区占比和含水层保护方面占优；权重调节方案的单项指标不一定最优，但综合得分较为均衡。该结果表明，采区规划不存在绝对意义上的单一最优方案，方案优选应结合矿井当前的安全控制要求、资源接续压力和生产组织条件进行确定。</w:t>
+        <w:t>可知，研究区以轻微扰动、较弱扰动和中等扰动区为主，较强扰动区和强扰动区分布范围相对有限，但其对采区规划的约束作用更为突出。对于较强扰动区和强扰动区，若直接布置工作面或缩小煤柱留设，可能增加裂隙带向含水层方向发展的风险。因此，在后续方案生成和筛选中，将高等级扰动区作为限制区域或重点控制区域，并结合工作面边界和煤柱参数进行约束判定。</w:t>
       </w:r>
     </w:p>
     <w:p>
@@ -9902,29 +12119,61 @@
         <w:ind w:firstLine="420"/>
       </w:pPr>
       <w:r>
-        <w:t>为进一步分析</w:t>
+        <w:t>在含水层扰动分区基础上，系统进一步开展采区规划方案计算。候选方案生成过程中，首先</w:t>
+      </w:r>
+      <w:r>
+        <w:t>依据有效布置域、工作面布置方向、工作面宽度范围、边界煤柱和区段</w:t>
+      </w:r>
+      <w:proofErr w:type="gramStart"/>
+      <w:r>
+        <w:t>煤柱留设要求</w:t>
+      </w:r>
+      <w:proofErr w:type="gramEnd"/>
+      <w:r>
+        <w:t>形成初始方案集；随后对候选方案进行几何可实施性、煤柱隔离条件和</w:t>
       </w:r>
       <w:r>
         <w:t xml:space="preserve"> ODI </w:t>
       </w:r>
       <w:r>
-        <w:t>约束对采区规划的作用，将推荐方案与未考虑扰动分区约束的方案进行对比。结果表明，引入</w:t>
+        <w:t>阈值约束筛选；最后对满足约束条件的方案进行工程效率、资源回收和</w:t>
+      </w:r>
+      <w:proofErr w:type="gramStart"/>
+      <w:r>
+        <w:t>覆岩</w:t>
+      </w:r>
+      <w:proofErr w:type="gramEnd"/>
+      <w:r>
+        <w:t>扰动控制评价。该过程与学位</w:t>
+      </w:r>
+      <w:proofErr w:type="gramStart"/>
+      <w:r>
+        <w:t>论文第</w:t>
+      </w:r>
+      <w:proofErr w:type="gramEnd"/>
+      <w:r>
+        <w:t xml:space="preserve"> 6 </w:t>
+      </w:r>
+      <w:r>
+        <w:t>章中</w:t>
+      </w:r>
+      <w:r>
+        <w:t>“</w:t>
+      </w:r>
+      <w:r>
+        <w:t>以含水层扰动场景</w:t>
       </w:r>
       <w:r>
         <w:t xml:space="preserve"> ODI </w:t>
       </w:r>
       <w:r>
-        <w:t>约束后，规划方案能够主动避让高等级扰动区，并通过调整工作面边界、煤柱宽度和局部布置范围，降低工作面与含水层</w:t>
-      </w:r>
-      <w:r>
-        <w:lastRenderedPageBreak/>
-        <w:t>敏感区的空间叠置程度。与单纯依据资源回收或工程效率形成的方案相比，考虑</w:t>
-      </w:r>
-      <w:r>
-        <w:t xml:space="preserve"> ODI </w:t>
-      </w:r>
-      <w:r>
-        <w:t>约束后的方案在扰动高值区控制方面更具优势，能够避免将高风险区域作为优先开采对象。</w:t>
+        <w:t>分布作为约束输入，在统一空间域与采样口径下完成候选方案生成、筛选与对照</w:t>
+      </w:r>
+      <w:r>
+        <w:t>”</w:t>
+      </w:r>
+      <w:r>
+        <w:t>的案例流程一致。</w:t>
       </w:r>
     </w:p>
     <w:p>
@@ -9933,41 +12182,29 @@
         <w:ind w:firstLine="420"/>
       </w:pPr>
       <w:r>
-        <w:t>在推荐方案基础上，系统进一步开展协同调控分析。调控对象主要包括工作面边界、区段煤柱、隔离煤柱和推进组织等参数。当规划方案与较强扰动区或强扰动区存在重叠时，优先从布局层进行调整，包括收缩局部工作面边界、增加隔离煤柱宽度或避让含水层敏感区；对于处于中等扰动区但靠近高扰动区的工作面，则在生产层加强分段评价和动态复核，并根据阶段性</w:t>
-      </w:r>
-      <w:r>
-        <w:t xml:space="preserve"> ODI </w:t>
-      </w:r>
-      <w:r>
-        <w:t>变化调整采高、推进节奏或治理措施。学位论文第</w:t>
-      </w:r>
-      <w:r>
-        <w:t xml:space="preserve"> 6 </w:t>
-      </w:r>
-      <w:r>
-        <w:t>章中将协同调控分为布局层和生产层，并以</w:t>
-      </w:r>
-      <w:r>
-        <w:t xml:space="preserve"> ODI </w:t>
-      </w:r>
-      <w:r>
-        <w:t>均值、</w:t>
-      </w:r>
-      <w:r>
-        <w:t>P90</w:t>
-      </w:r>
-      <w:r>
-        <w:t>、</w:t>
-      </w:r>
-      <w:r>
-        <w:t>P95</w:t>
-      </w:r>
-      <w:r>
-        <w:t>、极值和超阈值占比等指标评价调控效果。</w:t>
-      </w:r>
-      <w:r>
-        <w:t xml:space="preserve"> </w:t>
-      </w:r>
+        <w:t>不同目标偏好下的采区规划结果见图</w:t>
+      </w:r>
+      <w:r>
+        <w:t xml:space="preserve"> X </w:t>
+      </w:r>
+      <w:r>
+        <w:t>和表</w:t>
+      </w:r>
+      <w:r>
+        <w:t xml:space="preserve"> X</w:t>
+      </w:r>
+      <w:r>
+        <w:t>。</w:t>
+      </w:r>
+    </w:p>
+    <w:p>
+      <w:pPr>
+        <w:pStyle w:val="100"/>
+        <w:ind w:firstLineChars="0" w:firstLine="0"/>
+        <w:rPr>
+          <w:rFonts w:hint="eastAsia"/>
+        </w:rPr>
+      </w:pPr>
     </w:p>
     <w:p>
       <w:pPr>
@@ -9975,31 +12212,23 @@
         <w:ind w:firstLine="420"/>
       </w:pPr>
       <w:r>
-        <w:t>调控前后</w:t>
-      </w:r>
-      <w:r>
-        <w:t xml:space="preserve"> ODI </w:t>
-      </w:r>
-      <w:r>
-        <w:t>统计结果见表</w:t>
-      </w:r>
-      <w:r>
-        <w:t xml:space="preserve"> X</w:t>
-      </w:r>
-      <w:r>
-        <w:t>。调控后，方案的</w:t>
-      </w:r>
-      <w:r>
-        <w:t xml:space="preserve"> ODI </w:t>
-      </w:r>
-      <w:r>
-        <w:t>均值、高分位值和高扰动区占比均得到不同程度控制，强扰动区与含水层保护对象之间的叠置关系有所改善。该结果说明，</w:t>
-      </w:r>
-      <w:r>
-        <w:t xml:space="preserve">ODI </w:t>
-      </w:r>
-      <w:r>
-        <w:t>分区不仅可以用于评价已有方案的扰动水平，也可以作为方案修正和实施控制的量化依据，使采区规划从静态布置进一步延伸到开采过程中的风险控制。</w:t>
+        <w:t>工程效率最优方案侧重工作面布置规整性、推进长度和生产组织连续性，方案整体形态较为规则，便于后续采掘组织，但局部工作面可能接近中高扰动区域。资源回收最优方案侧重提高有效采出范围和减少残留可采区，对采区空间利用较充分，但在含水层扰动约束较强的区域，可能需要通过边界调整或煤柱加宽降低风险。</w:t>
+      </w:r>
+      <w:proofErr w:type="gramStart"/>
+      <w:r>
+        <w:t>覆岩扰动</w:t>
+      </w:r>
+      <w:proofErr w:type="gramEnd"/>
+      <w:r>
+        <w:t>控制最优方案优先避让较强扰动区和强扰动区，与高等级扰动区重叠范围较小，含水层保护效果较好，但部分区域资源回收水平和工作面规整性可能受到影响。权重调节方案则在工程效率、资源回收和</w:t>
+      </w:r>
+      <w:proofErr w:type="gramStart"/>
+      <w:r>
+        <w:t>覆岩</w:t>
+      </w:r>
+      <w:proofErr w:type="gramEnd"/>
+      <w:r>
+        <w:t>扰动控制之间进行折中，适用于需要兼顾安全控制与资源利用的规划情形。</w:t>
       </w:r>
     </w:p>
     <w:p>
@@ -10008,36 +12237,27 @@
         <w:ind w:firstLine="420"/>
       </w:pPr>
       <w:r>
-        <w:t>综合上述结果，基于</w:t>
+        <w:t>从表</w:t>
+      </w:r>
+      <w:r>
+        <w:t xml:space="preserve"> X </w:t>
+      </w:r>
+      <w:r>
+        <w:t>可以看出，不同方案在各评价指标上表现出明显差异。工程效率最优方案在工作面形态和推进组织方面占优；资源回收最优方案在有效采出面积和资源利用程度方面占优；</w:t>
+      </w:r>
+      <w:proofErr w:type="gramStart"/>
+      <w:r>
+        <w:t>覆岩扰动</w:t>
+      </w:r>
+      <w:proofErr w:type="gramEnd"/>
+      <w:r>
+        <w:t>控制最优方案在</w:t>
       </w:r>
       <w:r>
         <w:t xml:space="preserve"> ODI </w:t>
       </w:r>
       <w:r>
-        <w:t>的覆岩扰动评价能够将含水层扰动风险转化为空间分区结果，并进一步参与采区规划方案生成、筛选、对比和调控。与传统</w:t>
-      </w:r>
-      <w:r>
-        <w:t>“</w:t>
-      </w:r>
-      <w:r>
-        <w:t>规划后校核</w:t>
-      </w:r>
-      <w:r>
-        <w:t>”</w:t>
-      </w:r>
-      <w:r>
-        <w:t>的处理方式相比，该方法能够在方案形成阶段识别高扰动区域，约束工作面布置和煤柱留设，使采区规划结果同时具有资源回收、工程效率和覆岩扰动控制依据。</w:t>
-      </w:r>
-    </w:p>
-    <w:p>
-      <w:pPr>
-        <w:pStyle w:val="11"/>
-      </w:pPr>
-      <w:r>
-        <w:t xml:space="preserve">4 </w:t>
-      </w:r>
-      <w:r>
-        <w:t>结论</w:t>
+        <w:t>均值、高扰动区占比和含水层保护方面占优；权重调节方案的单项指标不一定最优，但综合得分较为均衡。该结果表明，采区规划不存在绝对意义上的单一最优方案，方案优选应结合矿井当前的安全控制要求、资源接续压力和生产组织条件进行确定。</w:t>
       </w:r>
     </w:p>
     <w:p>
@@ -10046,7 +12266,25 @@
         <w:ind w:firstLine="420"/>
       </w:pPr>
       <w:r>
-        <w:t>针对传统采区规划中覆岩扰动约束难以前置、规划方案与安全评价衔接不足等问题，本文构建了覆岩扰动约束下的采区协同规划方法，并结合敏东一矿南一盘区西翼采区开展工程应用分析，主要结论如下。</w:t>
+        <w:t>为进一步分析</w:t>
+      </w:r>
+      <w:r>
+        <w:t xml:space="preserve"> ODI </w:t>
+      </w:r>
+      <w:r>
+        <w:t>约束对采区规划的作用，将推荐方案与未考虑扰动分区约束的方案进行对比。结果表明，引入</w:t>
+      </w:r>
+      <w:r>
+        <w:t xml:space="preserve"> ODI </w:t>
+      </w:r>
+      <w:r>
+        <w:t>约束后，规划方案能够主动避让高等级扰动区，并通过调整工作面边界、煤柱宽度和局部布置范围，降低工作面与含水层敏感区的空间叠置程度。与单纯依据资源回收或工程效率形成的方案相比，考虑</w:t>
+      </w:r>
+      <w:r>
+        <w:t xml:space="preserve"> ODI </w:t>
+      </w:r>
+      <w:r>
+        <w:t>约束后的方案在扰动高值区控制方面更具优势，能够避免将高风险区域作为优先开采对象。</w:t>
       </w:r>
     </w:p>
     <w:p>
@@ -10055,22 +12293,61 @@
         <w:ind w:firstLine="420"/>
       </w:pPr>
       <w:r>
-        <w:t>（</w:t>
-      </w:r>
-      <w:r>
-        <w:t>1</w:t>
-      </w:r>
-      <w:r>
-        <w:t>）构建了覆岩扰动约束下的采区协同规划模型。该模型以采区有效布置域为基础，将地质条件、开采参数和覆岩响应指标统一组织为扰动数据场，并通过覆岩综合扰动指数（</w:t>
-      </w:r>
-      <w:r>
-        <w:t>ODI</w:t>
-      </w:r>
-      <w:r>
-        <w:t>）表征采区范围内的扰动强度。与传统规划后校核方式相比，该方法能够将覆岩扰动评价结果前置到方案生成和筛选过程中，为工作面布置、煤柱留设和</w:t>
-      </w:r>
-      <w:r>
-        <w:t>开采边界调整提供量化依据。</w:t>
+        <w:t>在推荐方案基础上，系统进一步开展协同调控分析。调控对象主要包括工作面边界、区段煤柱、隔离煤柱和推进组织等参数。</w:t>
+      </w:r>
+      <w:proofErr w:type="gramStart"/>
+      <w:r>
+        <w:t>当规划</w:t>
+      </w:r>
+      <w:proofErr w:type="gramEnd"/>
+      <w:r>
+        <w:t>方案与较强扰动区或强扰动区存在重叠时，优先从布局层进行调整，包括收缩局部工作面边界、增加隔离煤柱宽度或避让含水层敏感区；对于处于中等</w:t>
+      </w:r>
+      <w:proofErr w:type="gramStart"/>
+      <w:r>
+        <w:t>扰动区但靠近</w:t>
+      </w:r>
+      <w:proofErr w:type="gramEnd"/>
+      <w:r>
+        <w:t>高扰动区的工作面，则在生产层加强分段评价和动态复核，并根据阶段性</w:t>
+      </w:r>
+      <w:r>
+        <w:t xml:space="preserve"> ODI </w:t>
+      </w:r>
+      <w:r>
+        <w:t>变化调整采高、推进节奏或治理措施。学位</w:t>
+      </w:r>
+      <w:proofErr w:type="gramStart"/>
+      <w:r>
+        <w:t>论文第</w:t>
+      </w:r>
+      <w:proofErr w:type="gramEnd"/>
+      <w:r>
+        <w:t xml:space="preserve"> 6 </w:t>
+      </w:r>
+      <w:r>
+        <w:t>章中将协同调控分为布局层和生产层，并以</w:t>
+      </w:r>
+      <w:r>
+        <w:t xml:space="preserve"> ODI </w:t>
+      </w:r>
+      <w:r>
+        <w:t>均值、</w:t>
+      </w:r>
+      <w:r>
+        <w:t>P90</w:t>
+      </w:r>
+      <w:r>
+        <w:t>、</w:t>
+      </w:r>
+      <w:r>
+        <w:t>P95</w:t>
+      </w:r>
+      <w:r>
+        <w:t>、极值和超阈值占比等指标评价调控效果。</w:t>
+      </w:r>
+      <w:r>
+        <w:t xml:space="preserve"> </w:t>
       </w:r>
     </w:p>
     <w:p>
@@ -10079,25 +12356,39 @@
         <w:ind w:firstLine="420"/>
       </w:pPr>
       <w:r>
-        <w:t>（</w:t>
-      </w:r>
-      <w:r>
-        <w:t>2</w:t>
-      </w:r>
-      <w:r>
-        <w:t>）建立了面向含水层扰动场景的</w:t>
+        <w:t>调控前后</w:t>
       </w:r>
       <w:r>
         <w:t xml:space="preserve"> ODI </w:t>
       </w:r>
       <w:r>
-        <w:t>评价与分区方法。该方法综合考虑位移响应、应力响应和裂隙发育等因素，并根据含水层保护要求强化裂隙类响应指标的影响。工程应用结果表明，</w:t>
+        <w:t>统计结果见表</w:t>
+      </w:r>
+      <w:r>
+        <w:t xml:space="preserve"> X</w:t>
+      </w:r>
+      <w:r>
+        <w:t>。调控后，方案的</w:t>
+      </w:r>
+      <w:r>
+        <w:t xml:space="preserve"> ODI </w:t>
+      </w:r>
+      <w:r>
+        <w:t>均值、</w:t>
+      </w:r>
+      <w:proofErr w:type="gramStart"/>
+      <w:r>
+        <w:t>高分位</w:t>
+      </w:r>
+      <w:proofErr w:type="gramEnd"/>
+      <w:r>
+        <w:t>值和高扰动区占比均得到不同程度控制，强扰动区与含水层保护对象之间的叠置关系有所改善。该结果说明，</w:t>
       </w:r>
       <w:r>
         <w:t xml:space="preserve">ODI </w:t>
       </w:r>
       <w:r>
-        <w:t>分区能够识别采区内较强扰动区和强扰动区，反映裂隙发育、隔水结构削弱及含水层扰动风险的空间差异，可作为采区规划中敏感区域识别和扰动阈值控制的依据。</w:t>
+        <w:t>分区不仅可以用于评价已有方案的扰动水平，也可以作为方案修正和实施控制的量化依据，使采区规划从静态布置进一步延伸到开采过程中的风险控制。</w:t>
       </w:r>
     </w:p>
     <w:p>
@@ -10106,25 +12397,241 @@
         <w:ind w:firstLine="420"/>
       </w:pPr>
       <w:r>
+        <w:t>综合上述结果，基于</w:t>
+      </w:r>
+      <w:r>
+        <w:t xml:space="preserve"> ODI </w:t>
+      </w:r>
+      <w:proofErr w:type="gramStart"/>
+      <w:r>
+        <w:t>的覆岩扰动</w:t>
+      </w:r>
+      <w:proofErr w:type="gramEnd"/>
+      <w:r>
+        <w:t>评价能够将含水层扰动风险转化为空间分区结果，并进一步参与采区规划方案生成、筛选、对比和调控。与传统</w:t>
+      </w:r>
+      <w:r>
+        <w:t>“</w:t>
+      </w:r>
+      <w:r>
+        <w:t>规划后校核</w:t>
+      </w:r>
+      <w:r>
+        <w:t>”</w:t>
+      </w:r>
+      <w:r>
+        <w:t>的处理方式相比，该方法能够在方案形成阶段</w:t>
+      </w:r>
+      <w:proofErr w:type="gramStart"/>
+      <w:r>
+        <w:t>识别高</w:t>
+      </w:r>
+      <w:proofErr w:type="gramEnd"/>
+      <w:r>
+        <w:t>扰动区域，约束工作面布置和煤柱留设，使采区规划结果同时具有资源回收、工程效率和</w:t>
+      </w:r>
+      <w:proofErr w:type="gramStart"/>
+      <w:r>
+        <w:t>覆岩</w:t>
+      </w:r>
+      <w:proofErr w:type="gramEnd"/>
+      <w:r>
+        <w:t>扰动控制依据。</w:t>
+      </w:r>
+    </w:p>
+    <w:p>
+      <w:pPr>
+        <w:pStyle w:val="11"/>
+      </w:pPr>
+      <w:r>
+        <w:t xml:space="preserve">4 </w:t>
+      </w:r>
+      <w:r>
+        <w:t>结论</w:t>
+      </w:r>
+    </w:p>
+    <w:p>
+      <w:pPr>
+        <w:pStyle w:val="100"/>
+        <w:ind w:firstLine="420"/>
+      </w:pPr>
+      <w:r>
+        <w:t>针对传统采区规划</w:t>
+      </w:r>
+      <w:proofErr w:type="gramStart"/>
+      <w:r>
+        <w:t>中覆岩</w:t>
+      </w:r>
+      <w:proofErr w:type="gramEnd"/>
+      <w:r>
+        <w:t>扰动约束难以前置、规划方案与安全评价衔接不足等问题，本文构建</w:t>
+      </w:r>
+      <w:proofErr w:type="gramStart"/>
+      <w:r>
+        <w:t>了覆岩扰动</w:t>
+      </w:r>
+      <w:proofErr w:type="gramEnd"/>
+      <w:r>
+        <w:t>约束下的采区协同规划方法，并</w:t>
+      </w:r>
+      <w:proofErr w:type="gramStart"/>
+      <w:r>
+        <w:t>结合敏东</w:t>
+      </w:r>
+      <w:proofErr w:type="gramEnd"/>
+      <w:r>
+        <w:t>一矿南</w:t>
+      </w:r>
+      <w:proofErr w:type="gramStart"/>
+      <w:r>
+        <w:t>一</w:t>
+      </w:r>
+      <w:proofErr w:type="gramEnd"/>
+      <w:r>
+        <w:t>盘区西翼采区开展工程应用分析，主要结论如下。</w:t>
+      </w:r>
+    </w:p>
+    <w:p>
+      <w:pPr>
+        <w:pStyle w:val="100"/>
+        <w:ind w:firstLine="420"/>
+      </w:pPr>
+      <w:r>
         <w:t>（</w:t>
       </w:r>
       <w:r>
+        <w:t>1</w:t>
+      </w:r>
+      <w:r>
+        <w:t>）构建</w:t>
+      </w:r>
+      <w:proofErr w:type="gramStart"/>
+      <w:r>
+        <w:t>了覆岩扰动</w:t>
+      </w:r>
+      <w:proofErr w:type="gramEnd"/>
+      <w:r>
+        <w:t>约束下的采区协同规划模型。该模型以采区有效布置域为基础，将地质条件、开采参数和</w:t>
+      </w:r>
+      <w:proofErr w:type="gramStart"/>
+      <w:r>
+        <w:t>覆岩</w:t>
+      </w:r>
+      <w:proofErr w:type="gramEnd"/>
+      <w:r>
+        <w:t>响应指标统一组织为扰动数据场，并通过</w:t>
+      </w:r>
+      <w:proofErr w:type="gramStart"/>
+      <w:r>
+        <w:t>覆岩综合</w:t>
+      </w:r>
+      <w:proofErr w:type="gramEnd"/>
+      <w:r>
+        <w:t>扰动指数（</w:t>
+      </w:r>
+      <w:r>
+        <w:t>ODI</w:t>
+      </w:r>
+      <w:r>
+        <w:t>）表征采区范围内的扰动强度。与传统规划后校核方式相比，该方法能够</w:t>
+      </w:r>
+      <w:proofErr w:type="gramStart"/>
+      <w:r>
+        <w:t>将覆岩扰动</w:t>
+      </w:r>
+      <w:proofErr w:type="gramEnd"/>
+      <w:r>
+        <w:t>评价结果前置到方案生成和筛选过程中，为工作面布置、</w:t>
+      </w:r>
+      <w:proofErr w:type="gramStart"/>
+      <w:r>
+        <w:t>煤柱留设和</w:t>
+      </w:r>
+      <w:proofErr w:type="gramEnd"/>
+      <w:r>
+        <w:t>开采边界调整提供量化依据。</w:t>
+      </w:r>
+    </w:p>
+    <w:p>
+      <w:pPr>
+        <w:pStyle w:val="100"/>
+        <w:ind w:firstLine="420"/>
+      </w:pPr>
+      <w:r>
+        <w:t>（</w:t>
+      </w:r>
+      <w:r>
+        <w:t>2</w:t>
+      </w:r>
+      <w:r>
+        <w:t>）建立了面向含水层扰动场景的</w:t>
+      </w:r>
+      <w:r>
+        <w:t xml:space="preserve"> ODI </w:t>
+      </w:r>
+      <w:r>
+        <w:t>评价与分区方法。该方法综合考虑位移响应、应力响应和裂隙发育等因素，并根据含水层保护要求强化裂隙类响应指标的影响。工程应用结果表明，</w:t>
+      </w:r>
+      <w:r>
+        <w:t xml:space="preserve">ODI </w:t>
+      </w:r>
+      <w:r>
+        <w:t>分区能够识别采区内较强扰动区和强扰动区，反映裂隙发育、隔水结构削弱及含水层扰动风险的空间差异，可作为采区规划中敏感区域识别和扰动阈值控制的依据。</w:t>
+      </w:r>
+    </w:p>
+    <w:p>
+      <w:pPr>
+        <w:pStyle w:val="100"/>
+        <w:ind w:firstLine="420"/>
+      </w:pPr>
+      <w:r>
+        <w:t>（</w:t>
+      </w:r>
+      <w:r>
         <w:t>3</w:t>
       </w:r>
       <w:r>
-        <w:t>）实现了覆岩扰动评价结果与采区规划方案比选的耦合应用。基于</w:t>
+        <w:t>）实现</w:t>
+      </w:r>
+      <w:proofErr w:type="gramStart"/>
+      <w:r>
+        <w:t>了覆岩扰动</w:t>
+      </w:r>
+      <w:proofErr w:type="gramEnd"/>
+      <w:r>
+        <w:t>评价结果与采区规划方案比选的耦合应用。基于</w:t>
       </w:r>
       <w:r>
         <w:t xml:space="preserve"> ODI </w:t>
       </w:r>
       <w:r>
-        <w:t>分区结果，系统形成工程效率最优、资源回收最优、覆岩扰动控制最优和权重调节等不同规划方案，并从工程效率、资源回收和扰动控制等方面进行综合判别。结果表明，引入</w:t>
+        <w:t>分区结果，系统形成工程效率最优、资源回收最优、</w:t>
+      </w:r>
+      <w:proofErr w:type="gramStart"/>
+      <w:r>
+        <w:t>覆岩扰动</w:t>
+      </w:r>
+      <w:proofErr w:type="gramEnd"/>
+      <w:r>
+        <w:t>控制最优和权重调节等不同规划方案，并从工程效率、资源回收和扰动控制等方面进行综合判别。结果表明，引入</w:t>
       </w:r>
       <w:r>
         <w:t xml:space="preserve"> ODI </w:t>
       </w:r>
       <w:r>
-        <w:t>约束后，采区规划能够主动避让高等级扰动区，降低工作面布置与含水层敏感区的空间叠置程度，使规划方案在资源利用、生产组织和覆岩扰动控制之间取得较为协调的结果。</w:t>
+        <w:t>约束后，采区规划能够主动避让高等级扰动区，降低工作面布置与含水层敏感区</w:t>
+      </w:r>
+      <w:r>
+        <w:lastRenderedPageBreak/>
+        <w:t>的空间叠置程度，使规划方案在资源利用、生产组织和</w:t>
+      </w:r>
+      <w:proofErr w:type="gramStart"/>
+      <w:r>
+        <w:t>覆岩</w:t>
+      </w:r>
+      <w:proofErr w:type="gramEnd"/>
+      <w:r>
+        <w:t>扰动控制之间取得较为协调的结果。</w:t>
       </w:r>
     </w:p>
     <w:p>
@@ -10145,7 +12652,23 @@
       </w:r>
       <w:r>
         <w:tab/>
-        <w:t>WU Xuefei, LI Hongxia, WANG Baoli, et al. Review on improvements to the safety level of coal mines by applying intelligent coal mining[J]. Sustainability, 2022, 14(24): 16400. DOI: 10.3390/su142416400.</w:t>
+        <w:t xml:space="preserve">WU </w:t>
+      </w:r>
+      <w:proofErr w:type="spellStart"/>
+      <w:r>
+        <w:t>Xuefei</w:t>
+      </w:r>
+      <w:proofErr w:type="spellEnd"/>
+      <w:r>
+        <w:t xml:space="preserve">, LI </w:t>
+      </w:r>
+      <w:proofErr w:type="spellStart"/>
+      <w:r>
+        <w:t>Hongxia</w:t>
+      </w:r>
+      <w:proofErr w:type="spellEnd"/>
+      <w:r>
+        <w:t>, WANG Baoli, et al. Review on improvements to the safety level of coal mines by applying intelligent coal mining[J]. Sustainability, 2022, 14(24): 16400. DOI: 10.3390/su142416400.</w:t>
       </w:r>
       <w:bookmarkEnd w:id="0"/>
     </w:p>
@@ -10159,7 +12682,23 @@
       </w:r>
       <w:r>
         <w:tab/>
-        <w:t>WANG Guofa, REN Huaiwei, ZHAO Guorui, et al. Research and practice of intelligent coal mine technology systems in China[J]. International Journal of Coal Science &amp; Technology, 2022, 9(1). DOI: 10.1007/s40789-022-00491-3.</w:t>
+        <w:t xml:space="preserve">WANG </w:t>
+      </w:r>
+      <w:proofErr w:type="spellStart"/>
+      <w:r>
+        <w:t>Guofa</w:t>
+      </w:r>
+      <w:proofErr w:type="spellEnd"/>
+      <w:r>
+        <w:t xml:space="preserve">, REN </w:t>
+      </w:r>
+      <w:proofErr w:type="spellStart"/>
+      <w:r>
+        <w:t>Huaiwei</w:t>
+      </w:r>
+      <w:proofErr w:type="spellEnd"/>
+      <w:r>
+        <w:t>, ZHAO Guorui, et al. Research and practice of intelligent coal mine technology systems in China[J]. International Journal of Coal Science &amp; Technology, 2022, 9(1). DOI: 10.1007/s40789-022-00491-3.</w:t>
       </w:r>
       <w:bookmarkEnd w:id="1"/>
     </w:p>
@@ -10173,7 +12712,15 @@
       </w:r>
       <w:r>
         <w:tab/>
-        <w:t>ZHANG Kexue, KANG Lei, CHEN Xuexi, et al. A review of intelligent unmanned mining current situation and development trend[J]. Energies, 2022, 15(2): 513. DOI: 10.3390/en15020513.</w:t>
+        <w:t xml:space="preserve">ZHANG </w:t>
+      </w:r>
+      <w:proofErr w:type="spellStart"/>
+      <w:r>
+        <w:t>Kexue</w:t>
+      </w:r>
+      <w:proofErr w:type="spellEnd"/>
+      <w:r>
+        <w:t>, KANG Lei, CHEN Xuexi, et al. A review of intelligent unmanned mining current situation and development trend[J]. Energies, 2022, 15(2): 513. DOI: 10.3390/en15020513.</w:t>
       </w:r>
       <w:bookmarkEnd w:id="2"/>
     </w:p>
@@ -10231,9 +12778,11 @@
       <w:r>
         <w:t xml:space="preserve">, </w:t>
       </w:r>
+      <w:proofErr w:type="gramStart"/>
       <w:r>
         <w:t>杜毅博</w:t>
       </w:r>
+      <w:proofErr w:type="gramEnd"/>
       <w:r>
         <w:t xml:space="preserve">. </w:t>
       </w:r>
@@ -10268,9 +12817,11 @@
       <w:r>
         <w:t xml:space="preserve">, </w:t>
       </w:r>
+      <w:proofErr w:type="gramStart"/>
       <w:r>
         <w:t>任怀伟</w:t>
       </w:r>
+      <w:proofErr w:type="gramEnd"/>
       <w:r>
         <w:t xml:space="preserve">, </w:t>
       </w:r>
@@ -10323,9 +12874,11 @@
       <w:r>
         <w:tab/>
       </w:r>
+      <w:proofErr w:type="gramStart"/>
       <w:r>
         <w:t>李首滨</w:t>
       </w:r>
+      <w:proofErr w:type="gramEnd"/>
       <w:r>
         <w:t xml:space="preserve">. </w:t>
       </w:r>
@@ -10354,9 +12907,11 @@
       <w:r>
         <w:tab/>
       </w:r>
+      <w:proofErr w:type="gramStart"/>
       <w:r>
         <w:t>王存飞</w:t>
       </w:r>
+      <w:proofErr w:type="gramEnd"/>
       <w:r>
         <w:t xml:space="preserve">, </w:t>
       </w:r>
@@ -10391,21 +12946,27 @@
       <w:r>
         <w:tab/>
       </w:r>
+      <w:proofErr w:type="gramStart"/>
       <w:r>
         <w:t>程建远</w:t>
       </w:r>
+      <w:proofErr w:type="gramEnd"/>
       <w:r>
         <w:t xml:space="preserve">, </w:t>
       </w:r>
+      <w:proofErr w:type="gramStart"/>
       <w:r>
         <w:t>朱梦博</w:t>
       </w:r>
+      <w:proofErr w:type="gramEnd"/>
       <w:r>
         <w:t xml:space="preserve">, </w:t>
       </w:r>
+      <w:proofErr w:type="gramStart"/>
       <w:r>
         <w:t>王云宏</w:t>
       </w:r>
+      <w:proofErr w:type="gramEnd"/>
       <w:r>
         <w:t xml:space="preserve">, </w:t>
       </w:r>
@@ -10453,7 +13014,15 @@
         <w:t xml:space="preserve">, </w:t>
       </w:r>
       <w:r>
-        <w:t>王世博</w:t>
+        <w:t>王</w:t>
+      </w:r>
+      <w:proofErr w:type="gramStart"/>
+      <w:r>
+        <w:t>世</w:t>
+      </w:r>
+      <w:proofErr w:type="gramEnd"/>
+      <w:r>
+        <w:t>博</w:t>
       </w:r>
       <w:r>
         <w:t xml:space="preserve">. </w:t>
@@ -10478,12 +13047,19 @@
       </w:pPr>
       <w:bookmarkStart w:id="10" w:name="REF_011"/>
       <w:r>
-        <w:lastRenderedPageBreak/>
         <w:t>[11]</w:t>
       </w:r>
       <w:r>
         <w:tab/>
-        <w:t>YANG Yi, LI Yingchun, WANG Lujun, et al. On strata damage and stress disturbance induced by coal mining based on physical similarity simulation experiments[J]. Scientific Reports, 2023, 13(1). DOI: 10.1038/s41598-023-42148-4.</w:t>
+        <w:t xml:space="preserve">YANG Yi, LI Yingchun, WANG </w:t>
+      </w:r>
+      <w:proofErr w:type="spellStart"/>
+      <w:r>
+        <w:t>Lujun</w:t>
+      </w:r>
+      <w:proofErr w:type="spellEnd"/>
+      <w:r>
+        <w:t>, et al. On strata damage and stress disturbance induced by coal mining based on physical similarity simulation experiments[J]. Scientific Reports, 2023, 13(1). DOI: 10.1038/s41598-023-42148-4.</w:t>
       </w:r>
       <w:bookmarkEnd w:id="10"/>
     </w:p>
@@ -10511,7 +13087,23 @@
       </w:r>
       <w:r>
         <w:tab/>
-        <w:t>YANG Xiao, SHI Longqing, QIU Mei, et al. Spatiotemporal evolution patterns of mining-induced overburden damage based on microseismic event response analysis[J]. Journal of Applied Geophysics, 2025, 242: 105876. DOI: 10.1016/j.jappgeo.2025.105876.</w:t>
+        <w:t xml:space="preserve">YANG Xiao, SHI </w:t>
+      </w:r>
+      <w:proofErr w:type="spellStart"/>
+      <w:r>
+        <w:t>Longqing</w:t>
+      </w:r>
+      <w:proofErr w:type="spellEnd"/>
+      <w:r>
+        <w:t xml:space="preserve">, QIU Mei, et al. Spatiotemporal evolution patterns of mining-induced overburden damage based on </w:t>
+      </w:r>
+      <w:proofErr w:type="spellStart"/>
+      <w:r>
+        <w:t>microseismic</w:t>
+      </w:r>
+      <w:proofErr w:type="spellEnd"/>
+      <w:r>
+        <w:t xml:space="preserve"> event response analysis[J]. Journal of Applied Geophysics, 2025, 242: 105876. DOI: 10.1016/j.jappgeo.2025.105876.</w:t>
       </w:r>
       <w:bookmarkEnd w:id="12"/>
     </w:p>
@@ -10539,7 +13131,26 @@
       </w:r>
       <w:r>
         <w:tab/>
-        <w:t>CAO Jian, HUANG Qingxiang, GUO Lingfei. Subsidence prediction of overburden strata and ground surface in shallow coal seam mining[J]. Scientific Reports, 2021, 11(1). DOI: 10.1038/s41598-021-98520-9.</w:t>
+        <w:t xml:space="preserve">CAO Jian, HUANG </w:t>
+      </w:r>
+      <w:proofErr w:type="spellStart"/>
+      <w:r>
+        <w:t>Qingxiang</w:t>
+      </w:r>
+      <w:proofErr w:type="spellEnd"/>
+      <w:r>
+        <w:t xml:space="preserve">, GUO </w:t>
+      </w:r>
+      <w:proofErr w:type="spellStart"/>
+      <w:r>
+        <w:t>Lingfei</w:t>
+      </w:r>
+      <w:proofErr w:type="spellEnd"/>
+      <w:r>
+        <w:t xml:space="preserve">. Subsidence prediction of overburden strata and ground surface in shallow coal seam </w:t>
+      </w:r>
+      <w:r>
+        <w:t>mining[J]. Scientific Reports, 2021, 11(1). DOI: 10.1038/s41598-021-98520-9.</w:t>
       </w:r>
       <w:bookmarkEnd w:id="14"/>
     </w:p>
@@ -10567,7 +13178,15 @@
       </w:r>
       <w:r>
         <w:tab/>
-        <w:t>SHI Xiuchang, ZHANG Jixing. Characteristics of overburden failure and fracture evolution in shallow buried working face with large mining height[J]. Sustainability, 2021, 13(24): 13775. DOI: 10.3390/su132413775.</w:t>
+        <w:t xml:space="preserve">SHI Xiuchang, ZHANG </w:t>
+      </w:r>
+      <w:proofErr w:type="spellStart"/>
+      <w:r>
+        <w:t>Jixing</w:t>
+      </w:r>
+      <w:proofErr w:type="spellEnd"/>
+      <w:r>
+        <w:t>. Characteristics of overburden failure and fracture evolution in shallow buried working face with large mining height[J]. Sustainability, 2021, 13(24): 13775. DOI: 10.3390/su132413775.</w:t>
       </w:r>
       <w:bookmarkEnd w:id="16"/>
     </w:p>
@@ -10595,7 +13214,15 @@
       </w:r>
       <w:r>
         <w:tab/>
-        <w:t>XUE Sen, WANG Qiqing, SONG Zhen. Analysis of water-permeable fractured zone in weakly cemented overburden considering rock strain-softening[J]. Scientific Reports, 2026, 16(1). DOI: 10.1038/s41598-026-45413-4.</w:t>
+        <w:t xml:space="preserve">XUE Sen, WANG </w:t>
+      </w:r>
+      <w:proofErr w:type="spellStart"/>
+      <w:r>
+        <w:t>Qiqing</w:t>
+      </w:r>
+      <w:proofErr w:type="spellEnd"/>
+      <w:r>
+        <w:t>, SONG Zhen. Analysis of water-permeable fractured zone in weakly cemented overburden considering rock strain-softening[J]. Scientific Reports, 2026, 16(1). DOI: 10.1038/s41598-026-45413-4.</w:t>
       </w:r>
       <w:bookmarkEnd w:id="18"/>
     </w:p>
@@ -10623,7 +13250,23 @@
       </w:r>
       <w:r>
         <w:tab/>
-        <w:t>KRATZSCH Helmut. Strata movement at the mining horizon[M]//Mining Subsidence Engineering. Berlin, , Heidelberg: Springer, 1983: 7-40. DOI: 10.1007/978-3-642-81923-0_2.</w:t>
+        <w:t>KRATZSCH Helmut. Strata movement at the mining horizon[</w:t>
+      </w:r>
+      <w:proofErr w:type="gramStart"/>
+      <w:r>
+        <w:t>M]/</w:t>
+      </w:r>
+      <w:proofErr w:type="gramEnd"/>
+      <w:r>
+        <w:t>/Mining Subsidence Engineering. Berlin</w:t>
+      </w:r>
+      <w:proofErr w:type="gramStart"/>
+      <w:r>
+        <w:t>, ,</w:t>
+      </w:r>
+      <w:proofErr w:type="gramEnd"/>
+      <w:r>
+        <w:t xml:space="preserve"> Heidelberg: Springer, 1983: 7-40. DOI: 10.1007/978-3-642-81923-0_2.</w:t>
       </w:r>
       <w:bookmarkEnd w:id="20"/>
     </w:p>
@@ -10663,8 +13306,21 @@
         <w:t xml:space="preserve">. </w:t>
       </w:r>
       <w:r>
-        <w:t>干旱矿区采动顶板导水裂隙的演化规律及保水采煤意义</w:t>
-      </w:r>
+        <w:t>干旱</w:t>
+      </w:r>
+      <w:proofErr w:type="gramStart"/>
+      <w:r>
+        <w:t>矿区采动顶板</w:t>
+      </w:r>
+      <w:proofErr w:type="gramEnd"/>
+      <w:r>
+        <w:t>导水裂隙的演化规律及保</w:t>
+      </w:r>
+      <w:proofErr w:type="gramStart"/>
+      <w:r>
+        <w:t>水采煤意义</w:t>
+      </w:r>
+      <w:proofErr w:type="gramEnd"/>
       <w:r>
         <w:t xml:space="preserve">[J]. </w:t>
       </w:r>
@@ -10705,8 +13361,13 @@
       <w:r>
         <w:t xml:space="preserve">. </w:t>
       </w:r>
-      <w:r>
-        <w:t>采动覆岩导水裂隙主通道分布模型及其水流动特性</w:t>
+      <w:proofErr w:type="gramStart"/>
+      <w:r>
+        <w:t>采动覆岩</w:t>
+      </w:r>
+      <w:proofErr w:type="gramEnd"/>
+      <w:r>
+        <w:t>导水裂隙主通道分布模型及其水流动特性</w:t>
       </w:r>
       <w:r>
         <w:t xml:space="preserve">[J]. </w:t>
@@ -10742,8 +13403,13 @@
       <w:r>
         <w:t xml:space="preserve">. </w:t>
       </w:r>
-      <w:r>
-        <w:t>覆岩破坏充分采动程度定义及判别方法</w:t>
+      <w:proofErr w:type="gramStart"/>
+      <w:r>
+        <w:t>覆岩破坏</w:t>
+      </w:r>
+      <w:proofErr w:type="gramEnd"/>
+      <w:r>
+        <w:t>充分采动程度定义及判别方法</w:t>
       </w:r>
       <w:r>
         <w:t xml:space="preserve">[J]. </w:t>
@@ -10872,7 +13538,15 @@
         <w:t xml:space="preserve">. </w:t>
       </w:r>
       <w:r>
-        <w:t>深部煤层非充分采动下覆岩裂隙场可视化探测研究</w:t>
+        <w:t>深部煤层非充分采动下</w:t>
+      </w:r>
+      <w:proofErr w:type="gramStart"/>
+      <w:r>
+        <w:t>覆岩裂隙场</w:t>
+      </w:r>
+      <w:proofErr w:type="gramEnd"/>
+      <w:r>
+        <w:t>可视化探测研究</w:t>
       </w:r>
       <w:r>
         <w:t xml:space="preserve">[J]. </w:t>
@@ -10939,9 +13613,11 @@
       <w:r>
         <w:t xml:space="preserve">, </w:t>
       </w:r>
+      <w:proofErr w:type="gramStart"/>
       <w:r>
         <w:t>宋业杰</w:t>
       </w:r>
+      <w:proofErr w:type="gramEnd"/>
       <w:r>
         <w:t xml:space="preserve">, </w:t>
       </w:r>
@@ -10982,9 +13658,11 @@
       <w:r>
         <w:tab/>
       </w:r>
+      <w:proofErr w:type="gramStart"/>
       <w:r>
         <w:t>董书宁</w:t>
       </w:r>
+      <w:proofErr w:type="gramEnd"/>
       <w:r>
         <w:t xml:space="preserve">, </w:t>
       </w:r>
@@ -11026,6 +13704,7 @@
       </w:pPr>
       <w:bookmarkStart w:id="30" w:name="REF_031"/>
       <w:r>
+        <w:lastRenderedPageBreak/>
         <w:t>[31]</w:t>
       </w:r>
       <w:r>
@@ -11037,9 +13716,11 @@
       <w:r>
         <w:t xml:space="preserve">, </w:t>
       </w:r>
+      <w:proofErr w:type="gramStart"/>
       <w:r>
         <w:t>马雄德</w:t>
       </w:r>
+      <w:proofErr w:type="gramEnd"/>
       <w:r>
         <w:t xml:space="preserve">, </w:t>
       </w:r>
@@ -11056,8 +13737,13 @@
         <w:t xml:space="preserve">. </w:t>
       </w:r>
       <w:r>
-        <w:t>保水采煤研究</w:t>
-      </w:r>
+        <w:t>保</w:t>
+      </w:r>
+      <w:proofErr w:type="gramStart"/>
+      <w:r>
+        <w:t>水采煤研究</w:t>
+      </w:r>
+      <w:proofErr w:type="gramEnd"/>
       <w:r>
         <w:t>30</w:t>
       </w:r>
@@ -11098,9 +13784,11 @@
       <w:r>
         <w:t xml:space="preserve">, </w:t>
       </w:r>
+      <w:proofErr w:type="gramStart"/>
       <w:r>
         <w:t>王晓振</w:t>
       </w:r>
+      <w:proofErr w:type="gramEnd"/>
       <w:r>
         <w:t xml:space="preserve">. </w:t>
       </w:r>
@@ -11135,9 +13823,11 @@
       <w:r>
         <w:t xml:space="preserve">, </w:t>
       </w:r>
+      <w:proofErr w:type="gramStart"/>
       <w:r>
         <w:t>董书宁</w:t>
       </w:r>
+      <w:proofErr w:type="gramEnd"/>
       <w:r>
         <w:t xml:space="preserve">. </w:t>
       </w:r>
@@ -11165,7 +13855,23 @@
       </w:r>
       <w:r>
         <w:tab/>
-        <w:t>FOROUGHI Sorayya, HAMIDI Jafar Khademi, MONJEZI Masoud, et al. The integrated optimization of underground stope layout designing and production scheduling incorporating a non-dominated sorting genetic algorithm (NSGA-II)[J]. Resources Policy, 2019, 63: 101408. DOI: 10.1016/j.resourpol.2019.101408.</w:t>
+        <w:t xml:space="preserve">FOROUGHI </w:t>
+      </w:r>
+      <w:proofErr w:type="spellStart"/>
+      <w:r>
+        <w:t>Sorayya</w:t>
+      </w:r>
+      <w:proofErr w:type="spellEnd"/>
+      <w:r>
+        <w:t>, HAMIDI Jafar Khademi, MONJEZI Masoud, et al. The integrated optimization of underground stope layout designing and production scheduling incorporating a non-dominated sorting genetic algorithm (NSGA-</w:t>
+      </w:r>
+      <w:proofErr w:type="gramStart"/>
+      <w:r>
+        <w:t>II)[</w:t>
+      </w:r>
+      <w:proofErr w:type="gramEnd"/>
+      <w:r>
+        <w:t>J]. Resources Policy, 2019, 63: 101408. DOI: 10.1016/j.resourpol.2019.101408.</w:t>
       </w:r>
       <w:bookmarkEnd w:id="33"/>
     </w:p>
@@ -11179,7 +13885,23 @@
       </w:r>
       <w:r>
         <w:tab/>
-        <w:t>SHAN Yang, KE Li, XIANG Jun, et al. Multi-objective optimisation based on NSGA-II of mine cut-off grade from the perspective of resource security[J]. International Journal of Mining, Reclamation and Environment, 2025: 1-20. DOI: 10.1080/17480930.2025.2532460.</w:t>
+        <w:t xml:space="preserve">SHAN Yang, KE Li, XIANG Jun, et al. </w:t>
+      </w:r>
+      <w:proofErr w:type="gramStart"/>
+      <w:r>
+        <w:t>Multi-objective</w:t>
+      </w:r>
+      <w:proofErr w:type="gramEnd"/>
+      <w:r>
+        <w:t xml:space="preserve"> </w:t>
+      </w:r>
+      <w:proofErr w:type="spellStart"/>
+      <w:r>
+        <w:t>optimisation</w:t>
+      </w:r>
+      <w:proofErr w:type="spellEnd"/>
+      <w:r>
+        <w:t xml:space="preserve"> based on NSGA-II of mine cut-off grade from the perspective of resource security[J]. International Journal of Mining, Reclamation and Environment, 2025: 1-20. DOI: 10.1080/17480930.2025.2532460.</w:t>
       </w:r>
       <w:bookmarkEnd w:id="34"/>
     </w:p>
@@ -11193,7 +13915,23 @@
       </w:r>
       <w:r>
         <w:tab/>
-        <w:t>GU Xiaowei, WANG Xunhong, LIU Zaobao, et al. A multi-objective optimization model using improved NSGA-II for optimizing metal mines production process[J]. IEEE Access, 2020, 8: 28847-28858. DOI: 10.1109/access.2020.2972018.</w:t>
+        <w:t xml:space="preserve">GU Xiaowei, WANG </w:t>
+      </w:r>
+      <w:proofErr w:type="spellStart"/>
+      <w:r>
+        <w:t>Xunhong</w:t>
+      </w:r>
+      <w:proofErr w:type="spellEnd"/>
+      <w:r>
+        <w:t xml:space="preserve">, LIU </w:t>
+      </w:r>
+      <w:proofErr w:type="spellStart"/>
+      <w:r>
+        <w:t>Zaobao</w:t>
+      </w:r>
+      <w:proofErr w:type="spellEnd"/>
+      <w:r>
+        <w:t>, et al. A multi-objective optimization model using improved NSGA-II for optimizing metal mines production process[J]. IEEE Access, 2020, 8: 28847-28858. DOI: 10.1109/access.2020.2972018.</w:t>
       </w:r>
       <w:bookmarkEnd w:id="35"/>
     </w:p>
@@ -11272,11 +14010,7 @@
       </w:r>
       <w:r>
         <w:tab/>
-        <w:t xml:space="preserve">ZHANG Xuhui, LV Xinyuan, WANG Yan, et al. Production process management for intelligent coal mining based on digital </w:t>
-      </w:r>
-      <w:r>
-        <w:lastRenderedPageBreak/>
-        <w:t>twin[M]//Digital Twin Driven Service. 2022: 251-277. DOI: 10.1016/B978-0-323-91300-3.00008-5.</w:t>
+        <w:t>ZHANG Xuhui, LV Xinyuan, WANG Yan, et al. Production process management for intelligent coal mining based on digital twin[M]//Digital Twin Driven Service. 2022: 251-277. DOI: 10.1016/B978-0-323-91300-3.00008-5.</w:t>
       </w:r>
       <w:bookmarkEnd w:id="39"/>
     </w:p>
@@ -11290,7 +14024,15 @@
       </w:r>
       <w:r>
         <w:tab/>
-        <w:t>QU Juncong, KIZIL Mehmet S., YAHYAEI Mohsen, et al. Digital twins in the minerals industry: a comprehensive review[J]. Mining Technology, 2023, 132(4): 267-289. DOI: 10.1080/25726668.2023.2257479.</w:t>
+        <w:t xml:space="preserve">QU </w:t>
+      </w:r>
+      <w:proofErr w:type="spellStart"/>
+      <w:r>
+        <w:t>Juncong</w:t>
+      </w:r>
+      <w:proofErr w:type="spellEnd"/>
+      <w:r>
+        <w:t>, KIZIL Mehmet S., YAHYAEI Mohsen, et al. Digital twins in the minerals industry: a comprehensive review[J]. Mining Technology, 2023, 132(4): 267-289. DOI: 10.1080/25726668.2023.2257479.</w:t>
       </w:r>
       <w:bookmarkEnd w:id="40"/>
     </w:p>
@@ -11304,7 +14046,31 @@
       </w:r>
       <w:r>
         <w:tab/>
-        <w:t>PAN Dongdong, XU Zhenhao, LU Xinming, et al. 3D scene and geological modeling using integrated multi-source spatial data: methodology, challenges, and suggestions[J]. Tunnelling and Underground Space Technology, 2020, 100: 103393. DOI: 10.1016/j.tust.2020.103393.</w:t>
+        <w:t xml:space="preserve">PAN </w:t>
+      </w:r>
+      <w:proofErr w:type="spellStart"/>
+      <w:r>
+        <w:t>Dongdong</w:t>
+      </w:r>
+      <w:proofErr w:type="spellEnd"/>
+      <w:r>
+        <w:t xml:space="preserve">, XU </w:t>
+      </w:r>
+      <w:proofErr w:type="spellStart"/>
+      <w:r>
+        <w:t>Zhenhao</w:t>
+      </w:r>
+      <w:proofErr w:type="spellEnd"/>
+      <w:r>
+        <w:t xml:space="preserve">, LU </w:t>
+      </w:r>
+      <w:proofErr w:type="spellStart"/>
+      <w:r>
+        <w:t>Xinming</w:t>
+      </w:r>
+      <w:proofErr w:type="spellEnd"/>
+      <w:r>
+        <w:t>, et al. 3D scene and geological modeling using integrated multi-source spatial data: methodology, challenges, and suggestions[J]. Tunnelling and Underground Space Technology, 2020, 100: 103393. DOI: 10.1016/j.tust.2020.103393.</w:t>
       </w:r>
       <w:bookmarkEnd w:id="41"/>
     </w:p>
@@ -11318,7 +14084,15 @@
       </w:r>
       <w:r>
         <w:tab/>
-        <w:t>AHMED Haitham M., ADEWUYI Sefiu, AHMED Hussin M. A. Continuous cash flow modeling for economic evaluation and risk analysis in mine planning using Monte Carlo simulation[J]. Journal of King Abdulaziz University: Engineering Sciences, 2024, 34(2). DOI: 10.4197/eng.34-2.6.</w:t>
+        <w:t xml:space="preserve">AHMED Haitham M., ADEWUYI </w:t>
+      </w:r>
+      <w:proofErr w:type="spellStart"/>
+      <w:r>
+        <w:t>Sefiu</w:t>
+      </w:r>
+      <w:proofErr w:type="spellEnd"/>
+      <w:r>
+        <w:t>, AHMED Hussin M. A. Continuous cash flow modeling for economic evaluation and risk analysis in mine planning using Monte Carlo simulation[J]. Journal of King Abdulaziz University: Engineering Sciences, 2024, 34(2). DOI: 10.4197/eng.34-2.6.</w:t>
       </w:r>
       <w:bookmarkEnd w:id="42"/>
     </w:p>
@@ -11332,7 +14106,31 @@
       </w:r>
       <w:r>
         <w:tab/>
-        <w:t>LI Jiaoqun, WU Tong, LU Zengxiang, et al. Investigation into mining economic evaluation approaches based on the Rosenblueth point estimate method[J]. Applied Sciences, 2023, 13(15): 9011. DOI: 10.3390/app13159011.</w:t>
+        <w:t xml:space="preserve">LI </w:t>
+      </w:r>
+      <w:proofErr w:type="spellStart"/>
+      <w:r>
+        <w:t>Jiaoqun</w:t>
+      </w:r>
+      <w:proofErr w:type="spellEnd"/>
+      <w:r>
+        <w:t xml:space="preserve">, WU Tong, LU </w:t>
+      </w:r>
+      <w:proofErr w:type="spellStart"/>
+      <w:r>
+        <w:t>Zengxiang</w:t>
+      </w:r>
+      <w:proofErr w:type="spellEnd"/>
+      <w:r>
+        <w:t xml:space="preserve">, et al. Investigation into mining economic evaluation approaches based on the </w:t>
+      </w:r>
+      <w:proofErr w:type="spellStart"/>
+      <w:r>
+        <w:t>Rosenblueth</w:t>
+      </w:r>
+      <w:proofErr w:type="spellEnd"/>
+      <w:r>
+        <w:t xml:space="preserve"> point estimate method[J]. Applied Sciences, 2023, 13(15): 9011. DOI: 10.3390/app13159011.</w:t>
       </w:r>
       <w:bookmarkEnd w:id="43"/>
     </w:p>
@@ -11386,7 +14184,15 @@
         <w:t xml:space="preserve">. </w:t>
       </w:r>
       <w:r>
-        <w:t>煤矿分布式地下水库渗流场分析及优化调度</w:t>
+        <w:t>煤矿分布式地下水库</w:t>
+      </w:r>
+      <w:proofErr w:type="gramStart"/>
+      <w:r>
+        <w:t>渗流场</w:t>
+      </w:r>
+      <w:proofErr w:type="gramEnd"/>
+      <w:r>
+        <w:t>分析及优化调度</w:t>
       </w:r>
       <w:r>
         <w:t xml:space="preserve">[J]. </w:t>

--- a/煤科投稿/煤科论文5.12.docx
+++ b/煤科投稿/煤科论文5.12.docx
@@ -8,15 +8,7 @@
         <w:spacing w:before="240" w:after="240"/>
       </w:pPr>
       <w:r>
-        <w:t>多</w:t>
-      </w:r>
-      <w:proofErr w:type="gramStart"/>
-      <w:r>
-        <w:t>场景覆岩扰动</w:t>
-      </w:r>
-      <w:proofErr w:type="gramEnd"/>
-      <w:r>
-        <w:t>约束下采区规划方法及工程应</w:t>
+        <w:t>多场景覆岩扰动约束下采区规划方法及工程应</w:t>
       </w:r>
       <w:r>
         <w:t>用</w:t>
@@ -43,21 +35,7 @@
         <w:rPr>
           <w:rFonts w:hint="eastAsia"/>
         </w:rPr>
-        <w:t>刘</w:t>
-      </w:r>
-      <w:proofErr w:type="gramStart"/>
-      <w:r>
-        <w:rPr>
-          <w:rFonts w:hint="eastAsia"/>
-        </w:rPr>
-        <w:t>浩</w:t>
-      </w:r>
-      <w:proofErr w:type="gramEnd"/>
-      <w:r>
-        <w:rPr>
-          <w:rFonts w:hint="eastAsia"/>
-        </w:rPr>
-        <w:t>天</w:t>
+        <w:t>刘浩天</w:t>
       </w:r>
       <w:r>
         <w:rPr>
@@ -116,63 +94,7 @@
         <w:t>摘要：</w:t>
       </w:r>
       <w:r>
-        <w:t>传统采区规划多依据采区边界、煤层赋存、</w:t>
-      </w:r>
-      <w:proofErr w:type="gramStart"/>
-      <w:r>
-        <w:t>煤柱留设和</w:t>
-      </w:r>
-      <w:proofErr w:type="gramEnd"/>
-      <w:r>
-        <w:t>工作面参数进行工作面划分，地表沉陷、含水层扰动和上行开采安全性等问题通常在方案形成后进行校核。对于厚煤层、</w:t>
-      </w:r>
-      <w:proofErr w:type="gramStart"/>
-      <w:r>
-        <w:t>软弱覆岩及</w:t>
-      </w:r>
-      <w:proofErr w:type="gramEnd"/>
-      <w:r>
-        <w:t>含水层条件复杂的采区，</w:t>
-      </w:r>
-      <w:proofErr w:type="gramStart"/>
-      <w:r>
-        <w:t>若覆岩扰动</w:t>
-      </w:r>
-      <w:proofErr w:type="gramEnd"/>
-      <w:r>
-        <w:t>影响未在规划阶段提前考虑，后续校核可能导致工作面边界、煤柱宽度或推进方向反复调整。针对这一问题，提出一种多</w:t>
-      </w:r>
-      <w:proofErr w:type="gramStart"/>
-      <w:r>
-        <w:t>场景覆岩扰动</w:t>
-      </w:r>
-      <w:proofErr w:type="gramEnd"/>
-      <w:r>
-        <w:t>约束下的采区规划方法。该方法首先根据采区边界、</w:t>
-      </w:r>
-      <w:proofErr w:type="gramStart"/>
-      <w:r>
-        <w:t>煤柱留设和</w:t>
-      </w:r>
-      <w:proofErr w:type="gramEnd"/>
-      <w:r>
-        <w:t>保护要求确定工作面有效布置域，并利用钻孔</w:t>
-      </w:r>
-      <w:proofErr w:type="gramStart"/>
-      <w:r>
-        <w:t>煤厚资料</w:t>
-      </w:r>
-      <w:proofErr w:type="gramEnd"/>
-      <w:r>
-        <w:t>刻画煤层厚度空间变化；在此基础上，构建</w:t>
-      </w:r>
-      <w:proofErr w:type="gramStart"/>
-      <w:r>
-        <w:t>覆岩综合</w:t>
-      </w:r>
-      <w:proofErr w:type="gramEnd"/>
-      <w:r>
-        <w:t>扰动指数（</w:t>
+        <w:t>传统采区规划多依据采区边界、煤层赋存、煤柱留设和工作面参数进行工作面划分，地表沉陷、含水层扰动和上行开采安全性等问题通常在方案形成后进行校核。对于厚煤层、软弱覆岩及含水层条件复杂的采区，若覆岩扰动影响未在规划阶段提前考虑，后续校核可能导致工作面边界、煤柱宽度或推进方向反复调整。针对这一问题，提出一种多场景覆岩扰动约束下的采区规划方法。该方法首先根据采区边界、煤柱留设和保护要求确定工作面有效布置域，并利用钻孔煤厚资料刻画煤层厚度空间变化；在此基础上，构建覆岩综合扰动指数（</w:t>
       </w:r>
       <w:r>
         <w:t>ODI</w:t>
@@ -190,23 +112,7 @@
         <w:t xml:space="preserve">1 </w:t>
       </w:r>
       <w:r>
-        <w:t>之间的空间评价指标，用于</w:t>
-      </w:r>
-      <w:proofErr w:type="gramStart"/>
-      <w:r>
-        <w:t>识别覆岩扰动</w:t>
-      </w:r>
-      <w:proofErr w:type="gramEnd"/>
-      <w:r>
-        <w:t>较强区域并参与工作面布置方案比选。</w:t>
-      </w:r>
-      <w:proofErr w:type="gramStart"/>
-      <w:r>
-        <w:t>以敏东矿区</w:t>
-      </w:r>
-      <w:proofErr w:type="gramEnd"/>
-      <w:r>
-        <w:t>为例，构建</w:t>
+        <w:t>之间的空间评价指标，用于识别覆岩扰动较强区域并参与工作面布置方案比选。以敏东矿区为例，构建</w:t>
       </w:r>
       <w:r>
         <w:t xml:space="preserve"> 80×56 </w:t>
@@ -314,15 +220,7 @@
         <w:t xml:space="preserve"> ODI </w:t>
       </w:r>
       <w:r>
-        <w:t>引入采区规划，可在工作面布置阶段提前</w:t>
-      </w:r>
-      <w:proofErr w:type="gramStart"/>
-      <w:r>
-        <w:t>识别覆岩扰动</w:t>
-      </w:r>
-      <w:proofErr w:type="gramEnd"/>
-      <w:r>
-        <w:t>较强区域，减少后续安全校核导致的方案反复调整，为复杂地质条件下采区规划和风险前置控制提供参考</w:t>
+        <w:t>引入采区规划，可在工作面布置阶段提前识别覆岩扰动较强区域，减少后续安全校核导致的方案反复调整，为复杂地质条件下采区规划和风险前置控制提供参考</w:t>
       </w:r>
       <w:r>
         <w:t>。</w:t>
@@ -336,15 +234,7 @@
         <w:t>关键词：</w:t>
       </w:r>
       <w:r>
-        <w:t>采区规划；工作面布置；</w:t>
-      </w:r>
-      <w:proofErr w:type="gramStart"/>
-      <w:r>
-        <w:t>覆岩综合</w:t>
-      </w:r>
-      <w:proofErr w:type="gramEnd"/>
-      <w:r>
-        <w:t>扰动指数；多场景约束；方案比选</w:t>
+        <w:t>采区规划；工作面布置；覆岩综合扰动指数；多场景约束；方案比选</w:t>
       </w:r>
     </w:p>
     <w:p>
@@ -477,23 +367,7 @@
         <w:t xml:space="preserve">Abstract: </w:t>
       </w:r>
       <w:r>
-        <w:t xml:space="preserve">Traditional mining district planning usually determines working face layouts based on mining district boundaries, coal seam occurrence, coal pillar design, and working face parameters, while surface subsidence, aquifer disturbance, and upward mining safety are generally checked after the planning scheme has been formed. For mining districts with thick coal seams, weak overburden, and complex aquifer conditions, if overburden disturbance is not considered in advance during the planning stage, subsequent safety checks may lead to repeated adjustments of working face boundaries, coal pillar widths, or mining directions. To address this problem, a mining district planning method under multi-scenario overburden disturbance constraints is proposed. The method first determines the effective layout domain of working faces according to the mining district boundary, coal pillar design, and protection requirements, and then characterizes the spatial variation of coal seam thickness using borehole coal thickness data. On this basis, an overburden disturbance index (ODI) is constructed. The ODI takes displacement response, stress response, and </w:t>
-      </w:r>
-      <w:proofErr w:type="gramStart"/>
-      <w:r>
-        <w:t>fracture</w:t>
-      </w:r>
-      <w:proofErr w:type="gramEnd"/>
-      <w:r>
-        <w:t xml:space="preserve"> development response as its indicator basis, and adjusts their weights for engineering scenarios such as surface subsidence, aquifer disturbance, and upward mining. A spatial evaluation index ranging from 0 to 1 is then formed to identify areas with relatively strong overburden disturbance and to support the comparison of working face layout schemes. Taking the </w:t>
-      </w:r>
-      <w:proofErr w:type="spellStart"/>
-      <w:r>
-        <w:t>Mindong</w:t>
-      </w:r>
-      <w:proofErr w:type="spellEnd"/>
-      <w:r>
-        <w:t xml:space="preserve"> mining area as an example, an 80×56-grid ODI layer was constructed. The results show that the mean ODI of the study area is 0.4669, indicating an overall moderate disturbance level. The P90 value is 0.7474, suggesting that about 10% of the area has relatively high disturbance. The area with ODI greater than 0.70 accounts for 15.89%, which should be preferentially avoided or further checked during working face layout. The comparison of candidate schemes shows that the resource-</w:t>
+        <w:t>Traditional mining district planning usually determines working face layouts based on mining district boundaries, coal seam occurrence, coal pillar design, and working face parameters, while surface subsidence, aquifer disturbance, and upward mining safety are generally checked after the planning scheme has been formed. For mining districts with thick coal seams, weak overburden, and complex aquifer conditions, if overburden disturbance is not considered in advance during the planning stage, subsequent safety checks may lead to repeated adjustments of working face boundaries, coal pillar widths, or mining directions. To address this problem, a mining district planning method under multi-scenario overburden disturbance constraints is proposed. The method first determines the effective layout domain of working faces according to the mining district boundary, coal pillar design, and protection requirements, and then characterizes the spatial variation of coal seam thickness using borehole coal thickness data. On this basis, an overburden disturbance index (ODI) is constructed. The ODI takes displacement response, stress response, and fracture development response as its indicator basis, and adjusts their weights for engineering scenarios such as surface subsidence, aquifer disturbance, and upward mining. A spatial evaluation index ranging from 0 to 1 is then formed to identify areas with relatively strong overburden disturbance and to support the comparison of working face layout schemes. Taking the Mindong mining area as an example, an 80×56-grid ODI layer was constructed. The results show that the mean ODI of the study area is 0.4669, indicating an overall moderate disturbance level. The P90 value is 0.7474, suggesting that about 10% of the area has relatively high disturbance. The area with ODI greater than 0.70 accounts for 15.89%, which should be preferentially avoided or further checked during working face layout. The comparison of candidate schemes shows that the resource-</w:t>
       </w:r>
       <w:r>
         <w:lastRenderedPageBreak/>
@@ -532,15 +406,7 @@
         <w:br/>
       </w:r>
       <w:r>
-        <w:t>通信作者：刘</w:t>
-      </w:r>
-      <w:proofErr w:type="gramStart"/>
-      <w:r>
-        <w:t>浩</w:t>
-      </w:r>
-      <w:proofErr w:type="gramEnd"/>
-      <w:r>
-        <w:t>天（</w:t>
+        <w:t>通信作者：刘浩天（</w:t>
       </w:r>
       <w:r>
         <w:t>2001—</w:t>
@@ -589,23 +455,7 @@
         <w:ind w:firstLine="420"/>
       </w:pPr>
       <w:r>
-        <w:t>采区规划是煤矿开采设计中的关键环节，直接影响工作面布置、煤柱留设、资源回收和生产接续。现有采区规划通常依据采区边界、煤层赋存、煤柱参数、工作面宽度、推进长度和巷道布置等条件确定工作面数量、位置及推进方向。对于断层、陷落柱、风化带、采空区等边界清晰的地质因素，一般可在设计阶段通过避让、</w:t>
-      </w:r>
-      <w:proofErr w:type="gramStart"/>
-      <w:r>
-        <w:t>留设煤柱</w:t>
-      </w:r>
-      <w:proofErr w:type="gramEnd"/>
-      <w:r>
-        <w:t>或调整边界等方式处理。但在实际开采过程中，仍可能出现地表沉陷、导水裂隙带发育过高、含水层受扰及上覆岩层稳定性降低等问题，增加突水、冒顶、片帮等灾害风险。因此，如何在采区规划阶段提前</w:t>
-      </w:r>
-      <w:proofErr w:type="gramStart"/>
-      <w:r>
-        <w:t>考虑覆岩扰动</w:t>
-      </w:r>
-      <w:proofErr w:type="gramEnd"/>
-      <w:r>
-        <w:t>影响，是复杂地质条件下工作面布置需要解决的问题。</w:t>
+        <w:t>采区规划是煤矿开采设计中的关键环节，直接影响工作面布置、煤柱留设、资源回收和生产接续。现有采区规划通常依据采区边界、煤层赋存、煤柱参数、工作面宽度、推进长度和巷道布置等条件确定工作面数量、位置及推进方向。对于断层、陷落柱、风化带、采空区等边界清晰的地质因素，一般可在设计阶段通过避让、留设煤柱或调整边界等方式处理。但在实际开采过程中，仍可能出现地表沉陷、导水裂隙带发育过高、含水层受扰及上覆岩层稳定性降低等问题，增加突水、冒顶、片帮等灾害风险。因此，如何在采区规划阶段提前考虑覆岩扰动影响，是复杂地质条件下工作面布置需要解决的问题。</w:t>
       </w:r>
     </w:p>
     <w:p>
@@ -614,23 +464,7 @@
         <w:ind w:firstLine="420"/>
       </w:pPr>
       <w:r>
-        <w:t>围绕采区地质条件精细表征</w:t>
-      </w:r>
-      <w:proofErr w:type="gramStart"/>
-      <w:r>
-        <w:t>和采动影响</w:t>
-      </w:r>
-      <w:proofErr w:type="gramEnd"/>
-      <w:r>
-        <w:t>评价，已有研究从三维地质建模、透明地质、地表沉陷预计、导水裂隙带高度判定、含水层保护评价、煤柱稳定性分析和工作面布置优化等方面开展了大量工作，为采区设计定量化提供了重要基础。然而，现有成果多侧重于地质条件表达、</w:t>
-      </w:r>
-      <w:proofErr w:type="gramStart"/>
-      <w:r>
-        <w:t>单项采动影响</w:t>
-      </w:r>
-      <w:proofErr w:type="gramEnd"/>
-      <w:r>
-        <w:t>分析或既有方案校核。实际采区规划中，地表沉陷、含水层扰动和上行开采安全性等问题往往在工作面方案形成后再分别评价；一旦校核结果表明原方案存在不利影响，就需要重新调整工作面边界、煤柱宽度或推进方向，导致规划过程反复。</w:t>
+        <w:t>围绕采区地质条件精细表征和采动影响评价，已有研究从三维地质建模、透明地质、地表沉陷预计、导水裂隙带高度判定、含水层保护评价、煤柱稳定性分析和工作面布置优化等方面开展了大量工作，为采区设计定量化提供了重要基础。然而，现有成果多侧重于地质条件表达、单项采动影响分析或既有方案校核。实际采区规划中，地表沉陷、含水层扰动和上行开采安全性等问题往往在工作面方案形成后再分别评价；一旦校核结果表明原方案存在不利影响，就需要重新调整工作面边界、煤柱宽度或推进方向，导致规划过程反复。</w:t>
       </w:r>
     </w:p>
     <w:p>
@@ -639,26 +473,10 @@
         <w:ind w:firstLine="420"/>
       </w:pPr>
       <w:r>
-        <w:t>从规划需求看，复杂条件下采区设计并不只是缺少某一类沉陷、水害或稳定性评价方法，更关键的是如何将不同类型</w:t>
-      </w:r>
-      <w:proofErr w:type="gramStart"/>
-      <w:r>
-        <w:t>的覆岩扰动</w:t>
-      </w:r>
-      <w:proofErr w:type="gramEnd"/>
-      <w:r>
-        <w:t>评价结果转化为能够指导工作面布置和方案比选的约束条件。若仅针对单一问题设置控制指标，难以同时反映地表沉陷、含水层扰动和上行开采等多种工程场景；若只在方案形成后进行综合评价，又难以对</w:t>
-      </w:r>
-      <w:r>
-        <w:t>工作面初始布置产生直接约束。因此，需要构建一种能够在规划阶段统一表达多</w:t>
-      </w:r>
-      <w:proofErr w:type="gramStart"/>
-      <w:r>
-        <w:t>场景覆岩扰动</w:t>
-      </w:r>
-      <w:proofErr w:type="gramEnd"/>
-      <w:r>
-        <w:t>影响，并参与候选方案筛选与比较的方法。</w:t>
+        <w:t>从规划需求看，复杂条件下采区设计并不只是缺少某一类沉陷、水害或稳定性评价方法，更关键的是如何将不同类型的覆岩扰动评价结果转化为能够指导工作面布置和方案比选的约束条件。若仅针对单一问题设置控制指标，难以同时反映地表沉陷、含水层扰动和上行开采等多种工程场景；若只在方案形成后进行综合评价，又难以对</w:t>
+      </w:r>
+      <w:r>
+        <w:t>工作面初始布置产生直接约束。因此，需要构建一种能够在规划阶段统一表达多场景覆岩扰动影响，并参与候选方案筛选与比较的方法。</w:t>
       </w:r>
     </w:p>
     <w:p>
@@ -667,61 +485,13 @@
         <w:ind w:firstLine="420"/>
       </w:pPr>
       <w:r>
-        <w:t>基于此，本文提出多</w:t>
-      </w:r>
-      <w:proofErr w:type="gramStart"/>
-      <w:r>
-        <w:t>场景覆岩扰动</w:t>
-      </w:r>
-      <w:proofErr w:type="gramEnd"/>
-      <w:r>
-        <w:t>约束下的采区规划方法。该方法以采区边界、钻孔煤厚、煤柱参数、工作面设计参数和</w:t>
-      </w:r>
-      <w:proofErr w:type="gramStart"/>
-      <w:r>
-        <w:t>覆岩</w:t>
-      </w:r>
-      <w:proofErr w:type="gramEnd"/>
-      <w:r>
-        <w:t>扰动评价结果为基础，首先确定工作面有效布置域，并计算煤层厚度空间分布；然后构建</w:t>
-      </w:r>
-      <w:proofErr w:type="gramStart"/>
-      <w:r>
-        <w:t>覆岩综合</w:t>
-      </w:r>
-      <w:proofErr w:type="gramEnd"/>
-      <w:r>
-        <w:t>扰动指数（</w:t>
+        <w:t>基于此，本文提出多场景覆岩扰动约束下的采区规划方法。该方法以采区边界、钻孔煤厚、煤柱参数、工作面设计参数和覆岩扰动评价结果为基础，首先确定工作面有效布置域，并计算煤层厚度空间分布；然后构建覆岩综合扰动指数（</w:t>
       </w:r>
       <w:r>
         <w:t>ODI</w:t>
       </w:r>
       <w:r>
-        <w:t>），将位移响应、应力响应和裂隙发育响应统一为</w:t>
-      </w:r>
-      <w:proofErr w:type="gramStart"/>
-      <w:r>
-        <w:t>可空间</w:t>
-      </w:r>
-      <w:proofErr w:type="gramEnd"/>
-      <w:r>
-        <w:t>表达的扰动评价指标，并面向地表沉陷、含水层扰动和上行开采等场景进行权重调配；最后在有效布置域内形成候选工作面方案，并从工程效率、资源覆盖和扰动控制等方面进行方案比选。</w:t>
-      </w:r>
-      <w:proofErr w:type="gramStart"/>
-      <w:r>
-        <w:t>以敏东矿区</w:t>
-      </w:r>
-      <w:proofErr w:type="gramEnd"/>
-      <w:r>
-        <w:t>为工程对象开展应用，验证该方法在复杂地质条件下采区方案比选和</w:t>
-      </w:r>
-      <w:proofErr w:type="gramStart"/>
-      <w:r>
-        <w:t>覆岩</w:t>
-      </w:r>
-      <w:proofErr w:type="gramEnd"/>
-      <w:r>
-        <w:t>扰动前置识别中的适用性。</w:t>
+        <w:t>），将位移响应、应力响应和裂隙发育响应统一为可空间表达的扰动评价指标，并面向地表沉陷、含水层扰动和上行开采等场景进行权重调配；最后在有效布置域内形成候选工作面方案，并从工程效率、资源覆盖和扰动控制等方面进行方案比选。以敏东矿区为工程对象开展应用，验证该方法在复杂地质条件下采区方案比选和覆岩扰动前置识别中的适用性。</w:t>
       </w:r>
     </w:p>
     <w:p>
@@ -752,45 +522,13 @@
         <w:ind w:firstLine="420"/>
       </w:pPr>
       <w:r>
-        <w:t>基于多</w:t>
-      </w:r>
-      <w:proofErr w:type="gramStart"/>
-      <w:r>
-        <w:t>场景覆岩扰动</w:t>
-      </w:r>
-      <w:proofErr w:type="gramEnd"/>
-      <w:r>
-        <w:t>约束的采区规划决策系统技术框图如图</w:t>
+        <w:t>基于多场景覆岩扰动约束的采区规划决策系统技术框图如图</w:t>
       </w:r>
       <w:r>
         <w:t xml:space="preserve"> 1 </w:t>
       </w:r>
       <w:r>
-        <w:t>所示。该系统面向煤矿采区设计阶段的工作面布置问题，主要用于在工作面划分之前，对采区有效布置域、煤层资源条件和</w:t>
-      </w:r>
-      <w:proofErr w:type="gramStart"/>
-      <w:r>
-        <w:t>覆岩</w:t>
-      </w:r>
-      <w:proofErr w:type="gramEnd"/>
-      <w:r>
-        <w:t>扰动影响进行统一分析，并在此基础上形成和比较不同工作面布置方案。系统的核心功能不是单纯绘制工作面边界，而是将采区地质资料、工程约束条件和</w:t>
-      </w:r>
-      <w:proofErr w:type="gramStart"/>
-      <w:r>
-        <w:t>覆岩</w:t>
-      </w:r>
-      <w:proofErr w:type="gramEnd"/>
-      <w:r>
-        <w:t>扰动评价结果转化为可参与规划计算的</w:t>
-      </w:r>
-      <w:proofErr w:type="gramStart"/>
-      <w:r>
-        <w:t>空间图层和</w:t>
-      </w:r>
-      <w:proofErr w:type="gramEnd"/>
-      <w:r>
-        <w:t>评价指标，为工作面方案初选提供依据。</w:t>
+        <w:t>所示。该系统面向煤矿采区设计阶段的工作面布置问题，主要用于在工作面划分之前，对采区有效布置域、煤层资源条件和覆岩扰动影响进行统一分析，并在此基础上形成和比较不同工作面布置方案。系统的核心功能不是单纯绘制工作面边界，而是将采区地质资料、工程约束条件和覆岩扰动评价结果转化为可参与规划计算的空间图层和评价指标，为工作面方案初选提供依据。</w:t>
       </w:r>
     </w:p>
     <w:p>
@@ -799,62 +537,17 @@
         <w:ind w:firstLine="420"/>
       </w:pPr>
       <w:r>
-        <w:t>系统主要由规划数据输入、采区空间处理、</w:t>
-      </w:r>
-      <w:proofErr w:type="gramStart"/>
-      <w:r>
-        <w:t>覆岩扰动</w:t>
-      </w:r>
-      <w:proofErr w:type="gramEnd"/>
-      <w:r>
-        <w:t>评价、工作面方案形成和方案综合评价</w:t>
+        <w:t>系统主要由规划数据输入、采区空间处理、覆岩扰动评价、工作面方案形成和方案综合评价</w:t>
       </w:r>
       <w:r>
         <w:t xml:space="preserve"> 5 </w:t>
       </w:r>
-      <w:proofErr w:type="gramStart"/>
-      <w:r>
-        <w:t>个</w:t>
-      </w:r>
-      <w:proofErr w:type="gramEnd"/>
-      <w:r>
-        <w:t>部分组成。规划数据输入部分包括采区边界、钻孔煤厚、煤柱参数、工作面宽度、推进长度、构造限制范围、</w:t>
-      </w:r>
-      <w:proofErr w:type="gramStart"/>
-      <w:r>
-        <w:t>覆岩结构</w:t>
-      </w:r>
-      <w:proofErr w:type="gramEnd"/>
-      <w:r>
-        <w:t>和含水层条件等资料；采</w:t>
+      <w:r>
+        <w:t>个部分组成。规划数据输入部分包括采区边界、钻孔煤厚、煤柱参数、工作面宽度、推进长度、构造限制范围、覆岩结构和含水层条件等资料；采</w:t>
       </w:r>
       <w:r>
         <w:lastRenderedPageBreak/>
-        <w:t>区空间处理部分用于确定工作面有效布置域，并计算煤层厚度空间分布；</w:t>
-      </w:r>
-      <w:proofErr w:type="gramStart"/>
-      <w:r>
-        <w:t>覆岩扰动</w:t>
-      </w:r>
-      <w:proofErr w:type="gramEnd"/>
-      <w:r>
-        <w:t>评价部分用于综合地表沉陷、含水层扰动和上行开采影响，形成</w:t>
-      </w:r>
-      <w:proofErr w:type="gramStart"/>
-      <w:r>
-        <w:t>覆岩综合</w:t>
-      </w:r>
-      <w:proofErr w:type="gramEnd"/>
-      <w:r>
-        <w:t>扰动指数图层；工作面方案形成部分在有效布置域内，按照工作面宽度、推进长度、</w:t>
-      </w:r>
-      <w:proofErr w:type="gramStart"/>
-      <w:r>
-        <w:t>煤柱留设和</w:t>
-      </w:r>
-      <w:proofErr w:type="gramEnd"/>
-      <w:r>
-        <w:t>几何形态要求生成候选方案；方案综合评价部分则从工程效率、资源覆盖和扰动控制等方面对不同候选方案进行比较。</w:t>
+        <w:t>区空间处理部分用于确定工作面有效布置域，并计算煤层厚度空间分布；覆岩扰动评价部分用于综合地表沉陷、含水层扰动和上行开采影响，形成覆岩综合扰动指数图层；工作面方案形成部分在有效布置域内，按照工作面宽度、推进长度、煤柱留设和几何形态要求生成候选方案；方案综合评价部分则从工程效率、资源覆盖和扰动控制等方面对不同候选方案进行比较。</w:t>
       </w:r>
     </w:p>
     <w:p>
@@ -899,31 +592,7 @@
         <w:t>”</w:t>
       </w:r>
       <w:r>
-        <w:t>。首先，根据采区边界、</w:t>
-      </w:r>
-      <w:proofErr w:type="gramStart"/>
-      <w:r>
-        <w:t>煤柱留设和</w:t>
-      </w:r>
-      <w:proofErr w:type="gramEnd"/>
-      <w:r>
-        <w:t>明确的地质限制因素确定工作面有效布置域；其次，利用钻孔</w:t>
-      </w:r>
-      <w:proofErr w:type="gramStart"/>
-      <w:r>
-        <w:t>煤厚资料</w:t>
-      </w:r>
-      <w:proofErr w:type="gramEnd"/>
-      <w:r>
-        <w:t>分析采区内资源条件的空间差异；然后，结合多</w:t>
-      </w:r>
-      <w:proofErr w:type="gramStart"/>
-      <w:r>
-        <w:t>场景覆岩扰动</w:t>
-      </w:r>
-      <w:proofErr w:type="gramEnd"/>
-      <w:r>
-        <w:t>评价结果识别扰动较强区域；最后，在上述条件共同约束下形成候选工作面方案，并输出不同规划偏好下的评价结果。通过这一过程，</w:t>
+        <w:t>。首先，根据采区边界、煤柱留设和明确的地质限制因素确定工作面有效布置域；其次，利用钻孔煤厚资料分析采区内资源条件的空间差异；然后，结合多场景覆岩扰动评价结果识别扰动较强区域；最后，在上述条件共同约束下形成候选工作面方案，并输出不同规划偏好下的评价结果。通过这一过程，</w:t>
       </w:r>
       <w:r>
         <w:t>工作面方案不再只依据边界形态、煤柱参数和资源覆盖程度确定，而是在形成阶段同步考虑地表沉陷、含水层扰动和上覆岩层稳定性等因素。</w:t>
@@ -935,55 +604,7 @@
         <w:ind w:firstLine="420"/>
       </w:pPr>
       <w:r>
-        <w:t>系统输出结果主要包括工作面有效布置域、煤层厚度分布图层、</w:t>
-      </w:r>
-      <w:proofErr w:type="gramStart"/>
-      <w:r>
-        <w:t>覆岩综合</w:t>
-      </w:r>
-      <w:proofErr w:type="gramEnd"/>
-      <w:r>
-        <w:t>扰动</w:t>
-      </w:r>
-      <w:proofErr w:type="gramStart"/>
-      <w:r>
-        <w:t>指数图层以及</w:t>
-      </w:r>
-      <w:proofErr w:type="gramEnd"/>
-      <w:r>
-        <w:t>候选工作面布置方案及其评价指标。其中，工作面有效布置</w:t>
-      </w:r>
-      <w:proofErr w:type="gramStart"/>
-      <w:r>
-        <w:t>域用于</w:t>
-      </w:r>
-      <w:proofErr w:type="gramEnd"/>
-      <w:r>
-        <w:t>明确方案生成的空间范围，煤层厚度分布</w:t>
-      </w:r>
-      <w:proofErr w:type="gramStart"/>
-      <w:r>
-        <w:t>图层用于</w:t>
-      </w:r>
-      <w:proofErr w:type="gramEnd"/>
-      <w:r>
-        <w:t>反映资源条件，</w:t>
-      </w:r>
-      <w:proofErr w:type="gramStart"/>
-      <w:r>
-        <w:t>覆岩综合</w:t>
-      </w:r>
-      <w:proofErr w:type="gramEnd"/>
-      <w:r>
-        <w:t>扰动指数</w:t>
-      </w:r>
-      <w:proofErr w:type="gramStart"/>
-      <w:r>
-        <w:t>图层用于</w:t>
-      </w:r>
-      <w:proofErr w:type="gramEnd"/>
-      <w:r>
-        <w:t>识别扰动较强区域，候选方案及其评价指标用于比较不同方案在资源回收、生产组织和扰动控制方面的差异。该系统不替代后续地表沉陷预计、导水裂隙带高度判定和含水层保护评价，而是将这些可能影响工作面布置的因素提前引入采区规划阶段，为后续重点复核和方案优化提供依据。</w:t>
+        <w:t>系统输出结果主要包括工作面有效布置域、煤层厚度分布图层、覆岩综合扰动指数图层以及候选工作面布置方案及其评价指标。其中，工作面有效布置域用于明确方案生成的空间范围，煤层厚度分布图层用于反映资源条件，覆岩综合扰动指数图层用于识别扰动较强区域，候选方案及其评价指标用于比较不同方案在资源回收、生产组织和扰动控制方面的差异。该系统不替代后续地表沉陷预计、导水裂隙带高度判定和含水层保护评价，而是将这些可能影响工作面布置的因素提前引入采区规划阶段，为后续重点复核和方案优化提供依据。</w:t>
       </w:r>
     </w:p>
     <w:p>
@@ -1013,7 +634,7 @@
           <w:noProof/>
         </w:rPr>
         <w:drawing>
-          <wp:inline distT="0" distB="0" distL="0" distR="0" wp14:anchorId="4FAC5F3F" wp14:editId="6BAC9DDB">
+          <wp:inline distT="0" distB="0" distL="0" distR="0" wp14:anchorId="4FAC5F3F" wp14:editId="46FACAEB">
             <wp:extent cx="5778000" cy="3113112"/>
             <wp:effectExtent l="0" t="0" r="0" b="0"/>
             <wp:docPr id="1462127567" name="图片 22"/>
@@ -1133,9 +754,6 @@
     <w:p>
       <w:pPr>
         <w:pStyle w:val="14"/>
-        <w:rPr>
-          <w:rFonts w:hint="eastAsia"/>
-        </w:rPr>
       </w:pPr>
       <w:r>
         <w:t xml:space="preserve">Fig.1 </w:t>
@@ -1173,37 +791,31 @@
         <w:ind w:firstLine="420"/>
       </w:pPr>
       <w:r>
-        <w:t>本系统服务于采区规划阶段，数据来源主要包括矿井地质资料、采区设计图件、钻孔资料、</w:t>
-      </w:r>
-      <w:proofErr w:type="gramStart"/>
-      <w:r>
-        <w:t>覆岩扰动</w:t>
-      </w:r>
-      <w:proofErr w:type="gramEnd"/>
-      <w:r>
-        <w:t>评价结果和工作面规划参数。与井下实时监测系统不同，该系统不以连续传感器数据采集为主，而是将分散在平面图、剖面图、钻孔表和计算结果中的资料整理为可计算、可叠加和</w:t>
-      </w:r>
-      <w:proofErr w:type="gramStart"/>
-      <w:r>
-        <w:t>可</w:t>
-      </w:r>
-      <w:proofErr w:type="gramEnd"/>
-      <w:r>
-        <w:t>统计的空间图层，为工作面有效布置域提取、</w:t>
-      </w:r>
-      <w:proofErr w:type="gramStart"/>
-      <w:r>
-        <w:t>煤厚分布</w:t>
-      </w:r>
-      <w:proofErr w:type="gramEnd"/>
-      <w:r>
-        <w:t>计算、</w:t>
+        <w:t>本系统服务于采区规划阶段，数据来源主要包括矿井地质资料、采区设计图件、钻孔资料、覆岩扰动评价结果和工作面规划参数。与井下实时监测系统不同，该系统不以连续传感器数据采集为主，而是将分散在平面图、剖面图、钻孔表和计算结果中的资料整理为可计算、可叠加和可统计的空间图层，</w:t>
+      </w:r>
+      <w:r>
+        <w:t>为工作面有效布置域提取、煤厚分布计算、</w:t>
       </w:r>
       <w:r>
         <w:t xml:space="preserve">ODI </w:t>
       </w:r>
       <w:r>
         <w:t>构建和候选方案评价提供基础。</w:t>
+      </w:r>
+      <w:r>
+        <w:br/>
+      </w:r>
+      <w:r>
+        <w:t>根据数据在系统中的作用，数据系统由基础地质数据、工程约束数据、覆岩扰动数据和规划参数数据</w:t>
+      </w:r>
+      <w:r>
+        <w:t xml:space="preserve"> 4 </w:t>
+      </w:r>
+      <w:r>
+        <w:t>个部分组成</w:t>
+      </w:r>
+      <w:r>
+        <w:t>。</w:t>
       </w:r>
     </w:p>
     <w:p>
@@ -1212,53 +824,13 @@
         <w:ind w:firstLine="420"/>
       </w:pPr>
       <w:r>
-        <w:t>根据数据在系统中的作用，数据系统由基础地质数据、工程约束数据、</w:t>
-      </w:r>
-      <w:proofErr w:type="gramStart"/>
-      <w:r>
-        <w:t>覆岩扰动</w:t>
-      </w:r>
-      <w:proofErr w:type="gramEnd"/>
-      <w:r>
-        <w:t>数据和规划参数数据</w:t>
+        <w:t>根据数据在系统中的作用，数据系统由基础地质数据、工程约束数据、覆岩扰动数据和规划参数数据</w:t>
       </w:r>
       <w:r>
         <w:t xml:space="preserve"> 4 </w:t>
       </w:r>
-      <w:proofErr w:type="gramStart"/>
-      <w:r>
-        <w:t>个</w:t>
-      </w:r>
-      <w:proofErr w:type="gramEnd"/>
-      <w:r>
-        <w:t>部分组成。基础地质数据用于描述</w:t>
-      </w:r>
-      <w:r>
-        <w:t>煤层赋存、</w:t>
-      </w:r>
-      <w:proofErr w:type="gramStart"/>
-      <w:r>
-        <w:t>覆岩结构</w:t>
-      </w:r>
-      <w:proofErr w:type="gramEnd"/>
-      <w:r>
-        <w:t>和水文地质条件；工程约束数据用于确定工作面有效布置域；</w:t>
-      </w:r>
-      <w:proofErr w:type="gramStart"/>
-      <w:r>
-        <w:t>覆岩扰动</w:t>
-      </w:r>
-      <w:proofErr w:type="gramEnd"/>
-      <w:r>
-        <w:t>数据用于表征地表沉陷、含水层扰动和上行开采等场景下</w:t>
-      </w:r>
-      <w:proofErr w:type="gramStart"/>
-      <w:r>
-        <w:t>的覆岩响应</w:t>
-      </w:r>
-      <w:proofErr w:type="gramEnd"/>
-      <w:r>
-        <w:t>；规划参数数据用于控制候选工作面方案的形成和筛选过程。</w:t>
+      <w:r>
+        <w:t>个部分组成。基础地质数据用于描述煤层赋存、覆岩结构和水文地质条件；工程约束数据用于确定工作面有效布置域；覆岩扰动数据用于表征地表沉陷、含水层扰动和上行开采等场景下的覆岩响应；规划参数数据用于控制候选工作面方案的形成和筛选过程。</w:t>
       </w:r>
     </w:p>
     <w:p>
@@ -1278,35 +850,11 @@
         <w:ind w:firstLine="420"/>
       </w:pPr>
       <w:r>
-        <w:t>基础地质数据是工作面布置和资源评价的基础，主要包括钻孔位置、煤层厚度、煤层顶底板标高、岩性分层、</w:t>
-      </w:r>
-      <w:proofErr w:type="gramStart"/>
-      <w:r>
-        <w:t>覆岩结构</w:t>
-      </w:r>
-      <w:proofErr w:type="gramEnd"/>
-      <w:r>
-        <w:t>、含水层位置和隔水层厚度等内容。其中，钻孔</w:t>
-      </w:r>
-      <w:proofErr w:type="gramStart"/>
-      <w:r>
-        <w:t>煤厚资料</w:t>
-      </w:r>
-      <w:proofErr w:type="gramEnd"/>
-      <w:r>
-        <w:t>用于刻画采区内煤层厚度的空间变化。由于钻孔数据通常为离散点，难以直接反映整个</w:t>
-      </w:r>
-      <w:proofErr w:type="gramStart"/>
-      <w:r>
-        <w:t>采区煤厚的</w:t>
-      </w:r>
-      <w:proofErr w:type="gramEnd"/>
-      <w:r>
-        <w:t>连续分布，系</w:t>
+        <w:t>基础地质数据是工作面布置和资源评价的基础，主要包括钻孔位置、煤层厚度、煤层顶底板标高、岩性分层、覆岩结构、含水层位置和隔水层厚</w:t>
       </w:r>
       <w:r>
         <w:lastRenderedPageBreak/>
-        <w:t>统需先对钻孔资料进行检查和整理，再采用空间插值方法形成煤层厚度分布图层。</w:t>
+        <w:t>度等内容。其中，钻孔煤厚资料用于刻画采区内煤层厚度的空间变化。由于钻孔数据通常为离散点，难以直接反映整个采区煤厚的连续分布，系统需先对钻孔资料进行检查和整理，再采用空间插值方法形成煤层厚度分布图层。</w:t>
       </w:r>
     </w:p>
     <w:p>
@@ -1314,29 +862,8 @@
         <w:pStyle w:val="100"/>
         <w:ind w:firstLine="420"/>
       </w:pPr>
-      <w:proofErr w:type="gramStart"/>
-      <w:r>
-        <w:t>煤厚分布图层用于</w:t>
-      </w:r>
-      <w:proofErr w:type="gramEnd"/>
-      <w:r>
-        <w:t>识别煤层厚度较大、资源条件较好的区域，并为后续候选方案的资源覆盖评价提供依据。</w:t>
-      </w:r>
-      <w:proofErr w:type="gramStart"/>
-      <w:r>
-        <w:t>覆岩结构</w:t>
-      </w:r>
-      <w:proofErr w:type="gramEnd"/>
-      <w:r>
-        <w:t>、含水层位置和隔水层厚度等数据则主要服务</w:t>
-      </w:r>
-      <w:proofErr w:type="gramStart"/>
-      <w:r>
-        <w:t>于覆岩</w:t>
-      </w:r>
-      <w:proofErr w:type="gramEnd"/>
-      <w:r>
-        <w:t>扰动评价。对于厚煤层、软弱覆岩、隔水层厚度较小或含水层距离煤层较近的区域，开采后更容易出现导水裂隙带发育过高、含水层受扰或上覆岩层稳定性降低等问题，因此需要在采区规划阶段作为基础约束条件予以考虑。</w:t>
+      <w:r>
+        <w:t>煤厚分布图层用于识别煤层厚度较大、资源条件较好的区域，并为后续候选方案的资源覆盖评价提供依据。覆岩结构、含水层位置和隔水层厚度等数据则主要服务于覆岩扰动评价。对于厚煤层、软弱覆岩、隔水层厚度较小或含水层距离煤层较近的区域，开采后更容易出现导水裂隙带发育过高、含水层受扰或上覆岩层稳定性降低等问题，因此需要在采区规划阶段作为基础约束条件予以考虑。</w:t>
       </w:r>
     </w:p>
     <w:p>
@@ -1356,23 +883,7 @@
         <w:ind w:firstLine="420"/>
       </w:pPr>
       <w:r>
-        <w:t>工程约束数据用于确定工作面能否布置及其可布置范围，主要包括采区边界、边界煤柱、区段煤柱、保护煤柱、断层、陷落柱、风化带、采空区及局部不可</w:t>
-      </w:r>
-      <w:proofErr w:type="gramStart"/>
-      <w:r>
-        <w:t>采范围</w:t>
-      </w:r>
-      <w:proofErr w:type="gramEnd"/>
-      <w:r>
-        <w:t>等内容。采区边界限定工作面布置的基本空间范围，</w:t>
-      </w:r>
-      <w:proofErr w:type="gramStart"/>
-      <w:r>
-        <w:t>煤柱留设进一步</w:t>
-      </w:r>
-      <w:proofErr w:type="gramEnd"/>
-      <w:r>
-        <w:t>压缩可采空间，断层、陷落柱、风化带和采空区等限制因素则需要在布置阶段进行避让。</w:t>
+        <w:t>工程约束数据用于确定工作面能否布置及其可布置范围，主要包括采区边界、边界煤柱、区段煤柱、保护煤柱、断层、陷落柱、风化带、采空区及局部不可采范围等内容。采区边界限定工作面布置的基本空间范围，煤柱留设进一步压缩可采空间，断层、陷落柱、风化带和采空区等限制因素则需要在布置阶段进行避让。</w:t>
       </w:r>
     </w:p>
     <w:p>
@@ -1381,54 +892,7 @@
         <w:ind w:firstLine="420"/>
       </w:pPr>
       <w:r>
-        <w:t>系统处理该类数据时，先将采区边界、保护对象和限制因素进行空间化表达，再根据</w:t>
-      </w:r>
-      <w:proofErr w:type="gramStart"/>
-      <w:r>
-        <w:t>煤柱留设和</w:t>
-      </w:r>
-      <w:proofErr w:type="gramEnd"/>
-      <w:r>
-        <w:t>保护要求，对原始采区范围进行内缩、裁剪和约束叠加，得到工作面有效布置域。候选工作面方案均在该范围内生成，以避免出现越界布置、煤柱不足、压覆限制区或局部不可实施等问题，使后续方案评价建立在满足基本采矿要求的基础上。当前稿件中这一部分已经包含</w:t>
-      </w:r>
-      <w:r>
-        <w:t>“</w:t>
-      </w:r>
-      <w:r>
-        <w:t>边界</w:t>
-      </w:r>
-      <w:r>
-        <w:t>—</w:t>
-      </w:r>
-      <w:r>
-        <w:t>煤柱</w:t>
-      </w:r>
-      <w:r>
-        <w:t>—</w:t>
-      </w:r>
-      <w:r>
-        <w:t>限制因素</w:t>
-      </w:r>
-      <w:r>
-        <w:t>—</w:t>
-      </w:r>
-      <w:r>
-        <w:t>有效区域</w:t>
-      </w:r>
-      <w:r>
-        <w:t>”</w:t>
-      </w:r>
-      <w:r>
-        <w:t>的处理逻辑，保留即可，只需统一为</w:t>
-      </w:r>
-      <w:r>
-        <w:t>“</w:t>
-      </w:r>
-      <w:r>
-        <w:t>有效布置域</w:t>
-      </w:r>
-      <w:r>
-        <w:t>”</w:t>
+        <w:t>系统处理该类数据时，先将采区边界、保护对象和限制因素进行空间化表达，再根据煤柱留设和保护要求，对原始采区范围进行内缩、裁剪和约束叠加，得到工作面有效布置域。候选工作面方案均在该范围内生成，以避免出现越界布置、煤柱不足、压覆限制区或局部不可实施等问题，使后续方案评价建立在满足基本采矿要求的基础上</w:t>
       </w:r>
       <w:r>
         <w:t>。</w:t>
@@ -1441,13 +905,8 @@
       <w:r>
         <w:t xml:space="preserve">1.2.3 </w:t>
       </w:r>
-      <w:proofErr w:type="gramStart"/>
-      <w:r>
-        <w:t>覆岩扰动</w:t>
-      </w:r>
-      <w:proofErr w:type="gramEnd"/>
-      <w:r>
-        <w:t>数据</w:t>
+      <w:r>
+        <w:t>覆岩扰动数据</w:t>
       </w:r>
     </w:p>
     <w:p>
@@ -1455,35 +914,14 @@
         <w:pStyle w:val="100"/>
         <w:ind w:firstLine="420"/>
       </w:pPr>
-      <w:proofErr w:type="gramStart"/>
-      <w:r>
-        <w:t>覆岩扰动</w:t>
-      </w:r>
-      <w:proofErr w:type="gramEnd"/>
-      <w:r>
-        <w:t>数据用于描述工作面开采后可能产生</w:t>
-      </w:r>
-      <w:proofErr w:type="gramStart"/>
-      <w:r>
-        <w:t>的覆岩响应</w:t>
-      </w:r>
-      <w:proofErr w:type="gramEnd"/>
-      <w:r>
-        <w:t>，是本文系统区别于常规工作面布置方法的关键输入。该类数据主要包括地表沉陷、含水层扰动和上行开采影响</w:t>
+      <w:r>
+        <w:t>覆岩扰动数据用于描述工作面开采后可能产生的覆岩响应，是本文系统区别于常规工作面布置方法的关键输入。该类数据主要包括地表沉陷、含水层扰动和上行开采影响</w:t>
       </w:r>
       <w:r>
         <w:t xml:space="preserve"> 3 </w:t>
       </w:r>
       <w:r>
-        <w:t>类场景结果。地表沉陷数据用于反映开采</w:t>
-      </w:r>
-      <w:proofErr w:type="gramStart"/>
-      <w:r>
-        <w:t>后覆岩</w:t>
-      </w:r>
-      <w:proofErr w:type="gramEnd"/>
-      <w:r>
-        <w:t>移动和地表变形情况；含水层扰动数据用于反映导水裂隙带发育、隔水层保护和含水层受扰风险；上行开采影响数据用于反映上覆岩层在重复扰动条件下的稳定性变化。</w:t>
+        <w:t>类场景结果。地表沉陷数据用于反映开采后覆岩移动和地表变形情况；含水层扰动数据用于反映导水裂隙带发育、隔水层保护和含水层受扰风险；上行开采影响数据用于反映上覆岩层在重复扰动条件下的稳定性变化。</w:t>
       </w:r>
     </w:p>
     <w:p>
@@ -1492,34 +930,10 @@
         <w:ind w:firstLine="420"/>
       </w:pPr>
       <w:r>
-        <w:t>上述扰动影响虽然通常在开采过程中或开采之后显现，但其强弱与工作面位置、采高、煤层厚度、</w:t>
-      </w:r>
-      <w:proofErr w:type="gramStart"/>
-      <w:r>
-        <w:t>覆岩结构</w:t>
-      </w:r>
-      <w:proofErr w:type="gramEnd"/>
-      <w:r>
-        <w:t>、含水层赋存和</w:t>
-      </w:r>
-      <w:proofErr w:type="gramStart"/>
-      <w:r>
-        <w:t>煤柱留设等</w:t>
-      </w:r>
-      <w:proofErr w:type="gramEnd"/>
-      <w:r>
-        <w:t>规划阶段因素密切相关。由于不同场景的评价对象、单位和取值范围不同，难以直接用于工作面方案比较，系统需对各类扰动结果进行归一化处理，并</w:t>
-      </w:r>
-      <w:r>
-        <w:t>通过权重组织形成</w:t>
-      </w:r>
-      <w:proofErr w:type="gramStart"/>
-      <w:r>
-        <w:t>覆岩综合</w:t>
-      </w:r>
-      <w:proofErr w:type="gramEnd"/>
-      <w:r>
-        <w:t>扰动指数。</w:t>
+        <w:t>上述扰动影响虽然通常在开采过程中或开采之后显现，但其强弱与工作面位置、采高、煤层厚度、覆岩结构、含水层赋存和煤柱留设等规划阶段因素密切相关。由于不同场景的评价对象、单位和取值范围不同，难以直接用于工作面方案比</w:t>
+      </w:r>
+      <w:r>
+        <w:t>较，系统需对各类扰动结果进行归一化处理，并通过权重组织形成覆岩综合扰动指数。</w:t>
       </w:r>
       <w:r>
         <w:t xml:space="preserve">ODI </w:t>
@@ -1537,23 +951,7 @@
         <w:t>1</w:t>
       </w:r>
       <w:r>
-        <w:t>，数值越大，表明该</w:t>
-      </w:r>
-      <w:proofErr w:type="gramStart"/>
-      <w:r>
-        <w:t>位置覆岩扰动</w:t>
-      </w:r>
-      <w:proofErr w:type="gramEnd"/>
-      <w:r>
-        <w:t>越强，在工作面布置时越需要避让或重点复核。通过</w:t>
-      </w:r>
-      <w:proofErr w:type="gramStart"/>
-      <w:r>
-        <w:t>将覆岩扰动</w:t>
-      </w:r>
-      <w:proofErr w:type="gramEnd"/>
-      <w:r>
-        <w:t>结果转化为空间图层，系统能够统计不同候选方案覆盖范围内的扰动水平，为方案比选提供依据。</w:t>
+        <w:t>，数值越大，表明该位置覆岩扰动越强，在工作面布置时越需要避让或重点复核。通过将覆岩扰动结果转化为空间图层，系统能够统计不同候选方案覆盖范围内的扰动水平，为方案比选提供依据。</w:t>
       </w:r>
     </w:p>
     <w:p>
@@ -1582,15 +980,7 @@
         <w:ind w:firstLine="420"/>
       </w:pPr>
       <w:r>
-        <w:t>系统根据规划参数在有效布置域内生成候选工作面方案，并剔除不满足几何条件和采矿要求的方案。随后，系统结合</w:t>
-      </w:r>
-      <w:proofErr w:type="gramStart"/>
-      <w:r>
-        <w:t>煤厚分布图层</w:t>
-      </w:r>
-      <w:proofErr w:type="gramEnd"/>
-      <w:r>
-        <w:t>和</w:t>
+        <w:t>系统根据规划参数在有效布置域内生成候选工作面方案，并剔除不满足几何条件和采矿要求的方案。随后，系统结合煤厚分布图层和</w:t>
       </w:r>
       <w:r>
         <w:t xml:space="preserve"> ODI </w:t>
@@ -1622,45 +1012,7 @@
         <w:ind w:firstLine="420"/>
       </w:pPr>
       <w:r>
-        <w:t>本系统软件主要用于采区规划阶段的工作面方案生成与评价。软件以基础地质数据、工程约束数据、</w:t>
-      </w:r>
-      <w:proofErr w:type="gramStart"/>
-      <w:r>
-        <w:t>覆岩扰动</w:t>
-      </w:r>
-      <w:proofErr w:type="gramEnd"/>
-      <w:r>
-        <w:t>数据和规划参数数据为输入，通过数据预处理、</w:t>
-      </w:r>
-      <w:proofErr w:type="gramStart"/>
-      <w:r>
-        <w:t>空间图层计算</w:t>
-      </w:r>
-      <w:proofErr w:type="gramEnd"/>
-      <w:r>
-        <w:t>、候选方案生成和方案评价输出，</w:t>
-      </w:r>
-      <w:proofErr w:type="gramStart"/>
-      <w:r>
-        <w:t>实现覆岩扰动</w:t>
-      </w:r>
-      <w:proofErr w:type="gramEnd"/>
-      <w:r>
-        <w:t>约束下的采区规划辅助决策。与传统采区规划流程相比，本文系统</w:t>
-      </w:r>
-      <w:proofErr w:type="gramStart"/>
-      <w:r>
-        <w:t>将覆岩扰动</w:t>
-      </w:r>
-      <w:proofErr w:type="gramEnd"/>
-      <w:r>
-        <w:t>评价结果前置到工作面布置阶段，使方案形成过程同时受资源条件、工程边界和扰动风险约束，其流程对比如图</w:t>
-      </w:r>
-      <w:r>
-        <w:t xml:space="preserve"> 2 </w:t>
-      </w:r>
-      <w:r>
-        <w:t>所示。</w:t>
+        <w:t>本系统软件主要用于采区规划阶段的工作面方案生成与评价。软件以基础地质数据、工程约束数据、覆岩扰动数据和规划参数数据为输入，通过数据预处理、空间图层计算、候选方案生成和方案评价输出，实现覆岩扰动约束下的采区规划辅助决策。与传统采区规划流程相比，本文系统将覆岩扰动评价结果前置到工作面布置阶段，使方案形成过程同时受资源条件、工程边界和扰动风险约束。</w:t>
       </w:r>
     </w:p>
     <w:p>
@@ -1674,37 +1026,8 @@
       <w:r>
         <w:t xml:space="preserve"> 4 </w:t>
       </w:r>
-      <w:proofErr w:type="gramStart"/>
-      <w:r>
-        <w:t>个</w:t>
-      </w:r>
-      <w:proofErr w:type="gramEnd"/>
-      <w:r>
-        <w:t>主要环节。首先，对采区边界、钻孔煤厚、煤柱参数、断层、陷落柱、采空区、含水层条件和工作面设计参数等数据进行统一整理，包括坐标统一、边界检查、格式转换和异常数据处理。对于采区边界、</w:t>
-      </w:r>
-      <w:proofErr w:type="gramStart"/>
-      <w:r>
-        <w:t>煤柱留设及</w:t>
-      </w:r>
-      <w:proofErr w:type="gramEnd"/>
-      <w:r>
-        <w:t>局部限制因素，软件通过边界内缩、</w:t>
-      </w:r>
-      <w:proofErr w:type="gramStart"/>
-      <w:r>
-        <w:t>约束区</w:t>
-      </w:r>
-      <w:proofErr w:type="gramEnd"/>
-      <w:r>
-        <w:t>扣除和几何检查，得到工作面有效布置域；对于</w:t>
-      </w:r>
-      <w:proofErr w:type="gramStart"/>
-      <w:r>
-        <w:t>钻孔煤厚资料</w:t>
-      </w:r>
-      <w:proofErr w:type="gramEnd"/>
-      <w:r>
-        <w:t>，采用空间插值方法形成煤层厚度分布图层；对于地表沉陷、含水层扰动和上行开采影响等结果，进行归一化处理和权重组织，形成</w:t>
+      <w:r>
+        <w:t>个主要环节。首先，对采区边界、钻孔煤厚、煤柱参数、断层、陷落柱、采空区、含水层条件和工作面设计参数等数据进行统一整理，包括坐标统一、边界检查、格式转换和异常数据处理。对于采区边界、煤柱留设及局部限制因素，软件通过边界内缩、约束区扣除和几何检查，得到工作面有效布置域；对于钻孔煤厚资料，采用空间插值方法形成煤层厚度分布图层；对于地表沉陷、含水层扰动和上行开采影响等结果，进行归一化处理和权重组织，形成</w:t>
       </w:r>
       <w:r>
         <w:t xml:space="preserve"> ODI </w:t>
@@ -1719,19 +1042,11 @@
         <w:ind w:firstLine="420"/>
       </w:pPr>
       <w:r>
-        <w:t>其次，软件在有效布置域内生成候选工作面方案。候选方案生成时，需要同时满足工作面宽度、推进长度、</w:t>
-      </w:r>
-      <w:proofErr w:type="gramStart"/>
-      <w:r>
-        <w:t>煤柱留设和</w:t>
-      </w:r>
-      <w:proofErr w:type="gramEnd"/>
-      <w:r>
-        <w:t>几何形态等要求。对于</w:t>
+        <w:t>其次，软件在有效布置域内生成候选工作面方案。候选方案生成时，需要同时满足工作面宽</w:t>
       </w:r>
       <w:r>
         <w:lastRenderedPageBreak/>
-        <w:t>越界布置、煤柱不足、工作面长度不满足要求或局部形态不利于开采的方案，软件在初步筛选阶段予以剔除，保留满足基本采矿条件的方案进入评价环节。</w:t>
+        <w:t>度、推进长度、煤柱留设和几何形态等要求。对于越界布置、煤柱不足、工作面长度不满足要求或局部形态不利于开采的方案，软件在初步筛选阶段予以剔除，保留满足基本采矿条件的方案进入评价环节。</w:t>
       </w:r>
     </w:p>
     <w:p>
@@ -1746,15 +1061,7 @@
         <w:t xml:space="preserve"> 3 </w:t>
       </w:r>
       <w:r>
-        <w:t>类。其中，工程效率指标反映工作面形态规整性、推进连续性和生产组织便利性；资源覆盖指标反映方案覆盖面积、覆盖率和</w:t>
-      </w:r>
-      <w:proofErr w:type="gramStart"/>
-      <w:r>
-        <w:t>煤厚资源</w:t>
-      </w:r>
-      <w:proofErr w:type="gramEnd"/>
-      <w:r>
-        <w:t>利用情况；扰动控制指标反映方案范围内</w:t>
+        <w:t>类。其中，工程效率指标反映工作面形态规整性、推进连续性和生产组织便利性；资源覆盖指标反映方案覆盖面积、覆盖率和煤厚资源利用情况；扰动控制指标反映方案范围内</w:t>
       </w:r>
       <w:r>
         <w:t xml:space="preserve"> ODI </w:t>
@@ -1767,42 +1074,15 @@
       <w:pPr>
         <w:pStyle w:val="100"/>
         <w:ind w:firstLine="420"/>
-        <w:rPr>
-          <w:rFonts w:hint="eastAsia"/>
-        </w:rPr>
-      </w:pPr>
-      <w:r>
-        <w:t>最后，软件对不同候选方案进行排序和结果表达。输出内容包括工作面布置图、</w:t>
-      </w:r>
-      <w:proofErr w:type="gramStart"/>
-      <w:r>
-        <w:t>煤厚资源</w:t>
-      </w:r>
-      <w:proofErr w:type="gramEnd"/>
-      <w:r>
-        <w:t>统计、</w:t>
+      </w:pPr>
+      <w:r>
+        <w:t>最后，软件对不同候选方案进行排序和结果表达。输出内容包括工作面布置图、煤厚资源统计、</w:t>
       </w:r>
       <w:r>
         <w:t xml:space="preserve">ODI </w:t>
       </w:r>
       <w:r>
-        <w:t>覆盖统计、方案评价指标和推荐方案类型等。该过程使采区规划不再仅依赖人工经验和单一指标判断，而是能够在统一空间</w:t>
-      </w:r>
-      <w:proofErr w:type="gramStart"/>
-      <w:r>
-        <w:t>图层基础</w:t>
-      </w:r>
-      <w:proofErr w:type="gramEnd"/>
-      <w:r>
-        <w:t>上同步比较资源利用、生产组织和</w:t>
-      </w:r>
-      <w:proofErr w:type="gramStart"/>
-      <w:r>
-        <w:t>覆岩</w:t>
-      </w:r>
-      <w:proofErr w:type="gramEnd"/>
-      <w:r>
-        <w:t>扰动控制效果，为复杂地质条件下采区规划方案初选提供支撑。</w:t>
+        <w:t>覆盖统计、方案评价指标和推荐方案类型等。该过程使采区规划不再仅依赖人工经验和单一指标判断，而是能够在统一空间图层基础上同步比较资源利用、生产组织和覆岩扰动控制效果，为复杂地质条件下采区规划方案初选提供支撑。</w:t>
       </w:r>
     </w:p>
     <w:p>
@@ -1812,23 +1092,13 @@
       <w:r>
         <w:t xml:space="preserve">2 </w:t>
       </w:r>
-      <w:proofErr w:type="gramStart"/>
       <w:r>
         <w:rPr>
           <w:rFonts w:eastAsia="宋体"/>
           <w:b/>
           <w:sz w:val="21"/>
         </w:rPr>
-        <w:t>覆岩扰动</w:t>
-      </w:r>
-      <w:proofErr w:type="gramEnd"/>
-      <w:r>
-        <w:rPr>
-          <w:rFonts w:eastAsia="宋体"/>
-          <w:b/>
-          <w:sz w:val="21"/>
-        </w:rPr>
-        <w:t>约束下采区协同规划模型</w:t>
+        <w:t>覆岩扰动约束下采区协同规划模型</w:t>
       </w:r>
     </w:p>
     <w:p>
@@ -1848,23 +1118,7 @@
         <w:ind w:firstLine="420"/>
       </w:pPr>
       <w:r>
-        <w:t>采区规划是对采区边界、工作面布置、煤柱留设、开采顺序及生产接续关系进行综合确定的过程。其结果不仅影响资源回收率和生产效率，也会</w:t>
-      </w:r>
-      <w:proofErr w:type="gramStart"/>
-      <w:r>
-        <w:t>改变采动扰动</w:t>
-      </w:r>
-      <w:proofErr w:type="gramEnd"/>
-      <w:r>
-        <w:t>在覆岩中的传递路径与空间分布。工作面尺度、煤柱宽度、推进长度和布置方向等参数发生变化时，采空区上覆岩层的变形范围、应力集中位置和裂隙发育程度也会随之改变。因此，</w:t>
-      </w:r>
-      <w:proofErr w:type="gramStart"/>
-      <w:r>
-        <w:t>覆岩扰动</w:t>
-      </w:r>
-      <w:proofErr w:type="gramEnd"/>
-      <w:r>
-        <w:t>可作为评价采区规划方案安全性与合理性的重要依据。</w:t>
+        <w:t>采区规划是对采区边界、工作面布置、煤柱留设、开采顺序及生产接续关系进行综合确定的过程。其结果不仅影响资源回收率和生产效率，也会改变采动扰动在覆岩中的传递路径与空间分布。工作面尺度、煤柱宽度、推进长度和布置方向等参数发生变化时，采空区上覆岩层的变形范围、应力集中位置和裂隙发育程度也会随之改变。因此，覆岩扰动可作为评价采区规划方案安全性与合理性的重要依据。</w:t>
       </w:r>
     </w:p>
     <w:p>
@@ -1873,23 +1127,7 @@
         <w:ind w:firstLine="420"/>
       </w:pPr>
       <w:r>
-        <w:t>采煤引起</w:t>
-      </w:r>
-      <w:proofErr w:type="gramStart"/>
-      <w:r>
-        <w:t>的覆岩扰动</w:t>
-      </w:r>
-      <w:proofErr w:type="gramEnd"/>
-      <w:r>
-        <w:t>主要表现为位移、应力和裂隙发育等多场响应。工作面回采后，采空区上方岩层发生弯曲下沉，煤壁和煤柱附近产生应力集中，裂隙带随</w:t>
-      </w:r>
-      <w:proofErr w:type="gramStart"/>
-      <w:r>
-        <w:t>采动推进</w:t>
-      </w:r>
-      <w:proofErr w:type="gramEnd"/>
-      <w:r>
-        <w:t>向上发育。当采区内存在多个工作面时，不同工作面引起的扰动效应会在空间上相互叠加，使局部区域形成较高扰动强度。若扰动强度超过一定范围，可能导致关键层破断、裂隙带上延或含水层隔水结构削弱，从而影响采区布置方案的安全边界。</w:t>
+        <w:t>采煤引起的覆岩扰动主要表现为位移、应力和裂隙发育等多场响应。工作面回采后，采空区上方岩层发生弯曲下沉，煤壁和煤柱附近产生应力集中，裂隙带随采动推进向上发育。当采区内存在多个工作面时，不同工作面引起的扰动效应会在空间上相互叠加，使局部区域形成较高扰动强度。若扰动强度超过一定范围，可能导致关键层破断、裂隙带上延或含水层隔水结构削弱，从而影响采区布置方案的安全边界。</w:t>
       </w:r>
     </w:p>
     <w:p>
@@ -1898,70 +1136,22 @@
         <w:ind w:firstLine="420"/>
       </w:pPr>
       <w:r>
-        <w:t>为将</w:t>
-      </w:r>
-      <w:proofErr w:type="gramStart"/>
-      <w:r>
-        <w:t>上述覆岩响应</w:t>
-      </w:r>
-      <w:proofErr w:type="gramEnd"/>
-      <w:r>
-        <w:t>转化为可用于规划计算的约束条件，本文采用</w:t>
-      </w:r>
-      <w:proofErr w:type="gramStart"/>
-      <w:r>
-        <w:t>覆岩综合</w:t>
-      </w:r>
-      <w:proofErr w:type="gramEnd"/>
-      <w:r>
-        <w:t>扰动指数（</w:t>
+        <w:t>为将上述覆岩响应转化为可用于规划计算的约束条件，本文采用覆岩综合扰动指数（</w:t>
       </w:r>
       <w:r>
         <w:t>ODI</w:t>
       </w:r>
       <w:r>
-        <w:t>）表征</w:t>
-      </w:r>
-      <w:proofErr w:type="gramStart"/>
-      <w:r>
-        <w:t>采动作</w:t>
-      </w:r>
-      <w:proofErr w:type="gramEnd"/>
-      <w:r>
-        <w:t>用下</w:t>
-      </w:r>
-      <w:proofErr w:type="gramStart"/>
-      <w:r>
-        <w:t>覆岩系统</w:t>
-      </w:r>
-      <w:proofErr w:type="gramEnd"/>
-      <w:r>
-        <w:t>的综合扰动程度。</w:t>
+        <w:t>）表</w:t>
+      </w:r>
+      <w:r>
+        <w:t>征采动作用下覆岩系统的综合扰动程度。</w:t>
       </w:r>
       <w:r>
         <w:t xml:space="preserve">ODI </w:t>
       </w:r>
       <w:r>
-        <w:t>以</w:t>
-      </w:r>
-      <w:r>
-        <w:t>位移响应、应力响应和裂隙发育响应为指标基础，并面向地表沉陷、含水层扰动和上行开采等工程场景进行权重调配。其基本思想是将不同类型、不同量纲</w:t>
-      </w:r>
-      <w:proofErr w:type="gramStart"/>
-      <w:r>
-        <w:t>的覆岩响应</w:t>
-      </w:r>
-      <w:proofErr w:type="gramEnd"/>
-      <w:r>
-        <w:t>结果转化为同</w:t>
-      </w:r>
-      <w:proofErr w:type="gramStart"/>
-      <w:r>
-        <w:t>一评价</w:t>
-      </w:r>
-      <w:proofErr w:type="gramEnd"/>
-      <w:r>
-        <w:t>尺度，从而实现不同区域和不同规划方案之间的比较。</w:t>
+        <w:t>以位移响应、应力响应和裂隙发育响应为指标基础，并面向地表沉陷、含水层扰动和上行开采等工程场景进行权重调配。其基本思想是将不同类型、不同量纲的覆岩响应结果转化为同一评价尺度，从而实现不同区域和不同规划方案之间的比较。</w:t>
       </w:r>
     </w:p>
     <w:p>
@@ -1970,23 +1160,7 @@
         <w:ind w:firstLine="420"/>
       </w:pPr>
       <w:r>
-        <w:t>在指标构成上，位移类指标主要</w:t>
-      </w:r>
-      <w:proofErr w:type="gramStart"/>
-      <w:r>
-        <w:t>反映覆岩弯曲</w:t>
-      </w:r>
-      <w:proofErr w:type="gramEnd"/>
-      <w:r>
-        <w:t>下沉和变形位置变化，应力类指标主要反映</w:t>
-      </w:r>
-      <w:proofErr w:type="gramStart"/>
-      <w:r>
-        <w:t>采动后覆岩</w:t>
-      </w:r>
-      <w:proofErr w:type="gramEnd"/>
-      <w:r>
-        <w:t>应力集中及其空间转移，裂隙类指标主要反映裂隙带高度、贯通风险和破坏范围。对于含水层保护场景，裂隙发育对扰动评价的影响更为直接；对于地表沉陷控制场景，位移响应具有更强的表征作用；对于上行开采或关键层稳定性评价，应力响应和结构完整性是主要关注对象。因此，在不同工程场景下，可在统一</w:t>
+        <w:t>在指标构成上，位移类指标主要反映覆岩弯曲下沉和变形位置变化，应力类指标主要反映采动后覆岩应力集中及其空间转移，裂隙类指标主要反映裂隙带高度、贯通风险和破坏范围。对于含水层保护场景，裂隙发育对扰动评价的影响更为直接；对于地表沉陷控制场景，位移响应具有更强的表征作用；对于上行开采或关键层稳定性评价，应力响应和结构完整性是主要关注对象。因此，在不同工程场景下，可在统一</w:t>
       </w:r>
       <w:r>
         <w:t xml:space="preserve"> ODI </w:t>
@@ -2015,15 +1189,7 @@
         </m:r>
       </m:oMath>
       <w:r>
-        <w:t>类工程场景下的</w:t>
-      </w:r>
-      <w:proofErr w:type="gramStart"/>
-      <w:r>
-        <w:t>覆岩综合</w:t>
-      </w:r>
-      <w:proofErr w:type="gramEnd"/>
-      <w:r>
-        <w:t>扰动指数为</w:t>
+        <w:t>类工程场景下的覆岩综合扰动指数为</w:t>
       </w:r>
       <w:r>
         <w:t xml:space="preserve"> </w:t>
@@ -2125,13 +1291,8 @@
           <m:t>j</m:t>
         </m:r>
       </m:oMath>
-      <w:proofErr w:type="gramStart"/>
-      <w:r>
-        <w:t>个</w:t>
-      </w:r>
-      <w:proofErr w:type="gramEnd"/>
-      <w:r>
-        <w:t>归一化指标为</w:t>
+      <w:r>
+        <w:t>个归一化指标为</w:t>
       </w:r>
       <w:r>
         <w:t xml:space="preserve"> </w:t>
@@ -2810,13 +1971,8 @@
           <m:t>j</m:t>
         </m:r>
       </m:oMath>
-      <w:proofErr w:type="gramStart"/>
-      <w:r>
-        <w:t>个</w:t>
-      </w:r>
-      <w:proofErr w:type="gramEnd"/>
-      <w:r>
-        <w:t>指标的类别内权重；</w:t>
+      <w:r>
+        <w:t>个指标的类别内权重；</w:t>
       </w:r>
       <m:oMath>
         <m:sSub>
@@ -2882,23 +2038,7 @@
         <w:t xml:space="preserve">ODI </w:t>
       </w:r>
       <w:r>
-        <w:t>并非单一扰动指标，而是由位移、应力和裂隙发育等</w:t>
-      </w:r>
-      <w:proofErr w:type="gramStart"/>
-      <w:r>
-        <w:t>多类覆岩响应</w:t>
-      </w:r>
-      <w:proofErr w:type="gramEnd"/>
-      <w:r>
-        <w:t>共同构成的综合评价结果。通过该指标，可以将采区范围内不同位置</w:t>
-      </w:r>
-      <w:proofErr w:type="gramStart"/>
-      <w:r>
-        <w:t>的覆岩扰动</w:t>
-      </w:r>
-      <w:proofErr w:type="gramEnd"/>
-      <w:r>
-        <w:t>程度进行量化表达，并进一步形成扰动分区。</w:t>
+        <w:t>并非单一扰动指标，而是由位移、应力和裂隙发育等多类覆岩响应共同构成的综合评价结果。通过该指标，可以将采区范围内不同位置的覆岩扰动程度进行量化表达，并进一步形成扰动分区。</w:t>
       </w:r>
     </w:p>
     <w:p>
@@ -2913,31 +2053,7 @@
         <w:t xml:space="preserve">ODI </w:t>
       </w:r>
       <w:r>
-        <w:t>的作用主要体现在两个方面：一是作为区域扰动评价指标，用于</w:t>
-      </w:r>
-      <w:proofErr w:type="gramStart"/>
-      <w:r>
-        <w:t>识别高</w:t>
-      </w:r>
-      <w:proofErr w:type="gramEnd"/>
-      <w:r>
-        <w:t>扰动区、含水层敏感区和关键层控制区；二是作为方案筛选约束，用于判断不同工作面布置、</w:t>
-      </w:r>
-      <w:proofErr w:type="gramStart"/>
-      <w:r>
-        <w:t>煤柱留设和</w:t>
-      </w:r>
-      <w:proofErr w:type="gramEnd"/>
-      <w:r>
-        <w:t>开采参数组合下的扰动控制效果。由此，采区规划问题可转化为在资源边界、工程边界和扰动约束共同作用下的多目标决策问题，即在保证方案可实施的基础上，协调资源回收、工程效率和</w:t>
-      </w:r>
-      <w:proofErr w:type="gramStart"/>
-      <w:r>
-        <w:t>覆岩</w:t>
-      </w:r>
-      <w:proofErr w:type="gramEnd"/>
-      <w:r>
-        <w:t>扰动控制之间的关系。</w:t>
+        <w:t>的作用主要体现在两个方面：一是作为区域扰动评价指标，用于识别高扰动区、含水层敏感区和关键层控制区；二是作为方案筛选约束，用于判断不同工作面布置、煤柱留设和开采参数组合下的扰动控制效果。由此，采区规划问题可转化为在资源边界、工程边界和扰动约束共同作用下的多目标决策问题，即在保证方案可实施的基础上，协调资源回收、工程效率和覆岩扰动控制之间的关系。</w:t>
       </w:r>
     </w:p>
     <w:p>
@@ -2947,13 +2063,8 @@
       <w:r>
         <w:t xml:space="preserve">2.2 </w:t>
       </w:r>
-      <w:proofErr w:type="gramStart"/>
-      <w:r>
-        <w:t>数据场</w:t>
-      </w:r>
-      <w:proofErr w:type="gramEnd"/>
-      <w:r>
-        <w:t>构建</w:t>
+      <w:r>
+        <w:t>数据场构建</w:t>
       </w:r>
     </w:p>
     <w:p>
@@ -2961,41 +2072,12 @@
         <w:pStyle w:val="100"/>
         <w:ind w:firstLine="420"/>
       </w:pPr>
-      <w:proofErr w:type="gramStart"/>
-      <w:r>
-        <w:t>覆岩扰动</w:t>
-      </w:r>
-      <w:proofErr w:type="gramEnd"/>
-      <w:r>
-        <w:t>约束下的采区协同规划，需要将地质条件、开采参数、</w:t>
-      </w:r>
-      <w:proofErr w:type="gramStart"/>
-      <w:r>
-        <w:t>覆岩响应</w:t>
-      </w:r>
-      <w:proofErr w:type="gramEnd"/>
-      <w:r>
-        <w:t>指标和规划控制参</w:t>
+      <w:r>
+        <w:t>覆岩扰动约束下的采区协同规划，需要将地</w:t>
       </w:r>
       <w:r>
         <w:lastRenderedPageBreak/>
-        <w:t>数统一到同一空间范围内。为此，本文以采区有效布置域为基础，</w:t>
-      </w:r>
-      <w:proofErr w:type="gramStart"/>
-      <w:r>
-        <w:t>构建覆岩扰动</w:t>
-      </w:r>
-      <w:proofErr w:type="gramEnd"/>
-      <w:r>
-        <w:t>数据场。该</w:t>
-      </w:r>
-      <w:proofErr w:type="gramStart"/>
-      <w:r>
-        <w:t>数据场</w:t>
-      </w:r>
-      <w:proofErr w:type="gramEnd"/>
-      <w:r>
-        <w:t>由地质参数、开采参数和扰动响应结果共同组成，用于支撑后续</w:t>
+        <w:t>质条件、开采参数、覆岩响应指标和规划控制参数统一到同一空间范围内。为此，本文以采区有效布置域为基础，构建覆岩扰动数据场。该数据场由地质参数、开采参数和扰动响应结果共同组成，用于支撑后续</w:t>
       </w:r>
       <w:r>
         <w:t xml:space="preserve"> ODI </w:t>
@@ -3082,15 +2164,7 @@
         </m:sSub>
       </m:oMath>
       <w:r>
-        <w:t>，地质构造、水害威胁或其他限制因素形成的不可</w:t>
-      </w:r>
-      <w:proofErr w:type="gramStart"/>
-      <w:r>
-        <w:t>采范围</w:t>
-      </w:r>
-      <w:proofErr w:type="gramEnd"/>
-      <w:r>
-        <w:t>为</w:t>
+        <w:t>，地质构造、水害威胁或其他限制因素形成的不可采范围为</w:t>
       </w:r>
       <w:r>
         <w:t xml:space="preserve"> </w:t>
@@ -3391,15 +2465,7 @@
         <w:t>2</w:t>
       </w:r>
       <w:r>
-        <w:t>），可将采区边界、保护煤柱、含水层控制区和其他不可</w:t>
-      </w:r>
-      <w:proofErr w:type="gramStart"/>
-      <w:r>
-        <w:t>采区域</w:t>
-      </w:r>
-      <w:proofErr w:type="gramEnd"/>
-      <w:r>
-        <w:t>统一纳入空间约束，为后续规划计算提供边界条件。</w:t>
+        <w:t>），可将采区边界、保护煤柱、含水层控制区和其他不可采区域统一纳入空间约束，为后续规划计算提供边界条件。</w:t>
       </w:r>
     </w:p>
     <w:p>
@@ -3408,15 +2474,7 @@
         <w:ind w:firstLine="420"/>
       </w:pPr>
       <w:r>
-        <w:t>其次，在有效布置域内组织地质与开采基础参数。地质参数主要包括煤层埋深、煤层厚度、关键层厚度、关键层弹性模量、煤层与目标关键层间距、含水层位置及隔水层厚度等；开采参数主要包括采高、工作面宽度、推进长度、煤柱宽度、顶板垮落角和布置方向等。这些参数</w:t>
-      </w:r>
-      <w:proofErr w:type="gramStart"/>
-      <w:r>
-        <w:t>既是覆岩扰动</w:t>
-      </w:r>
-      <w:proofErr w:type="gramEnd"/>
-      <w:r>
-        <w:t>评价的输入，也是采区规划方案生成的基础控制条件。</w:t>
+        <w:t>其次，在有效布置域内组织地质与开采基础参数。地质参数主要包括煤层埋深、煤层厚度、关键层厚度、关键层弹性模量、煤层与目标关键层间距、含水层位置及隔水层厚度等；开采参数主要包括采高、工作面宽度、推进长度、煤柱宽度、顶板垮落角和布置方向等。这些参数既是覆岩扰动评价的输入，也是采区规划方案生成的基础控制条件。</w:t>
       </w:r>
     </w:p>
     <w:p>
@@ -3438,21 +2496,8 @@
           <m:t>i</m:t>
         </m:r>
       </m:oMath>
-      <w:proofErr w:type="gramStart"/>
-      <w:r>
-        <w:t>个</w:t>
-      </w:r>
-      <w:proofErr w:type="gramEnd"/>
-      <w:r>
-        <w:t>评价单元，提取对应位置的地质参数和开采参数，并计算或读取位移、应力和裂隙发育</w:t>
-      </w:r>
-      <w:proofErr w:type="gramStart"/>
-      <w:r>
-        <w:t>等覆岩</w:t>
-      </w:r>
-      <w:proofErr w:type="gramEnd"/>
-      <w:r>
-        <w:t>响应指标。由此可形成如下数据结构：</w:t>
+      <w:r>
+        <w:t>个评价单元，提取对应位置的地质参数和开采参数，并计算或读取位移、应力和裂隙发育等覆岩响应指标。由此可形成如下数据结构：</w:t>
       </w:r>
     </w:p>
     <w:p>
@@ -3679,13 +2724,8 @@
           <m:t>i</m:t>
         </m:r>
       </m:oMath>
-      <w:proofErr w:type="gramStart"/>
-      <w:r>
-        <w:t>个</w:t>
-      </w:r>
-      <w:proofErr w:type="gramEnd"/>
-      <w:r>
-        <w:t>评价单元的数据集合；</w:t>
+      <w:r>
+        <w:t>个评价单元的数据集合；</w:t>
       </w:r>
       <m:oMath>
         <m:sSub>
@@ -3783,13 +2823,8 @@
       <w:r>
         <w:t xml:space="preserve"> </w:t>
       </w:r>
-      <w:proofErr w:type="gramStart"/>
-      <w:r>
-        <w:t>为覆岩</w:t>
-      </w:r>
-      <w:proofErr w:type="gramEnd"/>
-      <w:r>
-        <w:t>响应指标集。</w:t>
+      <w:r>
+        <w:t>为覆岩响应指标集。</w:t>
       </w:r>
     </w:p>
     <w:p>
@@ -3798,15 +2833,7 @@
         <w:ind w:firstLine="420"/>
       </w:pPr>
       <w:r>
-        <w:t>其中，</w:t>
-      </w:r>
-      <w:proofErr w:type="gramStart"/>
-      <w:r>
-        <w:t>覆岩响应</w:t>
-      </w:r>
-      <w:proofErr w:type="gramEnd"/>
-      <w:r>
-        <w:t>指标集</w:t>
+        <w:t>其中，覆岩响应指标集</w:t>
       </w:r>
       <w:r>
         <w:t xml:space="preserve"> </w:t>
@@ -4066,13 +3093,8 @@
           <m:t>i</m:t>
         </m:r>
       </m:oMath>
-      <w:proofErr w:type="gramStart"/>
-      <w:r>
-        <w:t>个</w:t>
-      </w:r>
-      <w:proofErr w:type="gramEnd"/>
-      <w:r>
-        <w:t>评价单元的位移响应指标</w:t>
+      <w:r>
+        <w:t>个评价单元的位移响应指标</w:t>
       </w:r>
       <w:r>
         <w:t>集，主要用于表征关键层下沉及变形位置变化；</w:t>
@@ -4141,23 +3163,7 @@
         <w:t xml:space="preserve"> </w:t>
       </w:r>
       <w:r>
-        <w:t>为裂隙发育指标集，主要用于表征裂隙带发育高度、贯通风险和破坏范围。通过该方式，不同来源、不同量纲</w:t>
-      </w:r>
-      <w:proofErr w:type="gramStart"/>
-      <w:r>
-        <w:t>的覆岩响应</w:t>
-      </w:r>
-      <w:proofErr w:type="gramEnd"/>
-      <w:r>
-        <w:t>结果能够统一到同</w:t>
-      </w:r>
-      <w:proofErr w:type="gramStart"/>
-      <w:r>
-        <w:t>一评价</w:t>
-      </w:r>
-      <w:proofErr w:type="gramEnd"/>
-      <w:r>
-        <w:t>单元中。</w:t>
+        <w:t>为裂隙发育指标集，主要用于表征裂隙带发育高度、贯通风险和破坏范围。通过该方式，不同来源、不同量纲的覆岩响应结果能够统一到同一评价单元中。</w:t>
       </w:r>
     </w:p>
     <w:p>
@@ -4166,29 +3172,13 @@
         <w:ind w:firstLine="420"/>
       </w:pPr>
       <w:r>
-        <w:t>在完成数据组织后，对各类指标进行方向统一和归一化处理。对于数值增大表示扰动增强的指标，如关键</w:t>
-      </w:r>
-      <w:proofErr w:type="gramStart"/>
-      <w:r>
-        <w:t>层最大</w:t>
-      </w:r>
-      <w:proofErr w:type="gramEnd"/>
-      <w:r>
-        <w:t>下沉量、应力集中系数、裂隙带发育高度和贯通系数等，按正向指标处理；对于反映位置偏移或结构形态变化的指标，则根据其工程含义进行方向调整。处理后的指标用于</w:t>
+        <w:t>在完成数据组织后，对各类指标进行方向统一和归一化处理。对于数值增大表示扰动增强的指标，如关键层最大下沉量、应力集中系数、裂隙带发育高度和贯通系数等，按正向指标处理；对于反映位置偏移或结构形态变化的指标，则根据其工程含义进行方向调整。处理后的指标用于</w:t>
       </w:r>
       <w:r>
         <w:t xml:space="preserve"> ODI </w:t>
       </w:r>
       <w:r>
-        <w:t>计算，使</w:t>
-      </w:r>
-      <w:proofErr w:type="gramStart"/>
-      <w:r>
-        <w:t>不同响应</w:t>
-      </w:r>
-      <w:proofErr w:type="gramEnd"/>
-      <w:r>
-        <w:t>类型能够在统一尺度下参与综合评价。</w:t>
+        <w:t>计算，使不同响应类型能够在统一尺度下参与综合评价。</w:t>
       </w:r>
     </w:p>
     <w:p>
@@ -4197,59 +3187,89 @@
         <w:ind w:firstLine="420"/>
       </w:pPr>
       <w:r>
-        <w:t>最终形成的</w:t>
-      </w:r>
-      <w:proofErr w:type="gramStart"/>
-      <w:r>
-        <w:t>覆岩扰动数据场</w:t>
-      </w:r>
-      <w:proofErr w:type="gramEnd"/>
-      <w:r>
-        <w:t>包括两类结果：一类是评价单元尺度下的参数与响应数据，用于计算各单元</w:t>
+        <w:t>最终形成的覆岩扰动数据场包括两类结果：一类是评价单元尺度下的参数与响应数据，用于计算各单元</w:t>
       </w:r>
       <w:r>
         <w:t xml:space="preserve"> ODI</w:t>
       </w:r>
       <w:r>
-        <w:t>；另一类是采区尺度下的扰动空间分布结果，用于</w:t>
-      </w:r>
-      <w:proofErr w:type="gramStart"/>
-      <w:r>
-        <w:t>识别高</w:t>
-      </w:r>
-      <w:proofErr w:type="gramEnd"/>
-      <w:r>
-        <w:t>扰动区、含水层敏感区和规划避让区。该</w:t>
-      </w:r>
-      <w:proofErr w:type="gramStart"/>
-      <w:r>
-        <w:t>数据场</w:t>
-      </w:r>
-      <w:proofErr w:type="gramEnd"/>
-      <w:r>
-        <w:t>向后续采区规划提供扰动约束，使工作面布置、</w:t>
-      </w:r>
-      <w:proofErr w:type="gramStart"/>
-      <w:r>
-        <w:t>煤柱留设和</w:t>
-      </w:r>
-      <w:proofErr w:type="gramEnd"/>
-      <w:r>
-        <w:t>方案比选能够在同一空间评价基础上进行。</w:t>
+        <w:t>；另一类是采区尺度下的扰动空间分布结果，用于识别高扰动区、含水层敏感区和规划避让区。该数据场向后续采区规划提供扰动约束，使工作面布置、煤柱留设和方案比选能够在同一空间评价基础上进行。</w:t>
       </w:r>
     </w:p>
     <w:p>
       <w:pPr>
         <w:pStyle w:val="15"/>
       </w:pPr>
-      <w:r>
-        <w:t xml:space="preserve">Table </w:t>
-      </w:r>
       <w:r>
         <w:rPr>
           <w:rFonts w:hint="eastAsia"/>
         </w:rPr>
-        <w:t>2</w:t>
+        <w:t>表</w:t>
+      </w:r>
+      <w:r>
+        <w:fldChar w:fldCharType="begin"/>
+      </w:r>
+      <w:r>
+        <w:instrText xml:space="preserve"> </w:instrText>
+      </w:r>
+      <w:r>
+        <w:rPr>
+          <w:rFonts w:hint="eastAsia"/>
+        </w:rPr>
+        <w:instrText xml:space="preserve">SEQ </w:instrText>
+      </w:r>
+      <w:r>
+        <w:rPr>
+          <w:rFonts w:hint="eastAsia"/>
+        </w:rPr>
+        <w:instrText>表</w:instrText>
+      </w:r>
+      <w:r>
+        <w:rPr>
+          <w:rFonts w:hint="eastAsia"/>
+        </w:rPr>
+        <w:instrText xml:space="preserve"> \* ARABIC</w:instrText>
+      </w:r>
+      <w:r>
+        <w:instrText xml:space="preserve"> </w:instrText>
+      </w:r>
+      <w:r>
+        <w:fldChar w:fldCharType="separate"/>
+      </w:r>
+      <w:r>
+        <w:rPr>
+          <w:noProof/>
+        </w:rPr>
+        <w:t>1</w:t>
+      </w:r>
+      <w:r>
+        <w:fldChar w:fldCharType="end"/>
+      </w:r>
+      <w:r>
+        <w:rPr>
+          <w:rFonts w:hint="eastAsia"/>
+        </w:rPr>
+        <w:t xml:space="preserve"> </w:t>
+      </w:r>
+      <w:r>
+        <w:t>多场景覆岩扰动评价对象及规划作用</w:t>
+      </w:r>
+    </w:p>
+    <w:p>
+      <w:pPr>
+        <w:pStyle w:val="15"/>
+        <w:rPr>
+          <w:rFonts w:hint="eastAsia"/>
+        </w:rPr>
+      </w:pPr>
+      <w:r>
+        <w:t xml:space="preserve">Table </w:t>
+      </w:r>
+      <w:r>
+        <w:rPr>
+          <w:rFonts w:hint="eastAsia"/>
+        </w:rPr>
+        <w:t>1</w:t>
       </w:r>
       <w:r>
         <w:t xml:space="preserve"> Evaluation objects and planning functions of multi-scenario overburden disturbance</w:t>
@@ -4669,23 +3689,7 @@
                 <w:rFonts w:eastAsia="宋体"/>
                 <w:sz w:val="18"/>
               </w:rPr>
-              <w:t>采动应力、</w:t>
-            </w:r>
-            <w:proofErr w:type="gramStart"/>
-            <w:r>
-              <w:rPr>
-                <w:rFonts w:eastAsia="宋体"/>
-                <w:sz w:val="18"/>
-              </w:rPr>
-              <w:t>覆岩破坏</w:t>
-            </w:r>
-            <w:proofErr w:type="gramEnd"/>
-            <w:r>
-              <w:rPr>
-                <w:rFonts w:eastAsia="宋体"/>
-                <w:sz w:val="18"/>
-              </w:rPr>
-              <w:t>特征、上行开采条件</w:t>
+              <w:t>采动应力、覆岩破坏特征、上行开采条件</w:t>
             </w:r>
           </w:p>
         </w:tc>
@@ -4817,23 +3821,7 @@
                 <w:rFonts w:eastAsia="宋体"/>
                 <w:sz w:val="18"/>
               </w:rPr>
-              <w:t>形成候选</w:t>
-            </w:r>
-            <w:proofErr w:type="gramStart"/>
-            <w:r>
-              <w:rPr>
-                <w:rFonts w:eastAsia="宋体"/>
-                <w:sz w:val="18"/>
-              </w:rPr>
-              <w:t>方案级风险</w:t>
-            </w:r>
-            <w:proofErr w:type="gramEnd"/>
-            <w:r>
-              <w:rPr>
-                <w:rFonts w:eastAsia="宋体"/>
-                <w:sz w:val="18"/>
-              </w:rPr>
-              <w:t>统计指标</w:t>
+              <w:t>形成候选方案级风险统计指标</w:t>
             </w:r>
           </w:p>
         </w:tc>
@@ -4846,13 +3834,8 @@
       <w:r>
         <w:t xml:space="preserve">2.3 </w:t>
       </w:r>
-      <w:proofErr w:type="gramStart"/>
-      <w:r>
-        <w:t>覆岩扰动</w:t>
-      </w:r>
-      <w:proofErr w:type="gramEnd"/>
-      <w:r>
-        <w:t>特征提取与</w:t>
+      <w:r>
+        <w:t>覆岩扰动特征提取与</w:t>
       </w:r>
       <w:r>
         <w:t xml:space="preserve"> ODI </w:t>
@@ -4867,42 +3850,25 @@
         <w:ind w:firstLine="420"/>
       </w:pPr>
       <w:r>
-        <w:t>在完成</w:t>
-      </w:r>
-      <w:proofErr w:type="gramStart"/>
-      <w:r>
-        <w:t>覆岩扰动数据场</w:t>
-      </w:r>
-      <w:proofErr w:type="gramEnd"/>
-      <w:r>
-        <w:t>构建后，需要进一步从评价单元中提取能够</w:t>
-      </w:r>
-      <w:proofErr w:type="gramStart"/>
-      <w:r>
-        <w:t>表征覆岩扰动</w:t>
-      </w:r>
-      <w:proofErr w:type="gramEnd"/>
-      <w:r>
-        <w:t>强度的响应指标。结合</w:t>
-      </w:r>
-      <w:proofErr w:type="gramStart"/>
-      <w:r>
-        <w:t>采动覆岩</w:t>
-      </w:r>
-      <w:proofErr w:type="gramEnd"/>
-      <w:r>
-        <w:t>响应机理，本文从位移响应、应力响应和裂隙发育</w:t>
+        <w:t>在完成覆岩扰动数据场构建后，需要进一步从评价单元中提取能够表征覆岩扰动强度的响应指标。</w:t>
+      </w:r>
+      <w:r>
+        <w:t>结合采动覆岩响应机理，本文从位移响应、应力响应和裂隙发育</w:t>
       </w:r>
       <w:r>
         <w:t xml:space="preserve"> 3 </w:t>
       </w:r>
-      <w:proofErr w:type="gramStart"/>
-      <w:r>
-        <w:t>个</w:t>
-      </w:r>
-      <w:proofErr w:type="gramEnd"/>
-      <w:r>
-        <w:t>方面构建扰动评价指标。</w:t>
+      <w:r>
+        <w:t>个方面构建扰动评价指标，其结构如图</w:t>
+      </w:r>
+      <w:r>
+        <w:t>2</w:t>
+      </w:r>
+      <w:r>
+        <w:t>所示</w:t>
+      </w:r>
+      <w:r>
+        <w:t>。</w:t>
       </w:r>
     </w:p>
     <w:p>
@@ -5029,21 +3995,13 @@
         </w:rPr>
         <w:t xml:space="preserve"> </w:t>
       </w:r>
-      <w:proofErr w:type="gramStart"/>
-      <w:r>
-        <w:t>覆岩扰动</w:t>
-      </w:r>
-      <w:proofErr w:type="gramEnd"/>
-      <w:r>
-        <w:t>响应指标体系结构框架</w:t>
+      <w:r>
+        <w:t>覆岩扰动响应指标体系结构框架</w:t>
       </w:r>
     </w:p>
     <w:p>
       <w:pPr>
         <w:pStyle w:val="14"/>
-        <w:rPr>
-          <w:rFonts w:hint="eastAsia"/>
-        </w:rPr>
       </w:pPr>
       <w:r>
         <w:t>Fig.</w:t>
@@ -5063,9 +4021,6 @@
         <w:pStyle w:val="100"/>
         <w:ind w:firstLineChars="0" w:firstLine="0"/>
         <w:jc w:val="center"/>
-        <w:rPr>
-          <w:rFonts w:hint="eastAsia"/>
-        </w:rPr>
         <w:sectPr>
           <w:type w:val="continuous"/>
           <w:pgSz w:w="11906" w:h="16838"/>
@@ -5081,23 +4036,10 @@
         <w:ind w:firstLine="420"/>
       </w:pPr>
       <w:r>
-        <w:t>其中，位移响应主要</w:t>
-      </w:r>
-      <w:proofErr w:type="gramStart"/>
-      <w:r>
-        <w:t>反映覆岩弯曲</w:t>
-      </w:r>
-      <w:proofErr w:type="gramEnd"/>
-      <w:r>
-        <w:t>下沉及变形位置变化，应力响应主要反映</w:t>
-      </w:r>
-      <w:proofErr w:type="gramStart"/>
-      <w:r>
-        <w:t>采动后覆岩内部</w:t>
-      </w:r>
-      <w:proofErr w:type="gramEnd"/>
-      <w:r>
-        <w:t>应力集中和峰值位置转移，裂隙发育主要反映裂隙带发育高度、贯通风险及破坏范围。</w:t>
+        <w:t>其中，位移响应主要反映覆岩弯曲下沉及变形位置变化，应力响应主要反映采动后覆岩内部应力集中和峰值位置转移，裂隙发育主要反映裂隙带发育高度、贯通风险及破坏范围</w:t>
+      </w:r>
+      <w:r>
+        <w:t>。</w:t>
       </w:r>
     </w:p>
     <w:p>
@@ -5119,13 +4061,8 @@
           <m:t>i</m:t>
         </m:r>
       </m:oMath>
-      <w:proofErr w:type="gramStart"/>
-      <w:r>
-        <w:t>个</w:t>
-      </w:r>
-      <w:proofErr w:type="gramEnd"/>
-      <w:r>
-        <w:t>评价单元的扰动响应指标集为</w:t>
+      <w:r>
+        <w:t>个评价单元的扰动响应指标集为</w:t>
       </w:r>
       <w:r>
         <w:t xml:space="preserve"> </w:t>
@@ -5379,13 +4316,8 @@
           <m:t>i</m:t>
         </m:r>
       </m:oMath>
-      <w:proofErr w:type="gramStart"/>
-      <w:r>
-        <w:t>个</w:t>
-      </w:r>
-      <w:proofErr w:type="gramEnd"/>
-      <w:r>
-        <w:t>评价单元的位移响应指标集；</w:t>
+      <w:r>
+        <w:t>个评价单元的位移响应指标集；</w:t>
       </w:r>
       <m:oMath>
         <m:sSub>
@@ -5460,39 +4392,7 @@
         <w:ind w:firstLine="420"/>
       </w:pPr>
       <w:r>
-        <w:t>位移响应指标用于表征关键层及其上覆岩体在</w:t>
-      </w:r>
-      <w:proofErr w:type="gramStart"/>
-      <w:r>
-        <w:t>采动作</w:t>
-      </w:r>
-      <w:proofErr w:type="gramEnd"/>
-      <w:r>
-        <w:t>用下的变形程度。本文选取关键</w:t>
-      </w:r>
-      <w:proofErr w:type="gramStart"/>
-      <w:r>
-        <w:t>层最大</w:t>
-      </w:r>
-      <w:proofErr w:type="gramEnd"/>
-      <w:r>
-        <w:t>下沉量和最大下沉位置变化幅度作为位移类指标。前者</w:t>
-      </w:r>
-      <w:proofErr w:type="gramStart"/>
-      <w:r>
-        <w:t>反映覆岩变形</w:t>
-      </w:r>
-      <w:proofErr w:type="gramEnd"/>
-      <w:r>
-        <w:t>幅值，后者</w:t>
-      </w:r>
-      <w:proofErr w:type="gramStart"/>
-      <w:r>
-        <w:t>反映覆岩变形</w:t>
-      </w:r>
-      <w:proofErr w:type="gramEnd"/>
-      <w:r>
-        <w:t>中心的空间偏移程度。第</w:t>
+        <w:t>位移响应指标用于表征关键层及其上覆岩体在采动作用下的变形程度。本文选取关键层最大下沉量和最大下沉位置变化幅度作为位移类指标。前者反映覆岩变形幅值，后者反映覆岩变形中心的空间偏移程度。第</w:t>
       </w:r>
       <w:r>
         <w:t xml:space="preserve"> </w:t>
@@ -5505,13 +4405,8 @@
           <m:t>i</m:t>
         </m:r>
       </m:oMath>
-      <w:proofErr w:type="gramStart"/>
-      <w:r>
-        <w:t>个</w:t>
-      </w:r>
-      <w:proofErr w:type="gramEnd"/>
-      <w:r>
-        <w:t>评价单元的位移响应指标集可表示为：</w:t>
+      <w:r>
+        <w:t>个评价单元的位移响应指标集可表示为：</w:t>
       </w:r>
     </w:p>
     <w:p>
@@ -5701,21 +4596,8 @@
           <m:t>i</m:t>
         </m:r>
       </m:oMath>
-      <w:proofErr w:type="gramStart"/>
-      <w:r>
-        <w:t>个</w:t>
-      </w:r>
-      <w:proofErr w:type="gramEnd"/>
-      <w:r>
-        <w:t>评价单元的关键</w:t>
-      </w:r>
-      <w:proofErr w:type="gramStart"/>
-      <w:r>
-        <w:t>层最大</w:t>
-      </w:r>
-      <w:proofErr w:type="gramEnd"/>
-      <w:r>
-        <w:t>下沉量；</w:t>
+      <w:r>
+        <w:t>个评价单元的关键层最大下沉量；</w:t>
       </w:r>
       <m:oMath>
         <m:sSub>
@@ -5757,23 +4639,7 @@
         <w:ind w:firstLine="420"/>
       </w:pPr>
       <w:r>
-        <w:t>应力响应指标用于表征</w:t>
-      </w:r>
-      <w:proofErr w:type="gramStart"/>
-      <w:r>
-        <w:t>采动后覆岩结构</w:t>
-      </w:r>
-      <w:proofErr w:type="gramEnd"/>
-      <w:r>
-        <w:t>内部的受力变化。工作面回采后，采空区边界、煤壁和煤柱附近通常形成应力集中区，其分布位置和集中程度直接</w:t>
-      </w:r>
-      <w:proofErr w:type="gramStart"/>
-      <w:r>
-        <w:t>影响覆岩稳定性</w:t>
-      </w:r>
-      <w:proofErr w:type="gramEnd"/>
-      <w:r>
-        <w:t>。本文选取应力集中系数、峰值应力位置变化幅度和应力集中面积百分比作为应力类指标。第</w:t>
+        <w:t>应力响应指标用于表征采动后覆岩结构内部的受力变化。工作面回采后，采空区边界、煤壁和煤柱附近通常形成应力集中区，其分布位置和集中程度直接影响覆岩稳定性。本文选取应力集中系数、峰值应力位置变化幅度和应力集中面积百分比作为应力类指标。第</w:t>
       </w:r>
       <w:r>
         <w:t xml:space="preserve"> </w:t>
@@ -5786,13 +4652,8 @@
           <m:t>i</m:t>
         </m:r>
       </m:oMath>
-      <w:proofErr w:type="gramStart"/>
-      <w:r>
-        <w:t>个</w:t>
-      </w:r>
-      <w:proofErr w:type="gramEnd"/>
-      <w:r>
-        <w:t>评价单元的应力响应指标集可表示为：</w:t>
+      <w:r>
+        <w:t>个评价单元的应力响应指标集可表示为：</w:t>
       </w:r>
     </w:p>
     <w:p>
@@ -6013,13 +4874,8 @@
           <m:t>i</m:t>
         </m:r>
       </m:oMath>
-      <w:proofErr w:type="gramStart"/>
-      <w:r>
-        <w:t>个</w:t>
-      </w:r>
-      <w:proofErr w:type="gramEnd"/>
-      <w:r>
-        <w:t>评价单元的应力集中系数；</w:t>
+      <w:r>
+        <w:t>个评价单元的应力集中系数；</w:t>
       </w:r>
       <m:oMath>
         <m:sSub>
@@ -6094,15 +4950,7 @@
         <w:ind w:firstLine="420"/>
       </w:pPr>
       <w:r>
-        <w:t>裂隙发育指标用于表征</w:t>
-      </w:r>
-      <w:proofErr w:type="gramStart"/>
-      <w:r>
-        <w:t>覆岩结构</w:t>
-      </w:r>
-      <w:proofErr w:type="gramEnd"/>
-      <w:r>
-        <w:t>破坏和导水通道形成程度。对于含水层扰动评价而言，裂隙带是否接近或贯通含水层是判断扰动风险的重要依据。本文选取导水裂隙带发育高度、贯通系数和裂隙发育面积作为裂隙类指标。第</w:t>
+        <w:t>裂隙发育指标用于表征覆岩结构破坏和导水通道形成程度。对于含水层扰动评价而言，裂隙带是否接近或贯通含水层是判断扰动风险的重要依据。本文选取导水裂隙带发育高度、贯通系数和裂隙发育面积作为裂隙类指标。第</w:t>
       </w:r>
       <w:r>
         <w:t xml:space="preserve"> </w:t>
@@ -6115,13 +4963,8 @@
           <m:t>i</m:t>
         </m:r>
       </m:oMath>
-      <w:proofErr w:type="gramStart"/>
-      <w:r>
-        <w:t>个</w:t>
-      </w:r>
-      <w:proofErr w:type="gramEnd"/>
-      <w:r>
-        <w:t>评价单元的裂隙发育指标集可表示为：</w:t>
+      <w:r>
+        <w:t>个评价单元的裂隙发育指标集可表示为：</w:t>
       </w:r>
     </w:p>
     <w:p>
@@ -6342,13 +5185,8 @@
           <m:t>i</m:t>
         </m:r>
       </m:oMath>
-      <w:proofErr w:type="gramStart"/>
-      <w:r>
-        <w:t>个</w:t>
-      </w:r>
-      <w:proofErr w:type="gramEnd"/>
-      <w:r>
-        <w:t>评价单元的导水裂隙带发育高度；</w:t>
+      <w:r>
+        <w:t>个评价单元的导水裂隙带发育高度；</w:t>
       </w:r>
       <m:oMath>
         <m:sSub>
@@ -6423,15 +5261,7 @@
         <w:ind w:firstLine="420"/>
       </w:pPr>
       <w:r>
-        <w:t>由于上述指标量纲不同，且数值范围差异较大，需先进行无</w:t>
-      </w:r>
-      <w:proofErr w:type="gramStart"/>
-      <w:r>
-        <w:t>量纲化</w:t>
-      </w:r>
-      <w:proofErr w:type="gramEnd"/>
-      <w:r>
-        <w:t>处理。对于数值越大表示扰动越强的正向指标，采用极差标准化方法：</w:t>
+        <w:t>由于上述指标量纲不同，且数值范围差异较大，需先进行无量纲化处理。对于数值越大表示扰动越强的正向指标，采用极差标准化方法：</w:t>
       </w:r>
     </w:p>
     <w:p>
@@ -6720,13 +5550,8 @@
           <m:t>i</m:t>
         </m:r>
       </m:oMath>
-      <w:proofErr w:type="gramStart"/>
-      <w:r>
-        <w:t>个</w:t>
-      </w:r>
-      <w:proofErr w:type="gramEnd"/>
-      <w:r>
-        <w:t>评价单元中第</w:t>
+      <w:r>
+        <w:t>个评价单元中第</w:t>
       </w:r>
       <w:r>
         <w:t xml:space="preserve"> </w:t>
@@ -6753,13 +5578,8 @@
           <m:t>j</m:t>
         </m:r>
       </m:oMath>
-      <w:proofErr w:type="gramStart"/>
-      <w:r>
-        <w:t>个</w:t>
-      </w:r>
-      <w:proofErr w:type="gramEnd"/>
-      <w:r>
-        <w:t>原始指标值；</w:t>
+      <w:r>
+        <w:t>个原始指标值；</w:t>
       </w:r>
       <m:oMath>
         <m:sSubSup>
@@ -6979,13 +5799,8 @@
           <m:t>j</m:t>
         </m:r>
       </m:oMath>
-      <w:proofErr w:type="gramStart"/>
-      <w:r>
-        <w:t>个</w:t>
-      </w:r>
-      <w:proofErr w:type="gramEnd"/>
-      <w:r>
-        <w:t>指标的类别内权重为</w:t>
+      <w:r>
+        <w:t>个指标的类别内权重为</w:t>
       </w:r>
       <w:r>
         <w:t xml:space="preserve"> </w:t>
@@ -7032,15 +5847,7 @@
         </m:r>
       </m:oMath>
       <w:r>
-        <w:t>个评价单元的</w:t>
-      </w:r>
-      <w:proofErr w:type="gramStart"/>
-      <w:r>
-        <w:t>覆岩综合</w:t>
-      </w:r>
-      <w:proofErr w:type="gramEnd"/>
-      <w:r>
-        <w:t>扰动指数可表示为：</w:t>
+        <w:t>个评价单元的覆岩综合扰动指数可表示为：</w:t>
       </w:r>
     </w:p>
     <w:p>
@@ -7346,21 +6153,8 @@
           <m:t>i</m:t>
         </m:r>
       </m:oMath>
-      <w:proofErr w:type="gramStart"/>
-      <w:r>
-        <w:t>个</w:t>
-      </w:r>
-      <w:proofErr w:type="gramEnd"/>
-      <w:r>
-        <w:t>评价单元的</w:t>
-      </w:r>
-      <w:proofErr w:type="gramStart"/>
-      <w:r>
-        <w:t>覆岩综合</w:t>
-      </w:r>
-      <w:proofErr w:type="gramEnd"/>
-      <w:r>
-        <w:t>扰动指数；</w:t>
+      <w:r>
+        <w:t>个评价单元的覆岩综合扰动指数；</w:t>
       </w:r>
       <m:oMath>
         <m:sSub>
@@ -7413,29 +6207,13 @@
         <w:t xml:space="preserve">ODI </w:t>
       </w:r>
       <w:r>
-        <w:t>值越大，表明该评价</w:t>
-      </w:r>
-      <w:proofErr w:type="gramStart"/>
-      <w:r>
-        <w:t>单元覆岩扰动</w:t>
-      </w:r>
-      <w:proofErr w:type="gramEnd"/>
-      <w:r>
-        <w:t>程度越强；</w:t>
+        <w:t>值越大，表明该评价单元覆岩扰动程度越强；</w:t>
       </w:r>
       <w:r>
         <w:t xml:space="preserve">ODI </w:t>
       </w:r>
       <w:r>
-        <w:t>值越小，表明</w:t>
-      </w:r>
-      <w:proofErr w:type="gramStart"/>
-      <w:r>
-        <w:t>覆岩结构受采动</w:t>
-      </w:r>
-      <w:proofErr w:type="gramEnd"/>
-      <w:r>
-        <w:t>影响相对较弱。</w:t>
+        <w:t>值越小，表明覆岩结构受采动影响相对较弱。</w:t>
       </w:r>
     </w:p>
     <w:p>
@@ -7444,15 +6222,7 @@
         <w:ind w:firstLine="420"/>
       </w:pPr>
       <w:r>
-        <w:t>对于不同工程场景，</w:t>
-      </w:r>
-      <w:proofErr w:type="gramStart"/>
-      <w:r>
-        <w:t>覆岩扰动</w:t>
-      </w:r>
-      <w:proofErr w:type="gramEnd"/>
-      <w:r>
-        <w:t>的主控响应并不完全相同。地表沉陷控制更关注位移响应，含水层扰动与突水风险更关注裂隙发育，上行开采可行性则更关注应力响应和结构承载状态。因此，在保持类别内指标权重相对稳定的基础上，可通过调整位移、应力和裂隙</w:t>
+        <w:t>对于不同工程场景，覆岩扰动的主控响应并不完全相同。地表沉陷控制更关注位移响应，含水层扰动与突水风险更关注裂隙发育，上行开采可行性则更关注应力响应和结构承载状态。因此，在保持类别内指标权重相对稳定的基础上，可通过调整位移、应力和裂隙</w:t>
       </w:r>
       <w:r>
         <w:t xml:space="preserve"> 3 </w:t>
@@ -7566,13 +6336,8 @@
           <m:t>i</m:t>
         </m:r>
       </m:oMath>
-      <w:proofErr w:type="gramStart"/>
-      <w:r>
-        <w:t>个</w:t>
-      </w:r>
-      <w:proofErr w:type="gramEnd"/>
-      <w:r>
-        <w:t>评价单元在第</w:t>
+      <w:r>
+        <w:t>个评价单元在第</w:t>
       </w:r>
       <w:r>
         <w:t xml:space="preserve"> </w:t>
@@ -7586,15 +6351,7 @@
         </m:r>
       </m:oMath>
       <w:r>
-        <w:t>类工程场景下的</w:t>
-      </w:r>
-      <w:proofErr w:type="gramStart"/>
-      <w:r>
-        <w:t>覆岩综合</w:t>
-      </w:r>
-      <w:proofErr w:type="gramEnd"/>
-      <w:r>
-        <w:t>扰动指数可表示为：</w:t>
+        <w:t>类工程场景下的覆岩综合扰动指数可表示为：</w:t>
       </w:r>
     </w:p>
     <w:p>
@@ -7957,13 +6714,8 @@
           <m:t>i</m:t>
         </m:r>
       </m:oMath>
-      <w:proofErr w:type="gramStart"/>
-      <w:r>
-        <w:t>个</w:t>
-      </w:r>
-      <w:proofErr w:type="gramEnd"/>
-      <w:r>
-        <w:t>评价单元在第</w:t>
+      <w:r>
+        <w:t>个评价单元在第</w:t>
       </w:r>
       <w:r>
         <w:t xml:space="preserve"> </w:t>
@@ -7977,15 +6729,7 @@
         </m:r>
       </m:oMath>
       <w:r>
-        <w:t>类工程场景下的</w:t>
-      </w:r>
-      <w:proofErr w:type="gramStart"/>
-      <w:r>
-        <w:t>覆岩综合</w:t>
-      </w:r>
-      <w:proofErr w:type="gramEnd"/>
-      <w:r>
-        <w:t>扰动指数。通过式（</w:t>
+        <w:t>类工程场景下的覆岩综合扰动指数。通过式（</w:t>
       </w:r>
       <w:r>
         <w:t>11</w:t>
@@ -8006,15 +6750,7 @@
         <w:t xml:space="preserve"> ODI </w:t>
       </w:r>
       <w:r>
-        <w:t>后，可进一步形成采区尺度</w:t>
-      </w:r>
-      <w:proofErr w:type="gramStart"/>
-      <w:r>
-        <w:t>的覆岩扰动</w:t>
-      </w:r>
-      <w:proofErr w:type="gramEnd"/>
-      <w:r>
-        <w:t>分布。根据</w:t>
+        <w:t>后，可进一步形成采区尺度的覆岩扰动分布。根据</w:t>
       </w:r>
       <w:r>
         <w:t xml:space="preserve"> ODI </w:t>
@@ -8046,42 +6782,10 @@
         <w:t xml:space="preserve"> ODI </w:t>
       </w:r>
       <w:r>
-        <w:t>计算与扰动分区后，需要</w:t>
-      </w:r>
-      <w:proofErr w:type="gramStart"/>
-      <w:r>
-        <w:t>将覆岩扰动</w:t>
-      </w:r>
-      <w:proofErr w:type="gramEnd"/>
-      <w:r>
-        <w:t>结果进一步引入采区规划方案的综合判别过程。采区规划方案的优劣并不由单一指标</w:t>
-      </w:r>
-      <w:r>
-        <w:t>决定，而是同时受工程效率、资源回收和</w:t>
-      </w:r>
-      <w:proofErr w:type="gramStart"/>
-      <w:r>
-        <w:t>覆岩</w:t>
-      </w:r>
-      <w:proofErr w:type="gramEnd"/>
-      <w:r>
-        <w:t>扰动控制等因素影响。不同目标之间存在一定冲突：提高工作面尺度和减少</w:t>
-      </w:r>
-      <w:proofErr w:type="gramStart"/>
-      <w:r>
-        <w:t>煤柱留设通常</w:t>
-      </w:r>
-      <w:proofErr w:type="gramEnd"/>
-      <w:r>
-        <w:t>有利于提升资源回收率和生产效率，但可能</w:t>
-      </w:r>
-      <w:proofErr w:type="gramStart"/>
-      <w:r>
-        <w:t>扩大覆岩扰动</w:t>
-      </w:r>
-      <w:proofErr w:type="gramEnd"/>
-      <w:r>
-        <w:t>范围；加强扰动控制则需要避让高扰动区或增加隔离煤柱，可能降低部分资源回收效果。因此，本文采用条件化层级融合方法，对候选方案进行约束筛选、目标融合和综合判别。</w:t>
+        <w:t>计算与扰动分区后，需要将覆岩扰动结果进一步引入采区规划方案的综合判别过程。采区规划方案的优劣并不由单一指标</w:t>
+      </w:r>
+      <w:r>
+        <w:t>决定，而是同时受工程效率、资源回收和覆岩扰动控制等因素影响。不同目标之间存在一定冲突：提高工作面尺度和减少煤柱留设通常有利于提升资源回收率和生产效率，但可能扩大覆岩扰动范围；加强扰动控制则需要避让高扰动区或增加隔离煤柱，可能降低部分资源回收效果。因此，本文采用条件化层级融合方法，对候选方案进行约束筛选、目标融合和综合判别。</w:t>
       </w:r>
     </w:p>
     <w:p>
@@ -8095,57 +6799,20 @@
       <w:r>
         <w:t xml:space="preserve"> 3 </w:t>
       </w:r>
-      <w:proofErr w:type="gramStart"/>
-      <w:r>
-        <w:t>个</w:t>
-      </w:r>
-      <w:proofErr w:type="gramEnd"/>
-      <w:r>
-        <w:t>层次。约束</w:t>
-      </w:r>
-      <w:proofErr w:type="gramStart"/>
-      <w:r>
-        <w:t>层用于</w:t>
-      </w:r>
-      <w:proofErr w:type="gramEnd"/>
-      <w:r>
-        <w:t>剔除不满足有效布置域、工程参数边界和</w:t>
+      <w:r>
+        <w:t>个层次。约束层用于剔除不满足有效布置域、工程参数边界和</w:t>
       </w:r>
       <w:r>
         <w:t xml:space="preserve"> ODI </w:t>
       </w:r>
       <w:r>
-        <w:t>阈值要求的候选方案；目标</w:t>
-      </w:r>
-      <w:proofErr w:type="gramStart"/>
-      <w:r>
-        <w:t>层用于</w:t>
-      </w:r>
-      <w:proofErr w:type="gramEnd"/>
-      <w:r>
-        <w:t>对工程效率、资源回收和扰动控制</w:t>
+        <w:t>阈值要求的候选方案；目标层用于对工程效率、资源回收和扰动控制</w:t>
       </w:r>
       <w:r>
         <w:t xml:space="preserve"> 3 </w:t>
       </w:r>
       <w:r>
-        <w:t>类指标进行无</w:t>
-      </w:r>
-      <w:proofErr w:type="gramStart"/>
-      <w:r>
-        <w:t>量纲化表达</w:t>
-      </w:r>
-      <w:proofErr w:type="gramEnd"/>
-      <w:r>
-        <w:t>；判别</w:t>
-      </w:r>
-      <w:proofErr w:type="gramStart"/>
-      <w:r>
-        <w:t>层用于</w:t>
-      </w:r>
-      <w:proofErr w:type="gramEnd"/>
-      <w:r>
-        <w:t>对满足约束条件的方案进行综合评分和排序推荐。通过该过程，</w:t>
+        <w:t>类指标进行无量纲化表达；判别层用于对满足约束条件的方案进行综合评分和排序推荐。通过该过程，</w:t>
       </w:r>
       <w:r>
         <w:t xml:space="preserve">ODI </w:t>
@@ -8173,13 +6840,8 @@
           <m:t>m</m:t>
         </m:r>
       </m:oMath>
-      <w:proofErr w:type="gramStart"/>
-      <w:r>
-        <w:t>个</w:t>
-      </w:r>
-      <w:proofErr w:type="gramEnd"/>
-      <w:r>
-        <w:t>候选采区规划方案为</w:t>
+      <w:r>
+        <w:t>个候选采区规划方案为</w:t>
       </w:r>
       <w:r>
         <w:t xml:space="preserve"> </w:t>
@@ -8535,13 +7197,8 @@
           <m:t>m</m:t>
         </m:r>
       </m:oMath>
-      <w:proofErr w:type="gramStart"/>
-      <w:r>
-        <w:t>个</w:t>
-      </w:r>
-      <w:proofErr w:type="gramEnd"/>
-      <w:r>
-        <w:t>方案中的工作面数量；</w:t>
+      <w:r>
+        <w:t>个方案中的工作面数量；</w:t>
       </w:r>
       <m:oMath>
         <m:sSub>
@@ -8718,15 +7375,7 @@
         <w:ind w:firstLine="420"/>
       </w:pPr>
       <w:r>
-        <w:t>在约束层，首先判断候选方案是否满足有效布置域和基本工程条件。工作面布置范围应位于有效布置域内，并避开保护区、限制区和不可采区域；工作面宽度、推进长度和煤柱宽度应满足矿井生产组织及安全要求；同时，方案对应</w:t>
-      </w:r>
-      <w:proofErr w:type="gramStart"/>
-      <w:r>
-        <w:t>的覆岩扰动</w:t>
-      </w:r>
-      <w:proofErr w:type="gramEnd"/>
-      <w:r>
-        <w:t>水平不应超过设定控制阈值。其基本约束可表示为：</w:t>
+        <w:t>在约束层，首先判断候选方案是否满足有效布置域和基本工程条件。工作面布置范围应位于有效布置域内，并避开保护区、限制区和不可采区域；工作面宽度、推进长度和煤柱宽度应满足矿井生产组织及安全要求；同时，方案对应的覆岩扰动水平不应超过设定控制阈值。其基本约束可表示为：</w:t>
       </w:r>
     </w:p>
     <w:p>
@@ -9472,13 +8121,8 @@
           <m:t>m</m:t>
         </m:r>
       </m:oMath>
-      <w:proofErr w:type="gramStart"/>
-      <w:r>
-        <w:t>个</w:t>
-      </w:r>
-      <w:proofErr w:type="gramEnd"/>
-      <w:r>
-        <w:t>候选方案对应的扰动评价值；</w:t>
+      <w:r>
+        <w:t>个候选方案对应的扰动评价值；</w:t>
       </w:r>
       <m:oMath>
         <m:r>
@@ -9516,13 +8160,8 @@
       <w:r>
         <w:t xml:space="preserve"> </w:t>
       </w:r>
-      <w:proofErr w:type="gramStart"/>
-      <w:r>
-        <w:t>为覆岩</w:t>
-      </w:r>
-      <w:proofErr w:type="gramEnd"/>
-      <w:r>
-        <w:t>扰动控制阈值。不满足式（</w:t>
+      <w:r>
+        <w:t>为覆岩扰动控制阈值。不满足式（</w:t>
       </w:r>
       <w:r>
         <w:t>13</w:t>
@@ -9537,15 +8176,7 @@
         <w:ind w:firstLine="420"/>
       </w:pPr>
       <w:r>
-        <w:t>在目标层，对满足约束条件的候选方案进行指标量化。本文选取工程效率、资源回收和</w:t>
-      </w:r>
-      <w:proofErr w:type="gramStart"/>
-      <w:r>
-        <w:t>覆岩</w:t>
-      </w:r>
-      <w:proofErr w:type="gramEnd"/>
-      <w:r>
-        <w:t>扰动控制</w:t>
+        <w:t>在目标层，对满足约束条件的候选方案进行指标量化。本文选取工程效率、资源回收和覆岩扰动控制</w:t>
       </w:r>
       <w:r>
         <w:t xml:space="preserve"> 3 </w:t>
@@ -10041,13 +8672,8 @@
       <w:r>
         <w:t xml:space="preserve"> </w:t>
       </w:r>
-      <w:proofErr w:type="gramStart"/>
-      <w:r>
-        <w:t>为覆岩</w:t>
-      </w:r>
-      <w:proofErr w:type="gramEnd"/>
-      <w:r>
-        <w:t>扰动控制目标，主要反映方案范围内</w:t>
+      <w:r>
+        <w:t>为覆岩扰动控制目标，主要反映方案范围内</w:t>
       </w:r>
       <w:r>
         <w:t xml:space="preserve"> ODI </w:t>
@@ -10074,23 +8700,7 @@
         <w:t xml:space="preserve"> 3 </w:t>
       </w:r>
       <w:r>
-        <w:t>类目标的量纲和取值方向不同，需先进行无</w:t>
-      </w:r>
-      <w:proofErr w:type="gramStart"/>
-      <w:r>
-        <w:t>量纲化</w:t>
-      </w:r>
-      <w:proofErr w:type="gramEnd"/>
-      <w:r>
-        <w:t>处理。对于工程效率和资源回收目标，其数值越大表示方案越优；</w:t>
-      </w:r>
-      <w:proofErr w:type="gramStart"/>
-      <w:r>
-        <w:t>对于覆岩扰动</w:t>
-      </w:r>
-      <w:proofErr w:type="gramEnd"/>
-      <w:r>
-        <w:t>目标，其扰动程度越低表示方案越优，因此需进行方向转换，使其转化为扰动控制得分。处理后得到：</w:t>
+        <w:t>类目标的量纲和取值方向不同，需先进行无量纲化处理。对于工程效率和资源回收目标，其数值越大表示方案越优；对于覆岩扰动目标，其扰动程度越低表示方案越优，因此需进行方向转换，使其转化为扰动控制得分。处理后得到：</w:t>
       </w:r>
     </w:p>
     <w:p>
@@ -10577,15 +9187,7 @@
         </m:r>
       </m:oMath>
       <w:r>
-        <w:t>分别为工程效率、资源回收和</w:t>
-      </w:r>
-      <w:proofErr w:type="gramStart"/>
-      <w:r>
-        <w:t>覆岩</w:t>
-      </w:r>
-      <w:proofErr w:type="gramEnd"/>
-      <w:r>
-        <w:t>扰动控制的无量纲评分值，取值越大表示方案在对应目标上越优。</w:t>
+        <w:t>分别为工程效率、资源回收和覆岩扰动控制的无量纲评分值，取值越大表示方案在对应目标上越优。</w:t>
       </w:r>
     </w:p>
     <w:p>
@@ -11122,13 +9724,8 @@
           <m:t>m</m:t>
         </m:r>
       </m:oMath>
-      <w:proofErr w:type="gramStart"/>
-      <w:r>
-        <w:t>个</w:t>
-      </w:r>
-      <w:proofErr w:type="gramEnd"/>
-      <w:r>
-        <w:t>候选方案的综合得分；</w:t>
+      <w:r>
+        <w:t>个候选方案的综合得分；</w:t>
       </w:r>
       <m:oMath>
         <m:sSub>
@@ -11221,15 +9818,7 @@
         <w:t xml:space="preserve"> </w:t>
       </w:r>
       <w:r>
-        <w:t>分别为工程效率、资源回收和</w:t>
-      </w:r>
-      <w:proofErr w:type="gramStart"/>
-      <w:r>
-        <w:t>覆岩</w:t>
-      </w:r>
-      <w:proofErr w:type="gramEnd"/>
-      <w:r>
-        <w:t>扰动控制目标的权重。通过调整权重组合，可形成效率优先、回收优先、扰动控制优先和综合均衡等不同偏好下的规划结果。</w:t>
+        <w:t>分别为工程效率、资源回收和覆岩扰动控制目标的权重。通过调整权重组合，可形成效率优先、回收优先、扰动控制优先和综合均衡等不同偏好下的规划结果。</w:t>
       </w:r>
     </w:p>
     <w:p>
@@ -11289,15 +9878,7 @@
         <w:t xml:space="preserve">ODI </w:t>
       </w:r>
       <w:r>
-        <w:t>评价结果能够从单独的扰动分区结果转化为采区规划方案判别依据，使工作面布置、</w:t>
-      </w:r>
-      <w:proofErr w:type="gramStart"/>
-      <w:r>
-        <w:t>煤柱留设和</w:t>
-      </w:r>
-      <w:proofErr w:type="gramEnd"/>
-      <w:r>
-        <w:t>开采边界调整具有统一的量化基础。</w:t>
+        <w:t>评价结果能够从单独的扰动分区结果转化为采区规划方案判别依据，使工作面布置、煤柱留设和开采边界调整具有统一的量化基础。</w:t>
       </w:r>
     </w:p>
     <w:p>
@@ -11423,21 +10004,13 @@
         </w:rPr>
         <w:t xml:space="preserve"> </w:t>
       </w:r>
-      <w:proofErr w:type="gramStart"/>
-      <w:r>
-        <w:t>覆岩扰动</w:t>
-      </w:r>
-      <w:proofErr w:type="gramEnd"/>
-      <w:r>
-        <w:t>约束下采区规划方案判别流程</w:t>
+      <w:r>
+        <w:t>覆岩扰动约束下采区规划方案判别流程</w:t>
       </w:r>
     </w:p>
     <w:p>
       <w:pPr>
         <w:pStyle w:val="14"/>
-        <w:rPr>
-          <w:rFonts w:hint="eastAsia"/>
-        </w:rPr>
       </w:pPr>
       <w:r>
         <w:t>Fig.</w:t>
@@ -11457,18 +10030,12 @@
         <w:pStyle w:val="100"/>
         <w:ind w:firstLineChars="0" w:firstLine="0"/>
         <w:jc w:val="center"/>
-        <w:rPr>
-          <w:rFonts w:hint="eastAsia"/>
-        </w:rPr>
       </w:pPr>
     </w:p>
     <w:p>
       <w:pPr>
         <w:pStyle w:val="100"/>
         <w:ind w:firstLineChars="0" w:firstLine="0"/>
-        <w:rPr>
-          <w:rFonts w:hint="eastAsia"/>
-        </w:rPr>
         <w:sectPr>
           <w:type w:val="continuous"/>
           <w:pgSz w:w="11906" w:h="16838"/>
@@ -11495,42 +10062,10 @@
         <w:ind w:firstLine="420"/>
       </w:pPr>
       <w:r>
-        <w:t>为</w:t>
-      </w:r>
-      <w:proofErr w:type="gramStart"/>
-      <w:r>
-        <w:t>验证覆岩扰动</w:t>
-      </w:r>
-      <w:proofErr w:type="gramEnd"/>
-      <w:r>
-        <w:t>约束下采区协同规划方法的工程适用性，</w:t>
-      </w:r>
-      <w:proofErr w:type="gramStart"/>
-      <w:r>
-        <w:t>选取敏东一矿</w:t>
-      </w:r>
-      <w:proofErr w:type="gramEnd"/>
-      <w:r>
-        <w:t>南一盘区西翼采区作为应用对象。系统以采区边界、保护区及限制区</w:t>
-      </w:r>
-      <w:r>
-        <w:t>范围、煤层赋存条件、关键层参数、含水层位置、工作面布置方向、工作面宽度范围、边界煤柱和区段煤柱</w:t>
-      </w:r>
-      <w:proofErr w:type="gramStart"/>
-      <w:r>
-        <w:t>留设范围</w:t>
-      </w:r>
-      <w:proofErr w:type="gramEnd"/>
-      <w:r>
-        <w:t>等作为输入，在统一空间域内</w:t>
-      </w:r>
-      <w:proofErr w:type="gramStart"/>
-      <w:r>
-        <w:t>完成覆岩扰动</w:t>
-      </w:r>
-      <w:proofErr w:type="gramEnd"/>
-      <w:r>
-        <w:t>评价、采区规划方案生成和协同调控分析。考虑到研究区采区规划与含水层保护关</w:t>
+        <w:t>为验证覆岩扰动约束下采区协同规划方法的工程适用性，选取敏东一矿南一盘区西翼采区作为应用对象。系统以采区边界、保护区及限制区</w:t>
+      </w:r>
+      <w:r>
+        <w:t>范围、煤层赋存条件、关键层参数、含水层位置、工作面布置方向、工作面宽度范围、边界煤柱和区段煤柱留设范围等作为输入，在统一空间域内完成覆岩扰动评价、采区规划方案生成和协同调控分析。考虑到研究区采区规划与含水层保护关</w:t>
       </w:r>
       <w:r>
         <w:lastRenderedPageBreak/>
@@ -11662,6 +10197,7 @@
       <w:pPr>
         <w:pStyle w:val="14"/>
       </w:pPr>
+      <w:bookmarkStart w:id="0" w:name="_Ref229581897"/>
       <w:r>
         <w:rPr>
           <w:rFonts w:hint="eastAsia"/>
@@ -11707,6 +10243,7 @@
       <w:r>
         <w:fldChar w:fldCharType="end"/>
       </w:r>
+      <w:bookmarkEnd w:id="0"/>
       <w:r>
         <w:rPr>
           <w:rFonts w:hint="eastAsia"/>
@@ -11726,9 +10263,6 @@
     <w:p>
       <w:pPr>
         <w:pStyle w:val="14"/>
-        <w:rPr>
-          <w:rFonts w:hint="eastAsia"/>
-        </w:rPr>
       </w:pPr>
       <w:r>
         <w:t>Fig.</w:t>
@@ -11762,158 +10296,212 @@
         <w:ind w:firstLine="420"/>
       </w:pPr>
       <w:r>
-        <w:t>由图</w:t>
+        <w:t>由</w:t>
+      </w:r>
+      <w:r>
+        <w:fldChar w:fldCharType="begin"/>
+      </w:r>
+      <w:r>
+        <w:instrText xml:space="preserve"> REF _Ref229581897 \h </w:instrText>
+      </w:r>
+      <w:r>
+        <w:fldChar w:fldCharType="separate"/>
       </w:r>
       <w:r>
         <w:rPr>
           <w:rFonts w:hint="eastAsia"/>
         </w:rPr>
+        <w:t>图</w:t>
+      </w:r>
+      <w:r>
+        <w:rPr>
+          <w:noProof/>
+        </w:rPr>
         <w:t>4</w:t>
       </w:r>
       <w:r>
+        <w:fldChar w:fldCharType="end"/>
+      </w:r>
+      <w:r>
         <w:t>可见，研究区</w:t>
       </w:r>
       <w:r>
         <w:t xml:space="preserve"> ODI </w:t>
       </w:r>
       <w:r>
-        <w:t>值呈现明显的空间分异特征。整体上，低值区和中低值区</w:t>
-      </w:r>
-      <w:proofErr w:type="gramStart"/>
-      <w:r>
-        <w:t>占比较</w:t>
-      </w:r>
-      <w:proofErr w:type="gramEnd"/>
-      <w:r>
-        <w:t>大，说明大部分</w:t>
-      </w:r>
-      <w:proofErr w:type="gramStart"/>
-      <w:r>
-        <w:t>区域覆岩扰动</w:t>
-      </w:r>
-      <w:proofErr w:type="gramEnd"/>
-      <w:r>
-        <w:t>处于相对可控状态；局部区域出现较高</w:t>
+        <w:t>值呈现明显的空间分异特征。整体上，低值区和中低值区占比较大，说明大部分区域覆岩扰动处于相对可控状态；局部区域出现较高</w:t>
       </w:r>
       <w:r>
         <w:t xml:space="preserve"> ODI </w:t>
       </w:r>
       <w:r>
-        <w:t>值，表明该区域</w:t>
-      </w:r>
-      <w:proofErr w:type="gramStart"/>
-      <w:r>
-        <w:t>覆岩结构受采动</w:t>
-      </w:r>
-      <w:proofErr w:type="gramEnd"/>
-      <w:r>
-        <w:t>影响较强，裂隙发育或隔水层削弱程度相对明显。该结果说明，含水层扰动并非在采区范围内均匀分布，而是受煤层赋存、</w:t>
-      </w:r>
-      <w:proofErr w:type="gramStart"/>
-      <w:r>
-        <w:t>覆岩结构</w:t>
-      </w:r>
-      <w:proofErr w:type="gramEnd"/>
-      <w:r>
-        <w:t>、含水层位置和工作面布置条件共同控制，具有明显的局部集中性。</w:t>
+        <w:t>值，表明该区域覆岩结构受采动影响较强，裂隙发育或隔水层削弱程度</w:t>
+      </w:r>
+      <w:r>
+        <w:t>相对明显。该结果说明，含水层扰动并非在采区范围内均匀分布，而是受煤层赋存、覆岩结构、含水层位置和工作面布置条件共同控制，具有明显的局部集中性。</w:t>
+      </w:r>
+    </w:p>
+    <w:p>
+      <w:pPr>
+        <w:pStyle w:val="100"/>
+        <w:ind w:firstLineChars="0" w:firstLine="0"/>
+        <w:sectPr>
+          <w:type w:val="continuous"/>
+          <w:pgSz w:w="11906" w:h="16838"/>
+          <w:pgMar w:top="1418" w:right="1134" w:bottom="1134" w:left="1134" w:header="720" w:footer="720" w:gutter="0"/>
+          <w:cols w:num="2" w:space="720"/>
+          <w:docGrid w:linePitch="598"/>
+        </w:sectPr>
+      </w:pPr>
+    </w:p>
+    <w:p>
+      <w:pPr>
+        <w:pStyle w:val="100"/>
+        <w:ind w:firstLineChars="0" w:firstLine="0"/>
+        <w:jc w:val="center"/>
+      </w:pPr>
+      <w:r>
+        <w:rPr>
+          <w:rFonts w:hint="eastAsia"/>
+          <w:noProof/>
+        </w:rPr>
+        <w:drawing>
+          <wp:inline distT="0" distB="0" distL="0" distR="0" wp14:anchorId="0F7BB800" wp14:editId="43B0A38B">
+            <wp:extent cx="5778000" cy="2222308"/>
+            <wp:effectExtent l="0" t="0" r="0" b="6985"/>
+            <wp:docPr id="39376355" name="图片 1"/>
+            <wp:cNvGraphicFramePr>
+              <a:graphicFrameLocks xmlns:a="http://schemas.openxmlformats.org/drawingml/2006/main" noChangeAspect="1"/>
+            </wp:cNvGraphicFramePr>
+            <a:graphic xmlns:a="http://schemas.openxmlformats.org/drawingml/2006/main">
+              <a:graphicData uri="http://schemas.openxmlformats.org/drawingml/2006/picture">
+                <pic:pic xmlns:pic="http://schemas.openxmlformats.org/drawingml/2006/picture">
+                  <pic:nvPicPr>
+                    <pic:cNvPr id="39376355" name="图片 39376355"/>
+                    <pic:cNvPicPr/>
+                  </pic:nvPicPr>
+                  <pic:blipFill>
+                    <a:blip r:embed="rId15" cstate="print">
+                      <a:extLst>
+                        <a:ext uri="{28A0092B-C50C-407E-A947-70E740481C1C}">
+                          <a14:useLocalDpi xmlns:a14="http://schemas.microsoft.com/office/drawing/2010/main" val="0"/>
+                        </a:ext>
+                      </a:extLst>
+                    </a:blip>
+                    <a:stretch>
+                      <a:fillRect/>
+                    </a:stretch>
+                  </pic:blipFill>
+                  <pic:spPr>
+                    <a:xfrm>
+                      <a:off x="0" y="0"/>
+                      <a:ext cx="5778000" cy="2222308"/>
+                    </a:xfrm>
+                    <a:prstGeom prst="rect">
+                      <a:avLst/>
+                    </a:prstGeom>
+                  </pic:spPr>
+                </pic:pic>
+              </a:graphicData>
+            </a:graphic>
+          </wp:inline>
+        </w:drawing>
+      </w:r>
+    </w:p>
+    <w:p>
+      <w:pPr>
+        <w:pStyle w:val="14"/>
+      </w:pPr>
+      <w:r>
+        <w:rPr>
+          <w:rFonts w:hint="eastAsia"/>
+        </w:rPr>
+        <w:t>图</w:t>
+      </w:r>
+      <w:r>
+        <w:fldChar w:fldCharType="begin"/>
+      </w:r>
+      <w:r>
+        <w:instrText xml:space="preserve"> </w:instrText>
+      </w:r>
+      <w:r>
+        <w:rPr>
+          <w:rFonts w:hint="eastAsia"/>
+        </w:rPr>
+        <w:instrText xml:space="preserve">SEQ </w:instrText>
+      </w:r>
+      <w:r>
+        <w:rPr>
+          <w:rFonts w:hint="eastAsia"/>
+        </w:rPr>
+        <w:instrText>图</w:instrText>
+      </w:r>
+      <w:r>
+        <w:rPr>
+          <w:rFonts w:hint="eastAsia"/>
+        </w:rPr>
+        <w:instrText xml:space="preserve"> \* ARABIC</w:instrText>
+      </w:r>
+      <w:r>
+        <w:instrText xml:space="preserve"> </w:instrText>
+      </w:r>
+      <w:r>
+        <w:fldChar w:fldCharType="separate"/>
+      </w:r>
+      <w:r>
+        <w:rPr>
+          <w:noProof/>
+        </w:rPr>
+        <w:t>5</w:t>
+      </w:r>
+      <w:r>
+        <w:fldChar w:fldCharType="end"/>
+      </w:r>
+      <w:r>
+        <w:rPr>
+          <w:rFonts w:hint="eastAsia"/>
+        </w:rPr>
+        <w:t xml:space="preserve"> </w:t>
+      </w:r>
+      <w:r>
+        <w:t>含水层扰动</w:t>
+      </w:r>
+      <w:r>
+        <w:t xml:space="preserve"> ODI </w:t>
+      </w:r>
+      <w:r>
+        <w:t>与实测覆岩破坏高度对比</w:t>
+      </w:r>
+    </w:p>
+    <w:p>
+      <w:pPr>
+        <w:pStyle w:val="14"/>
+      </w:pPr>
+      <w:r>
+        <w:t>Fig.</w:t>
+      </w:r>
+      <w:r>
+        <w:rPr>
+          <w:rFonts w:hint="eastAsia"/>
+        </w:rPr>
+        <w:t>5</w:t>
+      </w:r>
+      <w:r>
+        <w:t xml:space="preserve"> Comparison between aquifer disturbance ODI and measured overburden failure height</w:t>
       </w:r>
     </w:p>
     <w:p>
       <w:pPr>
         <w:pStyle w:val="100"/>
         <w:ind w:firstLine="420"/>
-      </w:pPr>
-      <w:r>
-        <w:t>根据</w:t>
-      </w:r>
-      <w:r>
-        <w:t xml:space="preserve"> ODI </w:t>
-      </w:r>
-      <w:r>
-        <w:t>数值大小，将含水层扰动程度划</w:t>
-      </w:r>
-      <w:r>
-        <w:t>分为轻微扰动、较弱扰动、中等扰动、较强扰动和强扰动</w:t>
-      </w:r>
-      <w:r>
-        <w:t xml:space="preserve"> 5 </w:t>
-      </w:r>
-      <w:proofErr w:type="gramStart"/>
-      <w:r>
-        <w:t>个</w:t>
-      </w:r>
-      <w:proofErr w:type="gramEnd"/>
-      <w:r>
-        <w:t>等级，分级标准见表</w:t>
-      </w:r>
-      <w:r>
-        <w:t xml:space="preserve"> X</w:t>
-      </w:r>
-      <w:r>
-        <w:t>。学位论文中将</w:t>
-      </w:r>
-      <w:r>
-        <w:t xml:space="preserve"> ODI</w:t>
-      </w:r>
-      <w:r>
-        <w:t>＜</w:t>
-      </w:r>
-      <w:r>
-        <w:t xml:space="preserve">0.40 </w:t>
-      </w:r>
-      <w:r>
-        <w:t>判定为轻微扰动，</w:t>
-      </w:r>
-      <w:r>
-        <w:t>0.40≤ODI</w:t>
-      </w:r>
-      <w:r>
-        <w:t>＜</w:t>
-      </w:r>
-      <w:r>
-        <w:t xml:space="preserve">0.65 </w:t>
-      </w:r>
-      <w:r>
-        <w:t>判定为较弱扰动，</w:t>
-      </w:r>
-      <w:r>
-        <w:t>0.65≤ODI</w:t>
-      </w:r>
-      <w:r>
-        <w:t>＜</w:t>
-      </w:r>
-      <w:r>
-        <w:t xml:space="preserve">0.85 </w:t>
-      </w:r>
-      <w:r>
-        <w:t>判定为中等扰动，</w:t>
-      </w:r>
-      <w:r>
-        <w:t>0.85≤ODI</w:t>
-      </w:r>
-      <w:r>
-        <w:t>＜</w:t>
-      </w:r>
-      <w:r>
-        <w:t xml:space="preserve">0.90 </w:t>
-      </w:r>
-      <w:r>
-        <w:t>判定为较强扰动，</w:t>
-      </w:r>
-      <w:r>
-        <w:t xml:space="preserve">ODI≥0.90 </w:t>
-      </w:r>
-      <w:r>
-        <w:t>判定为强扰动；其中较强扰动和强扰动对应裂隙带发育充分、</w:t>
-      </w:r>
-      <w:proofErr w:type="gramStart"/>
-      <w:r>
-        <w:t>覆岩破坏</w:t>
-      </w:r>
-      <w:proofErr w:type="gramEnd"/>
-      <w:r>
-        <w:t>高度增大及含水层扰动风险升高等工程含义。</w:t>
-      </w:r>
+        <w:sectPr>
+          <w:type w:val="continuous"/>
+          <w:pgSz w:w="11906" w:h="16838"/>
+          <w:pgMar w:top="1418" w:right="1134" w:bottom="1134" w:left="1134" w:header="720" w:footer="720" w:gutter="0"/>
+          <w:cols w:space="720"/>
+          <w:docGrid w:linePitch="598"/>
+        </w:sectPr>
+      </w:pPr>
     </w:p>
     <w:p>
       <w:pPr>
@@ -11921,16 +10509,536 @@
         <w:ind w:firstLine="420"/>
       </w:pPr>
       <w:r>
+        <w:t>根据</w:t>
+      </w:r>
+      <w:r>
+        <w:t xml:space="preserve"> ODI </w:t>
+      </w:r>
+      <w:r>
+        <w:t>数值大小，将含水层扰动程度划分为轻微扰动、较弱扰动、中等扰动、较强扰动和强扰动</w:t>
+      </w:r>
+      <w:r>
+        <w:t xml:space="preserve"> 5 </w:t>
+      </w:r>
+      <w:r>
+        <w:t>个等级，划分标准见</w:t>
+      </w:r>
+      <w:r>
+        <w:fldChar w:fldCharType="begin"/>
+      </w:r>
+      <w:r>
+        <w:instrText xml:space="preserve"> REF _Ref229585363 \h </w:instrText>
+      </w:r>
+      <w:r>
+        <w:fldChar w:fldCharType="separate"/>
+      </w:r>
+      <w:r>
+        <w:rPr>
+          <w:rFonts w:hint="eastAsia"/>
+        </w:rPr>
+        <w:t>表</w:t>
+      </w:r>
+      <w:r>
+        <w:rPr>
+          <w:noProof/>
+        </w:rPr>
+        <w:t>2</w:t>
+      </w:r>
+      <w:r>
+        <w:fldChar w:fldCharType="end"/>
+      </w:r>
+      <w:r>
+        <w:t>。</w:t>
+      </w:r>
+    </w:p>
+    <w:p>
+      <w:pPr>
+        <w:pStyle w:val="15"/>
+      </w:pPr>
+      <w:bookmarkStart w:id="1" w:name="_Ref229585363"/>
+      <w:r>
+        <w:rPr>
+          <w:rFonts w:hint="eastAsia"/>
+        </w:rPr>
+        <w:t>表</w:t>
+      </w:r>
+      <w:r>
+        <w:fldChar w:fldCharType="begin"/>
+      </w:r>
+      <w:r>
+        <w:instrText xml:space="preserve"> </w:instrText>
+      </w:r>
+      <w:r>
+        <w:rPr>
+          <w:rFonts w:hint="eastAsia"/>
+        </w:rPr>
+        <w:instrText xml:space="preserve">SEQ </w:instrText>
+      </w:r>
+      <w:r>
+        <w:rPr>
+          <w:rFonts w:hint="eastAsia"/>
+        </w:rPr>
+        <w:instrText>表</w:instrText>
+      </w:r>
+      <w:r>
+        <w:rPr>
+          <w:rFonts w:hint="eastAsia"/>
+        </w:rPr>
+        <w:instrText xml:space="preserve"> \* ARABIC</w:instrText>
+      </w:r>
+      <w:r>
+        <w:instrText xml:space="preserve"> </w:instrText>
+      </w:r>
+      <w:r>
+        <w:fldChar w:fldCharType="separate"/>
+      </w:r>
+      <w:r>
+        <w:rPr>
+          <w:noProof/>
+        </w:rPr>
+        <w:t>2</w:t>
+      </w:r>
+      <w:r>
+        <w:fldChar w:fldCharType="end"/>
+      </w:r>
+      <w:bookmarkEnd w:id="1"/>
+      <w:r>
+        <w:rPr>
+          <w:rFonts w:hint="eastAsia"/>
+        </w:rPr>
+        <w:t xml:space="preserve"> </w:t>
+      </w:r>
+      <w:r>
+        <w:t>含水层扰动等级划分标准</w:t>
+      </w:r>
+    </w:p>
+    <w:p>
+      <w:pPr>
+        <w:pStyle w:val="15"/>
+        <w:rPr>
+          <w:rFonts w:hint="eastAsia"/>
+        </w:rPr>
+      </w:pPr>
+      <w:r>
+        <w:t>Table 2 Classification criteria of aquifer disturbance levels</w:t>
+      </w:r>
+    </w:p>
+    <w:tbl>
+      <w:tblPr>
+        <w:tblStyle w:val="aff4"/>
+        <w:tblW w:w="0" w:type="auto"/>
+        <w:tblLook w:val="04A0" w:firstRow="1" w:lastRow="0" w:firstColumn="1" w:lastColumn="0" w:noHBand="0" w:noVBand="1"/>
+      </w:tblPr>
+      <w:tblGrid>
+        <w:gridCol w:w="749"/>
+        <w:gridCol w:w="1366"/>
+        <w:gridCol w:w="2344"/>
+      </w:tblGrid>
+      <w:tr>
+        <w:trPr>
+          <w:cnfStyle w:val="100000000000" w:firstRow="1" w:lastRow="0" w:firstColumn="0" w:lastColumn="0" w:oddVBand="0" w:evenVBand="0" w:oddHBand="0" w:evenHBand="0" w:firstRowFirstColumn="0" w:firstRowLastColumn="0" w:lastRowFirstColumn="0" w:lastRowLastColumn="0"/>
+        </w:trPr>
+        <w:tc>
+          <w:tcPr>
+            <w:tcW w:w="749" w:type="dxa"/>
+            <w:hideMark/>
+          </w:tcPr>
+          <w:p>
+            <w:pPr>
+              <w:pStyle w:val="100"/>
+              <w:ind w:firstLineChars="0" w:firstLine="0"/>
+              <w:jc w:val="center"/>
+              <w:rPr>
+                <w:b/>
+                <w:bCs/>
+              </w:rPr>
+            </w:pPr>
+            <w:r>
+              <w:rPr>
+                <w:b/>
+                <w:bCs/>
+              </w:rPr>
+              <w:t>扰动等级</w:t>
+            </w:r>
+          </w:p>
+        </w:tc>
+        <w:tc>
+          <w:tcPr>
+            <w:tcW w:w="1366" w:type="dxa"/>
+            <w:hideMark/>
+          </w:tcPr>
+          <w:p>
+            <w:pPr>
+              <w:pStyle w:val="100"/>
+              <w:ind w:firstLineChars="0" w:firstLine="0"/>
+              <w:jc w:val="center"/>
+              <w:rPr>
+                <w:b/>
+                <w:bCs/>
+              </w:rPr>
+            </w:pPr>
+            <w:r>
+              <w:rPr>
+                <w:b/>
+                <w:bCs/>
+              </w:rPr>
+              <w:t xml:space="preserve">ODI </w:t>
+            </w:r>
+            <w:r>
+              <w:rPr>
+                <w:b/>
+                <w:bCs/>
+              </w:rPr>
+              <w:t>范围</w:t>
+            </w:r>
+          </w:p>
+        </w:tc>
+        <w:tc>
+          <w:tcPr>
+            <w:tcW w:w="2344" w:type="dxa"/>
+            <w:hideMark/>
+          </w:tcPr>
+          <w:p>
+            <w:pPr>
+              <w:pStyle w:val="100"/>
+              <w:ind w:firstLineChars="0" w:firstLine="0"/>
+              <w:jc w:val="center"/>
+              <w:rPr>
+                <w:b/>
+                <w:bCs/>
+              </w:rPr>
+            </w:pPr>
+            <w:r>
+              <w:rPr>
+                <w:b/>
+                <w:bCs/>
+              </w:rPr>
+              <w:t>工程含义</w:t>
+            </w:r>
+          </w:p>
+        </w:tc>
+      </w:tr>
+      <w:tr>
+        <w:tc>
+          <w:tcPr>
+            <w:tcW w:w="749" w:type="dxa"/>
+            <w:hideMark/>
+          </w:tcPr>
+          <w:p>
+            <w:pPr>
+              <w:pStyle w:val="100"/>
+              <w:ind w:firstLineChars="0" w:firstLine="0"/>
+              <w:jc w:val="center"/>
+            </w:pPr>
+            <w:r>
+              <w:t>轻微扰动</w:t>
+            </w:r>
+          </w:p>
+        </w:tc>
+        <w:tc>
+          <w:tcPr>
+            <w:tcW w:w="1366" w:type="dxa"/>
+            <w:hideMark/>
+          </w:tcPr>
+          <w:p>
+            <w:pPr>
+              <w:pStyle w:val="100"/>
+              <w:ind w:firstLineChars="0" w:firstLine="0"/>
+              <w:jc w:val="center"/>
+            </w:pPr>
+            <w:r>
+              <w:t>ODI</w:t>
+            </w:r>
+            <w:r>
+              <w:t>＜</w:t>
+            </w:r>
+            <w:r>
+              <w:t>0.40</w:t>
+            </w:r>
+          </w:p>
+        </w:tc>
+        <w:tc>
+          <w:tcPr>
+            <w:tcW w:w="2344" w:type="dxa"/>
+            <w:hideMark/>
+          </w:tcPr>
+          <w:p>
+            <w:pPr>
+              <w:pStyle w:val="100"/>
+              <w:ind w:firstLineChars="0" w:firstLine="0"/>
+              <w:jc w:val="center"/>
+            </w:pPr>
+            <w:r>
+              <w:t>覆岩结构整体稳定，采动影响有限</w:t>
+            </w:r>
+          </w:p>
+        </w:tc>
+      </w:tr>
+      <w:tr>
+        <w:tc>
+          <w:tcPr>
+            <w:tcW w:w="749" w:type="dxa"/>
+            <w:hideMark/>
+          </w:tcPr>
+          <w:p>
+            <w:pPr>
+              <w:pStyle w:val="100"/>
+              <w:ind w:firstLineChars="0" w:firstLine="0"/>
+              <w:jc w:val="center"/>
+            </w:pPr>
+            <w:r>
+              <w:t>较弱扰动</w:t>
+            </w:r>
+          </w:p>
+        </w:tc>
+        <w:tc>
+          <w:tcPr>
+            <w:tcW w:w="1366" w:type="dxa"/>
+            <w:hideMark/>
+          </w:tcPr>
+          <w:p>
+            <w:pPr>
+              <w:pStyle w:val="100"/>
+              <w:ind w:firstLineChars="0" w:firstLine="0"/>
+              <w:jc w:val="center"/>
+            </w:pPr>
+            <w:r>
+              <w:t>0.40≤ODI</w:t>
+            </w:r>
+            <w:r>
+              <w:t>＜</w:t>
+            </w:r>
+            <w:r>
+              <w:t>0.65</w:t>
+            </w:r>
+          </w:p>
+        </w:tc>
+        <w:tc>
+          <w:tcPr>
+            <w:tcW w:w="2344" w:type="dxa"/>
+            <w:hideMark/>
+          </w:tcPr>
+          <w:p>
+            <w:pPr>
+              <w:pStyle w:val="100"/>
+              <w:ind w:firstLineChars="0" w:firstLine="0"/>
+              <w:jc w:val="center"/>
+            </w:pPr>
+            <w:r>
+              <w:t>覆岩开始产生扰动响应，破坏程度较低</w:t>
+            </w:r>
+          </w:p>
+        </w:tc>
+      </w:tr>
+      <w:tr>
+        <w:tc>
+          <w:tcPr>
+            <w:tcW w:w="749" w:type="dxa"/>
+            <w:hideMark/>
+          </w:tcPr>
+          <w:p>
+            <w:pPr>
+              <w:pStyle w:val="100"/>
+              <w:ind w:firstLineChars="0" w:firstLine="0"/>
+              <w:jc w:val="center"/>
+            </w:pPr>
+            <w:r>
+              <w:t>中等扰动</w:t>
+            </w:r>
+          </w:p>
+        </w:tc>
+        <w:tc>
+          <w:tcPr>
+            <w:tcW w:w="1366" w:type="dxa"/>
+            <w:hideMark/>
+          </w:tcPr>
+          <w:p>
+            <w:pPr>
+              <w:pStyle w:val="100"/>
+              <w:ind w:firstLineChars="0" w:firstLine="0"/>
+              <w:jc w:val="center"/>
+            </w:pPr>
+            <w:r>
+              <w:t>0.65≤ODI</w:t>
+            </w:r>
+            <w:r>
+              <w:t>＜</w:t>
+            </w:r>
+            <w:r>
+              <w:t>0.85</w:t>
+            </w:r>
+          </w:p>
+        </w:tc>
+        <w:tc>
+          <w:tcPr>
+            <w:tcW w:w="2344" w:type="dxa"/>
+            <w:hideMark/>
+          </w:tcPr>
+          <w:p>
+            <w:pPr>
+              <w:pStyle w:val="100"/>
+              <w:ind w:firstLineChars="0" w:firstLine="0"/>
+              <w:jc w:val="center"/>
+            </w:pPr>
+            <w:r>
+              <w:t>覆岩扰动增强，裂隙发育逐步加密</w:t>
+            </w:r>
+          </w:p>
+        </w:tc>
+      </w:tr>
+      <w:tr>
+        <w:tc>
+          <w:tcPr>
+            <w:tcW w:w="749" w:type="dxa"/>
+            <w:hideMark/>
+          </w:tcPr>
+          <w:p>
+            <w:pPr>
+              <w:pStyle w:val="100"/>
+              <w:ind w:firstLineChars="0" w:firstLine="0"/>
+              <w:jc w:val="center"/>
+            </w:pPr>
+            <w:r>
+              <w:t>较强扰动</w:t>
+            </w:r>
+          </w:p>
+        </w:tc>
+        <w:tc>
+          <w:tcPr>
+            <w:tcW w:w="1366" w:type="dxa"/>
+            <w:hideMark/>
+          </w:tcPr>
+          <w:p>
+            <w:pPr>
+              <w:pStyle w:val="100"/>
+              <w:ind w:firstLineChars="0" w:firstLine="0"/>
+              <w:jc w:val="center"/>
+            </w:pPr>
+            <w:r>
+              <w:t>0.85≤ODI</w:t>
+            </w:r>
+            <w:r>
+              <w:t>＜</w:t>
+            </w:r>
+            <w:r>
+              <w:t>0.90</w:t>
+            </w:r>
+          </w:p>
+        </w:tc>
+        <w:tc>
+          <w:tcPr>
+            <w:tcW w:w="2344" w:type="dxa"/>
+            <w:hideMark/>
+          </w:tcPr>
+          <w:p>
+            <w:pPr>
+              <w:pStyle w:val="100"/>
+              <w:ind w:firstLineChars="0" w:firstLine="0"/>
+              <w:jc w:val="center"/>
+            </w:pPr>
+            <w:r>
+              <w:t>裂隙带发育充分，含水层扰动风险升高</w:t>
+            </w:r>
+          </w:p>
+        </w:tc>
+      </w:tr>
+      <w:tr>
+        <w:tc>
+          <w:tcPr>
+            <w:tcW w:w="749" w:type="dxa"/>
+            <w:hideMark/>
+          </w:tcPr>
+          <w:p>
+            <w:pPr>
+              <w:pStyle w:val="100"/>
+              <w:ind w:firstLineChars="0" w:firstLine="0"/>
+              <w:jc w:val="center"/>
+            </w:pPr>
+            <w:r>
+              <w:t>强扰动</w:t>
+            </w:r>
+          </w:p>
+        </w:tc>
+        <w:tc>
+          <w:tcPr>
+            <w:tcW w:w="1366" w:type="dxa"/>
+            <w:hideMark/>
+          </w:tcPr>
+          <w:p>
+            <w:pPr>
+              <w:pStyle w:val="100"/>
+              <w:ind w:firstLineChars="0" w:firstLine="0"/>
+              <w:jc w:val="center"/>
+            </w:pPr>
+            <w:r>
+              <w:t>ODI≥0.90</w:t>
+            </w:r>
+          </w:p>
+        </w:tc>
+        <w:tc>
+          <w:tcPr>
+            <w:tcW w:w="2344" w:type="dxa"/>
+            <w:hideMark/>
+          </w:tcPr>
+          <w:p>
+            <w:pPr>
+              <w:pStyle w:val="100"/>
+              <w:ind w:firstLineChars="0" w:firstLine="0"/>
+              <w:jc w:val="center"/>
+            </w:pPr>
+            <w:r>
+              <w:t>覆岩破坏高度增大，含水层扰动风险显著</w:t>
+            </w:r>
+          </w:p>
+        </w:tc>
+      </w:tr>
+    </w:tbl>
+    <w:p>
+      <w:pPr>
+        <w:pStyle w:val="100"/>
+        <w:ind w:firstLine="420"/>
+      </w:pPr>
+      <w:r>
+        <w:t>其中较强扰动和强扰动对应裂隙带发育充分、覆岩破坏高度增大及含水层扰动风险升高等工程含义。</w:t>
+      </w:r>
+    </w:p>
+    <w:p>
+      <w:pPr>
+        <w:pStyle w:val="100"/>
+        <w:ind w:firstLine="420"/>
+      </w:pPr>
+      <w:r>
         <w:t>按照上述标准对</w:t>
       </w:r>
       <w:r>
         <w:t xml:space="preserve"> ODI </w:t>
       </w:r>
       <w:r>
-        <w:t>分布结果进行重分类，得到含水层扰动等级分区图，如图</w:t>
-      </w:r>
-      <w:r>
-        <w:t xml:space="preserve"> X </w:t>
+        <w:t>分布结果进行重分类，得到含水层扰动等级分区图，如</w:t>
+      </w:r>
+      <w:r>
+        <w:fldChar w:fldCharType="begin"/>
+      </w:r>
+      <w:r>
+        <w:instrText xml:space="preserve"> REF _Ref229581882 \h </w:instrText>
+      </w:r>
+      <w:r>
+        <w:fldChar w:fldCharType="separate"/>
+      </w:r>
+      <w:r>
+        <w:rPr>
+          <w:rFonts w:hint="eastAsia"/>
+        </w:rPr>
+        <w:t>图</w:t>
+      </w:r>
+      <w:r>
+        <w:rPr>
+          <w:noProof/>
+        </w:rPr>
+        <w:t>6</w:t>
+      </w:r>
+      <w:r>
+        <w:fldChar w:fldCharType="end"/>
       </w:r>
       <w:r>
         <w:t>所示。</w:t>
@@ -11963,6 +11071,7 @@
           <w:rFonts w:hint="eastAsia"/>
           <w:noProof/>
         </w:rPr>
+        <w:lastRenderedPageBreak/>
         <w:drawing>
           <wp:inline distT="0" distB="0" distL="0" distR="0" wp14:anchorId="3A19B126" wp14:editId="1D6D1EEF">
             <wp:extent cx="5778000" cy="1392992"/>
@@ -11979,7 +11088,7 @@
                     <pic:cNvPicPr/>
                   </pic:nvPicPr>
                   <pic:blipFill>
-                    <a:blip r:embed="rId15" cstate="print">
+                    <a:blip r:embed="rId16" cstate="print">
                       <a:extLst>
                         <a:ext uri="{28A0092B-C50C-407E-A947-70E740481C1C}">
                           <a14:useLocalDpi xmlns:a14="http://schemas.microsoft.com/office/drawing/2010/main" val="0"/>
@@ -12010,6 +11119,7 @@
       <w:pPr>
         <w:pStyle w:val="14"/>
       </w:pPr>
+      <w:bookmarkStart w:id="2" w:name="_Ref229581882"/>
       <w:r>
         <w:rPr>
           <w:rFonts w:hint="eastAsia"/>
@@ -12050,11 +11160,12 @@
         <w:rPr>
           <w:noProof/>
         </w:rPr>
-        <w:t>5</w:t>
+        <w:t>6</w:t>
       </w:r>
       <w:r>
         <w:fldChar w:fldCharType="end"/>
       </w:r>
+      <w:bookmarkEnd w:id="2"/>
       <w:r>
         <w:rPr>
           <w:rFonts w:hint="eastAsia"/>
@@ -12068,18 +11179,15 @@
     <w:p>
       <w:pPr>
         <w:pStyle w:val="14"/>
+      </w:pPr>
+      <w:r>
+        <w:t>Fig.</w:t>
+      </w:r>
+      <w:r>
         <w:rPr>
           <w:rFonts w:hint="eastAsia"/>
         </w:rPr>
-      </w:pPr>
-      <w:r>
-        <w:t>Fig.</w:t>
-      </w:r>
-      <w:r>
-        <w:rPr>
-          <w:rFonts w:hint="eastAsia"/>
-        </w:rPr>
-        <w:t>5</w:t>
+        <w:t>6</w:t>
       </w:r>
       <w:r>
         <w:t xml:space="preserve"> Zoning results of aquifer disturbance levels</w:t>
@@ -12104,107 +11212,35 @@
         <w:ind w:firstLine="420"/>
       </w:pPr>
       <w:r>
-        <w:t>由图</w:t>
-      </w:r>
-      <w:r>
-        <w:t xml:space="preserve"> X </w:t>
-      </w:r>
-      <w:r>
-        <w:t>可知，研究区以轻微扰动、较弱扰动和中等扰动区为主，较强扰动区和强扰动区分布范围相对有限，但其对采区规划的约束作用更为突出。对于较强扰动区和强扰动区，若直接布置工作面或缩小煤柱留设，可能增加裂隙带向含水层方向发展的风险。因此，在后续方案生成和筛选中，将高等级扰动区作为限制区域或重点控制区域，并结合工作面边界和煤柱参数进行约束判定。</w:t>
-      </w:r>
-    </w:p>
-    <w:p>
-      <w:pPr>
-        <w:pStyle w:val="100"/>
-        <w:ind w:firstLine="420"/>
-      </w:pPr>
-      <w:r>
-        <w:t>在含水层扰动分区基础上，系统进一步开展采区规划方案计算。候选方案生成过程中，首先</w:t>
-      </w:r>
-      <w:r>
-        <w:t>依据有效布置域、工作面布置方向、工作面宽度范围、边界煤柱和区段</w:t>
-      </w:r>
-      <w:proofErr w:type="gramStart"/>
-      <w:r>
-        <w:t>煤柱留设要求</w:t>
-      </w:r>
-      <w:proofErr w:type="gramEnd"/>
-      <w:r>
-        <w:t>形成初始方案集；随后对候选方案进行几何可实施性、煤柱隔离条件和</w:t>
-      </w:r>
-      <w:r>
-        <w:t xml:space="preserve"> ODI </w:t>
-      </w:r>
-      <w:r>
-        <w:t>阈值约束筛选；最后对满足约束条件的方案进行工程效率、资源回收和</w:t>
-      </w:r>
-      <w:proofErr w:type="gramStart"/>
-      <w:r>
-        <w:t>覆岩</w:t>
-      </w:r>
-      <w:proofErr w:type="gramEnd"/>
-      <w:r>
-        <w:t>扰动控制评价。该过程与学位</w:t>
-      </w:r>
-      <w:proofErr w:type="gramStart"/>
-      <w:r>
-        <w:t>论文第</w:t>
-      </w:r>
-      <w:proofErr w:type="gramEnd"/>
-      <w:r>
-        <w:t xml:space="preserve"> 6 </w:t>
-      </w:r>
-      <w:r>
-        <w:t>章中</w:t>
-      </w:r>
-      <w:r>
-        <w:t>“</w:t>
-      </w:r>
-      <w:r>
-        <w:t>以含水层扰动场景</w:t>
-      </w:r>
-      <w:r>
-        <w:t xml:space="preserve"> ODI </w:t>
-      </w:r>
-      <w:r>
-        <w:t>分布作为约束输入，在统一空间域与采样口径下完成候选方案生成、筛选与对照</w:t>
-      </w:r>
-      <w:r>
-        <w:t>”</w:t>
-      </w:r>
-      <w:r>
-        <w:t>的案例流程一致。</w:t>
-      </w:r>
-    </w:p>
-    <w:p>
-      <w:pPr>
-        <w:pStyle w:val="100"/>
-        <w:ind w:firstLine="420"/>
-      </w:pPr>
-      <w:r>
-        <w:t>不同目标偏好下的采区规划结果见图</w:t>
-      </w:r>
-      <w:r>
-        <w:t xml:space="preserve"> X </w:t>
-      </w:r>
-      <w:r>
-        <w:t>和表</w:t>
-      </w:r>
-      <w:r>
-        <w:t xml:space="preserve"> X</w:t>
-      </w:r>
-      <w:r>
-        <w:t>。</w:t>
-      </w:r>
-    </w:p>
-    <w:p>
-      <w:pPr>
-        <w:pStyle w:val="100"/>
-        <w:ind w:firstLineChars="0" w:firstLine="0"/>
+        <w:t>由</w:t>
+      </w:r>
+      <w:r>
+        <w:fldChar w:fldCharType="begin"/>
+      </w:r>
+      <w:r>
+        <w:instrText xml:space="preserve"> REF _Ref229581882 \h </w:instrText>
+      </w:r>
+      <w:r>
+        <w:fldChar w:fldCharType="separate"/>
+      </w:r>
+      <w:r>
         <w:rPr>
           <w:rFonts w:hint="eastAsia"/>
         </w:rPr>
-      </w:pPr>
+        <w:t>图</w:t>
+      </w:r>
+      <w:r>
+        <w:rPr>
+          <w:noProof/>
+        </w:rPr>
+        <w:t>6</w:t>
+      </w:r>
+      <w:r>
+        <w:fldChar w:fldCharType="end"/>
+      </w:r>
+      <w:r>
+        <w:t>可知，研究区以轻微扰动、较弱扰动和中等扰动区为主，较强扰动区和强扰动区分布范围相对有限，但其对采区规划的约束作用更为突出。对于较强扰动区和强扰动区，若直接布置工作面或缩小煤柱留设，可能增加裂隙带向含水层方向发展的风险。因此，在后续方案生成和筛选中，将高等级扰动区作为限制区域或重点控制区域，并结合工作面边界和煤柱参数进行约束判定。</w:t>
+      </w:r>
     </w:p>
     <w:p>
       <w:pPr>
@@ -12212,23 +11248,40 @@
         <w:ind w:firstLine="420"/>
       </w:pPr>
       <w:r>
-        <w:t>工程效率最优方案侧重工作面布置规整性、推进长度和生产组织连续性，方案整体形态较为规则，便于后续采掘组织，但局部工作面可能接近中高扰动区域。资源回收最优方案侧重提高有效采出范围和减少残留可采区，对采区空间利用较充分，但在含水层扰动约束较强的区域，可能需要通过边界调整或煤柱加宽降低风险。</w:t>
-      </w:r>
-      <w:proofErr w:type="gramStart"/>
-      <w:r>
-        <w:t>覆岩扰动</w:t>
-      </w:r>
-      <w:proofErr w:type="gramEnd"/>
-      <w:r>
-        <w:t>控制最优方案优先避让较强扰动区和强扰动区，与高等级扰动区重叠范围较小，含水层保护效果较好，但部分区域资源回收水平和工作面规整性可能受到影响。权重调节方案则在工程效率、资源回收和</w:t>
-      </w:r>
-      <w:proofErr w:type="gramStart"/>
-      <w:r>
-        <w:t>覆岩</w:t>
-      </w:r>
-      <w:proofErr w:type="gramEnd"/>
-      <w:r>
-        <w:t>扰动控制之间进行折中，适用于需要兼顾安全控制与资源利用的规划情形。</w:t>
+        <w:t>在含水层扰动分区基础上，系统进一步开展采区规划方案计算。候选方案生成过程中，首先</w:t>
+      </w:r>
+      <w:r>
+        <w:t>依据有效布置域、工作面布置方向、工作面宽度范围、边界煤柱和区段煤柱留设要求形成初始方案集；随后对候选方案进行几何可实施性、煤柱隔离条件和</w:t>
+      </w:r>
+      <w:r>
+        <w:t xml:space="preserve"> ODI </w:t>
+      </w:r>
+      <w:r>
+        <w:t>阈值约束筛选；最后对满足约束条件的方案进行工程效率、资源回收和覆岩扰动控制评价。</w:t>
+      </w:r>
+      <w:r>
+        <w:rPr>
+          <w:rFonts w:hint="eastAsia"/>
+        </w:rPr>
+        <w:t>本文</w:t>
+      </w:r>
+      <w:r>
+        <w:t>“</w:t>
+      </w:r>
+      <w:r>
+        <w:t>以含水层扰动场景</w:t>
+      </w:r>
+      <w:r>
+        <w:t xml:space="preserve"> ODI </w:t>
+      </w:r>
+      <w:r>
+        <w:t>分布作为约束输入，在统一空间域与采样口径下完成候选方案生成、筛选与对照</w:t>
+      </w:r>
+      <w:r>
+        <w:t>”</w:t>
+      </w:r>
+      <w:r>
+        <w:t>的案例流程一致。</w:t>
       </w:r>
     </w:p>
     <w:p>
@@ -12237,28 +11290,790 @@
         <w:ind w:firstLine="420"/>
       </w:pPr>
       <w:r>
-        <w:t>从表</w:t>
+        <w:t>不同目标偏好下的采区规划结果见图</w:t>
       </w:r>
       <w:r>
         <w:t xml:space="preserve"> X </w:t>
       </w:r>
       <w:r>
-        <w:t>可以看出，不同方案在各评价指标上表现出明显差异。工程效率最优方案在工作面形态和推进组织方面占优；资源回收最优方案在有效采出面积和资源利用程度方面占优；</w:t>
-      </w:r>
-      <w:proofErr w:type="gramStart"/>
-      <w:r>
-        <w:t>覆岩扰动</w:t>
-      </w:r>
-      <w:proofErr w:type="gramEnd"/>
-      <w:r>
-        <w:t>控制最优方案在</w:t>
-      </w:r>
-      <w:r>
-        <w:t xml:space="preserve"> ODI </w:t>
-      </w:r>
-      <w:r>
-        <w:t>均值、高扰动区占比和含水层保护方面占优；权重调节方案的单项指标不一定最优，但综合得分较为均衡。该结果表明，采区规划不存在绝对意义上的单一最优方案，方案优选应结合矿井当前的安全控制要求、资源接续压力和生产组织条件进行确定。</w:t>
-      </w:r>
+        <w:t>和</w:t>
+      </w:r>
+      <w:r>
+        <w:fldChar w:fldCharType="begin"/>
+      </w:r>
+      <w:r>
+        <w:instrText xml:space="preserve"> REF _Ref229585603 \h </w:instrText>
+      </w:r>
+      <w:r>
+        <w:fldChar w:fldCharType="separate"/>
+      </w:r>
+      <w:r>
+        <w:rPr>
+          <w:rFonts w:hint="eastAsia"/>
+        </w:rPr>
+        <w:t>表</w:t>
+      </w:r>
+      <w:r>
+        <w:rPr>
+          <w:noProof/>
+        </w:rPr>
+        <w:t>3</w:t>
+      </w:r>
+      <w:r>
+        <w:fldChar w:fldCharType="end"/>
+      </w:r>
+      <w:r>
+        <w:t>。</w:t>
+      </w:r>
+    </w:p>
+    <w:p>
+      <w:pPr>
+        <w:pStyle w:val="15"/>
+        <w:sectPr>
+          <w:type w:val="continuous"/>
+          <w:pgSz w:w="11906" w:h="16838"/>
+          <w:pgMar w:top="1418" w:right="1134" w:bottom="1134" w:left="1134" w:header="720" w:footer="720" w:gutter="0"/>
+          <w:cols w:num="2" w:space="720"/>
+          <w:docGrid w:linePitch="598"/>
+        </w:sectPr>
+      </w:pPr>
+    </w:p>
+    <w:p>
+      <w:pPr>
+        <w:pStyle w:val="15"/>
+      </w:pPr>
+      <w:bookmarkStart w:id="3" w:name="_Ref229585603"/>
+      <w:r>
+        <w:rPr>
+          <w:rFonts w:hint="eastAsia"/>
+        </w:rPr>
+        <w:t>表</w:t>
+      </w:r>
+      <w:r>
+        <w:fldChar w:fldCharType="begin"/>
+      </w:r>
+      <w:r>
+        <w:instrText xml:space="preserve"> </w:instrText>
+      </w:r>
+      <w:r>
+        <w:rPr>
+          <w:rFonts w:hint="eastAsia"/>
+        </w:rPr>
+        <w:instrText xml:space="preserve">SEQ </w:instrText>
+      </w:r>
+      <w:r>
+        <w:rPr>
+          <w:rFonts w:hint="eastAsia"/>
+        </w:rPr>
+        <w:instrText>表</w:instrText>
+      </w:r>
+      <w:r>
+        <w:rPr>
+          <w:rFonts w:hint="eastAsia"/>
+        </w:rPr>
+        <w:instrText xml:space="preserve"> \* ARABIC</w:instrText>
+      </w:r>
+      <w:r>
+        <w:instrText xml:space="preserve"> </w:instrText>
+      </w:r>
+      <w:r>
+        <w:fldChar w:fldCharType="separate"/>
+      </w:r>
+      <w:r>
+        <w:rPr>
+          <w:noProof/>
+        </w:rPr>
+        <w:t>3</w:t>
+      </w:r>
+      <w:r>
+        <w:fldChar w:fldCharType="end"/>
+      </w:r>
+      <w:bookmarkEnd w:id="3"/>
+      <w:r>
+        <w:rPr>
+          <w:rFonts w:hint="eastAsia"/>
+        </w:rPr>
+        <w:t xml:space="preserve"> </w:t>
+      </w:r>
+      <w:r>
+        <w:t>不同采区规划方案评价结果对比</w:t>
+      </w:r>
+    </w:p>
+    <w:p>
+      <w:pPr>
+        <w:pStyle w:val="15"/>
+        <w:rPr>
+          <w:rFonts w:hint="eastAsia"/>
+        </w:rPr>
+      </w:pPr>
+      <w:r>
+        <w:t>Table 3 Comparison of evaluation results of different mining district planning schemes</w:t>
+      </w:r>
+    </w:p>
+    <w:tbl>
+      <w:tblPr>
+        <w:tblStyle w:val="aff4"/>
+        <w:tblW w:w="0" w:type="auto"/>
+        <w:tblLook w:val="04A0" w:firstRow="1" w:lastRow="0" w:firstColumn="1" w:lastColumn="0" w:noHBand="0" w:noVBand="1"/>
+      </w:tblPr>
+      <w:tblGrid>
+        <w:gridCol w:w="1328"/>
+        <w:gridCol w:w="952"/>
+        <w:gridCol w:w="975"/>
+        <w:gridCol w:w="794"/>
+        <w:gridCol w:w="1684"/>
+        <w:gridCol w:w="1334"/>
+        <w:gridCol w:w="2571"/>
+      </w:tblGrid>
+      <w:tr>
+        <w:trPr>
+          <w:cnfStyle w:val="100000000000" w:firstRow="1" w:lastRow="0" w:firstColumn="0" w:lastColumn="0" w:oddVBand="0" w:evenVBand="0" w:oddHBand="0" w:evenHBand="0" w:firstRowFirstColumn="0" w:firstRowLastColumn="0" w:lastRowFirstColumn="0" w:lastRowLastColumn="0"/>
+        </w:trPr>
+        <w:tc>
+          <w:tcPr>
+            <w:tcW w:w="0" w:type="auto"/>
+            <w:hideMark/>
+          </w:tcPr>
+          <w:p>
+            <w:pPr>
+              <w:pStyle w:val="100"/>
+              <w:ind w:firstLineChars="0" w:firstLine="0"/>
+              <w:rPr>
+                <w:b/>
+                <w:bCs/>
+              </w:rPr>
+            </w:pPr>
+            <w:r>
+              <w:rPr>
+                <w:b/>
+                <w:bCs/>
+              </w:rPr>
+              <w:t>方案类型</w:t>
+            </w:r>
+          </w:p>
+        </w:tc>
+        <w:tc>
+          <w:tcPr>
+            <w:tcW w:w="0" w:type="auto"/>
+            <w:hideMark/>
+          </w:tcPr>
+          <w:p>
+            <w:pPr>
+              <w:pStyle w:val="100"/>
+              <w:ind w:firstLineChars="0" w:firstLine="0"/>
+              <w:rPr>
+                <w:b/>
+                <w:bCs/>
+              </w:rPr>
+            </w:pPr>
+            <w:r>
+              <w:rPr>
+                <w:b/>
+                <w:bCs/>
+              </w:rPr>
+              <w:t>覆盖率</w:t>
+            </w:r>
+            <w:r>
+              <w:rPr>
+                <w:b/>
+                <w:bCs/>
+              </w:rPr>
+              <w:t>/%</w:t>
+            </w:r>
+          </w:p>
+        </w:tc>
+        <w:tc>
+          <w:tcPr>
+            <w:tcW w:w="0" w:type="auto"/>
+            <w:hideMark/>
+          </w:tcPr>
+          <w:p>
+            <w:pPr>
+              <w:pStyle w:val="100"/>
+              <w:ind w:firstLineChars="0" w:firstLine="0"/>
+              <w:rPr>
+                <w:b/>
+                <w:bCs/>
+              </w:rPr>
+            </w:pPr>
+            <w:r>
+              <w:rPr>
+                <w:b/>
+                <w:bCs/>
+              </w:rPr>
+              <w:t>ODI</w:t>
+            </w:r>
+            <w:r>
+              <w:rPr>
+                <w:b/>
+                <w:bCs/>
+              </w:rPr>
+              <w:t>均值</w:t>
+            </w:r>
+          </w:p>
+        </w:tc>
+        <w:tc>
+          <w:tcPr>
+            <w:tcW w:w="0" w:type="auto"/>
+            <w:hideMark/>
+          </w:tcPr>
+          <w:p>
+            <w:pPr>
+              <w:pStyle w:val="100"/>
+              <w:ind w:firstLineChars="0" w:firstLine="0"/>
+              <w:rPr>
+                <w:b/>
+                <w:bCs/>
+              </w:rPr>
+            </w:pPr>
+            <w:r>
+              <w:rPr>
+                <w:b/>
+                <w:bCs/>
+              </w:rPr>
+              <w:t>P90</w:t>
+            </w:r>
+          </w:p>
+        </w:tc>
+        <w:tc>
+          <w:tcPr>
+            <w:tcW w:w="0" w:type="auto"/>
+            <w:hideMark/>
+          </w:tcPr>
+          <w:p>
+            <w:pPr>
+              <w:pStyle w:val="100"/>
+              <w:ind w:firstLineChars="0" w:firstLine="0"/>
+              <w:rPr>
+                <w:b/>
+                <w:bCs/>
+              </w:rPr>
+            </w:pPr>
+            <w:r>
+              <w:rPr>
+                <w:b/>
+                <w:bCs/>
+              </w:rPr>
+              <w:t>ODI</w:t>
+            </w:r>
+            <w:r>
+              <w:rPr>
+                <w:b/>
+                <w:bCs/>
+              </w:rPr>
+              <w:t>＞</w:t>
+            </w:r>
+            <w:r>
+              <w:rPr>
+                <w:b/>
+                <w:bCs/>
+              </w:rPr>
+              <w:t>0.70</w:t>
+            </w:r>
+            <w:r>
+              <w:rPr>
+                <w:b/>
+                <w:bCs/>
+              </w:rPr>
+              <w:t>面积占比</w:t>
+            </w:r>
+            <w:r>
+              <w:rPr>
+                <w:b/>
+                <w:bCs/>
+              </w:rPr>
+              <w:t>/%</w:t>
+            </w:r>
+          </w:p>
+        </w:tc>
+        <w:tc>
+          <w:tcPr>
+            <w:tcW w:w="0" w:type="auto"/>
+            <w:hideMark/>
+          </w:tcPr>
+          <w:p>
+            <w:pPr>
+              <w:pStyle w:val="100"/>
+              <w:ind w:firstLineChars="0" w:firstLine="0"/>
+              <w:rPr>
+                <w:b/>
+                <w:bCs/>
+              </w:rPr>
+            </w:pPr>
+            <w:r>
+              <w:rPr>
+                <w:b/>
+                <w:bCs/>
+              </w:rPr>
+              <w:t>扰动风险综合得分</w:t>
+            </w:r>
+          </w:p>
+        </w:tc>
+        <w:tc>
+          <w:tcPr>
+            <w:tcW w:w="0" w:type="auto"/>
+            <w:hideMark/>
+          </w:tcPr>
+          <w:p>
+            <w:pPr>
+              <w:pStyle w:val="100"/>
+              <w:ind w:firstLineChars="0" w:firstLine="0"/>
+              <w:rPr>
+                <w:b/>
+                <w:bCs/>
+              </w:rPr>
+            </w:pPr>
+            <w:r>
+              <w:rPr>
+                <w:b/>
+                <w:bCs/>
+              </w:rPr>
+              <w:t>综合判断</w:t>
+            </w:r>
+          </w:p>
+        </w:tc>
+      </w:tr>
+      <w:tr>
+        <w:tc>
+          <w:tcPr>
+            <w:tcW w:w="0" w:type="auto"/>
+            <w:hideMark/>
+          </w:tcPr>
+          <w:p>
+            <w:pPr>
+              <w:pStyle w:val="100"/>
+              <w:ind w:firstLineChars="0" w:firstLine="0"/>
+            </w:pPr>
+            <w:r>
+              <w:t>工程效率优先方案</w:t>
+            </w:r>
+          </w:p>
+        </w:tc>
+        <w:tc>
+          <w:tcPr>
+            <w:tcW w:w="0" w:type="auto"/>
+            <w:hideMark/>
+          </w:tcPr>
+          <w:p>
+            <w:pPr>
+              <w:pStyle w:val="100"/>
+              <w:ind w:firstLineChars="0" w:firstLine="0"/>
+            </w:pPr>
+            <w:r>
+              <w:t>89.34</w:t>
+            </w:r>
+          </w:p>
+        </w:tc>
+        <w:tc>
+          <w:tcPr>
+            <w:tcW w:w="0" w:type="auto"/>
+            <w:hideMark/>
+          </w:tcPr>
+          <w:p>
+            <w:pPr>
+              <w:pStyle w:val="100"/>
+              <w:ind w:firstLineChars="0" w:firstLine="0"/>
+            </w:pPr>
+            <w:r>
+              <w:t>—</w:t>
+            </w:r>
+          </w:p>
+        </w:tc>
+        <w:tc>
+          <w:tcPr>
+            <w:tcW w:w="0" w:type="auto"/>
+            <w:hideMark/>
+          </w:tcPr>
+          <w:p>
+            <w:pPr>
+              <w:pStyle w:val="100"/>
+              <w:ind w:firstLineChars="0" w:firstLine="0"/>
+            </w:pPr>
+            <w:r>
+              <w:t>—</w:t>
+            </w:r>
+          </w:p>
+        </w:tc>
+        <w:tc>
+          <w:tcPr>
+            <w:tcW w:w="0" w:type="auto"/>
+            <w:hideMark/>
+          </w:tcPr>
+          <w:p>
+            <w:pPr>
+              <w:pStyle w:val="100"/>
+              <w:ind w:firstLineChars="0" w:firstLine="0"/>
+            </w:pPr>
+            <w:r>
+              <w:t>—</w:t>
+            </w:r>
+          </w:p>
+        </w:tc>
+        <w:tc>
+          <w:tcPr>
+            <w:tcW w:w="0" w:type="auto"/>
+            <w:hideMark/>
+          </w:tcPr>
+          <w:p>
+            <w:pPr>
+              <w:pStyle w:val="100"/>
+              <w:ind w:firstLineChars="0" w:firstLine="0"/>
+            </w:pPr>
+            <w:r>
+              <w:t>—</w:t>
+            </w:r>
+          </w:p>
+        </w:tc>
+        <w:tc>
+          <w:tcPr>
+            <w:tcW w:w="0" w:type="auto"/>
+            <w:hideMark/>
+          </w:tcPr>
+          <w:p>
+            <w:pPr>
+              <w:pStyle w:val="100"/>
+              <w:ind w:firstLineChars="0" w:firstLine="0"/>
+            </w:pPr>
+            <w:r>
+              <w:t>工程组织较优，综合表现居中</w:t>
+            </w:r>
+          </w:p>
+        </w:tc>
+      </w:tr>
+      <w:tr>
+        <w:tc>
+          <w:tcPr>
+            <w:tcW w:w="0" w:type="auto"/>
+            <w:hideMark/>
+          </w:tcPr>
+          <w:p>
+            <w:pPr>
+              <w:pStyle w:val="100"/>
+              <w:ind w:firstLineChars="0" w:firstLine="0"/>
+            </w:pPr>
+            <w:r>
+              <w:t>资源回收优先方案</w:t>
+            </w:r>
+          </w:p>
+        </w:tc>
+        <w:tc>
+          <w:tcPr>
+            <w:tcW w:w="0" w:type="auto"/>
+            <w:hideMark/>
+          </w:tcPr>
+          <w:p>
+            <w:pPr>
+              <w:pStyle w:val="100"/>
+              <w:ind w:firstLineChars="0" w:firstLine="0"/>
+            </w:pPr>
+            <w:r>
+              <w:t>98.52</w:t>
+            </w:r>
+          </w:p>
+        </w:tc>
+        <w:tc>
+          <w:tcPr>
+            <w:tcW w:w="0" w:type="auto"/>
+            <w:hideMark/>
+          </w:tcPr>
+          <w:p>
+            <w:pPr>
+              <w:pStyle w:val="100"/>
+              <w:ind w:firstLineChars="0" w:firstLine="0"/>
+            </w:pPr>
+            <w:r>
+              <w:t>—</w:t>
+            </w:r>
+          </w:p>
+        </w:tc>
+        <w:tc>
+          <w:tcPr>
+            <w:tcW w:w="0" w:type="auto"/>
+            <w:hideMark/>
+          </w:tcPr>
+          <w:p>
+            <w:pPr>
+              <w:pStyle w:val="100"/>
+              <w:ind w:firstLineChars="0" w:firstLine="0"/>
+            </w:pPr>
+            <w:r>
+              <w:t>—</w:t>
+            </w:r>
+          </w:p>
+        </w:tc>
+        <w:tc>
+          <w:tcPr>
+            <w:tcW w:w="0" w:type="auto"/>
+            <w:hideMark/>
+          </w:tcPr>
+          <w:p>
+            <w:pPr>
+              <w:pStyle w:val="100"/>
+              <w:ind w:firstLineChars="0" w:firstLine="0"/>
+            </w:pPr>
+            <w:r>
+              <w:t>—</w:t>
+            </w:r>
+          </w:p>
+        </w:tc>
+        <w:tc>
+          <w:tcPr>
+            <w:tcW w:w="0" w:type="auto"/>
+            <w:hideMark/>
+          </w:tcPr>
+          <w:p>
+            <w:pPr>
+              <w:pStyle w:val="100"/>
+              <w:ind w:firstLineChars="0" w:firstLine="0"/>
+            </w:pPr>
+            <w:r>
+              <w:t>—</w:t>
+            </w:r>
+          </w:p>
+        </w:tc>
+        <w:tc>
+          <w:tcPr>
+            <w:tcW w:w="0" w:type="auto"/>
+            <w:hideMark/>
+          </w:tcPr>
+          <w:p>
+            <w:pPr>
+              <w:pStyle w:val="100"/>
+              <w:ind w:firstLineChars="0" w:firstLine="0"/>
+            </w:pPr>
+            <w:r>
+              <w:t>覆盖率最高，但扰动水平相对较高</w:t>
+            </w:r>
+          </w:p>
+        </w:tc>
+      </w:tr>
+      <w:tr>
+        <w:tc>
+          <w:tcPr>
+            <w:tcW w:w="0" w:type="auto"/>
+            <w:hideMark/>
+          </w:tcPr>
+          <w:p>
+            <w:pPr>
+              <w:pStyle w:val="100"/>
+              <w:ind w:firstLineChars="0" w:firstLine="0"/>
+            </w:pPr>
+            <w:r>
+              <w:t>低扰动优先方案</w:t>
+            </w:r>
+          </w:p>
+        </w:tc>
+        <w:tc>
+          <w:tcPr>
+            <w:tcW w:w="0" w:type="auto"/>
+            <w:hideMark/>
+          </w:tcPr>
+          <w:p>
+            <w:pPr>
+              <w:pStyle w:val="100"/>
+              <w:ind w:firstLineChars="0" w:firstLine="0"/>
+            </w:pPr>
+            <w:r>
+              <w:t>80.67</w:t>
+            </w:r>
+          </w:p>
+        </w:tc>
+        <w:tc>
+          <w:tcPr>
+            <w:tcW w:w="0" w:type="auto"/>
+            <w:hideMark/>
+          </w:tcPr>
+          <w:p>
+            <w:pPr>
+              <w:pStyle w:val="100"/>
+              <w:ind w:firstLineChars="0" w:firstLine="0"/>
+            </w:pPr>
+            <w:r>
+              <w:t>0.4416</w:t>
+            </w:r>
+          </w:p>
+        </w:tc>
+        <w:tc>
+          <w:tcPr>
+            <w:tcW w:w="0" w:type="auto"/>
+            <w:hideMark/>
+          </w:tcPr>
+          <w:p>
+            <w:pPr>
+              <w:pStyle w:val="100"/>
+              <w:ind w:firstLineChars="0" w:firstLine="0"/>
+            </w:pPr>
+            <w:r>
+              <w:t>0.6353</w:t>
+            </w:r>
+          </w:p>
+        </w:tc>
+        <w:tc>
+          <w:tcPr>
+            <w:tcW w:w="0" w:type="auto"/>
+            <w:hideMark/>
+          </w:tcPr>
+          <w:p>
+            <w:pPr>
+              <w:pStyle w:val="100"/>
+              <w:ind w:firstLineChars="0" w:firstLine="0"/>
+            </w:pPr>
+            <w:r>
+              <w:t>—</w:t>
+            </w:r>
+          </w:p>
+        </w:tc>
+        <w:tc>
+          <w:tcPr>
+            <w:tcW w:w="0" w:type="auto"/>
+            <w:hideMark/>
+          </w:tcPr>
+          <w:p>
+            <w:pPr>
+              <w:pStyle w:val="100"/>
+              <w:ind w:firstLineChars="0" w:firstLine="0"/>
+            </w:pPr>
+            <w:r>
+              <w:t>—</w:t>
+            </w:r>
+          </w:p>
+        </w:tc>
+        <w:tc>
+          <w:tcPr>
+            <w:tcW w:w="0" w:type="auto"/>
+            <w:hideMark/>
+          </w:tcPr>
+          <w:p>
+            <w:pPr>
+              <w:pStyle w:val="100"/>
+              <w:ind w:firstLineChars="0" w:firstLine="0"/>
+            </w:pPr>
+            <w:r>
+              <w:t>扰动控制效果较好，但资源覆盖率较低</w:t>
+            </w:r>
+          </w:p>
+        </w:tc>
+      </w:tr>
+      <w:tr>
+        <w:tc>
+          <w:tcPr>
+            <w:tcW w:w="0" w:type="auto"/>
+            <w:hideMark/>
+          </w:tcPr>
+          <w:p>
+            <w:pPr>
+              <w:pStyle w:val="100"/>
+              <w:ind w:firstLineChars="0" w:firstLine="0"/>
+            </w:pPr>
+            <w:r>
+              <w:t>综合权重调节方案</w:t>
+            </w:r>
+          </w:p>
+        </w:tc>
+        <w:tc>
+          <w:tcPr>
+            <w:tcW w:w="0" w:type="auto"/>
+            <w:hideMark/>
+          </w:tcPr>
+          <w:p>
+            <w:pPr>
+              <w:pStyle w:val="100"/>
+              <w:ind w:firstLineChars="0" w:firstLine="0"/>
+            </w:pPr>
+            <w:r>
+              <w:t>—</w:t>
+            </w:r>
+          </w:p>
+        </w:tc>
+        <w:tc>
+          <w:tcPr>
+            <w:tcW w:w="0" w:type="auto"/>
+            <w:hideMark/>
+          </w:tcPr>
+          <w:p>
+            <w:pPr>
+              <w:pStyle w:val="100"/>
+              <w:ind w:firstLineChars="0" w:firstLine="0"/>
+            </w:pPr>
+            <w:r>
+              <w:t>—</w:t>
+            </w:r>
+          </w:p>
+        </w:tc>
+        <w:tc>
+          <w:tcPr>
+            <w:tcW w:w="0" w:type="auto"/>
+            <w:hideMark/>
+          </w:tcPr>
+          <w:p>
+            <w:pPr>
+              <w:pStyle w:val="100"/>
+              <w:ind w:firstLineChars="0" w:firstLine="0"/>
+            </w:pPr>
+            <w:r>
+              <w:t>—</w:t>
+            </w:r>
+          </w:p>
+        </w:tc>
+        <w:tc>
+          <w:tcPr>
+            <w:tcW w:w="0" w:type="auto"/>
+            <w:hideMark/>
+          </w:tcPr>
+          <w:p>
+            <w:pPr>
+              <w:pStyle w:val="100"/>
+              <w:ind w:firstLineChars="0" w:firstLine="0"/>
+            </w:pPr>
+            <w:r>
+              <w:t>—</w:t>
+            </w:r>
+          </w:p>
+        </w:tc>
+        <w:tc>
+          <w:tcPr>
+            <w:tcW w:w="0" w:type="auto"/>
+            <w:hideMark/>
+          </w:tcPr>
+          <w:p>
+            <w:pPr>
+              <w:pStyle w:val="100"/>
+              <w:ind w:firstLineChars="0" w:firstLine="0"/>
+            </w:pPr>
+            <w:r>
+              <w:t>—</w:t>
+            </w:r>
+          </w:p>
+        </w:tc>
+        <w:tc>
+          <w:tcPr>
+            <w:tcW w:w="0" w:type="auto"/>
+            <w:hideMark/>
+          </w:tcPr>
+          <w:p>
+            <w:pPr>
+              <w:pStyle w:val="100"/>
+              <w:ind w:firstLineChars="0" w:firstLine="0"/>
+            </w:pPr>
+            <w:r>
+              <w:t>在资源覆盖与扰动控制之间折中</w:t>
+            </w:r>
+          </w:p>
+        </w:tc>
+      </w:tr>
+    </w:tbl>
+    <w:p>
+      <w:pPr>
+        <w:pStyle w:val="100"/>
+        <w:ind w:firstLineChars="0" w:firstLine="0"/>
+        <w:sectPr>
+          <w:type w:val="continuous"/>
+          <w:pgSz w:w="11906" w:h="16838"/>
+          <w:pgMar w:top="1418" w:right="1134" w:bottom="1134" w:left="1134" w:header="720" w:footer="720" w:gutter="0"/>
+          <w:cols w:space="720"/>
+          <w:docGrid w:linePitch="598"/>
+        </w:sectPr>
+      </w:pPr>
     </w:p>
     <w:p>
       <w:pPr>
@@ -12266,25 +12081,7 @@
         <w:ind w:firstLine="420"/>
       </w:pPr>
       <w:r>
-        <w:t>为进一步分析</w:t>
-      </w:r>
-      <w:r>
-        <w:t xml:space="preserve"> ODI </w:t>
-      </w:r>
-      <w:r>
-        <w:t>约束对采区规划的作用，将推荐方案与未考虑扰动分区约束的方案进行对比。结果表明，引入</w:t>
-      </w:r>
-      <w:r>
-        <w:t xml:space="preserve"> ODI </w:t>
-      </w:r>
-      <w:r>
-        <w:t>约束后，规划方案能够主动避让高等级扰动区，并通过调整工作面边界、煤柱宽度和局部布置范围，降低工作面与含水层敏感区的空间叠置程度。与单纯依据资源回收或工程效率形成的方案相比，考虑</w:t>
-      </w:r>
-      <w:r>
-        <w:t xml:space="preserve"> ODI </w:t>
-      </w:r>
-      <w:r>
-        <w:t>约束后的方案在扰动高值区控制方面更具优势，能够避免将高风险区域作为优先开采对象。</w:t>
+        <w:t>工程效率最优方案侧重工作面布置规整性、推进长度和生产组织连续性，方案整体形态较为规则，便于后续采掘组织，但局部工作面可能接近中高扰动区域。资源回收最优方案侧重提高有效采出范围和减少残留可采区，对采区空间利用较充分，但在含水层扰动约束较强的区域，可能需要通过边界调整或煤柱加宽降低风险。覆岩扰动控制最优方案优先避让较强扰动区和强扰动区，与高等级扰动区重叠范围较小，含水层保护效果较好，但部分区域资源回收水平和工作面规整性可能受到影响。权重调节方案则在工程效率、资源回收和覆岩扰动控制之间进行折中，适用于需要兼顾安全控制与资源利用的规划情形。</w:t>
       </w:r>
     </w:p>
     <w:p>
@@ -12293,61 +12090,19 @@
         <w:ind w:firstLine="420"/>
       </w:pPr>
       <w:r>
-        <w:t>在推荐方案基础上，系统进一步开展协同调控分析。调控对象主要包括工作面边界、区段煤柱、隔离煤柱和推进组织等参数。</w:t>
-      </w:r>
-      <w:proofErr w:type="gramStart"/>
-      <w:r>
-        <w:t>当规划</w:t>
-      </w:r>
-      <w:proofErr w:type="gramEnd"/>
-      <w:r>
-        <w:t>方案与较强扰动区或强扰动区存在重叠时，优先从布局层进行调整，包括收缩局部工作面边界、增加隔离煤柱宽度或避让含水层敏感区；对于处于中等</w:t>
-      </w:r>
-      <w:proofErr w:type="gramStart"/>
-      <w:r>
-        <w:t>扰动区但靠近</w:t>
-      </w:r>
-      <w:proofErr w:type="gramEnd"/>
-      <w:r>
-        <w:t>高扰动区的工作面，则在生产层加强分段评价和动态复核，并根据阶段性</w:t>
+        <w:t>从表</w:t>
+      </w:r>
+      <w:r>
+        <w:t xml:space="preserve"> X </w:t>
+      </w:r>
+      <w:r>
+        <w:t>可以看出，不同方案在各评价指标上表现出明显差异。工程效率最优方案在工作面形态和推进组织方面占优；资源回收最优方案在有效采出面积和资源利用程度方面占优；覆岩扰动控制最优方案在</w:t>
       </w:r>
       <w:r>
         <w:t xml:space="preserve"> ODI </w:t>
       </w:r>
       <w:r>
-        <w:t>变化调整采高、推进节奏或治理措施。学位</w:t>
-      </w:r>
-      <w:proofErr w:type="gramStart"/>
-      <w:r>
-        <w:t>论文第</w:t>
-      </w:r>
-      <w:proofErr w:type="gramEnd"/>
-      <w:r>
-        <w:t xml:space="preserve"> 6 </w:t>
-      </w:r>
-      <w:r>
-        <w:t>章中将协同调控分为布局层和生产层，并以</w:t>
-      </w:r>
-      <w:r>
-        <w:t xml:space="preserve"> ODI </w:t>
-      </w:r>
-      <w:r>
-        <w:t>均值、</w:t>
-      </w:r>
-      <w:r>
-        <w:t>P90</w:t>
-      </w:r>
-      <w:r>
-        <w:t>、</w:t>
-      </w:r>
-      <w:r>
-        <w:t>P95</w:t>
-      </w:r>
-      <w:r>
-        <w:t>、极值和超阈值占比等指标评价调控效果。</w:t>
-      </w:r>
-      <w:r>
-        <w:t xml:space="preserve"> </w:t>
+        <w:t>均值、高扰动区占比和含水层保护方面占优；权重调节方案的单项指标不一定最优，但综合得分较为均衡。该结果表明，采区规划不存在绝对意义上的单一最优方案，方案优选应结合矿井当前的安全控制要求、资源接续压力和生产组织条件进行确定。</w:t>
       </w:r>
     </w:p>
     <w:p>
@@ -12356,39 +12111,29 @@
         <w:ind w:firstLine="420"/>
       </w:pPr>
       <w:r>
-        <w:t>调控前后</w:t>
+        <w:t>为进一步分析</w:t>
       </w:r>
       <w:r>
         <w:t xml:space="preserve"> ODI </w:t>
       </w:r>
       <w:r>
-        <w:t>统计结果见表</w:t>
-      </w:r>
-      <w:r>
-        <w:t xml:space="preserve"> X</w:t>
-      </w:r>
-      <w:r>
-        <w:t>。调控后，方案的</w:t>
+        <w:t>约束对采区规划的作用，将推荐方案与未考虑扰动分区约束的方案进行对比。结果表明，引入</w:t>
       </w:r>
       <w:r>
         <w:t xml:space="preserve"> ODI </w:t>
       </w:r>
       <w:r>
-        <w:t>均值、</w:t>
-      </w:r>
-      <w:proofErr w:type="gramStart"/>
-      <w:r>
-        <w:t>高分位</w:t>
-      </w:r>
-      <w:proofErr w:type="gramEnd"/>
-      <w:r>
-        <w:t>值和高扰动区占比均得到不同程度控制，强扰动区与含水层保护对象之间的叠置关系有所改善。该结果说明，</w:t>
-      </w:r>
-      <w:r>
-        <w:t xml:space="preserve">ODI </w:t>
-      </w:r>
-      <w:r>
-        <w:t>分区不仅可以用于评价已有方案的扰动水平，也可以作为方案修正和实施控制的量化依据，使采区规划从静态布置进一步延伸到开采过程中的风险控制。</w:t>
+        <w:t>约束后，规划方案能够</w:t>
+      </w:r>
+      <w:r>
+        <w:lastRenderedPageBreak/>
+        <w:t>主动避让高等级扰动区，并通过调整工作面边界、煤柱宽度和局部布置范围，降低工作面与含水层敏感区的空间叠置程度。与单纯依据资源回收或工程效率形成的方案相比，考虑</w:t>
+      </w:r>
+      <w:r>
+        <w:t xml:space="preserve"> ODI </w:t>
+      </w:r>
+      <w:r>
+        <w:t>约束后的方案在扰动高值区控制方面更具优势，能够避免将高风险区域作为优先开采对象。</w:t>
       </w:r>
     </w:p>
     <w:p>
@@ -12397,57 +12142,34 @@
         <w:ind w:firstLine="420"/>
       </w:pPr>
       <w:r>
-        <w:t>综合上述结果，基于</w:t>
+        <w:t>在推荐方案基础上，系统进一步开展协同调控分析。调控对象主要包括工作面边界、区段煤柱、隔离煤柱和推进组织等参数。当规划方案与较强扰动区或强扰动区存在重叠时，优先从布局层进行调整，包括收缩局部工作面边界、增加隔离煤柱宽度或避让含水层敏感区；对于处于中等扰动区但靠近高扰动区的工作面，则在生产层加强分段评价和动态复核，并根据阶段性</w:t>
       </w:r>
       <w:r>
         <w:t xml:space="preserve"> ODI </w:t>
       </w:r>
-      <w:proofErr w:type="gramStart"/>
-      <w:r>
-        <w:t>的覆岩扰动</w:t>
-      </w:r>
-      <w:proofErr w:type="gramEnd"/>
-      <w:r>
-        <w:t>评价能够将含水层扰动风险转化为空间分区结果，并进一步参与采区规划方案生成、筛选、对比和调控。与传统</w:t>
-      </w:r>
-      <w:r>
-        <w:t>“</w:t>
-      </w:r>
-      <w:r>
-        <w:t>规划后校核</w:t>
-      </w:r>
-      <w:r>
-        <w:t>”</w:t>
-      </w:r>
-      <w:r>
-        <w:t>的处理方式相比，该方法能够在方案形成阶段</w:t>
-      </w:r>
-      <w:proofErr w:type="gramStart"/>
-      <w:r>
-        <w:t>识别高</w:t>
-      </w:r>
-      <w:proofErr w:type="gramEnd"/>
-      <w:r>
-        <w:t>扰动区域，约束工作面布置和煤柱留设，使采区规划结果同时具有资源回收、工程效率和</w:t>
-      </w:r>
-      <w:proofErr w:type="gramStart"/>
-      <w:r>
-        <w:t>覆岩</w:t>
-      </w:r>
-      <w:proofErr w:type="gramEnd"/>
-      <w:r>
-        <w:t>扰动控制依据。</w:t>
-      </w:r>
-    </w:p>
-    <w:p>
-      <w:pPr>
-        <w:pStyle w:val="11"/>
-      </w:pPr>
-      <w:r>
-        <w:t xml:space="preserve">4 </w:t>
-      </w:r>
-      <w:r>
-        <w:t>结论</w:t>
+      <w:r>
+        <w:t>变化调整采高、推进节奏或治理措施。协同调控分为布局层和生产层，并以</w:t>
+      </w:r>
+      <w:r>
+        <w:t xml:space="preserve"> ODI </w:t>
+      </w:r>
+      <w:r>
+        <w:t>均值、</w:t>
+      </w:r>
+      <w:r>
+        <w:t>P90</w:t>
+      </w:r>
+      <w:r>
+        <w:t>、</w:t>
+      </w:r>
+      <w:r>
+        <w:t>P95</w:t>
+      </w:r>
+      <w:r>
+        <w:t>、极值和超阈值占比等指标评价调控效果。</w:t>
+      </w:r>
+      <w:r>
+        <w:t xml:space="preserve"> </w:t>
       </w:r>
     </w:p>
     <w:p>
@@ -12456,39 +12178,31 @@
         <w:ind w:firstLine="420"/>
       </w:pPr>
       <w:r>
-        <w:t>针对传统采区规划</w:t>
-      </w:r>
-      <w:proofErr w:type="gramStart"/>
-      <w:r>
-        <w:t>中覆岩</w:t>
-      </w:r>
-      <w:proofErr w:type="gramEnd"/>
-      <w:r>
-        <w:t>扰动约束难以前置、规划方案与安全评价衔接不足等问题，本文构建</w:t>
-      </w:r>
-      <w:proofErr w:type="gramStart"/>
-      <w:r>
-        <w:t>了覆岩扰动</w:t>
-      </w:r>
-      <w:proofErr w:type="gramEnd"/>
-      <w:r>
-        <w:t>约束下的采区协同规划方法，并</w:t>
-      </w:r>
-      <w:proofErr w:type="gramStart"/>
-      <w:r>
-        <w:t>结合敏东</w:t>
-      </w:r>
-      <w:proofErr w:type="gramEnd"/>
-      <w:r>
-        <w:t>一矿南</w:t>
-      </w:r>
-      <w:proofErr w:type="gramStart"/>
-      <w:r>
-        <w:t>一</w:t>
-      </w:r>
-      <w:proofErr w:type="gramEnd"/>
-      <w:r>
-        <w:t>盘区西翼采区开展工程应用分析，主要结论如下。</w:t>
+        <w:t>调控前后</w:t>
+      </w:r>
+      <w:r>
+        <w:t xml:space="preserve"> ODI </w:t>
+      </w:r>
+      <w:r>
+        <w:t>统计结果见表</w:t>
+      </w:r>
+      <w:r>
+        <w:t xml:space="preserve"> X</w:t>
+      </w:r>
+      <w:r>
+        <w:t>。调控后，方案的</w:t>
+      </w:r>
+      <w:r>
+        <w:t xml:space="preserve"> ODI </w:t>
+      </w:r>
+      <w:r>
+        <w:t>均值、高分位值和高扰动区占比均得到不同程度控制，强扰动区与含水层保护对象之间的叠置关系有所改善。该结果说明，</w:t>
+      </w:r>
+      <w:r>
+        <w:t xml:space="preserve">ODI </w:t>
+      </w:r>
+      <w:r>
+        <w:t>分区不仅可以用于评价已有方案的扰动水平，也可以作为方案修正和实施控制的量化依据，使采区规划从静态布置进一步延伸到开采过程中的风险控制。</w:t>
       </w:r>
     </w:p>
     <w:p>
@@ -12497,59 +12211,36 @@
         <w:ind w:firstLine="420"/>
       </w:pPr>
       <w:r>
-        <w:t>（</w:t>
-      </w:r>
-      <w:r>
-        <w:t>1</w:t>
-      </w:r>
-      <w:r>
-        <w:t>）构建</w:t>
-      </w:r>
-      <w:proofErr w:type="gramStart"/>
-      <w:r>
-        <w:t>了覆岩扰动</w:t>
-      </w:r>
-      <w:proofErr w:type="gramEnd"/>
-      <w:r>
-        <w:t>约束下的采区协同规划模型。该模型以采区有效布置域为基础，将地质条件、开采参数和</w:t>
-      </w:r>
-      <w:proofErr w:type="gramStart"/>
-      <w:r>
-        <w:t>覆岩</w:t>
-      </w:r>
-      <w:proofErr w:type="gramEnd"/>
-      <w:r>
-        <w:t>响应指标统一组织为扰动数据场，并通过</w:t>
-      </w:r>
-      <w:proofErr w:type="gramStart"/>
-      <w:r>
-        <w:t>覆岩综合</w:t>
-      </w:r>
-      <w:proofErr w:type="gramEnd"/>
-      <w:r>
-        <w:t>扰动指数（</w:t>
-      </w:r>
-      <w:r>
-        <w:t>ODI</w:t>
-      </w:r>
-      <w:r>
-        <w:t>）表征采区范围内的扰动强度。与传统规划后校核方式相比，该方法能够</w:t>
-      </w:r>
-      <w:proofErr w:type="gramStart"/>
-      <w:r>
-        <w:t>将覆岩扰动</w:t>
-      </w:r>
-      <w:proofErr w:type="gramEnd"/>
-      <w:r>
-        <w:t>评价结果前置到方案生成和筛选过程中，为工作面布置、</w:t>
-      </w:r>
-      <w:proofErr w:type="gramStart"/>
-      <w:r>
-        <w:t>煤柱留设和</w:t>
-      </w:r>
-      <w:proofErr w:type="gramEnd"/>
-      <w:r>
-        <w:t>开采边界调整提供量化依据。</w:t>
+        <w:t>综合上述结果，基于</w:t>
+      </w:r>
+      <w:r>
+        <w:t xml:space="preserve"> ODI </w:t>
+      </w:r>
+      <w:r>
+        <w:t>的覆岩扰动评价能够将含水层扰动风险转化为空间分区结果，并进一步参与采区规划方案生成、筛选、对比和调控。与传统</w:t>
+      </w:r>
+      <w:r>
+        <w:t>“</w:t>
+      </w:r>
+      <w:r>
+        <w:t>规划后校核</w:t>
+      </w:r>
+      <w:r>
+        <w:t>”</w:t>
+      </w:r>
+      <w:r>
+        <w:t>的处理方式相比，该方法能够在方案形成阶段识别高扰动区域，约束工作面布置和煤柱留设，使采区规划结果同时具有资源回收、工程效率和覆岩扰动控制依据。</w:t>
+      </w:r>
+    </w:p>
+    <w:p>
+      <w:pPr>
+        <w:pStyle w:val="11"/>
+      </w:pPr>
+      <w:r>
+        <w:t xml:space="preserve">4 </w:t>
+      </w:r>
+      <w:r>
+        <w:t>结论</w:t>
       </w:r>
     </w:p>
     <w:p>
@@ -12558,25 +12249,7 @@
         <w:ind w:firstLine="420"/>
       </w:pPr>
       <w:r>
-        <w:t>（</w:t>
-      </w:r>
-      <w:r>
-        <w:t>2</w:t>
-      </w:r>
-      <w:r>
-        <w:t>）建立了面向含水层扰动场景的</w:t>
-      </w:r>
-      <w:r>
-        <w:t xml:space="preserve"> ODI </w:t>
-      </w:r>
-      <w:r>
-        <w:t>评价与分区方法。该方法综合考虑位移响应、应力响应和裂隙发育等因素，并根据含水层保护要求强化裂隙类响应指标的影响。工程应用结果表明，</w:t>
-      </w:r>
-      <w:r>
-        <w:t xml:space="preserve">ODI </w:t>
-      </w:r>
-      <w:r>
-        <w:t>分区能够识别采区内较强扰动区和强扰动区，反映裂隙发育、隔水结构削弱及含水层扰动风险的空间差异，可作为采区规划中敏感区域识别和扰动阈值控制的依据。</w:t>
+        <w:t>针对传统采区规划中覆岩扰动约束难以前置、规划方案与安全评价衔接不足等问题，本文构建了覆岩扰动约束下的采区协同规划方法，并结合敏东一矿南一盘区西翼采区开展工程应用分析，主要结论如下。</w:t>
       </w:r>
     </w:p>
     <w:p>
@@ -12588,486 +12261,440 @@
         <w:t>（</w:t>
       </w:r>
       <w:r>
+        <w:t>1</w:t>
+      </w:r>
+      <w:r>
+        <w:t>）构建了覆岩扰动约束下的采区协同规划模型。该模型以采区有效布置域为基础，将地质条件、开采参数和覆岩响应指标统一组织为扰动数据场，并通过覆岩综合扰动指数（</w:t>
+      </w:r>
+      <w:r>
+        <w:t>ODI</w:t>
+      </w:r>
+      <w:r>
+        <w:t>）表征采区范围内的扰动强度。与传统规划后校核方式相比，该方法能够将覆岩扰动评价结果前置到方案</w:t>
+      </w:r>
+      <w:r>
+        <w:t>生成和筛选过程中，为工作面布置、煤柱留设和开采边界调整提供量化依据。</w:t>
+      </w:r>
+    </w:p>
+    <w:p>
+      <w:pPr>
+        <w:pStyle w:val="100"/>
+        <w:ind w:firstLine="420"/>
+      </w:pPr>
+      <w:r>
+        <w:t>（</w:t>
+      </w:r>
+      <w:r>
+        <w:t>2</w:t>
+      </w:r>
+      <w:r>
+        <w:t>）建立了面向含水层扰动场景的</w:t>
+      </w:r>
+      <w:r>
+        <w:t xml:space="preserve"> ODI </w:t>
+      </w:r>
+      <w:r>
+        <w:t>评价与分区方法。该方法综合考虑位移响应、应力响应和裂隙发育等因素，并根据含水层保护要求强化裂隙类响应指标的影响。工程应用结果表明，</w:t>
+      </w:r>
+      <w:r>
+        <w:t xml:space="preserve">ODI </w:t>
+      </w:r>
+      <w:r>
+        <w:t>分区能够识别采区内较强扰动区和强扰动区，反映裂隙发育、隔水结构削弱及含水层扰动风险的空间差异，可作为采区规划中敏感区域识别和扰动阈值控制的依据。</w:t>
+      </w:r>
+    </w:p>
+    <w:p>
+      <w:pPr>
+        <w:pStyle w:val="100"/>
+        <w:ind w:firstLine="420"/>
+      </w:pPr>
+      <w:r>
+        <w:t>（</w:t>
+      </w:r>
+      <w:r>
         <w:t>3</w:t>
       </w:r>
       <w:r>
-        <w:t>）实现</w:t>
-      </w:r>
-      <w:proofErr w:type="gramStart"/>
-      <w:r>
-        <w:t>了覆岩扰动</w:t>
-      </w:r>
-      <w:proofErr w:type="gramEnd"/>
-      <w:r>
-        <w:t>评价结果与采区规划方案比选的耦合应用。基于</w:t>
+        <w:t>）实现了覆岩扰动评价结果与采区规划方案比选的耦合应用。基于</w:t>
       </w:r>
       <w:r>
         <w:t xml:space="preserve"> ODI </w:t>
       </w:r>
       <w:r>
-        <w:t>分区结果，系统形成工程效率最优、资源回收最优、</w:t>
-      </w:r>
-      <w:proofErr w:type="gramStart"/>
-      <w:r>
-        <w:t>覆岩扰动</w:t>
-      </w:r>
-      <w:proofErr w:type="gramEnd"/>
-      <w:r>
-        <w:t>控制最优和权重调节等不同规划方案，并从工程效率、资源回收和扰动控制等方面进行综合判别。结果表明，引入</w:t>
+        <w:t>分区结果，系统形成工程效率最优、资源回收最优、覆岩扰动控制最优和权重调节等不同规划方案，并从工程效率、资源回收和扰动控制等方面进行综合判别。结果表明，引入</w:t>
       </w:r>
       <w:r>
         <w:t xml:space="preserve"> ODI </w:t>
       </w:r>
       <w:r>
-        <w:t>约束后，采区规划能够主动避让高等级扰动区，降低工作面布置与含水层敏感区</w:t>
-      </w:r>
+        <w:t>约束后，采区规划能够主动避让高等级扰动区，降低工作面布置与含水层敏感区的空间叠置程度，使规划方案在资源利用、生产组织和覆岩扰动控制之间取得较为协调的结果。</w:t>
+      </w:r>
+    </w:p>
+    <w:p>
+      <w:pPr>
+        <w:pStyle w:val="11"/>
+      </w:pPr>
+      <w:r>
+        <w:t>参考文献</w:t>
+      </w:r>
+    </w:p>
+    <w:p>
+      <w:pPr>
+        <w:pStyle w:val="17"/>
+      </w:pPr>
+      <w:bookmarkStart w:id="4" w:name="REF_001"/>
+      <w:r>
+        <w:t>[1]</w:t>
+      </w:r>
+      <w:r>
+        <w:tab/>
+        <w:t>WU Xuefei, LI Hongxia, WANG Baoli, et al. Review on improvements to the safety level of coal mines by applying intelligent coal mining[J]. Sustainability, 2022, 14(24): 16400. DOI: 10.3390/su142416400.</w:t>
+      </w:r>
+      <w:bookmarkEnd w:id="4"/>
+    </w:p>
+    <w:p>
+      <w:pPr>
+        <w:pStyle w:val="17"/>
+      </w:pPr>
+      <w:bookmarkStart w:id="5" w:name="REF_002"/>
+      <w:r>
+        <w:t>[2]</w:t>
+      </w:r>
+      <w:r>
+        <w:tab/>
+        <w:t>WANG Guofa, REN Huaiwei, ZHAO Guorui, et al. Research and practice of intelligent coal mine technology systems in China[J]. International Journal of Coal Science &amp; Technology, 2022, 9(1). DOI: 10.1007/s40789-022-00491-3.</w:t>
+      </w:r>
+      <w:bookmarkEnd w:id="5"/>
+    </w:p>
+    <w:p>
+      <w:pPr>
+        <w:pStyle w:val="17"/>
+      </w:pPr>
+      <w:bookmarkStart w:id="6" w:name="REF_003"/>
+      <w:r>
+        <w:t>[3]</w:t>
+      </w:r>
+      <w:r>
+        <w:tab/>
+        <w:t>ZHANG Kexue, KANG Lei, CHEN Xuexi, et al. A review of intelligent unmanned mining current situation and development trend[J]. Energies, 2022, 15(2): 513. DOI: 10.3390/en15020513.</w:t>
+      </w:r>
+      <w:bookmarkEnd w:id="6"/>
+    </w:p>
+    <w:p>
+      <w:pPr>
+        <w:pStyle w:val="17"/>
+      </w:pPr>
+      <w:bookmarkStart w:id="7" w:name="REF_004"/>
+      <w:r>
+        <w:t>[4]</w:t>
+      </w:r>
+      <w:r>
+        <w:tab/>
+      </w:r>
+      <w:r>
+        <w:t>许家林</w:t>
+      </w:r>
+      <w:r>
+        <w:t xml:space="preserve">. </w:t>
+      </w:r>
+      <w:r>
+        <w:t>煤矿绿色开采</w:t>
+      </w:r>
+      <w:r>
+        <w:t>20</w:t>
+      </w:r>
+      <w:r>
+        <w:t>年研究及进展</w:t>
+      </w:r>
+      <w:r>
+        <w:t xml:space="preserve">[J]. </w:t>
+      </w:r>
+      <w:r>
+        <w:t>煤炭科学技术</w:t>
+      </w:r>
+      <w:r>
+        <w:t>, 2020, 48(9): 1-15. DOI: 10.13199/j.cnki.cst.2020.09.001.</w:t>
+      </w:r>
+      <w:bookmarkEnd w:id="7"/>
+    </w:p>
+    <w:p>
+      <w:pPr>
+        <w:pStyle w:val="17"/>
+      </w:pPr>
+      <w:bookmarkStart w:id="8" w:name="REF_005"/>
+      <w:r>
+        <w:t>[5]</w:t>
+      </w:r>
+      <w:r>
+        <w:tab/>
+      </w:r>
+      <w:r>
+        <w:t>王国法</w:t>
+      </w:r>
+      <w:r>
+        <w:t xml:space="preserve">, </w:t>
+      </w:r>
+      <w:r>
+        <w:t>杜毅博</w:t>
+      </w:r>
+      <w:r>
+        <w:t xml:space="preserve">. </w:t>
+      </w:r>
+      <w:r>
+        <w:t>煤矿智能化标准体系框架与建设思路</w:t>
+      </w:r>
+      <w:r>
+        <w:t xml:space="preserve">[J]. </w:t>
+      </w:r>
+      <w:r>
+        <w:t>煤炭科学技术</w:t>
+      </w:r>
+      <w:r>
+        <w:t>, 2020, 48(1): 1-9. DOI: 10.13199/j.cnki.cst.2020.01.001.</w:t>
+      </w:r>
+      <w:bookmarkEnd w:id="8"/>
+    </w:p>
+    <w:p>
+      <w:pPr>
+        <w:pStyle w:val="17"/>
+      </w:pPr>
+      <w:bookmarkStart w:id="9" w:name="REF_006"/>
+      <w:r>
+        <w:t>[6]</w:t>
+      </w:r>
+      <w:r>
+        <w:tab/>
+      </w:r>
+      <w:r>
+        <w:t>王国法</w:t>
+      </w:r>
+      <w:r>
+        <w:t xml:space="preserve">, </w:t>
+      </w:r>
+      <w:r>
+        <w:t>任怀伟</w:t>
+      </w:r>
+      <w:r>
+        <w:t xml:space="preserve">, </w:t>
+      </w:r>
+      <w:r>
+        <w:t>庞义辉</w:t>
+      </w:r>
+      <w:r>
+        <w:t xml:space="preserve">, </w:t>
+      </w:r>
+      <w:r>
+        <w:t>等</w:t>
+      </w:r>
+      <w:r>
+        <w:t xml:space="preserve">. </w:t>
+      </w:r>
+      <w:r>
+        <w:t>煤矿智能化</w:t>
+      </w:r>
+      <w:r>
+        <w:t>(</w:t>
+      </w:r>
+      <w:r>
+        <w:t>初级阶段</w:t>
+      </w:r>
+      <w:r>
+        <w:t>)</w:t>
+      </w:r>
+      <w:r>
+        <w:t>技术体系研究与工程进展</w:t>
+      </w:r>
+      <w:r>
+        <w:t xml:space="preserve">[J]. </w:t>
+      </w:r>
+      <w:r>
+        <w:t>煤炭科学技术</w:t>
+      </w:r>
+      <w:r>
+        <w:t>, 2020, 48(7): 1-27. DOI: 10.13199/j.cnki.cst.2020.07.001.</w:t>
+      </w:r>
+      <w:bookmarkEnd w:id="9"/>
+    </w:p>
+    <w:p>
+      <w:pPr>
+        <w:pStyle w:val="17"/>
+      </w:pPr>
+      <w:bookmarkStart w:id="10" w:name="REF_007"/>
+      <w:r>
+        <w:t>[7]</w:t>
+      </w:r>
+      <w:r>
+        <w:tab/>
+      </w:r>
+      <w:r>
+        <w:t>李首滨</w:t>
+      </w:r>
+      <w:r>
+        <w:t xml:space="preserve">. </w:t>
+      </w:r>
+      <w:r>
+        <w:t>智能化开采研究进展与发展趋势</w:t>
+      </w:r>
+      <w:r>
+        <w:t xml:space="preserve">[J]. </w:t>
+      </w:r>
+      <w:r>
+        <w:t>煤炭科学技术</w:t>
+      </w:r>
+      <w:r>
+        <w:t>, 2019, 47(10): 102-110. DOI: 10.13199/j.cnki.cst.2019.10.012.</w:t>
+      </w:r>
+      <w:bookmarkEnd w:id="10"/>
+    </w:p>
+    <w:p>
+      <w:pPr>
+        <w:pStyle w:val="17"/>
+      </w:pPr>
+      <w:bookmarkStart w:id="11" w:name="REF_008"/>
+      <w:r>
+        <w:t>[8]</w:t>
+      </w:r>
+      <w:r>
+        <w:tab/>
+      </w:r>
+      <w:r>
+        <w:t>王存飞</w:t>
+      </w:r>
+      <w:r>
+        <w:t xml:space="preserve">, </w:t>
+      </w:r>
+      <w:r>
+        <w:t>荣耀</w:t>
+      </w:r>
+      <w:r>
+        <w:t xml:space="preserve">. </w:t>
+      </w:r>
+      <w:r>
+        <w:t>透明工作面的概念、架构与关键技术</w:t>
+      </w:r>
+      <w:r>
+        <w:t xml:space="preserve">[J]. </w:t>
+      </w:r>
+      <w:r>
+        <w:t>煤炭科学技术</w:t>
+      </w:r>
+      <w:r>
+        <w:t>, 2019, 47(7): 156-163. DOI: 10.13199/j.cnki.cst.2019.07.019.</w:t>
+      </w:r>
+      <w:bookmarkEnd w:id="11"/>
+    </w:p>
+    <w:p>
+      <w:pPr>
+        <w:pStyle w:val="17"/>
+      </w:pPr>
+      <w:bookmarkStart w:id="12" w:name="REF_009"/>
+      <w:r>
+        <w:t>[9]</w:t>
+      </w:r>
+      <w:r>
+        <w:tab/>
+      </w:r>
+      <w:r>
+        <w:t>程建远</w:t>
+      </w:r>
+      <w:r>
+        <w:t xml:space="preserve">, </w:t>
+      </w:r>
+      <w:r>
+        <w:t>朱梦博</w:t>
+      </w:r>
+      <w:r>
+        <w:t xml:space="preserve">, </w:t>
+      </w:r>
+      <w:r>
+        <w:t>王云宏</w:t>
+      </w:r>
+      <w:r>
+        <w:t xml:space="preserve">, </w:t>
+      </w:r>
+      <w:r>
+        <w:t>等</w:t>
+      </w:r>
+      <w:r>
+        <w:t xml:space="preserve">. </w:t>
+      </w:r>
+      <w:r>
+        <w:t>煤炭智能精准开采工作面地质模型梯级构建及其关键技术</w:t>
+      </w:r>
+      <w:r>
+        <w:t xml:space="preserve">[J]. </w:t>
+      </w:r>
+      <w:r>
+        <w:t>煤炭学报</w:t>
+      </w:r>
+      <w:r>
+        <w:t>, 2019, 44(8): 2285-2295. DOI: 10.13225/j.cnki.jccs.KJ19.0510.</w:t>
+      </w:r>
+      <w:bookmarkEnd w:id="12"/>
+    </w:p>
+    <w:p>
+      <w:pPr>
+        <w:pStyle w:val="17"/>
+      </w:pPr>
+      <w:bookmarkStart w:id="13" w:name="REF_010"/>
       <w:r>
         <w:lastRenderedPageBreak/>
-        <w:t>的空间叠置程度，使规划方案在资源利用、生产组织和</w:t>
-      </w:r>
-      <w:proofErr w:type="gramStart"/>
-      <w:r>
-        <w:t>覆岩</w:t>
-      </w:r>
-      <w:proofErr w:type="gramEnd"/>
-      <w:r>
-        <w:t>扰动控制之间取得较为协调的结果。</w:t>
-      </w:r>
-    </w:p>
-    <w:p>
-      <w:pPr>
-        <w:pStyle w:val="11"/>
-      </w:pPr>
-      <w:r>
-        <w:t>参考文献</w:t>
-      </w:r>
+        <w:t>[10]</w:t>
+      </w:r>
+      <w:r>
+        <w:tab/>
+      </w:r>
+      <w:r>
+        <w:t>刘万里</w:t>
+      </w:r>
+      <w:r>
+        <w:t xml:space="preserve">, </w:t>
+      </w:r>
+      <w:r>
+        <w:t>张学亮</w:t>
+      </w:r>
+      <w:r>
+        <w:t xml:space="preserve">, </w:t>
+      </w:r>
+      <w:r>
+        <w:t>王世博</w:t>
+      </w:r>
+      <w:r>
+        <w:t xml:space="preserve">. </w:t>
+      </w:r>
+      <w:r>
+        <w:t>采煤工作面煤层三维模型构建及动态修正技术</w:t>
+      </w:r>
+      <w:r>
+        <w:t xml:space="preserve">[J]. </w:t>
+      </w:r>
+      <w:r>
+        <w:t>煤炭学报</w:t>
+      </w:r>
+      <w:r>
+        <w:t>, 2020, 45(6): 1973-1983. DOI: 10.13225/j.cnki.jccs.ZN20.0364.</w:t>
+      </w:r>
+      <w:bookmarkEnd w:id="13"/>
     </w:p>
     <w:p>
       <w:pPr>
         <w:pStyle w:val="17"/>
       </w:pPr>
-      <w:bookmarkStart w:id="0" w:name="REF_001"/>
-      <w:r>
-        <w:t>[1]</w:t>
+      <w:bookmarkStart w:id="14" w:name="REF_011"/>
+      <w:r>
+        <w:t>[11]</w:t>
       </w:r>
       <w:r>
         <w:tab/>
-        <w:t xml:space="preserve">WU </w:t>
-      </w:r>
-      <w:proofErr w:type="spellStart"/>
-      <w:r>
-        <w:t>Xuefei</w:t>
-      </w:r>
-      <w:proofErr w:type="spellEnd"/>
-      <w:r>
-        <w:t xml:space="preserve">, LI </w:t>
-      </w:r>
-      <w:proofErr w:type="spellStart"/>
-      <w:r>
-        <w:t>Hongxia</w:t>
-      </w:r>
-      <w:proofErr w:type="spellEnd"/>
-      <w:r>
-        <w:t>, WANG Baoli, et al. Review on improvements to the safety level of coal mines by applying intelligent coal mining[J]. Sustainability, 2022, 14(24): 16400. DOI: 10.3390/su142416400.</w:t>
-      </w:r>
-      <w:bookmarkEnd w:id="0"/>
+        <w:t>YANG Yi, LI Yingchun, WANG Lujun, et al. On strata damage and stress disturbance induced by coal mining based on physical similarity simulation experiments[J]. Scientific Reports, 2023, 13(1). DOI: 10.1038/s41598-023-42148-4.</w:t>
+      </w:r>
+      <w:bookmarkEnd w:id="14"/>
     </w:p>
     <w:p>
       <w:pPr>
         <w:pStyle w:val="17"/>
       </w:pPr>
-      <w:bookmarkStart w:id="1" w:name="REF_002"/>
-      <w:r>
-        <w:t>[2]</w:t>
-      </w:r>
-      <w:r>
-        <w:tab/>
-        <w:t xml:space="preserve">WANG </w:t>
-      </w:r>
-      <w:proofErr w:type="spellStart"/>
-      <w:r>
-        <w:t>Guofa</w:t>
-      </w:r>
-      <w:proofErr w:type="spellEnd"/>
-      <w:r>
-        <w:t xml:space="preserve">, REN </w:t>
-      </w:r>
-      <w:proofErr w:type="spellStart"/>
-      <w:r>
-        <w:t>Huaiwei</w:t>
-      </w:r>
-      <w:proofErr w:type="spellEnd"/>
-      <w:r>
-        <w:t>, ZHAO Guorui, et al. Research and practice of intelligent coal mine technology systems in China[J]. International Journal of Coal Science &amp; Technology, 2022, 9(1). DOI: 10.1007/s40789-022-00491-3.</w:t>
-      </w:r>
-      <w:bookmarkEnd w:id="1"/>
-    </w:p>
-    <w:p>
-      <w:pPr>
-        <w:pStyle w:val="17"/>
-      </w:pPr>
-      <w:bookmarkStart w:id="2" w:name="REF_003"/>
-      <w:r>
-        <w:t>[3]</w:t>
-      </w:r>
-      <w:r>
-        <w:tab/>
-        <w:t xml:space="preserve">ZHANG </w:t>
-      </w:r>
-      <w:proofErr w:type="spellStart"/>
-      <w:r>
-        <w:t>Kexue</w:t>
-      </w:r>
-      <w:proofErr w:type="spellEnd"/>
-      <w:r>
-        <w:t>, KANG Lei, CHEN Xuexi, et al. A review of intelligent unmanned mining current situation and development trend[J]. Energies, 2022, 15(2): 513. DOI: 10.3390/en15020513.</w:t>
-      </w:r>
-      <w:bookmarkEnd w:id="2"/>
-    </w:p>
-    <w:p>
-      <w:pPr>
-        <w:pStyle w:val="17"/>
-      </w:pPr>
-      <w:bookmarkStart w:id="3" w:name="REF_004"/>
-      <w:r>
-        <w:t>[4]</w:t>
-      </w:r>
-      <w:r>
-        <w:tab/>
-      </w:r>
-      <w:r>
-        <w:t>许家林</w:t>
-      </w:r>
-      <w:r>
-        <w:t xml:space="preserve">. </w:t>
-      </w:r>
-      <w:r>
-        <w:t>煤矿绿色开采</w:t>
-      </w:r>
-      <w:r>
-        <w:t>20</w:t>
-      </w:r>
-      <w:r>
-        <w:t>年研究及进展</w:t>
-      </w:r>
-      <w:r>
-        <w:t xml:space="preserve">[J]. </w:t>
-      </w:r>
-      <w:r>
-        <w:t>煤炭科学技术</w:t>
-      </w:r>
-      <w:r>
-        <w:t>, 2020, 48(9): 1-15. DOI: 10.13199/j.cnki.cst.2020.09.001.</w:t>
-      </w:r>
-      <w:bookmarkEnd w:id="3"/>
-    </w:p>
-    <w:p>
-      <w:pPr>
-        <w:pStyle w:val="17"/>
-      </w:pPr>
-      <w:bookmarkStart w:id="4" w:name="REF_005"/>
-      <w:r>
-        <w:t>[5]</w:t>
-      </w:r>
-      <w:r>
-        <w:tab/>
-      </w:r>
-      <w:r>
-        <w:t>王国法</w:t>
-      </w:r>
-      <w:r>
-        <w:t xml:space="preserve">, </w:t>
-      </w:r>
-      <w:proofErr w:type="gramStart"/>
-      <w:r>
-        <w:t>杜毅博</w:t>
-      </w:r>
-      <w:proofErr w:type="gramEnd"/>
-      <w:r>
-        <w:t xml:space="preserve">. </w:t>
-      </w:r>
-      <w:r>
-        <w:t>煤矿智能化标准体系框架与建设思路</w:t>
-      </w:r>
-      <w:r>
-        <w:t xml:space="preserve">[J]. </w:t>
-      </w:r>
-      <w:r>
-        <w:t>煤炭科学技术</w:t>
-      </w:r>
-      <w:r>
-        <w:t>, 2020, 48(1): 1-9. DOI: 10.13199/j.cnki.cst.2020.01.001.</w:t>
-      </w:r>
-      <w:bookmarkEnd w:id="4"/>
-    </w:p>
-    <w:p>
-      <w:pPr>
-        <w:pStyle w:val="17"/>
-      </w:pPr>
-      <w:bookmarkStart w:id="5" w:name="REF_006"/>
-      <w:r>
-        <w:t>[6]</w:t>
-      </w:r>
-      <w:r>
-        <w:tab/>
-      </w:r>
-      <w:r>
-        <w:t>王国法</w:t>
-      </w:r>
-      <w:r>
-        <w:t xml:space="preserve">, </w:t>
-      </w:r>
-      <w:proofErr w:type="gramStart"/>
-      <w:r>
-        <w:t>任怀伟</w:t>
-      </w:r>
-      <w:proofErr w:type="gramEnd"/>
-      <w:r>
-        <w:t xml:space="preserve">, </w:t>
-      </w:r>
-      <w:r>
-        <w:t>庞义辉</w:t>
-      </w:r>
-      <w:r>
-        <w:t xml:space="preserve">, </w:t>
-      </w:r>
-      <w:r>
-        <w:t>等</w:t>
-      </w:r>
-      <w:r>
-        <w:t xml:space="preserve">. </w:t>
-      </w:r>
-      <w:r>
-        <w:t>煤矿智能化</w:t>
-      </w:r>
-      <w:r>
-        <w:t>(</w:t>
-      </w:r>
-      <w:r>
-        <w:t>初级阶段</w:t>
-      </w:r>
-      <w:r>
-        <w:t>)</w:t>
-      </w:r>
-      <w:r>
-        <w:t>技术体系研究与工程进展</w:t>
-      </w:r>
-      <w:r>
-        <w:t xml:space="preserve">[J]. </w:t>
-      </w:r>
-      <w:r>
-        <w:t>煤炭科学技术</w:t>
-      </w:r>
-      <w:r>
-        <w:t>, 2020, 48(7): 1-27. DOI: 10.13199/j.cnki.cst.2020.07.001.</w:t>
-      </w:r>
-      <w:bookmarkEnd w:id="5"/>
-    </w:p>
-    <w:p>
-      <w:pPr>
-        <w:pStyle w:val="17"/>
-      </w:pPr>
-      <w:bookmarkStart w:id="6" w:name="REF_007"/>
-      <w:r>
-        <w:t>[7]</w:t>
-      </w:r>
-      <w:r>
-        <w:tab/>
-      </w:r>
-      <w:proofErr w:type="gramStart"/>
-      <w:r>
-        <w:t>李首滨</w:t>
-      </w:r>
-      <w:proofErr w:type="gramEnd"/>
-      <w:r>
-        <w:t xml:space="preserve">. </w:t>
-      </w:r>
-      <w:r>
-        <w:t>智能化开采研究进展与发展趋势</w:t>
-      </w:r>
-      <w:r>
-        <w:t xml:space="preserve">[J]. </w:t>
-      </w:r>
-      <w:r>
-        <w:t>煤炭科学技术</w:t>
-      </w:r>
-      <w:r>
-        <w:t>, 2019, 47(10): 102-110. DOI: 10.13199/j.cnki.cst.2019.10.012.</w:t>
-      </w:r>
-      <w:bookmarkEnd w:id="6"/>
-    </w:p>
-    <w:p>
-      <w:pPr>
-        <w:pStyle w:val="17"/>
-      </w:pPr>
-      <w:bookmarkStart w:id="7" w:name="REF_008"/>
-      <w:r>
-        <w:t>[8]</w:t>
-      </w:r>
-      <w:r>
-        <w:tab/>
-      </w:r>
-      <w:proofErr w:type="gramStart"/>
-      <w:r>
-        <w:t>王存飞</w:t>
-      </w:r>
-      <w:proofErr w:type="gramEnd"/>
-      <w:r>
-        <w:t xml:space="preserve">, </w:t>
-      </w:r>
-      <w:r>
-        <w:t>荣耀</w:t>
-      </w:r>
-      <w:r>
-        <w:t xml:space="preserve">. </w:t>
-      </w:r>
-      <w:r>
-        <w:t>透明工作面的概念、架构与关键技术</w:t>
-      </w:r>
-      <w:r>
-        <w:t xml:space="preserve">[J]. </w:t>
-      </w:r>
-      <w:r>
-        <w:t>煤炭科学技术</w:t>
-      </w:r>
-      <w:r>
-        <w:t>, 2019, 47(7): 156-163. DOI: 10.13199/j.cnki.cst.2019.07.019.</w:t>
-      </w:r>
-      <w:bookmarkEnd w:id="7"/>
-    </w:p>
-    <w:p>
-      <w:pPr>
-        <w:pStyle w:val="17"/>
-      </w:pPr>
-      <w:bookmarkStart w:id="8" w:name="REF_009"/>
-      <w:r>
-        <w:t>[9]</w:t>
-      </w:r>
-      <w:r>
-        <w:tab/>
-      </w:r>
-      <w:proofErr w:type="gramStart"/>
-      <w:r>
-        <w:t>程建远</w:t>
-      </w:r>
-      <w:proofErr w:type="gramEnd"/>
-      <w:r>
-        <w:t xml:space="preserve">, </w:t>
-      </w:r>
-      <w:proofErr w:type="gramStart"/>
-      <w:r>
-        <w:t>朱梦博</w:t>
-      </w:r>
-      <w:proofErr w:type="gramEnd"/>
-      <w:r>
-        <w:t xml:space="preserve">, </w:t>
-      </w:r>
-      <w:proofErr w:type="gramStart"/>
-      <w:r>
-        <w:t>王云宏</w:t>
-      </w:r>
-      <w:proofErr w:type="gramEnd"/>
-      <w:r>
-        <w:t xml:space="preserve">, </w:t>
-      </w:r>
-      <w:r>
-        <w:t>等</w:t>
-      </w:r>
-      <w:r>
-        <w:t xml:space="preserve">. </w:t>
-      </w:r>
-      <w:r>
-        <w:t>煤炭智能精准开采工作面地质模型梯级构建及其关键技术</w:t>
-      </w:r>
-      <w:r>
-        <w:t xml:space="preserve">[J]. </w:t>
-      </w:r>
-      <w:r>
-        <w:t>煤炭学报</w:t>
-      </w:r>
-      <w:r>
-        <w:t>, 2019, 44(8): 2285-2295. DOI: 10.13225/j.cnki.jccs.KJ19.0510.</w:t>
-      </w:r>
-      <w:bookmarkEnd w:id="8"/>
-    </w:p>
-    <w:p>
-      <w:pPr>
-        <w:pStyle w:val="17"/>
-      </w:pPr>
-      <w:bookmarkStart w:id="9" w:name="REF_010"/>
-      <w:r>
-        <w:t>[10]</w:t>
-      </w:r>
-      <w:r>
-        <w:tab/>
-      </w:r>
-      <w:r>
-        <w:t>刘万里</w:t>
-      </w:r>
-      <w:r>
-        <w:t xml:space="preserve">, </w:t>
-      </w:r>
-      <w:r>
-        <w:t>张学亮</w:t>
-      </w:r>
-      <w:r>
-        <w:t xml:space="preserve">, </w:t>
-      </w:r>
-      <w:r>
-        <w:t>王</w:t>
-      </w:r>
-      <w:proofErr w:type="gramStart"/>
-      <w:r>
-        <w:t>世</w:t>
-      </w:r>
-      <w:proofErr w:type="gramEnd"/>
-      <w:r>
-        <w:t>博</w:t>
-      </w:r>
-      <w:r>
-        <w:t xml:space="preserve">. </w:t>
-      </w:r>
-      <w:r>
-        <w:t>采煤工作面煤层三维模型构建及动态修正技术</w:t>
-      </w:r>
-      <w:r>
-        <w:t xml:space="preserve">[J]. </w:t>
-      </w:r>
-      <w:r>
-        <w:t>煤炭学报</w:t>
-      </w:r>
-      <w:r>
-        <w:t>, 2020, 45(6): 1973-1983. DOI: 10.13225/j.cnki.jccs.ZN20.0364.</w:t>
-      </w:r>
-      <w:bookmarkEnd w:id="9"/>
-    </w:p>
-    <w:p>
-      <w:pPr>
-        <w:pStyle w:val="17"/>
-      </w:pPr>
-      <w:bookmarkStart w:id="10" w:name="REF_011"/>
-      <w:r>
-        <w:t>[11]</w:t>
-      </w:r>
-      <w:r>
-        <w:tab/>
-        <w:t xml:space="preserve">YANG Yi, LI Yingchun, WANG </w:t>
-      </w:r>
-      <w:proofErr w:type="spellStart"/>
-      <w:r>
-        <w:t>Lujun</w:t>
-      </w:r>
-      <w:proofErr w:type="spellEnd"/>
-      <w:r>
-        <w:t>, et al. On strata damage and stress disturbance induced by coal mining based on physical similarity simulation experiments[J]. Scientific Reports, 2023, 13(1). DOI: 10.1038/s41598-023-42148-4.</w:t>
-      </w:r>
-      <w:bookmarkEnd w:id="10"/>
-    </w:p>
-    <w:p>
-      <w:pPr>
-        <w:pStyle w:val="17"/>
-      </w:pPr>
-      <w:bookmarkStart w:id="11" w:name="REF_012"/>
+      <w:bookmarkStart w:id="15" w:name="REF_012"/>
       <w:r>
         <w:t>[12]</w:t>
       </w:r>
@@ -13075,43 +12702,27 @@
         <w:tab/>
         <w:t>REN Yiwei, YUAN Qiang, CHEN Jie, et al. Evolution characteristics of mining-induced fractures in overburden strata under close-multi coal seams mining based on optical fiber monitoring[J]. Engineering Geology, 2024, 343: 107802. DOI: 10.1016/j.enggeo.2024.107802.</w:t>
       </w:r>
-      <w:bookmarkEnd w:id="11"/>
+      <w:bookmarkEnd w:id="15"/>
     </w:p>
     <w:p>
       <w:pPr>
         <w:pStyle w:val="17"/>
       </w:pPr>
-      <w:bookmarkStart w:id="12" w:name="REF_013"/>
+      <w:bookmarkStart w:id="16" w:name="REF_013"/>
       <w:r>
         <w:t>[13]</w:t>
       </w:r>
       <w:r>
         <w:tab/>
-        <w:t xml:space="preserve">YANG Xiao, SHI </w:t>
-      </w:r>
-      <w:proofErr w:type="spellStart"/>
-      <w:r>
-        <w:t>Longqing</w:t>
-      </w:r>
-      <w:proofErr w:type="spellEnd"/>
-      <w:r>
-        <w:t xml:space="preserve">, QIU Mei, et al. Spatiotemporal evolution patterns of mining-induced overburden damage based on </w:t>
-      </w:r>
-      <w:proofErr w:type="spellStart"/>
-      <w:r>
-        <w:t>microseismic</w:t>
-      </w:r>
-      <w:proofErr w:type="spellEnd"/>
-      <w:r>
-        <w:t xml:space="preserve"> event response analysis[J]. Journal of Applied Geophysics, 2025, 242: 105876. DOI: 10.1016/j.jappgeo.2025.105876.</w:t>
-      </w:r>
-      <w:bookmarkEnd w:id="12"/>
+        <w:t>YANG Xiao, SHI Longqing, QIU Mei, et al. Spatiotemporal evolution patterns of mining-induced overburden damage based on microseismic event response analysis[J]. Journal of Applied Geophysics, 2025, 242: 105876. DOI: 10.1016/j.jappgeo.2025.105876.</w:t>
+      </w:r>
+      <w:bookmarkEnd w:id="16"/>
     </w:p>
     <w:p>
       <w:pPr>
         <w:pStyle w:val="17"/>
       </w:pPr>
-      <w:bookmarkStart w:id="13" w:name="REF_014"/>
+      <w:bookmarkStart w:id="17" w:name="REF_014"/>
       <w:r>
         <w:t>[14]</w:t>
       </w:r>
@@ -13119,46 +12730,27 @@
         <w:tab/>
         <w:t>ZHANG Jie, WANG Li, YANG Tao, et al. Study on overburden failure characteristics and ground pressure behavior in shallow coal seam mining underneath the gully[J]. Frontiers in Earth Science, 2024, 12. DOI: 10.3389/feart.2024.1375979.</w:t>
       </w:r>
-      <w:bookmarkEnd w:id="13"/>
+      <w:bookmarkEnd w:id="17"/>
     </w:p>
     <w:p>
       <w:pPr>
         <w:pStyle w:val="17"/>
       </w:pPr>
-      <w:bookmarkStart w:id="14" w:name="REF_015"/>
+      <w:bookmarkStart w:id="18" w:name="REF_015"/>
       <w:r>
         <w:t>[15]</w:t>
       </w:r>
       <w:r>
         <w:tab/>
-        <w:t xml:space="preserve">CAO Jian, HUANG </w:t>
-      </w:r>
-      <w:proofErr w:type="spellStart"/>
-      <w:r>
-        <w:t>Qingxiang</w:t>
-      </w:r>
-      <w:proofErr w:type="spellEnd"/>
-      <w:r>
-        <w:t xml:space="preserve">, GUO </w:t>
-      </w:r>
-      <w:proofErr w:type="spellStart"/>
-      <w:r>
-        <w:t>Lingfei</w:t>
-      </w:r>
-      <w:proofErr w:type="spellEnd"/>
-      <w:r>
-        <w:t xml:space="preserve">. Subsidence prediction of overburden strata and ground surface in shallow coal seam </w:t>
-      </w:r>
-      <w:r>
-        <w:t>mining[J]. Scientific Reports, 2021, 11(1). DOI: 10.1038/s41598-021-98520-9.</w:t>
-      </w:r>
-      <w:bookmarkEnd w:id="14"/>
+        <w:t>CAO Jian, HUANG Qingxiang, GUO Lingfei. Subsidence prediction of overburden strata and ground surface in shallow coal seam mining[J]. Scientific Reports, 2021, 11(1). DOI: 10.1038/s41598-021-98520-9.</w:t>
+      </w:r>
+      <w:bookmarkEnd w:id="18"/>
     </w:p>
     <w:p>
       <w:pPr>
         <w:pStyle w:val="17"/>
       </w:pPr>
-      <w:bookmarkStart w:id="15" w:name="REF_016"/>
+      <w:bookmarkStart w:id="19" w:name="REF_016"/>
       <w:r>
         <w:t>[16]</w:t>
       </w:r>
@@ -13166,35 +12758,27 @@
         <w:tab/>
         <w:t>PRAKASH Amar, BHARTI Abhay Kumar, VERMA Aniket. Unearthing underground mining-induced strata disturbance by electrical resistivity tomography interpretation[J]. Environmental &amp; Engineering Geoscience, 2022, 28(4): 361-369. DOI: 10.2113/eeg-d-21-00073.</w:t>
       </w:r>
-      <w:bookmarkEnd w:id="15"/>
+      <w:bookmarkEnd w:id="19"/>
     </w:p>
     <w:p>
       <w:pPr>
         <w:pStyle w:val="17"/>
       </w:pPr>
-      <w:bookmarkStart w:id="16" w:name="REF_017"/>
+      <w:bookmarkStart w:id="20" w:name="REF_017"/>
       <w:r>
         <w:t>[17]</w:t>
       </w:r>
       <w:r>
         <w:tab/>
-        <w:t xml:space="preserve">SHI Xiuchang, ZHANG </w:t>
-      </w:r>
-      <w:proofErr w:type="spellStart"/>
-      <w:r>
-        <w:t>Jixing</w:t>
-      </w:r>
-      <w:proofErr w:type="spellEnd"/>
-      <w:r>
-        <w:t>. Characteristics of overburden failure and fracture evolution in shallow buried working face with large mining height[J]. Sustainability, 2021, 13(24): 13775. DOI: 10.3390/su132413775.</w:t>
-      </w:r>
-      <w:bookmarkEnd w:id="16"/>
+        <w:t>SHI Xiuchang, ZHANG Jixing. Characteristics of overburden failure and fracture evolution in shallow buried working face with large mining height[J]. Sustainability, 2021, 13(24): 13775. DOI: 10.3390/su132413775.</w:t>
+      </w:r>
+      <w:bookmarkEnd w:id="20"/>
     </w:p>
     <w:p>
       <w:pPr>
         <w:pStyle w:val="17"/>
       </w:pPr>
-      <w:bookmarkStart w:id="17" w:name="REF_018"/>
+      <w:bookmarkStart w:id="21" w:name="REF_018"/>
       <w:r>
         <w:t>[18]</w:t>
       </w:r>
@@ -13202,35 +12786,27 @@
         <w:tab/>
         <w:t>LIU Xiong, ZHENG Lulin, LIU Hao, et al. Evolution of overburden fractures and the water-conducting fracture zone in closely spaced coal mine seams under highly water-rich aquifers[J]. ACS Omega, 2025. DOI: 10.1021/acsomega.5c09774.</w:t>
       </w:r>
-      <w:bookmarkEnd w:id="17"/>
+      <w:bookmarkEnd w:id="21"/>
     </w:p>
     <w:p>
       <w:pPr>
         <w:pStyle w:val="17"/>
       </w:pPr>
-      <w:bookmarkStart w:id="18" w:name="REF_019"/>
+      <w:bookmarkStart w:id="22" w:name="REF_019"/>
       <w:r>
         <w:t>[19]</w:t>
       </w:r>
       <w:r>
         <w:tab/>
-        <w:t xml:space="preserve">XUE Sen, WANG </w:t>
-      </w:r>
-      <w:proofErr w:type="spellStart"/>
-      <w:r>
-        <w:t>Qiqing</w:t>
-      </w:r>
-      <w:proofErr w:type="spellEnd"/>
-      <w:r>
-        <w:t>, SONG Zhen. Analysis of water-permeable fractured zone in weakly cemented overburden considering rock strain-softening[J]. Scientific Reports, 2026, 16(1). DOI: 10.1038/s41598-026-45413-4.</w:t>
-      </w:r>
-      <w:bookmarkEnd w:id="18"/>
+        <w:t>XUE Sen, WANG Qiqing, SONG Zhen. Analysis of water-permeable fractured zone in weakly cemented overburden considering rock strain-softening[J]. Scientific Reports, 2026, 16(1). DOI: 10.1038/s41598-026-45413-4.</w:t>
+      </w:r>
+      <w:bookmarkEnd w:id="22"/>
     </w:p>
     <w:p>
       <w:pPr>
         <w:pStyle w:val="17"/>
       </w:pPr>
-      <w:bookmarkStart w:id="19" w:name="REF_020"/>
+      <w:bookmarkStart w:id="23" w:name="REF_020"/>
       <w:r>
         <w:t>[20]</w:t>
       </w:r>
@@ -13238,43 +12814,27 @@
         <w:tab/>
         <w:t>ZHU Xiaojun, ZHA Feng, GUO Guangli, et al. Mechanical prediction method of strata movement and surface subsidence in backfill-strip mining[J]. Scientific Reports, 2024, 14(1). DOI: 10.1038/s41598-024-82761-5.</w:t>
       </w:r>
-      <w:bookmarkEnd w:id="19"/>
+      <w:bookmarkEnd w:id="23"/>
     </w:p>
     <w:p>
       <w:pPr>
         <w:pStyle w:val="17"/>
       </w:pPr>
-      <w:bookmarkStart w:id="20" w:name="REF_021"/>
+      <w:bookmarkStart w:id="24" w:name="REF_021"/>
       <w:r>
         <w:t>[21]</w:t>
       </w:r>
       <w:r>
         <w:tab/>
-        <w:t>KRATZSCH Helmut. Strata movement at the mining horizon[</w:t>
-      </w:r>
-      <w:proofErr w:type="gramStart"/>
-      <w:r>
-        <w:t>M]/</w:t>
-      </w:r>
-      <w:proofErr w:type="gramEnd"/>
-      <w:r>
-        <w:t>/Mining Subsidence Engineering. Berlin</w:t>
-      </w:r>
-      <w:proofErr w:type="gramStart"/>
-      <w:r>
-        <w:t>, ,</w:t>
-      </w:r>
-      <w:proofErr w:type="gramEnd"/>
-      <w:r>
-        <w:t xml:space="preserve"> Heidelberg: Springer, 1983: 7-40. DOI: 10.1007/978-3-642-81923-0_2.</w:t>
-      </w:r>
-      <w:bookmarkEnd w:id="20"/>
+        <w:t>KRATZSCH Helmut. Strata movement at the mining horizon[M]//Mining Subsidence Engineering. Berlin, , Heidelberg: Springer, 1983: 7-40. DOI: 10.1007/978-3-642-81923-0_2.</w:t>
+      </w:r>
+      <w:bookmarkEnd w:id="24"/>
     </w:p>
     <w:p>
       <w:pPr>
         <w:pStyle w:val="17"/>
       </w:pPr>
-      <w:bookmarkStart w:id="21" w:name="REF_022"/>
+      <w:bookmarkStart w:id="25" w:name="REF_022"/>
       <w:r>
         <w:t>[22]</w:t>
       </w:r>
@@ -13306,21 +12866,8 @@
         <w:t xml:space="preserve">. </w:t>
       </w:r>
       <w:r>
-        <w:t>干旱</w:t>
-      </w:r>
-      <w:proofErr w:type="gramStart"/>
-      <w:r>
-        <w:t>矿区采动顶板</w:t>
-      </w:r>
-      <w:proofErr w:type="gramEnd"/>
-      <w:r>
-        <w:t>导水裂隙的演化规律及保</w:t>
-      </w:r>
-      <w:proofErr w:type="gramStart"/>
-      <w:r>
-        <w:t>水采煤意义</w:t>
-      </w:r>
-      <w:proofErr w:type="gramEnd"/>
+        <w:t>干旱矿区采动顶板导水裂隙的演化规律及保水采煤意义</w:t>
+      </w:r>
       <w:r>
         <w:t xml:space="preserve">[J]. </w:t>
       </w:r>
@@ -13330,13 +12877,13 @@
       <w:r>
         <w:t>, 2019, 44(3): 767-776. DOI: 10.13225/j.cnki.jccs.2018.6041.</w:t>
       </w:r>
-      <w:bookmarkEnd w:id="21"/>
+      <w:bookmarkEnd w:id="25"/>
     </w:p>
     <w:p>
       <w:pPr>
         <w:pStyle w:val="17"/>
       </w:pPr>
-      <w:bookmarkStart w:id="22" w:name="REF_023"/>
+      <w:bookmarkStart w:id="26" w:name="REF_023"/>
       <w:r>
         <w:t>[23]</w:t>
       </w:r>
@@ -13361,13 +12908,8 @@
       <w:r>
         <w:t xml:space="preserve">. </w:t>
       </w:r>
-      <w:proofErr w:type="gramStart"/>
-      <w:r>
-        <w:t>采动覆岩</w:t>
-      </w:r>
-      <w:proofErr w:type="gramEnd"/>
-      <w:r>
-        <w:t>导水裂隙主通道分布模型及其水流动特性</w:t>
+      <w:r>
+        <w:t>采动覆岩导水裂隙主通道分布模型及其水流动特性</w:t>
       </w:r>
       <w:r>
         <w:t xml:space="preserve">[J]. </w:t>
@@ -13378,13 +12920,13 @@
       <w:r>
         <w:t>, 2019, 44(12): 3719-3728. DOI: 10.13225/j.cnki.jccs.SH19.0446.</w:t>
       </w:r>
-      <w:bookmarkEnd w:id="22"/>
+      <w:bookmarkEnd w:id="26"/>
     </w:p>
     <w:p>
       <w:pPr>
         <w:pStyle w:val="17"/>
       </w:pPr>
-      <w:bookmarkStart w:id="23" w:name="REF_024"/>
+      <w:bookmarkStart w:id="27" w:name="REF_024"/>
       <w:r>
         <w:t>[24]</w:t>
       </w:r>
@@ -13403,13 +12945,8 @@
       <w:r>
         <w:t xml:space="preserve">. </w:t>
       </w:r>
-      <w:proofErr w:type="gramStart"/>
-      <w:r>
-        <w:t>覆岩破坏</w:t>
-      </w:r>
-      <w:proofErr w:type="gramEnd"/>
-      <w:r>
-        <w:t>充分采动程度定义及判别方法</w:t>
+      <w:r>
+        <w:t>覆岩破坏充分采动程度定义及判别方法</w:t>
       </w:r>
       <w:r>
         <w:t xml:space="preserve">[J]. </w:t>
@@ -13420,13 +12957,13 @@
       <w:r>
         <w:t>, 2019, 44(3): 755-766. DOI: 10.13225/j.cnki.jccs.2018.6038.</w:t>
       </w:r>
-      <w:bookmarkEnd w:id="23"/>
+      <w:bookmarkEnd w:id="27"/>
     </w:p>
     <w:p>
       <w:pPr>
         <w:pStyle w:val="17"/>
       </w:pPr>
-      <w:bookmarkStart w:id="24" w:name="REF_025"/>
+      <w:bookmarkStart w:id="28" w:name="REF_025"/>
       <w:r>
         <w:t>[25]</w:t>
       </w:r>
@@ -13469,13 +13006,13 @@
       <w:r>
         <w:t>, 2022, 50(2): 202-212. DOI: 10.13199/j.cnki.cst.2021-0169.</w:t>
       </w:r>
-      <w:bookmarkEnd w:id="24"/>
+      <w:bookmarkEnd w:id="28"/>
     </w:p>
     <w:p>
       <w:pPr>
         <w:pStyle w:val="17"/>
       </w:pPr>
-      <w:bookmarkStart w:id="25" w:name="REF_026"/>
+      <w:bookmarkStart w:id="29" w:name="REF_026"/>
       <w:r>
         <w:t>[26]</w:t>
       </w:r>
@@ -13512,13 +13049,13 @@
       <w:r>
         <w:t>, 2021, 49(9): 167-175. DOI: 10.13199/j.cnki.cst.2021.09.024.</w:t>
       </w:r>
-      <w:bookmarkEnd w:id="25"/>
+      <w:bookmarkEnd w:id="29"/>
     </w:p>
     <w:p>
       <w:pPr>
         <w:pStyle w:val="17"/>
       </w:pPr>
-      <w:bookmarkStart w:id="26" w:name="REF_027"/>
+      <w:bookmarkStart w:id="30" w:name="REF_027"/>
       <w:r>
         <w:t>[27]</w:t>
       </w:r>
@@ -13538,15 +13075,7 @@
         <w:t xml:space="preserve">. </w:t>
       </w:r>
       <w:r>
-        <w:t>深部煤层非充分采动下</w:t>
-      </w:r>
-      <w:proofErr w:type="gramStart"/>
-      <w:r>
-        <w:t>覆岩裂隙场</w:t>
-      </w:r>
-      <w:proofErr w:type="gramEnd"/>
-      <w:r>
-        <w:t>可视化探测研究</w:t>
+        <w:t>深部煤层非充分采动下覆岩裂隙场可视化探测研究</w:t>
       </w:r>
       <w:r>
         <w:t xml:space="preserve">[J]. </w:t>
@@ -13557,13 +13086,13 @@
       <w:r>
         <w:t>, 2020, 48(3): 197-204. DOI: 10.13199/j.cnki.cst.2020.03.024.</w:t>
       </w:r>
-      <w:bookmarkEnd w:id="26"/>
+      <w:bookmarkEnd w:id="30"/>
     </w:p>
     <w:p>
       <w:pPr>
         <w:pStyle w:val="17"/>
       </w:pPr>
-      <w:bookmarkStart w:id="27" w:name="REF_028"/>
+      <w:bookmarkStart w:id="31" w:name="REF_028"/>
       <w:r>
         <w:t>[28]</w:t>
       </w:r>
@@ -13594,13 +13123,13 @@
       <w:r>
         <w:t>, 2022, 50(5): 222-231. DOI: 10.13199/j.cnki.cst.2020-0418.</w:t>
       </w:r>
-      <w:bookmarkEnd w:id="27"/>
+      <w:bookmarkEnd w:id="31"/>
     </w:p>
     <w:p>
       <w:pPr>
         <w:pStyle w:val="17"/>
       </w:pPr>
-      <w:bookmarkStart w:id="28" w:name="REF_029"/>
+      <w:bookmarkStart w:id="32" w:name="REF_029"/>
       <w:r>
         <w:t>[29]</w:t>
       </w:r>
@@ -13613,11 +13142,9 @@
       <w:r>
         <w:t xml:space="preserve">, </w:t>
       </w:r>
-      <w:proofErr w:type="gramStart"/>
       <w:r>
         <w:t>宋业杰</w:t>
       </w:r>
-      <w:proofErr w:type="gramEnd"/>
       <w:r>
         <w:t xml:space="preserve">, </w:t>
       </w:r>
@@ -13645,24 +13172,22 @@
       <w:r>
         <w:t>, 2021, 49(4): 159-168. DOI: 10.13199/j.cnki.cst.2021.04.019.</w:t>
       </w:r>
-      <w:bookmarkEnd w:id="28"/>
+      <w:bookmarkEnd w:id="32"/>
     </w:p>
     <w:p>
       <w:pPr>
         <w:pStyle w:val="17"/>
       </w:pPr>
-      <w:bookmarkStart w:id="29" w:name="REF_030"/>
+      <w:bookmarkStart w:id="33" w:name="REF_030"/>
       <w:r>
         <w:t>[30]</w:t>
       </w:r>
       <w:r>
         <w:tab/>
       </w:r>
-      <w:proofErr w:type="gramStart"/>
       <w:r>
         <w:t>董书宁</w:t>
       </w:r>
-      <w:proofErr w:type="gramEnd"/>
       <w:r>
         <w:t xml:space="preserve">, </w:t>
       </w:r>
@@ -13696,15 +13221,14 @@
       <w:r>
         <w:t>, 2020, 45(7): 2367-2375. DOI: 10.13225/j.cnki.jccs.DZ20.0697.</w:t>
       </w:r>
-      <w:bookmarkEnd w:id="29"/>
+      <w:bookmarkEnd w:id="33"/>
     </w:p>
     <w:p>
       <w:pPr>
         <w:pStyle w:val="17"/>
       </w:pPr>
-      <w:bookmarkStart w:id="30" w:name="REF_031"/>
-      <w:r>
-        <w:lastRenderedPageBreak/>
+      <w:bookmarkStart w:id="34" w:name="REF_031"/>
+      <w:r>
         <w:t>[31]</w:t>
       </w:r>
       <w:r>
@@ -13716,11 +13240,9 @@
       <w:r>
         <w:t xml:space="preserve">, </w:t>
       </w:r>
-      <w:proofErr w:type="gramStart"/>
       <w:r>
         <w:t>马雄德</w:t>
       </w:r>
-      <w:proofErr w:type="gramEnd"/>
       <w:r>
         <w:t xml:space="preserve">, </w:t>
       </w:r>
@@ -13737,13 +13259,8 @@
         <w:t xml:space="preserve">. </w:t>
       </w:r>
       <w:r>
-        <w:t>保</w:t>
-      </w:r>
-      <w:proofErr w:type="gramStart"/>
-      <w:r>
-        <w:t>水采煤研究</w:t>
-      </w:r>
-      <w:proofErr w:type="gramEnd"/>
+        <w:t>保水采煤研究</w:t>
+      </w:r>
       <w:r>
         <w:t>30</w:t>
       </w:r>
@@ -13759,13 +13276,13 @@
       <w:r>
         <w:t>, 2019, 47(7): 1-30. DOI: 10.13199/j.cnki.cst.2019.07.001.</w:t>
       </w:r>
-      <w:bookmarkEnd w:id="30"/>
+      <w:bookmarkEnd w:id="34"/>
     </w:p>
     <w:p>
       <w:pPr>
         <w:pStyle w:val="17"/>
       </w:pPr>
-      <w:bookmarkStart w:id="31" w:name="REF_032"/>
+      <w:bookmarkStart w:id="35" w:name="REF_032"/>
       <w:r>
         <w:t>[32]</w:t>
       </w:r>
@@ -13784,11 +13301,9 @@
       <w:r>
         <w:t xml:space="preserve">, </w:t>
       </w:r>
-      <w:proofErr w:type="gramStart"/>
       <w:r>
         <w:t>王晓振</w:t>
       </w:r>
-      <w:proofErr w:type="gramEnd"/>
       <w:r>
         <w:t xml:space="preserve">. </w:t>
       </w:r>
@@ -13804,13 +13319,13 @@
       <w:r>
         <w:t>, 2012, 37(5): 762-769. DOI: 10.13225/j.cnki.jccs.2012.05.002.</w:t>
       </w:r>
-      <w:bookmarkEnd w:id="31"/>
+      <w:bookmarkEnd w:id="35"/>
     </w:p>
     <w:p>
       <w:pPr>
         <w:pStyle w:val="17"/>
       </w:pPr>
-      <w:bookmarkStart w:id="32" w:name="REF_033"/>
+      <w:bookmarkStart w:id="36" w:name="REF_033"/>
       <w:r>
         <w:t>[33]</w:t>
       </w:r>
@@ -13823,11 +13338,9 @@
       <w:r>
         <w:t xml:space="preserve">, </w:t>
       </w:r>
-      <w:proofErr w:type="gramStart"/>
       <w:r>
         <w:t>董书宁</w:t>
       </w:r>
-      <w:proofErr w:type="gramEnd"/>
       <w:r>
         <w:t xml:space="preserve">. </w:t>
       </w:r>
@@ -13843,103 +13356,55 @@
       <w:r>
         <w:t>, 2019, 44(3): 804-811. DOI: 10.13225/j.cnki.jccs.2018.6025.</w:t>
       </w:r>
-      <w:bookmarkEnd w:id="32"/>
+      <w:bookmarkEnd w:id="36"/>
     </w:p>
     <w:p>
       <w:pPr>
         <w:pStyle w:val="17"/>
       </w:pPr>
-      <w:bookmarkStart w:id="33" w:name="REF_034"/>
+      <w:bookmarkStart w:id="37" w:name="REF_034"/>
       <w:r>
         <w:t>[34]</w:t>
       </w:r>
       <w:r>
         <w:tab/>
-        <w:t xml:space="preserve">FOROUGHI </w:t>
-      </w:r>
-      <w:proofErr w:type="spellStart"/>
-      <w:r>
-        <w:t>Sorayya</w:t>
-      </w:r>
-      <w:proofErr w:type="spellEnd"/>
-      <w:r>
-        <w:t>, HAMIDI Jafar Khademi, MONJEZI Masoud, et al. The integrated optimization of underground stope layout designing and production scheduling incorporating a non-dominated sorting genetic algorithm (NSGA-</w:t>
-      </w:r>
-      <w:proofErr w:type="gramStart"/>
-      <w:r>
-        <w:t>II)[</w:t>
-      </w:r>
-      <w:proofErr w:type="gramEnd"/>
-      <w:r>
-        <w:t>J]. Resources Policy, 2019, 63: 101408. DOI: 10.1016/j.resourpol.2019.101408.</w:t>
-      </w:r>
-      <w:bookmarkEnd w:id="33"/>
+        <w:t>FOROUGHI Sorayya, HAMIDI Jafar Khademi, MONJEZI Masoud, et al. The integrated optimization of underground stope layout designing and production scheduling incorporating a non-dominated sorting genetic algorithm (NSGA-II)[J]. Resources Policy, 2019, 63: 101408. DOI: 10.1016/j.resourpol.2019.101408.</w:t>
+      </w:r>
+      <w:bookmarkEnd w:id="37"/>
     </w:p>
     <w:p>
       <w:pPr>
         <w:pStyle w:val="17"/>
       </w:pPr>
-      <w:bookmarkStart w:id="34" w:name="REF_035"/>
+      <w:bookmarkStart w:id="38" w:name="REF_035"/>
       <w:r>
         <w:t>[35]</w:t>
       </w:r>
       <w:r>
         <w:tab/>
-        <w:t xml:space="preserve">SHAN Yang, KE Li, XIANG Jun, et al. </w:t>
-      </w:r>
-      <w:proofErr w:type="gramStart"/>
-      <w:r>
-        <w:t>Multi-objective</w:t>
-      </w:r>
-      <w:proofErr w:type="gramEnd"/>
-      <w:r>
-        <w:t xml:space="preserve"> </w:t>
-      </w:r>
-      <w:proofErr w:type="spellStart"/>
-      <w:r>
-        <w:t>optimisation</w:t>
-      </w:r>
-      <w:proofErr w:type="spellEnd"/>
-      <w:r>
-        <w:t xml:space="preserve"> based on NSGA-II of mine cut-off grade from the perspective of resource security[J]. International Journal of Mining, Reclamation and Environment, 2025: 1-20. DOI: 10.1080/17480930.2025.2532460.</w:t>
-      </w:r>
-      <w:bookmarkEnd w:id="34"/>
+        <w:t>SHAN Yang, KE Li, XIANG Jun, et al. Multi-objective optimisation based on NSGA-II of mine cut-off grade from the perspective of resource security[J]. International Journal of Mining, Reclamation and Environment, 2025: 1-20. DOI: 10.1080/17480930.2025.2532460.</w:t>
+      </w:r>
+      <w:bookmarkEnd w:id="38"/>
     </w:p>
     <w:p>
       <w:pPr>
         <w:pStyle w:val="17"/>
       </w:pPr>
-      <w:bookmarkStart w:id="35" w:name="REF_036"/>
+      <w:bookmarkStart w:id="39" w:name="REF_036"/>
       <w:r>
         <w:t>[36]</w:t>
       </w:r>
       <w:r>
         <w:tab/>
-        <w:t xml:space="preserve">GU Xiaowei, WANG </w:t>
-      </w:r>
-      <w:proofErr w:type="spellStart"/>
-      <w:r>
-        <w:t>Xunhong</w:t>
-      </w:r>
-      <w:proofErr w:type="spellEnd"/>
-      <w:r>
-        <w:t xml:space="preserve">, LIU </w:t>
-      </w:r>
-      <w:proofErr w:type="spellStart"/>
-      <w:r>
-        <w:t>Zaobao</w:t>
-      </w:r>
-      <w:proofErr w:type="spellEnd"/>
-      <w:r>
-        <w:t>, et al. A multi-objective optimization model using improved NSGA-II for optimizing metal mines production process[J]. IEEE Access, 2020, 8: 28847-28858. DOI: 10.1109/access.2020.2972018.</w:t>
-      </w:r>
-      <w:bookmarkEnd w:id="35"/>
+        <w:t>GU Xiaowei, WANG Xunhong, LIU Zaobao, et al. A multi-objective optimization model using improved NSGA-II for optimizing metal mines production process[J]. IEEE Access, 2020, 8: 28847-28858. DOI: 10.1109/access.2020.2972018.</w:t>
+      </w:r>
+      <w:bookmarkEnd w:id="39"/>
     </w:p>
     <w:p>
       <w:pPr>
         <w:pStyle w:val="17"/>
       </w:pPr>
-      <w:bookmarkStart w:id="36" w:name="REF_037"/>
+      <w:bookmarkStart w:id="40" w:name="REF_037"/>
       <w:r>
         <w:t>[37]</w:t>
       </w:r>
@@ -13947,13 +13412,13 @@
         <w:tab/>
         <w:t>NESBITT Peter, BLAKE Lewis R., LAMAS Patricio, et al. Underground mine scheduling under uncertainty[J]. European Journal of Operational Research, 2021, 294(1): 340-352. DOI: 10.1016/j.ejor.2021.01.011.</w:t>
       </w:r>
-      <w:bookmarkEnd w:id="36"/>
+      <w:bookmarkEnd w:id="40"/>
     </w:p>
     <w:p>
       <w:pPr>
         <w:pStyle w:val="17"/>
       </w:pPr>
-      <w:bookmarkStart w:id="37" w:name="REF_038"/>
+      <w:bookmarkStart w:id="41" w:name="REF_038"/>
       <w:r>
         <w:t>[38]</w:t>
       </w:r>
@@ -13961,14 +13426,15 @@
         <w:tab/>
         <w:t>PATHIRANAGE Ishara Hewa, NEUMANN Aneta. Multi-objective evolutionary optimization for large-scale open pit mine scheduling[C]//2024 IEEE Congress on Evolutionary Computation (CEC). 2024: 1-8. DOI: 10.1109/CEC60901.2024.10612008.</w:t>
       </w:r>
-      <w:bookmarkEnd w:id="37"/>
+      <w:bookmarkEnd w:id="41"/>
     </w:p>
     <w:p>
       <w:pPr>
         <w:pStyle w:val="17"/>
       </w:pPr>
-      <w:bookmarkStart w:id="38" w:name="REF_039"/>
-      <w:r>
+      <w:bookmarkStart w:id="42" w:name="REF_039"/>
+      <w:r>
+        <w:lastRenderedPageBreak/>
         <w:t>[39]</w:t>
       </w:r>
       <w:r>
@@ -13998,13 +13464,13 @@
       <w:r>
         <w:t>, 2021, 49(9): 9-16. DOI: 10.13199/j.cnki.cst.2021.09.002.</w:t>
       </w:r>
-      <w:bookmarkEnd w:id="38"/>
+      <w:bookmarkEnd w:id="42"/>
     </w:p>
     <w:p>
       <w:pPr>
         <w:pStyle w:val="17"/>
       </w:pPr>
-      <w:bookmarkStart w:id="39" w:name="REF_040"/>
+      <w:bookmarkStart w:id="43" w:name="REF_040"/>
       <w:r>
         <w:t>[40]</w:t>
       </w:r>
@@ -14012,133 +13478,72 @@
         <w:tab/>
         <w:t>ZHANG Xuhui, LV Xinyuan, WANG Yan, et al. Production process management for intelligent coal mining based on digital twin[M]//Digital Twin Driven Service. 2022: 251-277. DOI: 10.1016/B978-0-323-91300-3.00008-5.</w:t>
       </w:r>
-      <w:bookmarkEnd w:id="39"/>
+      <w:bookmarkEnd w:id="43"/>
     </w:p>
     <w:p>
       <w:pPr>
         <w:pStyle w:val="17"/>
       </w:pPr>
-      <w:bookmarkStart w:id="40" w:name="REF_041"/>
+      <w:bookmarkStart w:id="44" w:name="REF_041"/>
       <w:r>
         <w:t>[41]</w:t>
       </w:r>
       <w:r>
         <w:tab/>
-        <w:t xml:space="preserve">QU </w:t>
-      </w:r>
-      <w:proofErr w:type="spellStart"/>
-      <w:r>
-        <w:t>Juncong</w:t>
-      </w:r>
-      <w:proofErr w:type="spellEnd"/>
-      <w:r>
-        <w:t>, KIZIL Mehmet S., YAHYAEI Mohsen, et al. Digital twins in the minerals industry: a comprehensive review[J]. Mining Technology, 2023, 132(4): 267-289. DOI: 10.1080/25726668.2023.2257479.</w:t>
-      </w:r>
-      <w:bookmarkEnd w:id="40"/>
+        <w:t>QU Juncong, KIZIL Mehmet S., YAHYAEI Mohsen, et al. Digital twins in the minerals industry: a comprehensive review[J]. Mining Technology, 2023, 132(4): 267-289. DOI: 10.1080/25726668.2023.2257479.</w:t>
+      </w:r>
+      <w:bookmarkEnd w:id="44"/>
     </w:p>
     <w:p>
       <w:pPr>
         <w:pStyle w:val="17"/>
       </w:pPr>
-      <w:bookmarkStart w:id="41" w:name="REF_042"/>
+      <w:bookmarkStart w:id="45" w:name="REF_042"/>
       <w:r>
         <w:t>[42]</w:t>
       </w:r>
       <w:r>
         <w:tab/>
-        <w:t xml:space="preserve">PAN </w:t>
-      </w:r>
-      <w:proofErr w:type="spellStart"/>
-      <w:r>
-        <w:t>Dongdong</w:t>
-      </w:r>
-      <w:proofErr w:type="spellEnd"/>
-      <w:r>
-        <w:t xml:space="preserve">, XU </w:t>
-      </w:r>
-      <w:proofErr w:type="spellStart"/>
-      <w:r>
-        <w:t>Zhenhao</w:t>
-      </w:r>
-      <w:proofErr w:type="spellEnd"/>
-      <w:r>
-        <w:t xml:space="preserve">, LU </w:t>
-      </w:r>
-      <w:proofErr w:type="spellStart"/>
-      <w:r>
-        <w:t>Xinming</w:t>
-      </w:r>
-      <w:proofErr w:type="spellEnd"/>
-      <w:r>
-        <w:t>, et al. 3D scene and geological modeling using integrated multi-source spatial data: methodology, challenges, and suggestions[J]. Tunnelling and Underground Space Technology, 2020, 100: 103393. DOI: 10.1016/j.tust.2020.103393.</w:t>
-      </w:r>
-      <w:bookmarkEnd w:id="41"/>
+        <w:t>PAN Dongdong, XU Zhenhao, LU Xinming, et al. 3D scene and geological modeling using integrated multi-source spatial data: methodology, challenges, and suggestions[J]. Tunnelling and Underground Space Technology, 2020, 100: 103393. DOI: 10.1016/j.tust.2020.103393.</w:t>
+      </w:r>
+      <w:bookmarkEnd w:id="45"/>
     </w:p>
     <w:p>
       <w:pPr>
         <w:pStyle w:val="17"/>
       </w:pPr>
-      <w:bookmarkStart w:id="42" w:name="REF_043"/>
+      <w:bookmarkStart w:id="46" w:name="REF_043"/>
       <w:r>
         <w:t>[43]</w:t>
       </w:r>
       <w:r>
         <w:tab/>
-        <w:t xml:space="preserve">AHMED Haitham M., ADEWUYI </w:t>
-      </w:r>
-      <w:proofErr w:type="spellStart"/>
-      <w:r>
-        <w:t>Sefiu</w:t>
-      </w:r>
-      <w:proofErr w:type="spellEnd"/>
-      <w:r>
-        <w:t>, AHMED Hussin M. A. Continuous cash flow modeling for economic evaluation and risk analysis in mine planning using Monte Carlo simulation[J]. Journal of King Abdulaziz University: Engineering Sciences, 2024, 34(2). DOI: 10.4197/eng.34-2.6.</w:t>
-      </w:r>
-      <w:bookmarkEnd w:id="42"/>
+        <w:t>AHMED Haitham M., ADEWUYI Sefiu, AHMED Hussin M. A. Continuous cash flow modeling for economic evaluation and risk analysis in mine planning using Monte Carlo simulation[J]. Journal of King Abdulaziz University: Engineering Sciences, 2024, 34(2). DOI: 10.4197/eng.34-2.6.</w:t>
+      </w:r>
+      <w:bookmarkEnd w:id="46"/>
     </w:p>
     <w:p>
       <w:pPr>
         <w:pStyle w:val="17"/>
       </w:pPr>
-      <w:bookmarkStart w:id="43" w:name="REF_044"/>
+      <w:bookmarkStart w:id="47" w:name="REF_044"/>
       <w:r>
         <w:t>[44]</w:t>
       </w:r>
       <w:r>
         <w:tab/>
-        <w:t xml:space="preserve">LI </w:t>
-      </w:r>
-      <w:proofErr w:type="spellStart"/>
-      <w:r>
-        <w:t>Jiaoqun</w:t>
-      </w:r>
-      <w:proofErr w:type="spellEnd"/>
-      <w:r>
-        <w:t xml:space="preserve">, WU Tong, LU </w:t>
-      </w:r>
-      <w:proofErr w:type="spellStart"/>
-      <w:r>
-        <w:t>Zengxiang</w:t>
-      </w:r>
-      <w:proofErr w:type="spellEnd"/>
-      <w:r>
-        <w:t xml:space="preserve">, et al. Investigation into mining economic evaluation approaches based on the </w:t>
-      </w:r>
-      <w:proofErr w:type="spellStart"/>
-      <w:r>
-        <w:t>Rosenblueth</w:t>
-      </w:r>
-      <w:proofErr w:type="spellEnd"/>
-      <w:r>
-        <w:t xml:space="preserve"> point estimate method[J]. Applied Sciences, 2023, 13(15): 9011. DOI: 10.3390/app13159011.</w:t>
-      </w:r>
-      <w:bookmarkEnd w:id="43"/>
+        <w:t xml:space="preserve">LI Jiaoqun, WU Tong, LU Zengxiang, et al. Investigation into mining economic evaluation approaches based on the Rosenblueth </w:t>
+      </w:r>
+      <w:r>
+        <w:t>point estimate method[J]. Applied Sciences, 2023, 13(15): 9011. DOI: 10.3390/app13159011.</w:t>
+      </w:r>
+      <w:bookmarkEnd w:id="47"/>
     </w:p>
     <w:p>
       <w:pPr>
         <w:pStyle w:val="17"/>
       </w:pPr>
-      <w:bookmarkStart w:id="44" w:name="REF_045"/>
+      <w:bookmarkStart w:id="48" w:name="REF_045"/>
       <w:r>
         <w:t>[45]</w:t>
       </w:r>
@@ -14146,13 +13551,13 @@
         <w:tab/>
         <w:t>DEHGHANI Hesam, ATAEE-POUR Majid, ESFAHANIPOUR Akbar. Evaluation of the mining projects under economic uncertainties using multidimensional binomial tree[J]. Resources Policy, 2014, 39: 124-133. DOI: 10.1016/j.resourpol.2014.01.003.</w:t>
       </w:r>
-      <w:bookmarkEnd w:id="44"/>
+      <w:bookmarkEnd w:id="48"/>
     </w:p>
     <w:p>
       <w:pPr>
         <w:pStyle w:val="17"/>
       </w:pPr>
-      <w:bookmarkStart w:id="45" w:name="REF_046"/>
+      <w:bookmarkStart w:id="49" w:name="REF_046"/>
       <w:r>
         <w:t>[46]</w:t>
       </w:r>
@@ -14184,15 +13589,7 @@
         <w:t xml:space="preserve">. </w:t>
       </w:r>
       <w:r>
-        <w:t>煤矿分布式地下水库</w:t>
-      </w:r>
-      <w:proofErr w:type="gramStart"/>
-      <w:r>
-        <w:t>渗流场</w:t>
-      </w:r>
-      <w:proofErr w:type="gramEnd"/>
-      <w:r>
-        <w:t>分析及优化调度</w:t>
+        <w:t>煤矿分布式地下水库渗流场分析及优化调度</w:t>
       </w:r>
       <w:r>
         <w:t xml:space="preserve">[J]. </w:t>
@@ -14203,13 +13600,13 @@
       <w:r>
         <w:t>, 2019, 44(12): 3693-3699. DOI: 10.13225/j.cnki.jccs.SH19.1167.</w:t>
       </w:r>
-      <w:bookmarkEnd w:id="45"/>
+      <w:bookmarkEnd w:id="49"/>
     </w:p>
     <w:p>
       <w:pPr>
         <w:pStyle w:val="17"/>
       </w:pPr>
-      <w:bookmarkStart w:id="46" w:name="REF_047"/>
+      <w:bookmarkStart w:id="50" w:name="REF_047"/>
       <w:r>
         <w:t>[47]</w:t>
       </w:r>
@@ -14252,13 +13649,13 @@
       <w:r>
         <w:t>, 2019, 44(2): 557-566. DOI: 10.13225/j.cnki.jccs.2018.0417.</w:t>
       </w:r>
-      <w:bookmarkEnd w:id="46"/>
+      <w:bookmarkEnd w:id="50"/>
     </w:p>
     <w:p>
       <w:pPr>
         <w:pStyle w:val="17"/>
       </w:pPr>
-      <w:bookmarkStart w:id="47" w:name="REF_048"/>
+      <w:bookmarkStart w:id="51" w:name="REF_048"/>
       <w:r>
         <w:t>[48]</w:t>
       </w:r>
@@ -14301,13 +13698,13 @@
       <w:r>
         <w:t>, 2017, 42(8): 2116-2124. DOI: 10.13225/j.cnki.jccs.2016.1871.</w:t>
       </w:r>
-      <w:bookmarkEnd w:id="47"/>
+      <w:bookmarkEnd w:id="51"/>
     </w:p>
     <w:p>
       <w:pPr>
         <w:pStyle w:val="17"/>
       </w:pPr>
-      <w:bookmarkStart w:id="48" w:name="REF_049"/>
+      <w:bookmarkStart w:id="52" w:name="REF_049"/>
       <w:r>
         <w:t>[49]</w:t>
       </w:r>
@@ -14344,13 +13741,13 @@
       <w:r>
         <w:t>, 2017, 42(2): 381-387. DOI: 10.13225/j.cnki.jccs.2016.6016.</w:t>
       </w:r>
-      <w:bookmarkEnd w:id="48"/>
+      <w:bookmarkEnd w:id="52"/>
     </w:p>
     <w:p>
       <w:pPr>
         <w:pStyle w:val="17"/>
       </w:pPr>
-      <w:bookmarkStart w:id="49" w:name="REF_050"/>
+      <w:bookmarkStart w:id="53" w:name="REF_050"/>
       <w:r>
         <w:t>[50]</w:t>
       </w:r>
@@ -14393,7 +13790,7 @@
       <w:r>
         <w:t>, 2017, 42(2): 444-451. DOI: 10.13225/j.cnki.jccs.2016.6024.</w:t>
       </w:r>
-      <w:bookmarkEnd w:id="49"/>
+      <w:bookmarkEnd w:id="53"/>
     </w:p>
     <w:p>
       <w:pPr>
@@ -17545,6 +16942,26 @@
       <w:szCs w:val="21"/>
     </w:rPr>
   </w:style>
+  <w:style w:type="table" w:customStyle="1" w:styleId="aff4">
+    <w:name w:val="三线表"/>
+    <w:basedOn w:val="a2"/>
+    <w:uiPriority w:val="99"/>
+    <w:rsid w:val="00BB4385"/>
+    <w:tblPr>
+      <w:tblBorders>
+        <w:top w:val="single" w:sz="12" w:space="0" w:color="auto"/>
+        <w:bottom w:val="single" w:sz="12" w:space="0" w:color="auto"/>
+      </w:tblBorders>
+    </w:tblPr>
+    <w:tblStylePr w:type="firstRow">
+      <w:tblPr/>
+      <w:tcPr>
+        <w:tcBorders>
+          <w:bottom w:val="single" w:sz="4" w:space="0" w:color="auto"/>
+        </w:tcBorders>
+      </w:tcPr>
+    </w:tblStylePr>
+  </w:style>
 </w:styles>
 </file>
 

--- a/煤科投稿/煤科论文5.12.docx
+++ b/煤科投稿/煤科论文5.12.docx
@@ -634,7 +634,7 @@
           <w:noProof/>
         </w:rPr>
         <w:drawing>
-          <wp:inline distT="0" distB="0" distL="0" distR="0" wp14:anchorId="4FAC5F3F" wp14:editId="46FACAEB">
+          <wp:inline distT="0" distB="0" distL="0" distR="0" wp14:anchorId="4FAC5F3F" wp14:editId="45BCB1E1">
             <wp:extent cx="5778000" cy="3113112"/>
             <wp:effectExtent l="0" t="0" r="0" b="0"/>
             <wp:docPr id="1462127567" name="图片 22"/>
@@ -3258,9 +3258,6 @@
     <w:p>
       <w:pPr>
         <w:pStyle w:val="15"/>
-        <w:rPr>
-          <w:rFonts w:hint="eastAsia"/>
-        </w:rPr>
       </w:pPr>
       <w:r>
         <w:t xml:space="preserve">Table </w:t>
@@ -10615,9 +10612,6 @@
     <w:p>
       <w:pPr>
         <w:pStyle w:val="15"/>
-        <w:rPr>
-          <w:rFonts w:hint="eastAsia"/>
-        </w:rPr>
       </w:pPr>
       <w:r>
         <w:t>Table 2 Classification criteria of aquifer disturbance levels</w:t>
@@ -11402,9 +11396,6 @@
     <w:p>
       <w:pPr>
         <w:pStyle w:val="15"/>
-        <w:rPr>
-          <w:rFonts w:hint="eastAsia"/>
-        </w:rPr>
       </w:pPr>
       <w:r>
         <w:t>Table 3 Comparison of evaluation results of different mining district planning schemes</w:t>
@@ -11438,6 +11429,7 @@
             <w:pPr>
               <w:pStyle w:val="100"/>
               <w:ind w:firstLineChars="0" w:firstLine="0"/>
+              <w:jc w:val="center"/>
               <w:rPr>
                 <w:b/>
                 <w:bCs/>
@@ -11461,6 +11453,7 @@
             <w:pPr>
               <w:pStyle w:val="100"/>
               <w:ind w:firstLineChars="0" w:firstLine="0"/>
+              <w:jc w:val="center"/>
               <w:rPr>
                 <w:b/>
                 <w:bCs/>
@@ -11491,6 +11484,7 @@
             <w:pPr>
               <w:pStyle w:val="100"/>
               <w:ind w:firstLineChars="0" w:firstLine="0"/>
+              <w:jc w:val="center"/>
               <w:rPr>
                 <w:b/>
                 <w:bCs/>
@@ -11521,6 +11515,7 @@
             <w:pPr>
               <w:pStyle w:val="100"/>
               <w:ind w:firstLineChars="0" w:firstLine="0"/>
+              <w:jc w:val="center"/>
               <w:rPr>
                 <w:b/>
                 <w:bCs/>
@@ -11544,6 +11539,7 @@
             <w:pPr>
               <w:pStyle w:val="100"/>
               <w:ind w:firstLineChars="0" w:firstLine="0"/>
+              <w:jc w:val="center"/>
               <w:rPr>
                 <w:b/>
                 <w:bCs/>
@@ -11595,6 +11591,7 @@
             <w:pPr>
               <w:pStyle w:val="100"/>
               <w:ind w:firstLineChars="0" w:firstLine="0"/>
+              <w:jc w:val="center"/>
               <w:rPr>
                 <w:b/>
                 <w:bCs/>
@@ -11618,6 +11615,7 @@
             <w:pPr>
               <w:pStyle w:val="100"/>
               <w:ind w:firstLineChars="0" w:firstLine="0"/>
+              <w:jc w:val="center"/>
               <w:rPr>
                 <w:b/>
                 <w:bCs/>
@@ -11643,6 +11641,7 @@
             <w:pPr>
               <w:pStyle w:val="100"/>
               <w:ind w:firstLineChars="0" w:firstLine="0"/>
+              <w:jc w:val="center"/>
             </w:pPr>
             <w:r>
               <w:t>工程效率优先方案</w:t>
@@ -11658,6 +11657,7 @@
             <w:pPr>
               <w:pStyle w:val="100"/>
               <w:ind w:firstLineChars="0" w:firstLine="0"/>
+              <w:jc w:val="center"/>
             </w:pPr>
             <w:r>
               <w:t>89.34</w:t>
@@ -11673,6 +11673,7 @@
             <w:pPr>
               <w:pStyle w:val="100"/>
               <w:ind w:firstLineChars="0" w:firstLine="0"/>
+              <w:jc w:val="center"/>
             </w:pPr>
             <w:r>
               <w:t>—</w:t>
@@ -11688,6 +11689,7 @@
             <w:pPr>
               <w:pStyle w:val="100"/>
               <w:ind w:firstLineChars="0" w:firstLine="0"/>
+              <w:jc w:val="center"/>
             </w:pPr>
             <w:r>
               <w:t>—</w:t>
@@ -11703,6 +11705,7 @@
             <w:pPr>
               <w:pStyle w:val="100"/>
               <w:ind w:firstLineChars="0" w:firstLine="0"/>
+              <w:jc w:val="center"/>
             </w:pPr>
             <w:r>
               <w:t>—</w:t>
@@ -11718,6 +11721,7 @@
             <w:pPr>
               <w:pStyle w:val="100"/>
               <w:ind w:firstLineChars="0" w:firstLine="0"/>
+              <w:jc w:val="center"/>
             </w:pPr>
             <w:r>
               <w:t>—</w:t>
@@ -11733,6 +11737,7 @@
             <w:pPr>
               <w:pStyle w:val="100"/>
               <w:ind w:firstLineChars="0" w:firstLine="0"/>
+              <w:jc w:val="center"/>
             </w:pPr>
             <w:r>
               <w:t>工程组织较优，综合表现居中</w:t>
@@ -11750,6 +11755,7 @@
             <w:pPr>
               <w:pStyle w:val="100"/>
               <w:ind w:firstLineChars="0" w:firstLine="0"/>
+              <w:jc w:val="center"/>
             </w:pPr>
             <w:r>
               <w:t>资源回收优先方案</w:t>
@@ -11765,6 +11771,7 @@
             <w:pPr>
               <w:pStyle w:val="100"/>
               <w:ind w:firstLineChars="0" w:firstLine="0"/>
+              <w:jc w:val="center"/>
             </w:pPr>
             <w:r>
               <w:t>98.52</w:t>
@@ -11780,6 +11787,7 @@
             <w:pPr>
               <w:pStyle w:val="100"/>
               <w:ind w:firstLineChars="0" w:firstLine="0"/>
+              <w:jc w:val="center"/>
             </w:pPr>
             <w:r>
               <w:t>—</w:t>
@@ -11795,6 +11803,7 @@
             <w:pPr>
               <w:pStyle w:val="100"/>
               <w:ind w:firstLineChars="0" w:firstLine="0"/>
+              <w:jc w:val="center"/>
             </w:pPr>
             <w:r>
               <w:t>—</w:t>
@@ -11810,6 +11819,7 @@
             <w:pPr>
               <w:pStyle w:val="100"/>
               <w:ind w:firstLineChars="0" w:firstLine="0"/>
+              <w:jc w:val="center"/>
             </w:pPr>
             <w:r>
               <w:t>—</w:t>
@@ -11825,6 +11835,7 @@
             <w:pPr>
               <w:pStyle w:val="100"/>
               <w:ind w:firstLineChars="0" w:firstLine="0"/>
+              <w:jc w:val="center"/>
             </w:pPr>
             <w:r>
               <w:t>—</w:t>
@@ -11840,6 +11851,7 @@
             <w:pPr>
               <w:pStyle w:val="100"/>
               <w:ind w:firstLineChars="0" w:firstLine="0"/>
+              <w:jc w:val="center"/>
             </w:pPr>
             <w:r>
               <w:t>覆盖率最高，但扰动水平相对较高</w:t>
@@ -11857,6 +11869,7 @@
             <w:pPr>
               <w:pStyle w:val="100"/>
               <w:ind w:firstLineChars="0" w:firstLine="0"/>
+              <w:jc w:val="center"/>
             </w:pPr>
             <w:r>
               <w:t>低扰动优先方案</w:t>
@@ -11872,6 +11885,7 @@
             <w:pPr>
               <w:pStyle w:val="100"/>
               <w:ind w:firstLineChars="0" w:firstLine="0"/>
+              <w:jc w:val="center"/>
             </w:pPr>
             <w:r>
               <w:t>80.67</w:t>
@@ -11887,6 +11901,7 @@
             <w:pPr>
               <w:pStyle w:val="100"/>
               <w:ind w:firstLineChars="0" w:firstLine="0"/>
+              <w:jc w:val="center"/>
             </w:pPr>
             <w:r>
               <w:t>0.4416</w:t>
@@ -11902,6 +11917,7 @@
             <w:pPr>
               <w:pStyle w:val="100"/>
               <w:ind w:firstLineChars="0" w:firstLine="0"/>
+              <w:jc w:val="center"/>
             </w:pPr>
             <w:r>
               <w:t>0.6353</w:t>
@@ -11917,6 +11933,7 @@
             <w:pPr>
               <w:pStyle w:val="100"/>
               <w:ind w:firstLineChars="0" w:firstLine="0"/>
+              <w:jc w:val="center"/>
             </w:pPr>
             <w:r>
               <w:t>—</w:t>
@@ -11932,6 +11949,7 @@
             <w:pPr>
               <w:pStyle w:val="100"/>
               <w:ind w:firstLineChars="0" w:firstLine="0"/>
+              <w:jc w:val="center"/>
             </w:pPr>
             <w:r>
               <w:t>—</w:t>
@@ -11947,6 +11965,7 @@
             <w:pPr>
               <w:pStyle w:val="100"/>
               <w:ind w:firstLineChars="0" w:firstLine="0"/>
+              <w:jc w:val="center"/>
             </w:pPr>
             <w:r>
               <w:t>扰动控制效果较好，但资源覆盖率较低</w:t>
@@ -11964,6 +11983,7 @@
             <w:pPr>
               <w:pStyle w:val="100"/>
               <w:ind w:firstLineChars="0" w:firstLine="0"/>
+              <w:jc w:val="center"/>
             </w:pPr>
             <w:r>
               <w:t>综合权重调节方案</w:t>
@@ -11979,6 +11999,7 @@
             <w:pPr>
               <w:pStyle w:val="100"/>
               <w:ind w:firstLineChars="0" w:firstLine="0"/>
+              <w:jc w:val="center"/>
             </w:pPr>
             <w:r>
               <w:t>—</w:t>
@@ -11994,6 +12015,7 @@
             <w:pPr>
               <w:pStyle w:val="100"/>
               <w:ind w:firstLineChars="0" w:firstLine="0"/>
+              <w:jc w:val="center"/>
             </w:pPr>
             <w:r>
               <w:t>—</w:t>
@@ -12009,6 +12031,7 @@
             <w:pPr>
               <w:pStyle w:val="100"/>
               <w:ind w:firstLineChars="0" w:firstLine="0"/>
+              <w:jc w:val="center"/>
             </w:pPr>
             <w:r>
               <w:t>—</w:t>
@@ -12024,6 +12047,7 @@
             <w:pPr>
               <w:pStyle w:val="100"/>
               <w:ind w:firstLineChars="0" w:firstLine="0"/>
+              <w:jc w:val="center"/>
             </w:pPr>
             <w:r>
               <w:t>—</w:t>
@@ -12039,6 +12063,7 @@
             <w:pPr>
               <w:pStyle w:val="100"/>
               <w:ind w:firstLineChars="0" w:firstLine="0"/>
+              <w:jc w:val="center"/>
             </w:pPr>
             <w:r>
               <w:t>—</w:t>
@@ -12054,6 +12079,7 @@
             <w:pPr>
               <w:pStyle w:val="100"/>
               <w:ind w:firstLineChars="0" w:firstLine="0"/>
+              <w:jc w:val="center"/>
             </w:pPr>
             <w:r>
               <w:t>在资源覆盖与扰动控制之间折中</w:t>
@@ -15793,6 +15819,7 @@
   <w:style w:type="character" w:default="1" w:styleId="a1">
     <w:name w:val="Default Paragraph Font"/>
     <w:uiPriority w:val="1"/>
+    <w:semiHidden/>
     <w:unhideWhenUsed/>
   </w:style>
   <w:style w:type="table" w:default="1" w:styleId="a2">
